--- a/downloads/teacher/ai-4-week-10.docx
+++ b/downloads/teacher/ai-4-week-10.docx
@@ -2836,6 +2836,396 @@
         <w:t>For your Responsible Plant Classifier, save the input, procedure, observed result and limitation of this check. Label this worked example as practice; use a different, previously unreviewed case when checking independent understanding.</w:t>
       </w:r>
     </w:p>
+    <w:p>
+      <w:pPr>
+        <w:pStyle w:val="Heading1"/>
+      </w:pPr>
+      <w:r>
+        <w:t>07. Prepare, teach and assess</w:t>
+      </w:r>
+    </w:p>
+    <w:p>
+      <w:r>
+        <w:t>Teaching target: Fit a majority label baseline using training labels only</w:t>
+      </w:r>
+    </w:p>
+    <w:p>
+      <w:r>
+        <w:t>Prepare the labelled worked-case picture, the matching workbook, fictional input cards and a place for individual responses. Check a local Python 3 environment before class; have a paper-trace version ready.</w:t>
+      </w:r>
+    </w:p>
+    <w:tbl>
+      <w:tblPr>
+        <w:tblStyle w:val="LightShading-Accent1"/>
+        <w:tblW w:type="auto" w:w="0"/>
+        <w:tblLook w:firstColumn="1" w:firstRow="1" w:lastColumn="0" w:lastRow="0" w:noHBand="0" w:noVBand="1" w:val="04A0"/>
+      </w:tblPr>
+      <w:tblGrid>
+        <w:gridCol w:w="3408"/>
+        <w:gridCol w:w="3408"/>
+        <w:gridCol w:w="3408"/>
+      </w:tblGrid>
+      <w:tr>
+        <w:trPr>
+          <w:tblHeader/>
+        </w:trPr>
+        <w:tc>
+          <w:tcPr>
+            <w:tcW w:type="dxa" w:w="3408"/>
+          </w:tcPr>
+          <w:p>
+            <w:r>
+              <w:t>Session</w:t>
+            </w:r>
+          </w:p>
+        </w:tc>
+        <w:tc>
+          <w:tcPr>
+            <w:tcW w:type="dxa" w:w="3408"/>
+          </w:tcPr>
+          <w:p>
+            <w:r>
+              <w:t>Plan</w:t>
+            </w:r>
+          </w:p>
+        </w:tc>
+        <w:tc>
+          <w:tcPr>
+            <w:tcW w:type="dxa" w:w="3408"/>
+          </w:tcPr>
+          <w:p>
+            <w:r>
+              <w:t>Resources</w:t>
+            </w:r>
+          </w:p>
+        </w:tc>
+      </w:tr>
+      <w:tr>
+        <w:tc>
+          <w:tcPr>
+            <w:tcW w:type="dxa" w:w="3408"/>
+          </w:tcPr>
+          <w:p>
+            <w:r>
+              <w:t>Session 1 · Understand · 45 min</w:t>
+            </w:r>
+          </w:p>
+        </w:tc>
+        <w:tc>
+          <w:tcPr>
+            <w:tcW w:type="dxa" w:w="3408"/>
+          </w:tcPr>
+          <w:p>
+            <w:r>
+              <w:t>0–7: recall and prerequisite; 7–15: inspect the concrete case and predict; 15–30: teacher models the worked trace; 30–40: learners explain a step using the text and visual; 40–45: check the core idea.</w:t>
+            </w:r>
+          </w:p>
+        </w:tc>
+        <w:tc>
+          <w:tcPr>
+            <w:tcW w:type="dxa" w:w="3408"/>
+          </w:tcPr>
+          <w:p>
+            <w:r>
+              <w:t>Sections 1–6; record the brief recall in the workbook.</w:t>
+            </w:r>
+          </w:p>
+        </w:tc>
+      </w:tr>
+      <w:tr>
+        <w:tc>
+          <w:tcPr>
+            <w:tcW w:type="dxa" w:w="3408"/>
+          </w:tcPr>
+          <w:p>
+            <w:r>
+              <w:t>Session 2 · Practise · 45 min</w:t>
+            </w:r>
+          </w:p>
+        </w:tc>
+        <w:tc>
+          <w:tcPr>
+            <w:tcW w:type="dxa" w:w="3408"/>
+          </w:tcPr>
+          <w:p>
+            <w:r>
+              <w:t>0–5: retrieve the procedure; 5–15: W2 completion practice; 15–23: explain and check with a partner; 23–30: each learner answers the misconception check; 30–40: targeted reteaching or a harder variation; 40–45: prepare the investigation.</w:t>
+            </w:r>
+          </w:p>
+        </w:tc>
+        <w:tc>
+          <w:tcPr>
+            <w:tcW w:type="dxa" w:w="3408"/>
+          </w:tcPr>
+          <w:p>
+            <w:r>
+              <w:t>Sections 7–10; use the matching workbook W2 and misconception check.</w:t>
+            </w:r>
+          </w:p>
+        </w:tc>
+      </w:tr>
+      <w:tr>
+        <w:tc>
+          <w:tcPr>
+            <w:tcW w:type="dxa" w:w="3408"/>
+          </w:tcPr>
+          <w:p>
+            <w:r>
+              <w:t>Session 3 · Investigate and transfer · 45 min</w:t>
+            </w:r>
+          </w:p>
+        </w:tc>
+        <w:tc>
+          <w:tcPr>
+            <w:tcW w:type="dxa" w:w="3408"/>
+          </w:tcPr>
+          <w:p>
+            <w:r>
+              <w:t>0–5: retrieve the decision rule; 5–20: investigate or trace; 20–30: start the independent case; 30–38: connect the project; 38–43: act on feedback; 43–45: plan the return check.</w:t>
+            </w:r>
+          </w:p>
+        </w:tc>
+        <w:tc>
+          <w:tcPr>
+            <w:tcW w:type="dxa" w:w="3408"/>
+          </w:tcPr>
+          <w:p>
+            <w:r>
+              <w:t>Sections 9 and 11–14. Give extra time to finish the full task set; use Section 15 when the week includes a coding lab.</w:t>
+            </w:r>
+          </w:p>
+        </w:tc>
+      </w:tr>
+    </w:tbl>
+    <w:p>
+      <w:r>
+        <w:t>Before class, solve the supported practice: List the four baseline predictions and mark which validation rows are correct. Give correct/total and accuracy. Explain why 4/6 is not the answer.</w:t>
+      </w:r>
+    </w:p>
+    <w:p>
+      <w:r>
+        <w:t>Reasoned practice answer: Predictions are clear, clear, clear, clear. Rows 2 and 4 match, giving 2/4 or 50 percent. The fraction 4/6 describes clear labels in training, not correct predictions on the four validation rows.</w:t>
+      </w:r>
+    </w:p>
+    <w:p>
+      <w:r>
+        <w:t>Check every learner before discussion: Use the worked case for A baseline before a model. Proposed explanation: “A simple baseline does not need training data”. Decide whether this explanation is supported. Point to the step or supplied fact that decides; explain your repair if needed.</w:t>
+      </w:r>
+    </w:p>
+    <w:p>
+      <w:r>
+        <w:t>Misconception repair: This method learns its constant from training label counts, although it ignores input features.</w:t>
+      </w:r>
+    </w:p>
+    <w:p>
+      <w:r>
+        <w:t>Support: read the exact case aloud, enlarge the labelled picture, supply input cards and model only the first deciding step. Accept a spoken explanation or drawing; retain the reasoning goal.</w:t>
+      </w:r>
+    </w:p>
+    <w:p>
+      <w:r>
+        <w:t>Extension: Change the third candidate prediction from spotted to healthy. Require a prediction and a reason before comparing. Expected result: Candidate becomes correct on all 4 validation cases. Reason: Only the previously wrong third decision changes; baseline stays fixed at 2/4.</w:t>
+      </w:r>
+    </w:p>
+    <w:p>
+      <w:r>
+        <w:t>Independent assessment: withhold the reserved answer until the learner has attempted the new case. Record support separately from correctness.</w:t>
+      </w:r>
+    </w:p>
+    <w:tbl>
+      <w:tblPr>
+        <w:tblStyle w:val="LightShading-Accent1"/>
+        <w:tblW w:type="auto" w:w="0"/>
+        <w:tblLook w:firstColumn="1" w:firstRow="1" w:lastColumn="0" w:lastRow="0" w:noHBand="0" w:noVBand="1" w:val="04A0"/>
+      </w:tblPr>
+      <w:tblGrid>
+        <w:gridCol w:w="2556"/>
+        <w:gridCol w:w="2556"/>
+        <w:gridCol w:w="2556"/>
+        <w:gridCol w:w="2556"/>
+      </w:tblGrid>
+      <w:tr>
+        <w:trPr>
+          <w:tblHeader/>
+        </w:trPr>
+        <w:tc>
+          <w:tcPr>
+            <w:tcW w:type="dxa" w:w="2556"/>
+          </w:tcPr>
+          <w:p>
+            <w:r>
+              <w:t>Criterion</w:t>
+            </w:r>
+          </w:p>
+        </w:tc>
+        <w:tc>
+          <w:tcPr>
+            <w:tcW w:type="dxa" w:w="2556"/>
+          </w:tcPr>
+          <w:p>
+            <w:r>
+              <w:t>Not yet</w:t>
+            </w:r>
+          </w:p>
+        </w:tc>
+        <w:tc>
+          <w:tcPr>
+            <w:tcW w:type="dxa" w:w="2556"/>
+          </w:tcPr>
+          <w:p>
+            <w:r>
+              <w:t>With support</w:t>
+            </w:r>
+          </w:p>
+        </w:tc>
+        <w:tc>
+          <w:tcPr>
+            <w:tcW w:type="dxa" w:w="2556"/>
+          </w:tcPr>
+          <w:p>
+            <w:r>
+              <w:t>Independent</w:t>
+            </w:r>
+          </w:p>
+        </w:tc>
+      </w:tr>
+      <w:tr>
+        <w:tc>
+          <w:tcPr>
+            <w:tcW w:type="dxa" w:w="2556"/>
+          </w:tcPr>
+          <w:p>
+            <w:r>
+              <w:t>Explanation</w:t>
+            </w:r>
+          </w:p>
+        </w:tc>
+        <w:tc>
+          <w:tcPr>
+            <w:tcW w:type="dxa" w:w="2556"/>
+          </w:tcPr>
+          <w:p>
+            <w:r>
+              <w:t>Names an answer without a deciding fact</w:t>
+            </w:r>
+          </w:p>
+        </w:tc>
+        <w:tc>
+          <w:tcPr>
+            <w:tcW w:type="dxa" w:w="2556"/>
+          </w:tcPr>
+          <w:p>
+            <w:r>
+              <w:t>Uses a hint to link fact and decision</w:t>
+            </w:r>
+          </w:p>
+        </w:tc>
+        <w:tc>
+          <w:tcPr>
+            <w:tcW w:type="dxa" w:w="2556"/>
+          </w:tcPr>
+          <w:p>
+            <w:r>
+              <w:t>Explains the deciding fact in own words</w:t>
+            </w:r>
+          </w:p>
+        </w:tc>
+      </w:tr>
+      <w:tr>
+        <w:tc>
+          <w:tcPr>
+            <w:tcW w:type="dxa" w:w="2556"/>
+          </w:tcPr>
+          <w:p>
+            <w:r>
+              <w:t>Trace or test</w:t>
+            </w:r>
+          </w:p>
+        </w:tc>
+        <w:tc>
+          <w:tcPr>
+            <w:tcW w:type="dxa" w:w="2556"/>
+          </w:tcPr>
+          <w:p>
+            <w:r>
+              <w:t>Cannot connect input and result</w:t>
+            </w:r>
+          </w:p>
+        </w:tc>
+        <w:tc>
+          <w:tcPr>
+            <w:tcW w:type="dxa" w:w="2556"/>
+          </w:tcPr>
+          <w:p>
+            <w:r>
+              <w:t>Completes steps with prompts</w:t>
+            </w:r>
+          </w:p>
+        </w:tc>
+        <w:tc>
+          <w:tcPr>
+            <w:tcW w:type="dxa" w:w="2556"/>
+          </w:tcPr>
+          <w:p>
+            <w:r>
+              <w:t>Traces or tests a changed case accurately</w:t>
+            </w:r>
+          </w:p>
+        </w:tc>
+      </w:tr>
+      <w:tr>
+        <w:tc>
+          <w:tcPr>
+            <w:tcW w:type="dxa" w:w="2556"/>
+          </w:tcPr>
+          <w:p>
+            <w:r>
+              <w:t>Limits and revision</w:t>
+            </w:r>
+          </w:p>
+        </w:tc>
+        <w:tc>
+          <w:tcPr>
+            <w:tcW w:type="dxa" w:w="2556"/>
+          </w:tcPr>
+          <w:p>
+            <w:r>
+              <w:t>Claims more than evidence supports</w:t>
+            </w:r>
+          </w:p>
+        </w:tc>
+        <w:tc>
+          <w:tcPr>
+            <w:tcW w:type="dxa" w:w="2556"/>
+          </w:tcPr>
+          <w:p>
+            <w:r>
+              <w:t>Names a limit after a prompt</w:t>
+            </w:r>
+          </w:p>
+        </w:tc>
+        <w:tc>
+          <w:tcPr>
+            <w:tcW w:type="dxa" w:w="2556"/>
+          </w:tcPr>
+          <w:p>
+            <w:r>
+              <w:t>States a defensible limit and useful next test</w:t>
+            </w:r>
+          </w:p>
+        </w:tc>
+      </w:tr>
+    </w:tbl>
+    <w:p>
+      <w:r>
+        <w:t>Project checkpoint: Make a transparent first version. Keep a trace of how one input becomes an output; explain the rule or learned component.</w:t>
+      </w:r>
+    </w:p>
+    <w:p>
+      <w:r>
+        <w:t>Use the weekly teacher answer for topic-specific reasoning. A saved progress tick is an activity record; judge mastery from the learner’s explanation and evidence.</w:t>
+      </w:r>
+    </w:p>
     <w:sectPr>
       <w:pgSz w:w="12240" w:h="15840"/>
       <w:pgMar w:top="936" w:right="1008" w:bottom="936" w:left="1008" w:header="720" w:footer="720" w:gutter="0"/>

--- a/downloads/teacher/ai-4-week-10.docx
+++ b/downloads/teacher/ai-4-week-10.docx
@@ -3226,6 +3226,39 @@
         <w:t>Use the weekly teacher answer for topic-specific reasoning. A saved progress tick is an activity record; judge mastery from the learner’s explanation and evidence.</w:t>
       </w:r>
     </w:p>
+    <w:p>
+      <w:pPr>
+        <w:pStyle w:val="Heading1"/>
+      </w:pPr>
+      <w:r>
+        <w:t>08. Use feedback, labs and repair paths</w:t>
+      </w:r>
+    </w:p>
+    <w:p>
+      <w:r>
+        <w:t>Use the two formative questions as supported practice, not as independent mastery scores. Discuss the deciding evidence rather than accepting a guessed selection.</w:t>
+      </w:r>
+    </w:p>
+    <w:p>
+      <w:r>
+        <w:t>The feedback comes from the reviewed public worked case. Do not reveal the separately reserved independent teacher answer until the learner has attempted that case.</w:t>
+      </w:r>
+    </w:p>
+    <w:p>
+      <w:r>
+        <w:t>Ask students to predict before running code. Preserve errors and actual outputs; collect a changed test and an explanation. The branch-boundary and indexing lessons deliberately include failure cases.</w:t>
+      </w:r>
+    </w:p>
+    <w:p>
+      <w:r>
+        <w:t>Use the earlier worked-explanation links to address a specific missing building block, then return to the current question. Adapt this suggestion after observing the learner; it is not an automatic diagnosis.</w:t>
+      </w:r>
+    </w:p>
+    <w:p>
+      <w:r>
+        <w:t>Collect the completed-work portfolio as evidence. Record support separately from correctness, and assess explanation, trace/test and limitations. Progress ticks and quiz selections alone do not establish mastery.</w:t>
+      </w:r>
+    </w:p>
     <w:sectPr>
       <w:pgSz w:w="12240" w:h="15840"/>
       <w:pgMar w:top="936" w:right="1008" w:bottom="936" w:left="1008" w:header="720" w:footer="720" w:gutter="0"/>

--- a/downloads/teacher/ai-4-week-10.docx
+++ b/downloads/teacher/ai-4-week-10.docx
@@ -29,6 +29,11 @@
       </w:r>
     </w:p>
     <w:p>
+      <w:r>
+        <w:t>Prepare Baselines First: check the target, prerequisites, resources and adaptable teaching schedule.</w:t>
+      </w:r>
+    </w:p>
+    <w:p>
       <w:pPr>
         <w:pStyle w:val="Heading3"/>
       </w:pPr>
@@ -37,8 +42,50 @@
       </w:r>
     </w:p>
     <w:p>
-      <w:r>
-        <w:t>Primary target: Fit a majority label baseline using training labels only</w:t>
+      <w:pPr>
+        <w:spacing w:line="336" w:lineRule="auto" w:after="180"/>
+      </w:pPr>
+      <w:r>
+        <w:rPr>
+          <w:b w:val="0"/>
+        </w:rPr>
+        <w:t xml:space="preserve">Primary target: Fit a </w:t>
+      </w:r>
+      <w:r>
+        <w:rPr>
+          <w:b/>
+        </w:rPr>
+        <w:t>majority label</w:t>
+      </w:r>
+      <w:r>
+        <w:rPr>
+          <w:b w:val="0"/>
+        </w:rPr>
+        <w:t xml:space="preserve"> </w:t>
+      </w:r>
+      <w:r>
+        <w:rPr>
+          <w:b/>
+        </w:rPr>
+        <w:t>baseline</w:t>
+      </w:r>
+      <w:r>
+        <w:rPr>
+          <w:b w:val="0"/>
+        </w:rPr>
+        <w:t xml:space="preserve"> using </w:t>
+      </w:r>
+      <w:r>
+        <w:rPr>
+          <w:b/>
+        </w:rPr>
+        <w:t>training</w:t>
+      </w:r>
+      <w:r>
+        <w:rPr>
+          <w:b w:val="0"/>
+        </w:rPr>
+        <w:t xml:space="preserve"> labels only</w:t>
       </w:r>
     </w:p>
     <w:tbl>
@@ -185,8 +232,37 @@
       </w:tr>
     </w:tbl>
     <w:p>
-      <w:r>
-        <w:t>This is a starting allocation of 135 minutes, not a validated duration. Preserve all named topics. Schedule extra time for connected examples, the full investigation, independent cases and project building. Repeated copies of a case share one recorded attempt; they are not new evidence.</w:t>
+      <w:pPr>
+        <w:spacing w:line="336" w:lineRule="auto" w:after="180"/>
+      </w:pPr>
+      <w:r>
+        <w:rPr>
+          <w:b w:val="0"/>
+        </w:rPr>
+        <w:t>This is a starting allocation of 135 minutes, not a validated duration. Preserve all named topics. Schedule extra time for connected examples, the full investigation, independent cases and project building.</w:t>
+      </w:r>
+    </w:p>
+    <w:p>
+      <w:pPr>
+        <w:spacing w:line="336" w:lineRule="auto" w:after="180"/>
+      </w:pPr>
+      <w:r>
+        <w:rPr>
+          <w:b w:val="0"/>
+        </w:rPr>
+        <w:t xml:space="preserve">Repeated copies of a case share one recorded attempt; they are not new </w:t>
+      </w:r>
+      <w:r>
+        <w:rPr>
+          <w:b/>
+        </w:rPr>
+        <w:t>evidence</w:t>
+      </w:r>
+      <w:r>
+        <w:rPr>
+          <w:b w:val="0"/>
+        </w:rPr>
+        <w:t>.</w:t>
       </w:r>
     </w:p>
     <w:p>
@@ -206,18 +282,47 @@
       </w:r>
     </w:p>
     <w:p>
-      <w:r>
+      <w:pPr>
+        <w:spacing w:line="336" w:lineRule="auto" w:after="180"/>
+      </w:pPr>
+      <w:r>
+        <w:rPr>
+          <w:b w:val="0"/>
+        </w:rPr>
         <w:t>Without opening the old lesson, explain one key idea from Dataset Cards. Give an example and a mistake that the idea helps you avoid.</w:t>
       </w:r>
     </w:p>
     <w:p>
-      <w:r>
+      <w:pPr>
+        <w:spacing w:line="336" w:lineRule="auto" w:after="180"/>
+      </w:pPr>
+      <w:r>
+        <w:rPr>
+          <w:b w:val="0"/>
+        </w:rPr>
         <w:t>Look for: Inspect row meaning missing values and repeated records</w:t>
       </w:r>
     </w:p>
     <w:p>
-      <w:r>
-        <w:t>Reference example, not the only acceptable wording: One row is intended to represent one indoor practice trip. The source is a teacher-authored fictional export for this lesson, duration uses minutes, and None means unknown rather than zero.</w:t>
+      <w:pPr>
+        <w:spacing w:line="336" w:lineRule="auto" w:after="180"/>
+      </w:pPr>
+      <w:r>
+        <w:rPr>
+          <w:b w:val="0"/>
+        </w:rPr>
+        <w:t>Reference example, not the only acceptable wording: One row is intended to represent one indoor practice trip.</w:t>
+      </w:r>
+    </w:p>
+    <w:p>
+      <w:pPr>
+        <w:spacing w:line="336" w:lineRule="auto" w:after="180"/>
+      </w:pPr>
+      <w:r>
+        <w:rPr>
+          <w:b w:val="0"/>
+        </w:rPr>
+        <w:t>The source is a teacher-authored fictional export for this lesson, duration uses minutes, and None means unknown rather than zero.</w:t>
       </w:r>
     </w:p>
     <w:p>
@@ -229,18 +334,47 @@
       </w:r>
     </w:p>
     <w:p>
-      <w:r>
+      <w:pPr>
+        <w:spacing w:line="336" w:lineRule="auto" w:after="180"/>
+      </w:pPr>
+      <w:r>
+        <w:rPr>
+          <w:b w:val="0"/>
+        </w:rPr>
         <w:t>Without opening the old lesson, explain one key idea from Sampling and Intended Use. Give an example and a mistake that the idea helps you avoid.</w:t>
       </w:r>
     </w:p>
     <w:p>
-      <w:r>
+      <w:pPr>
+        <w:spacing w:line="336" w:lineRule="auto" w:after="180"/>
+      </w:pPr>
+      <w:r>
+        <w:rPr>
+          <w:b w:val="0"/>
+        </w:rPr>
         <w:t>Look for: Inspect row meaning missing values and repeated records</w:t>
       </w:r>
     </w:p>
     <w:p>
-      <w:r>
-        <w:t>Reference example, not the only acceptable wording: One row is intended to represent one indoor practice trip. The source is a teacher-authored fictional export for this lesson, duration uses minutes, and None means unknown rather than zero.</w:t>
+      <w:pPr>
+        <w:spacing w:line="336" w:lineRule="auto" w:after="180"/>
+      </w:pPr>
+      <w:r>
+        <w:rPr>
+          <w:b w:val="0"/>
+        </w:rPr>
+        <w:t>Reference example, not the only acceptable wording: One row is intended to represent one indoor practice trip.</w:t>
+      </w:r>
+    </w:p>
+    <w:p>
+      <w:pPr>
+        <w:spacing w:line="336" w:lineRule="auto" w:after="180"/>
+      </w:pPr>
+      <w:r>
+        <w:rPr>
+          <w:b w:val="0"/>
+        </w:rPr>
+        <w:t>The source is a teacher-authored fictional export for this lesson, duration uses minutes, and None means unknown rather than zero.</w:t>
       </w:r>
     </w:p>
     <w:p>
@@ -252,22 +386,46 @@
       </w:r>
     </w:p>
     <w:p>
-      <w:r>
+      <w:pPr>
+        <w:spacing w:line="336" w:lineRule="auto" w:after="180"/>
+      </w:pPr>
+      <w:r>
+        <w:rPr>
+          <w:b w:val="0"/>
+        </w:rPr>
         <w:t>Without opening the old lesson, explain one key idea from Python and Table Readiness. Give an example and a mistake that the idea helps you avoid.</w:t>
       </w:r>
     </w:p>
     <w:p>
-      <w:r>
+      <w:pPr>
+        <w:spacing w:line="336" w:lineRule="auto" w:after="180"/>
+      </w:pPr>
+      <w:r>
+        <w:rPr>
+          <w:b w:val="0"/>
+        </w:rPr>
         <w:t>Look for: Specify a table schema</w:t>
       </w:r>
     </w:p>
     <w:p>
-      <w:r>
+      <w:pPr>
+        <w:spacing w:line="336" w:lineRule="auto" w:after="180"/>
+      </w:pPr>
+      <w:r>
+        <w:rPr>
+          <w:b w:val="0"/>
+        </w:rPr>
         <w:t>Reference example, not the only acceptable wording: activity: nonempty text; minutes: integer from 0 to 60 inclusive.</w:t>
       </w:r>
     </w:p>
     <w:p>
-      <w:r>
+      <w:pPr>
+        <w:spacing w:line="336" w:lineRule="auto" w:after="180"/>
+      </w:pPr>
+      <w:r>
+        <w:rPr>
+          <w:b w:val="0"/>
+        </w:rPr>
         <w:t>Use the student module and workbook section with this exact week title. The worked case, independent question and answers below form one aligned lesson sequence.</w:t>
       </w:r>
     </w:p>
@@ -280,8 +438,39 @@
       </w:r>
     </w:p>
     <w:p>
-      <w:r>
-        <w:t>A dataset contains 27 healthy and 3 spotted leaves. An always-healthy baseline gets what accuracy and spotted recall? What must a new model improve upon?</w:t>
+      <w:pPr>
+        <w:spacing w:line="336" w:lineRule="auto" w:after="180"/>
+        <w:shd w:fill="F5F1FB"/>
+      </w:pPr>
+      <w:r>
+        <w:rPr>
+          <w:b w:val="0"/>
+        </w:rPr>
+        <w:t xml:space="preserve">A dataset contains 27 healthy and 3 spotted leaves. An always-healthy </w:t>
+      </w:r>
+      <w:r>
+        <w:rPr>
+          <w:b/>
+        </w:rPr>
+        <w:t>baseline</w:t>
+      </w:r>
+      <w:r>
+        <w:rPr>
+          <w:b w:val="0"/>
+        </w:rPr>
+        <w:t xml:space="preserve"> gets what </w:t>
+      </w:r>
+      <w:r>
+        <w:rPr>
+          <w:b/>
+        </w:rPr>
+        <w:t>accuracy</w:t>
+      </w:r>
+      <w:r>
+        <w:rPr>
+          <w:b w:val="0"/>
+        </w:rPr>
+        <w:t xml:space="preserve"> and spotted recall? What must a new model improve upon?</w:t>
       </w:r>
     </w:p>
     <w:p>
@@ -293,7 +482,13 @@
       </w:r>
     </w:p>
     <w:p>
-      <w:r>
+      <w:pPr>
+        <w:spacing w:line="336" w:lineRule="auto" w:after="180"/>
+      </w:pPr>
+      <w:r>
+        <w:rPr>
+          <w:b w:val="0"/>
+        </w:rPr>
         <w:t>A model must be compared with a simple transparent strategy on the same untouched examples.</w:t>
       </w:r>
     </w:p>
@@ -430,12 +625,38 @@
       </w:r>
     </w:p>
     <w:p>
-      <w:r>
+      <w:pPr>
+        <w:spacing w:line="336" w:lineRule="auto" w:after="180"/>
+      </w:pPr>
+      <w:r>
+        <w:rPr>
+          <w:b w:val="0"/>
+        </w:rPr>
         <w:t>Use the supplied scenario, student illustrations and blank paper. For numeric work, offer counters or a calculator after learners show the setup. Fictional records are supplied; personal data and paid accounts are unnecessary.</w:t>
       </w:r>
     </w:p>
     <w:p>
-      <w:r>
+      <w:pPr>
+        <w:pStyle w:val="Heading3"/>
+      </w:pPr>
+      <w:r>
+        <w:t>Alternative compact allocation</w:t>
+      </w:r>
+    </w:p>
+    <w:p>
+      <w:r>
+        <w:t>This compact option is not the full-week schedule. Use the main teaching cycle and allow extra sessions for the investigation, independent work and project.</w:t>
+      </w:r>
+    </w:p>
+    <w:p>
+      <w:pPr>
+        <w:spacing w:line="336" w:lineRule="auto" w:after="180"/>
+        <w:shd w:fill="F1F6F8"/>
+      </w:pPr>
+      <w:r>
+        <w:rPr>
+          <w:b w:val="0"/>
+        </w:rPr>
         <w:t>Allow 80 minutes: recall 8; explanation 12; worked demonstration 15; guided practice 20; independent assessment 15; project and reflection 10. Extend the lab into a second session when needed.</w:t>
       </w:r>
     </w:p>
@@ -448,8 +669,85 @@
       </w:r>
     </w:p>
     <w:p>
-      <w:r>
-        <w:t>Teach two 45-minute sessions. Fit a binary majority-label baseline from training labels and freeze its prediction before scoring. The invented set uses one frame per distinct trip; it is separate from Week 6 data. Supplied candidate predictions are comparison examples, not an implemented fitted model. Treat this as a first benchmark and evidence lesson, not a readiness test.</w:t>
+      <w:pPr>
+        <w:spacing w:line="336" w:lineRule="auto" w:after="180"/>
+      </w:pPr>
+      <w:r>
+        <w:rPr>
+          <w:b w:val="0"/>
+        </w:rPr>
+        <w:t xml:space="preserve">Teach two 45-minute sessions. Fit a binary majority-label </w:t>
+      </w:r>
+      <w:r>
+        <w:rPr>
+          <w:b/>
+        </w:rPr>
+        <w:t>baseline</w:t>
+      </w:r>
+      <w:r>
+        <w:rPr>
+          <w:b w:val="0"/>
+        </w:rPr>
+        <w:t xml:space="preserve"> from </w:t>
+      </w:r>
+      <w:r>
+        <w:rPr>
+          <w:b/>
+        </w:rPr>
+        <w:t>training</w:t>
+      </w:r>
+      <w:r>
+        <w:rPr>
+          <w:b w:val="0"/>
+        </w:rPr>
+        <w:t xml:space="preserve"> labels and freeze its </w:t>
+      </w:r>
+      <w:r>
+        <w:rPr>
+          <w:b/>
+        </w:rPr>
+        <w:t>prediction</w:t>
+      </w:r>
+      <w:r>
+        <w:rPr>
+          <w:b w:val="0"/>
+        </w:rPr>
+        <w:t xml:space="preserve"> before scoring. The invented set uses one frame per distinct trip; it is separate from Week 6 data.</w:t>
+      </w:r>
+    </w:p>
+    <w:p>
+      <w:pPr>
+        <w:spacing w:line="336" w:lineRule="auto" w:after="180"/>
+      </w:pPr>
+      <w:r>
+        <w:rPr>
+          <w:b w:val="0"/>
+        </w:rPr>
+        <w:t xml:space="preserve">Supplied candidate </w:t>
+      </w:r>
+      <w:r>
+        <w:rPr>
+          <w:b/>
+        </w:rPr>
+        <w:t>prediction</w:t>
+      </w:r>
+      <w:r>
+        <w:rPr>
+          <w:b w:val="0"/>
+        </w:rPr>
+        <w:t xml:space="preserve">s are comparison examples, not an implemented fitted model. Treat this as a first benchmark and </w:t>
+      </w:r>
+      <w:r>
+        <w:rPr>
+          <w:b/>
+        </w:rPr>
+        <w:t>evidence</w:t>
+      </w:r>
+      <w:r>
+        <w:rPr>
+          <w:b w:val="0"/>
+        </w:rPr>
+        <w:t xml:space="preserve"> lesson, not a readiness test.</w:t>
       </w:r>
     </w:p>
     <w:p>
@@ -461,28 +759,82 @@
       </w:r>
     </w:p>
     <w:p>
-      <w:r>
+      <w:pPr>
+        <w:spacing w:line="336" w:lineRule="auto" w:after="180"/>
+      </w:pPr>
+      <w:r>
+        <w:rPr>
+          <w:b w:val="0"/>
+        </w:rPr>
         <w:t>Related frames can share conditions and objects. Keeping the trip together prevents that trip from appearing in both development and evaluation sets.</w:t>
       </w:r>
     </w:p>
     <w:p>
-      <w:r>
+      <w:pPr>
+        <w:spacing w:line="336" w:lineRule="auto" w:after="180"/>
+      </w:pPr>
+      <w:r>
+        <w:rPr>
+          <w:b w:val="0"/>
+        </w:rPr>
         <w:t>Printed lesson and workbook</w:t>
       </w:r>
     </w:p>
     <w:p>
-      <w:r>
-        <w:t>Six training label cards and four validation cards kept in order</w:t>
-      </w:r>
-    </w:p>
-    <w:p>
-      <w:r>
+      <w:pPr>
+        <w:spacing w:line="336" w:lineRule="auto" w:after="180"/>
+      </w:pPr>
+      <w:r>
+        <w:rPr>
+          <w:b w:val="0"/>
+        </w:rPr>
+        <w:t xml:space="preserve">Six </w:t>
+      </w:r>
+      <w:r>
+        <w:rPr>
+          <w:b/>
+        </w:rPr>
+        <w:t>training</w:t>
+      </w:r>
+      <w:r>
+        <w:rPr>
+          <w:b w:val="0"/>
+        </w:rPr>
+        <w:t xml:space="preserve"> label cards and four validation cards kept in order</w:t>
+      </w:r>
+    </w:p>
+    <w:p>
+      <w:pPr>
+        <w:spacing w:line="336" w:lineRule="auto" w:after="180"/>
+      </w:pPr>
+      <w:r>
+        <w:rPr>
+          <w:b w:val="0"/>
+        </w:rPr>
         <w:t>Optional Python 3 editor with no extra packages</w:t>
       </w:r>
     </w:p>
     <w:p>
-      <w:r>
-        <w:t>Blank comparison table with row reference baseline candidate and matches</w:t>
+      <w:pPr>
+        <w:spacing w:line="336" w:lineRule="auto" w:after="180"/>
+      </w:pPr>
+      <w:r>
+        <w:rPr>
+          <w:b w:val="0"/>
+        </w:rPr>
+        <w:t xml:space="preserve">Blank comparison table with row reference </w:t>
+      </w:r>
+      <w:r>
+        <w:rPr>
+          <w:b/>
+        </w:rPr>
+        <w:t>baseline</w:t>
+      </w:r>
+      <w:r>
+        <w:rPr>
+          <w:b w:val="0"/>
+        </w:rPr>
+        <w:t xml:space="preserve"> candidate and matches</w:t>
       </w:r>
     </w:p>
     <w:p>
@@ -494,12 +846,36 @@
       </w:r>
     </w:p>
     <w:p>
-      <w:r>
-        <w:t>By the end, I can explain baselines first using a traced example and a stated limitation.</w:t>
-      </w:r>
-    </w:p>
-    <w:p>
-      <w:r>
+      <w:pPr>
+        <w:spacing w:line="336" w:lineRule="auto" w:after="180"/>
+      </w:pPr>
+      <w:r>
+        <w:rPr>
+          <w:b w:val="0"/>
+        </w:rPr>
+        <w:t xml:space="preserve">By the end, I can explain </w:t>
+      </w:r>
+      <w:r>
+        <w:rPr>
+          <w:b/>
+        </w:rPr>
+        <w:t>baseline</w:t>
+      </w:r>
+      <w:r>
+        <w:rPr>
+          <w:b w:val="0"/>
+        </w:rPr>
+        <w:t>s first using a traced example and a stated limitation.</w:t>
+      </w:r>
+    </w:p>
+    <w:p>
+      <w:pPr>
+        <w:spacing w:line="336" w:lineRule="auto" w:after="180"/>
+      </w:pPr>
+      <w:r>
+        <w:rPr>
+          <w:b w:val="0"/>
+        </w:rPr>
         <w:t>This added worked case illustrates the week’s main idea. Retain all original and connected topics; schedule its practice within the teaching cycle.</w:t>
       </w:r>
     </w:p>
@@ -512,76 +888,367 @@
       </w:r>
     </w:p>
     <w:p>
+      <w:r>
+        <w:t>Model Baselines First using the supplied case, labelled mechanism and reasoning. Make the scope of each conclusion explicit.</w:t>
+      </w:r>
+    </w:p>
+    <w:p>
+      <w:pPr>
+        <w:spacing w:line="336" w:lineRule="auto" w:after="180"/>
+      </w:pPr>
+      <w:r>
+        <w:rPr>
+          <w:b w:val="0"/>
+        </w:rPr>
+        <w:t>Trace the information, fitted behavior, and evaluation proof separately.</w:t>
+      </w:r>
+    </w:p>
+    <w:p>
       <w:pPr>
         <w:pStyle w:val="Heading3"/>
       </w:pPr>
       <w:r>
-        <w:t>Explain the mechanism</w:t>
-      </w:r>
-    </w:p>
-    <w:p>
-      <w:r>
-        <w:t>Trace the information, fitted behavior, and evaluation proof separately.</w:t>
-      </w:r>
-    </w:p>
-    <w:p>
-      <w:r>
-        <w:t>QUESTION Build majority-class and one-rule baselines, then calculate their results.</w:t>
-      </w:r>
-    </w:p>
-    <w:p>
-      <w:r>
+        <w:t>Question to explain</w:t>
+      </w:r>
+    </w:p>
+    <w:p>
+      <w:pPr>
+        <w:spacing w:line="336" w:lineRule="auto" w:after="180"/>
+        <w:shd w:fill="F5F1FB"/>
+      </w:pPr>
+      <w:r>
+        <w:rPr>
+          <w:b w:val="0"/>
+        </w:rPr>
+        <w:t>QUESTION Build majority-class and one-</w:t>
+      </w:r>
+      <w:r>
+        <w:rPr>
+          <w:b/>
+        </w:rPr>
+        <w:t>rule baseline</w:t>
+      </w:r>
+      <w:r>
+        <w:rPr>
+          <w:b w:val="0"/>
+        </w:rPr>
+        <w:t>s, then calculate their results.</w:t>
+      </w:r>
+    </w:p>
+    <w:p>
+      <w:pPr>
+        <w:spacing w:line="336" w:lineRule="auto" w:after="180"/>
+      </w:pPr>
+      <w:r>
+        <w:rPr>
+          <w:b w:val="0"/>
+        </w:rPr>
         <w:t>MODEL IDEA A model must be compared with a simple transparent strategy on the same untouched examples.</w:t>
       </w:r>
     </w:p>
     <w:p>
-      <w:r>
+      <w:pPr>
+        <w:spacing w:line="336" w:lineRule="auto" w:after="180"/>
+      </w:pPr>
+      <w:r>
+        <w:rPr>
+          <w:b w:val="0"/>
+        </w:rPr>
         <w:t>PROOF NEEDED Use an unseen case, visible calculation, error analysis, and a stated limitation.</w:t>
       </w:r>
     </w:p>
     <w:p>
-      <w:r>
-        <w:t>UNDER THE HOOD Test set has 12 healthy and 8 spotted leaves. Always-healthy baseline gets 12 ÷ 20 = 60% accuracy but 0% spotted recall.</w:t>
-      </w:r>
-    </w:p>
-    <w:p>
-      <w:r>
-        <w:t>Draw a fresh data → model → prediction → evaluation trace:</w:t>
-      </w:r>
-    </w:p>
-    <w:p>
-      <w:r>
-        <w:t>Predict first. Then check each step. A correct answer without visible evidence cannot be audited.</w:t>
-      </w:r>
-    </w:p>
-    <w:p>
-      <w:r>
+      <w:pPr>
+        <w:pStyle w:val="Heading3"/>
+      </w:pPr>
+      <w:r>
+        <w:t>How the mechanism works</w:t>
+      </w:r>
+    </w:p>
+    <w:p>
+      <w:pPr>
+        <w:spacing w:line="336" w:lineRule="auto" w:after="180"/>
+        <w:shd w:fill="F1F6F8"/>
+      </w:pPr>
+      <w:r>
+        <w:rPr>
+          <w:b w:val="0"/>
+        </w:rPr>
+        <w:t xml:space="preserve">UNDER THE HOOD Test set has 12 healthy and 8 spotted leaves. Always-healthy </w:t>
+      </w:r>
+      <w:r>
+        <w:rPr>
+          <w:b/>
+        </w:rPr>
+        <w:t>baseline</w:t>
+      </w:r>
+      <w:r>
+        <w:rPr>
+          <w:b w:val="0"/>
+        </w:rPr>
+        <w:t xml:space="preserve"> gets 12 ÷ 20 = </w:t>
+      </w:r>
+      <w:r>
+        <w:rPr>
+          <w:b/>
+        </w:rPr>
+        <w:t>60%</w:t>
+      </w:r>
+      <w:r>
+        <w:rPr>
+          <w:b w:val="0"/>
+        </w:rPr>
+        <w:t xml:space="preserve"> </w:t>
+      </w:r>
+      <w:r>
+        <w:rPr>
+          <w:b/>
+        </w:rPr>
+        <w:t>accuracy</w:t>
+      </w:r>
+      <w:r>
+        <w:rPr>
+          <w:b w:val="0"/>
+        </w:rPr>
+        <w:t xml:space="preserve"> but 0% spotted recall.</w:t>
+      </w:r>
+    </w:p>
+    <w:p>
+      <w:pPr>
+        <w:spacing w:line="336" w:lineRule="auto" w:after="180"/>
+      </w:pPr>
+      <w:r>
+        <w:rPr>
+          <w:b w:val="0"/>
+        </w:rPr>
+        <w:t xml:space="preserve">Draw a fresh data → model → </w:t>
+      </w:r>
+      <w:r>
+        <w:rPr>
+          <w:b/>
+        </w:rPr>
+        <w:t>prediction</w:t>
+      </w:r>
+      <w:r>
+        <w:rPr>
+          <w:b w:val="0"/>
+        </w:rPr>
+        <w:t xml:space="preserve"> → evaluation trace:</w:t>
+      </w:r>
+    </w:p>
+    <w:p>
+      <w:pPr>
+        <w:spacing w:line="336" w:lineRule="auto" w:after="180"/>
+      </w:pPr>
+      <w:r>
+        <w:rPr>
+          <w:b w:val="0"/>
+        </w:rPr>
+        <w:t xml:space="preserve">Predict first. Then check each step. A correct answer without visible </w:t>
+      </w:r>
+      <w:r>
+        <w:rPr>
+          <w:b/>
+        </w:rPr>
+        <w:t>evidence</w:t>
+      </w:r>
+      <w:r>
+        <w:rPr>
+          <w:b w:val="0"/>
+        </w:rPr>
+        <w:t xml:space="preserve"> cannot be audited.</w:t>
+      </w:r>
+    </w:p>
+    <w:p>
+      <w:pPr>
+        <w:pStyle w:val="Heading3"/>
+      </w:pPr>
+      <w:r>
+        <w:t>Step 1</w:t>
+      </w:r>
+    </w:p>
+    <w:p>
+      <w:pPr>
+        <w:spacing w:line="336" w:lineRule="auto" w:after="180"/>
+        <w:shd w:fill="F4F9FC"/>
+      </w:pPr>
+      <w:r>
+        <w:rPr>
+          <w:b w:val="0"/>
+        </w:rPr>
         <w:t>STEP 1 Test set has 12 healthy and 8 spotted leaves.</w:t>
       </w:r>
     </w:p>
     <w:p>
-      <w:r>
-        <w:t>STEP 2 Always-healthy baseline gets 12 ÷ 20 = 60% accuracy but 0% spotted recall.</w:t>
-      </w:r>
-    </w:p>
-    <w:p>
-      <w:r>
-        <w:t>STEP 3 On the same 20 leaves, the visible-spot rule correctly labels 5 spotted leaves, misses 3 spotted leaves, correctly labels 10 healthy leaves and falsely marks 2 healthy leaves as spotted. Accuracy=(5+10)/20=75%; spotted recall=5/8=62.5%.</w:t>
-      </w:r>
-    </w:p>
-    <w:p>
-      <w:r>
-        <w:t>STEP 4 A learned model must beat relevant baseline metrics—not only one convenient total.</w:t>
-      </w:r>
-    </w:p>
-    <w:p>
-      <w:r>
+      <w:pPr>
+        <w:pStyle w:val="Heading3"/>
+      </w:pPr>
+      <w:r>
+        <w:t>Step 2</w:t>
+      </w:r>
+    </w:p>
+    <w:p>
+      <w:pPr>
+        <w:spacing w:line="336" w:lineRule="auto" w:after="180"/>
+        <w:shd w:fill="F4F9FC"/>
+      </w:pPr>
+      <w:r>
+        <w:rPr>
+          <w:b w:val="0"/>
+        </w:rPr>
+        <w:t xml:space="preserve">STEP 2 Always-healthy </w:t>
+      </w:r>
+      <w:r>
+        <w:rPr>
+          <w:b/>
+        </w:rPr>
+        <w:t>baseline</w:t>
+      </w:r>
+      <w:r>
+        <w:rPr>
+          <w:b w:val="0"/>
+        </w:rPr>
+        <w:t xml:space="preserve"> gets 12 ÷ 20 = </w:t>
+      </w:r>
+      <w:r>
+        <w:rPr>
+          <w:b/>
+        </w:rPr>
+        <w:t>60%</w:t>
+      </w:r>
+      <w:r>
+        <w:rPr>
+          <w:b w:val="0"/>
+        </w:rPr>
+        <w:t xml:space="preserve"> </w:t>
+      </w:r>
+      <w:r>
+        <w:rPr>
+          <w:b/>
+        </w:rPr>
+        <w:t>accuracy</w:t>
+      </w:r>
+      <w:r>
+        <w:rPr>
+          <w:b w:val="0"/>
+        </w:rPr>
+        <w:t xml:space="preserve"> but 0% spotted recall.</w:t>
+      </w:r>
+    </w:p>
+    <w:p>
+      <w:pPr>
+        <w:pStyle w:val="Heading3"/>
+      </w:pPr>
+      <w:r>
+        <w:t>Step 3</w:t>
+      </w:r>
+    </w:p>
+    <w:p>
+      <w:pPr>
+        <w:spacing w:line="336" w:lineRule="auto" w:after="180"/>
+        <w:shd w:fill="F4F9FC"/>
+      </w:pPr>
+      <w:r>
+        <w:rPr>
+          <w:b w:val="0"/>
+        </w:rPr>
+        <w:t>STEP 3 On the same 20 leaves, the visible-spot rule correctly labels 5 spotted leaves, misses 3 spotted leaves, correctly labels 10 healthy leaves and falsely marks 2 healthy leaves as spotted.</w:t>
+      </w:r>
+    </w:p>
+    <w:p>
+      <w:pPr>
+        <w:spacing w:line="336" w:lineRule="auto" w:after="180"/>
+        <w:shd w:fill="F4F9FC"/>
+      </w:pPr>
+      <w:r>
+        <w:rPr>
+          <w:b/>
+        </w:rPr>
+        <w:t>Accuracy</w:t>
+      </w:r>
+      <w:r>
+        <w:rPr>
+          <w:b w:val="0"/>
+        </w:rPr>
+        <w:t>=(5+10)/20=75%; spotted recall=5/8=62.5%.</w:t>
+      </w:r>
+    </w:p>
+    <w:p>
+      <w:pPr>
+        <w:pStyle w:val="Heading3"/>
+      </w:pPr>
+      <w:r>
+        <w:t>Step 4</w:t>
+      </w:r>
+    </w:p>
+    <w:p>
+      <w:pPr>
+        <w:spacing w:line="336" w:lineRule="auto" w:after="180"/>
+        <w:shd w:fill="F4F9FC"/>
+      </w:pPr>
+      <w:r>
+        <w:rPr>
+          <w:b w:val="0"/>
+        </w:rPr>
+        <w:t xml:space="preserve">STEP 4 A </w:t>
+      </w:r>
+      <w:r>
+        <w:rPr>
+          <w:b/>
+        </w:rPr>
+        <w:t>learned model</w:t>
+      </w:r>
+      <w:r>
+        <w:rPr>
+          <w:b w:val="0"/>
+        </w:rPr>
+        <w:t xml:space="preserve"> must beat relevant </w:t>
+      </w:r>
+      <w:r>
+        <w:rPr>
+          <w:b/>
+        </w:rPr>
+        <w:t>baseline</w:t>
+      </w:r>
+      <w:r>
+        <w:rPr>
+          <w:b w:val="0"/>
+        </w:rPr>
+        <w:t xml:space="preserve"> metrics—not only one convenient total.</w:t>
+      </w:r>
+    </w:p>
+    <w:p>
+      <w:pPr>
+        <w:spacing w:line="336" w:lineRule="auto" w:after="180"/>
+      </w:pPr>
+      <w:r>
+        <w:rPr>
+          <w:b w:val="0"/>
+        </w:rPr>
         <w:t>CHECK Verify the denominator, unit, split, class definition, and data version before interpreting a score.</w:t>
       </w:r>
     </w:p>
     <w:p>
-      <w:r>
-        <w:t>Recalculate, retrace, or restate the evidence independently:</w:t>
+      <w:pPr>
+        <w:spacing w:line="336" w:lineRule="auto" w:after="180"/>
+      </w:pPr>
+      <w:r>
+        <w:rPr>
+          <w:b w:val="0"/>
+        </w:rPr>
+        <w:t xml:space="preserve">Recalculate, retrace, or restate the </w:t>
+      </w:r>
+      <w:r>
+        <w:rPr>
+          <w:b/>
+        </w:rPr>
+        <w:t>evidence</w:t>
+      </w:r>
+      <w:r>
+        <w:rPr>
+          <w:b w:val="0"/>
+        </w:rPr>
+        <w:t xml:space="preserve"> independently:</w:t>
       </w:r>
     </w:p>
     <w:p>
@@ -593,25 +1260,94 @@
       </w:r>
     </w:p>
     <w:p>
-      <w:r>
-        <w:t>A test set has eighteen healthy and two spotted leaves. Baseline always predicts healthy.</w:t>
-      </w:r>
-    </w:p>
-    <w:p>
-      <w:r>
-        <w:t>Calculate and critique accuracy.</w:t>
-      </w:r>
-    </w:p>
-    <w:p>
       <w:pPr>
         <w:pStyle w:val="Heading3"/>
       </w:pPr>
       <w:r>
+        <w:t>The teaching case</w:t>
+      </w:r>
+    </w:p>
+    <w:p>
+      <w:pPr>
+        <w:spacing w:line="336" w:lineRule="auto" w:after="180"/>
+        <w:shd w:fill="F1F6FC"/>
+      </w:pPr>
+      <w:r>
+        <w:rPr>
+          <w:b w:val="0"/>
+        </w:rPr>
+        <w:t xml:space="preserve">A test set has eighteen healthy and two spotted leaves. </w:t>
+      </w:r>
+      <w:r>
+        <w:rPr>
+          <w:b/>
+        </w:rPr>
+        <w:t>Baseline</w:t>
+      </w:r>
+      <w:r>
+        <w:rPr>
+          <w:b w:val="0"/>
+        </w:rPr>
+        <w:t xml:space="preserve"> always predicts healthy.</w:t>
+      </w:r>
+    </w:p>
+    <w:p>
+      <w:pPr>
+        <w:pStyle w:val="Heading3"/>
+      </w:pPr>
+      <w:r>
+        <w:t>The teaching case</w:t>
+      </w:r>
+    </w:p>
+    <w:p>
+      <w:pPr>
+        <w:spacing w:line="336" w:lineRule="auto" w:after="180"/>
+        <w:shd w:fill="F1F6FC"/>
+      </w:pPr>
+      <w:r>
+        <w:rPr>
+          <w:b w:val="0"/>
+        </w:rPr>
+        <w:t xml:space="preserve">Calculate and critique </w:t>
+      </w:r>
+      <w:r>
+        <w:rPr>
+          <w:b/>
+        </w:rPr>
+        <w:t>accuracy</w:t>
+      </w:r>
+      <w:r>
+        <w:rPr>
+          <w:b w:val="0"/>
+        </w:rPr>
+        <w:t>.</w:t>
+      </w:r>
+    </w:p>
+    <w:p>
+      <w:pPr>
+        <w:pStyle w:val="Heading3"/>
+      </w:pPr>
+      <w:r>
         <w:t>Exact explanation to model</w:t>
       </w:r>
     </w:p>
     <w:p>
-      <w:r>
+      <w:pPr>
+        <w:pStyle w:val="Heading3"/>
+      </w:pPr>
+      <w:r>
+        <w:t>Why the result follows</w:t>
+      </w:r>
+    </w:p>
+    <w:p>
+      <w:pPr>
+        <w:spacing w:line="336" w:lineRule="auto" w:after="180"/>
+        <w:shd w:fill="F1F6FC"/>
+      </w:pPr>
+      <w:r>
+        <w:rPr>
+          <w:b w:val="0"/>
+        </w:rPr>
         <w:t>18/20=90%, but spotted recall is 0/2=0%. Compare with task-relevant metrics and the trained model.</w:t>
       </w:r>
     </w:p>
@@ -624,28 +1360,349 @@
       </w:r>
     </w:p>
     <w:p>
-      <w:r>
-        <w:t>A learner reports that a classifier gets 80 percent correct. Is that useful? We need to know the task, the examples and what a simple method achieves on those same examples. A baseline is a reference method. This week our baseline ignores each scene and always predicts the label that is most common in the training set.</w:t>
-      </w:r>
-    </w:p>
-    <w:p>
-      <w:r>
-        <w:t>Use a new teacher-authored fictional dataset for predicting clear or blocked lanes. Each listed row describes one frame from a different trip on a familiar route; training and validation trips do not overlap. This is a new practice set, not the twelve-frame table from Week 6. All supplied labels have been resolved under the classroom rule. There are no review cases in this exercise, and no real navigation claim is made.</w:t>
-      </w:r>
-    </w:p>
-    <w:p>
-      <w:r>
-        <w:t>The training counts are four clear and two blocked. Our stated method therefore predicts clear for every new example. A baseline can still learn a value from training data; simple does not mean it uses no data. If the two training counts tie, our rule chooses clear, declared before scoring.</w:t>
-      </w:r>
-    </w:p>
-    <w:p>
-      <w:r>
-        <w:t>The output is clear 2 4. The fixed prediction matches two of the four validation labels, so accuracy is 2/4 or 50 percent. The training majority share, 4/6, is not the validation accuracy. The baseline does not inspect the validation labels to decide which constant to predict.</w:t>
-      </w:r>
-    </w:p>
-    <w:p>
-      <w:r>
-        <w:t>The code assumes nonempty training data with only clear and blocked labels. It counts matches on the supplied validation list; a percentage also requires a nonempty validation set. Do not run it on empty training data and describe the default clear value as learned evidence. Other labels and unresolved review statuses need an explicit policy.</w:t>
+      <w:pPr>
+        <w:pStyle w:val="Heading3"/>
+      </w:pPr>
+      <w:r>
+        <w:t>Explain the added worked example · 1</w:t>
+      </w:r>
+    </w:p>
+    <w:p>
+      <w:pPr>
+        <w:spacing w:line="336" w:lineRule="auto" w:after="180"/>
+      </w:pPr>
+      <w:r>
+        <w:rPr>
+          <w:b w:val="0"/>
+        </w:rPr>
+        <w:t xml:space="preserve">A learner reports that a classifier gets 80 percent correct. Is that useful? We need to know the task, the examples and what a simple method achieves on those same examples. A </w:t>
+      </w:r>
+      <w:r>
+        <w:rPr>
+          <w:b/>
+        </w:rPr>
+        <w:t>baseline</w:t>
+      </w:r>
+      <w:r>
+        <w:rPr>
+          <w:b w:val="0"/>
+        </w:rPr>
+        <w:t xml:space="preserve"> is a reference method.</w:t>
+      </w:r>
+    </w:p>
+    <w:p>
+      <w:pPr>
+        <w:spacing w:line="336" w:lineRule="auto" w:after="180"/>
+      </w:pPr>
+      <w:r>
+        <w:rPr>
+          <w:b w:val="0"/>
+        </w:rPr>
+        <w:t xml:space="preserve">This week our </w:t>
+      </w:r>
+      <w:r>
+        <w:rPr>
+          <w:b/>
+        </w:rPr>
+        <w:t>baseline</w:t>
+      </w:r>
+      <w:r>
+        <w:rPr>
+          <w:b w:val="0"/>
+        </w:rPr>
+        <w:t xml:space="preserve"> ignores each scene and always predicts the label that is most common in the </w:t>
+      </w:r>
+      <w:r>
+        <w:rPr>
+          <w:b/>
+        </w:rPr>
+        <w:t>training</w:t>
+      </w:r>
+      <w:r>
+        <w:rPr>
+          <w:b w:val="0"/>
+        </w:rPr>
+        <w:t xml:space="preserve"> set.</w:t>
+      </w:r>
+    </w:p>
+    <w:p>
+      <w:pPr>
+        <w:pStyle w:val="Heading3"/>
+      </w:pPr>
+      <w:r>
+        <w:t>Explain the added worked example · 2</w:t>
+      </w:r>
+    </w:p>
+    <w:p>
+      <w:pPr>
+        <w:spacing w:line="336" w:lineRule="auto" w:after="180"/>
+      </w:pPr>
+      <w:r>
+        <w:rPr>
+          <w:b w:val="0"/>
+        </w:rPr>
+        <w:t xml:space="preserve">Use a new teacher-authored fictional dataset for predicting clear or blocked lanes. Each listed row describes one frame from a different trip on a familiar route; </w:t>
+      </w:r>
+      <w:r>
+        <w:rPr>
+          <w:b/>
+        </w:rPr>
+        <w:t>training</w:t>
+      </w:r>
+      <w:r>
+        <w:rPr>
+          <w:b w:val="0"/>
+        </w:rPr>
+        <w:t xml:space="preserve"> and validation trips do not overlap.</w:t>
+      </w:r>
+    </w:p>
+    <w:p>
+      <w:pPr>
+        <w:spacing w:line="336" w:lineRule="auto" w:after="180"/>
+      </w:pPr>
+      <w:r>
+        <w:rPr>
+          <w:b w:val="0"/>
+        </w:rPr>
+        <w:t>This is a new practice set, not the twelve-frame table from Week 6. All supplied labels have been resolved under the classroom rule. There are no review cases in this exercise, and no real navigation claim is made.</w:t>
+      </w:r>
+    </w:p>
+    <w:p>
+      <w:pPr>
+        <w:pStyle w:val="Heading3"/>
+      </w:pPr>
+      <w:r>
+        <w:t>Explain the added worked example · 3</w:t>
+      </w:r>
+    </w:p>
+    <w:p>
+      <w:pPr>
+        <w:spacing w:line="336" w:lineRule="auto" w:after="180"/>
+      </w:pPr>
+      <w:r>
+        <w:rPr>
+          <w:b w:val="0"/>
+        </w:rPr>
+        <w:t xml:space="preserve">The </w:t>
+      </w:r>
+      <w:r>
+        <w:rPr>
+          <w:b/>
+        </w:rPr>
+        <w:t>training</w:t>
+      </w:r>
+      <w:r>
+        <w:rPr>
+          <w:b w:val="0"/>
+        </w:rPr>
+        <w:t xml:space="preserve"> counts are four clear and two blocked. Our stated method therefore predicts clear for every new example. A </w:t>
+      </w:r>
+      <w:r>
+        <w:rPr>
+          <w:b/>
+        </w:rPr>
+        <w:t>baseline</w:t>
+      </w:r>
+      <w:r>
+        <w:rPr>
+          <w:b w:val="0"/>
+        </w:rPr>
+        <w:t xml:space="preserve"> can still learn a value from </w:t>
+      </w:r>
+      <w:r>
+        <w:rPr>
+          <w:b/>
+        </w:rPr>
+        <w:t>training</w:t>
+      </w:r>
+      <w:r>
+        <w:rPr>
+          <w:b w:val="0"/>
+        </w:rPr>
+        <w:t xml:space="preserve"> data; simple does not mean it uses no data.</w:t>
+      </w:r>
+    </w:p>
+    <w:p>
+      <w:pPr>
+        <w:spacing w:line="336" w:lineRule="auto" w:after="180"/>
+      </w:pPr>
+      <w:r>
+        <w:rPr>
+          <w:b w:val="0"/>
+        </w:rPr>
+        <w:t xml:space="preserve">If the two </w:t>
+      </w:r>
+      <w:r>
+        <w:rPr>
+          <w:b/>
+        </w:rPr>
+        <w:t>training</w:t>
+      </w:r>
+      <w:r>
+        <w:rPr>
+          <w:b w:val="0"/>
+        </w:rPr>
+        <w:t xml:space="preserve"> counts tie, our rule chooses clear, declared before scoring.</w:t>
+      </w:r>
+    </w:p>
+    <w:p>
+      <w:pPr>
+        <w:spacing w:line="336" w:lineRule="auto" w:after="180"/>
+      </w:pPr>
+      <w:r>
+        <w:rPr>
+          <w:b w:val="0"/>
+        </w:rPr>
+        <w:t xml:space="preserve">The </w:t>
+      </w:r>
+      <w:r>
+        <w:rPr>
+          <w:b/>
+        </w:rPr>
+        <w:t>output</w:t>
+      </w:r>
+      <w:r>
+        <w:rPr>
+          <w:b w:val="0"/>
+        </w:rPr>
+        <w:t xml:space="preserve"> is clear 2 4. The fixed </w:t>
+      </w:r>
+      <w:r>
+        <w:rPr>
+          <w:b/>
+        </w:rPr>
+        <w:t>prediction</w:t>
+      </w:r>
+      <w:r>
+        <w:rPr>
+          <w:b w:val="0"/>
+        </w:rPr>
+        <w:t xml:space="preserve"> matches two of the four validation labels, so </w:t>
+      </w:r>
+      <w:r>
+        <w:rPr>
+          <w:b/>
+        </w:rPr>
+        <w:t>accuracy</w:t>
+      </w:r>
+      <w:r>
+        <w:rPr>
+          <w:b w:val="0"/>
+        </w:rPr>
+        <w:t xml:space="preserve"> is 2/4 or 50 percent. The </w:t>
+      </w:r>
+      <w:r>
+        <w:rPr>
+          <w:b/>
+        </w:rPr>
+        <w:t>training</w:t>
+      </w:r>
+      <w:r>
+        <w:rPr>
+          <w:b w:val="0"/>
+        </w:rPr>
+        <w:t xml:space="preserve"> majority share, 4/6, is not the validation </w:t>
+      </w:r>
+      <w:r>
+        <w:rPr>
+          <w:b/>
+        </w:rPr>
+        <w:t>accuracy</w:t>
+      </w:r>
+      <w:r>
+        <w:rPr>
+          <w:b w:val="0"/>
+        </w:rPr>
+        <w:t>.</w:t>
+      </w:r>
+    </w:p>
+    <w:p>
+      <w:pPr>
+        <w:spacing w:line="336" w:lineRule="auto" w:after="180"/>
+      </w:pPr>
+      <w:r>
+        <w:rPr>
+          <w:b w:val="0"/>
+        </w:rPr>
+        <w:t xml:space="preserve">The </w:t>
+      </w:r>
+      <w:r>
+        <w:rPr>
+          <w:b/>
+        </w:rPr>
+        <w:t>baseline</w:t>
+      </w:r>
+      <w:r>
+        <w:rPr>
+          <w:b w:val="0"/>
+        </w:rPr>
+        <w:t xml:space="preserve"> does not inspect the validation labels to decide which constant to predict.</w:t>
+      </w:r>
+    </w:p>
+    <w:p>
+      <w:pPr>
+        <w:pStyle w:val="Heading3"/>
+      </w:pPr>
+      <w:r>
+        <w:t>Explain the added worked example · 4</w:t>
+      </w:r>
+    </w:p>
+    <w:p>
+      <w:pPr>
+        <w:spacing w:line="336" w:lineRule="auto" w:after="180"/>
+      </w:pPr>
+      <w:r>
+        <w:rPr>
+          <w:b w:val="0"/>
+        </w:rPr>
+        <w:t xml:space="preserve">The code assumes nonempty </w:t>
+      </w:r>
+      <w:r>
+        <w:rPr>
+          <w:b/>
+        </w:rPr>
+        <w:t>training</w:t>
+      </w:r>
+      <w:r>
+        <w:rPr>
+          <w:b w:val="0"/>
+        </w:rPr>
+        <w:t xml:space="preserve"> data with only clear and blocked labels. It counts matches on the supplied validation list; a percentage also requires a nonempty validation set.</w:t>
+      </w:r>
+    </w:p>
+    <w:p>
+      <w:pPr>
+        <w:spacing w:line="336" w:lineRule="auto" w:after="180"/>
+      </w:pPr>
+      <w:r>
+        <w:rPr>
+          <w:b w:val="0"/>
+        </w:rPr>
+        <w:t xml:space="preserve">Do not run it on empty </w:t>
+      </w:r>
+      <w:r>
+        <w:rPr>
+          <w:b/>
+        </w:rPr>
+        <w:t>training</w:t>
+      </w:r>
+      <w:r>
+        <w:rPr>
+          <w:b w:val="0"/>
+        </w:rPr>
+        <w:t xml:space="preserve"> data and describe the default clear value as learned </w:t>
+      </w:r>
+      <w:r>
+        <w:rPr>
+          <w:b/>
+        </w:rPr>
+        <w:t>evidence</w:t>
+      </w:r>
+      <w:r>
+        <w:rPr>
+          <w:b w:val="0"/>
+        </w:rPr>
+        <w:t>. Other labels and unresolved review statuses need an explicit policy.</w:t>
       </w:r>
     </w:p>
     <w:p>
@@ -789,18 +1846,37 @@
       </w:r>
     </w:p>
     <w:p>
-      <w:r>
-        <w:t>Use the complete worked example below before asking learners to complete W2. Reveal a small part, invite a prediction, then explain the deciding step. These teacher notes contain solutions; do not reveal the independent case answer during modelling.</w:t>
-      </w:r>
-    </w:p>
-    <w:p>
-      <w:r>
-        <w:t>Suppose a candidate method supplies blocked, clear, clear, clear for the four validation rows in the table. These are supplied predictions for a comparison exercise; we have not fitted that candidate. It gets three of four correct, or 75 percent. The baseline gets two of four, or 50 percent. The candidate is ahead by one correct example and 25 percentage points on this set.</w:t>
-      </w:r>
-    </w:p>
-    <w:p>
-      <w:r>
-        <w:t>Use identical row IDs, reference labels, exclusions and metric for both methods. Match predictions to their rows even if files are reordered. A score on easier examples is not a fair comparison. Neither this four-row result nor beating one baseline proves that the candidate will perform well on future trips.</w:t>
+      <w:pPr>
+        <w:spacing w:line="336" w:lineRule="auto" w:after="180"/>
+      </w:pPr>
+      <w:r>
+        <w:rPr>
+          <w:b w:val="0"/>
+        </w:rPr>
+        <w:t xml:space="preserve">Use the complete worked example below before asking learners to complete W2. Reveal a small part, invite a </w:t>
+      </w:r>
+      <w:r>
+        <w:rPr>
+          <w:b/>
+        </w:rPr>
+        <w:t>prediction</w:t>
+      </w:r>
+      <w:r>
+        <w:rPr>
+          <w:b w:val="0"/>
+        </w:rPr>
+        <w:t>, then explain the deciding step.</w:t>
+      </w:r>
+    </w:p>
+    <w:p>
+      <w:pPr>
+        <w:spacing w:line="336" w:lineRule="auto" w:after="180"/>
+      </w:pPr>
+      <w:r>
+        <w:rPr>
+          <w:b w:val="0"/>
+        </w:rPr>
+        <w:t>These teacher notes contain solutions; do not reveal the independent case answer during modelling.</w:t>
       </w:r>
     </w:p>
     <w:p>
@@ -808,6 +1884,126 @@
         <w:pStyle w:val="Heading3"/>
       </w:pPr>
       <w:r>
+        <w:t>Model the reasoning aloud · 5</w:t>
+      </w:r>
+    </w:p>
+    <w:p>
+      <w:pPr>
+        <w:spacing w:line="336" w:lineRule="auto" w:after="180"/>
+      </w:pPr>
+      <w:r>
+        <w:rPr>
+          <w:b w:val="0"/>
+        </w:rPr>
+        <w:t xml:space="preserve">Suppose a candidate method supplies blocked, clear, clear, clear for the four validation rows in the table. These are supplied </w:t>
+      </w:r>
+      <w:r>
+        <w:rPr>
+          <w:b/>
+        </w:rPr>
+        <w:t>prediction</w:t>
+      </w:r>
+      <w:r>
+        <w:rPr>
+          <w:b w:val="0"/>
+        </w:rPr>
+        <w:t>s for a comparison exercise; we have not fitted that candidate.</w:t>
+      </w:r>
+    </w:p>
+    <w:p>
+      <w:pPr>
+        <w:spacing w:line="336" w:lineRule="auto" w:after="180"/>
+      </w:pPr>
+      <w:r>
+        <w:rPr>
+          <w:b w:val="0"/>
+        </w:rPr>
+        <w:t xml:space="preserve">It gets three of four correct, or 75 percent. The </w:t>
+      </w:r>
+      <w:r>
+        <w:rPr>
+          <w:b/>
+        </w:rPr>
+        <w:t>baseline</w:t>
+      </w:r>
+      <w:r>
+        <w:rPr>
+          <w:b w:val="0"/>
+        </w:rPr>
+        <w:t xml:space="preserve"> gets two of four, or 50 percent. The candidate is ahead by one correct example and 25 </w:t>
+      </w:r>
+      <w:r>
+        <w:rPr>
+          <w:b/>
+        </w:rPr>
+        <w:t>percentage point</w:t>
+      </w:r>
+      <w:r>
+        <w:rPr>
+          <w:b w:val="0"/>
+        </w:rPr>
+        <w:t>s on this set.</w:t>
+      </w:r>
+    </w:p>
+    <w:p>
+      <w:pPr>
+        <w:pStyle w:val="Heading3"/>
+      </w:pPr>
+      <w:r>
+        <w:t>Model the reasoning aloud · 6</w:t>
+      </w:r>
+    </w:p>
+    <w:p>
+      <w:pPr>
+        <w:spacing w:line="336" w:lineRule="auto" w:after="180"/>
+      </w:pPr>
+      <w:r>
+        <w:rPr>
+          <w:b w:val="0"/>
+        </w:rPr>
+        <w:t xml:space="preserve">Use identical row IDs, reference labels, exclusions and metric for both methods. Match </w:t>
+      </w:r>
+      <w:r>
+        <w:rPr>
+          <w:b/>
+        </w:rPr>
+        <w:t>prediction</w:t>
+      </w:r>
+      <w:r>
+        <w:rPr>
+          <w:b w:val="0"/>
+        </w:rPr>
+        <w:t>s to their rows even if files are reordered. A score on easier examples is not a fair comparison.</w:t>
+      </w:r>
+    </w:p>
+    <w:p>
+      <w:pPr>
+        <w:spacing w:line="336" w:lineRule="auto" w:after="180"/>
+      </w:pPr>
+      <w:r>
+        <w:rPr>
+          <w:b w:val="0"/>
+        </w:rPr>
+        <w:t xml:space="preserve">Neither this four-row result nor beating one </w:t>
+      </w:r>
+      <w:r>
+        <w:rPr>
+          <w:b/>
+        </w:rPr>
+        <w:t>baseline</w:t>
+      </w:r>
+      <w:r>
+        <w:rPr>
+          <w:b w:val="0"/>
+        </w:rPr>
+        <w:t xml:space="preserve"> proves that the candidate will perform well on future trips.</w:t>
+      </w:r>
+    </w:p>
+    <w:p>
+      <w:pPr>
+        <w:pStyle w:val="Heading3"/>
+      </w:pPr>
+      <w:r>
         <w:t>The candidate misses the third validation row. Which rows does the baseline miss? Explain how the candidate changes the number correct. Why is the improvement 25 percentage points rather than a claim of 25 percent relative improvement?</w:t>
       </w:r>
     </w:p>
@@ -837,8 +2033,93 @@
       </w:r>
     </w:p>
     <w:p>
-      <w:r>
-        <w:t>Record training counts, the fixed prediction and tie rule, validation IDs and labels, prediction lists and correct/total counts. Keep the final test separate from development decisions. Next week we will search candidate rules using training evidence, then compare choices carefully.</w:t>
+      <w:pPr>
+        <w:pStyle w:val="Heading3"/>
+      </w:pPr>
+      <w:r>
+        <w:t>Model the reasoning aloud · 7</w:t>
+      </w:r>
+    </w:p>
+    <w:p>
+      <w:pPr>
+        <w:spacing w:line="336" w:lineRule="auto" w:after="180"/>
+      </w:pPr>
+      <w:r>
+        <w:rPr>
+          <w:b w:val="0"/>
+        </w:rPr>
+        <w:t xml:space="preserve">Record </w:t>
+      </w:r>
+      <w:r>
+        <w:rPr>
+          <w:b/>
+        </w:rPr>
+        <w:t>training</w:t>
+      </w:r>
+      <w:r>
+        <w:rPr>
+          <w:b w:val="0"/>
+        </w:rPr>
+        <w:t xml:space="preserve"> counts, the fixed </w:t>
+      </w:r>
+      <w:r>
+        <w:rPr>
+          <w:b/>
+        </w:rPr>
+        <w:t>prediction</w:t>
+      </w:r>
+      <w:r>
+        <w:rPr>
+          <w:b w:val="0"/>
+        </w:rPr>
+        <w:t xml:space="preserve"> and tie rule, validation IDs and labels, </w:t>
+      </w:r>
+      <w:r>
+        <w:rPr>
+          <w:b/>
+        </w:rPr>
+        <w:t>prediction</w:t>
+      </w:r>
+      <w:r>
+        <w:rPr>
+          <w:b w:val="0"/>
+        </w:rPr>
+        <w:t xml:space="preserve"> lists and correct/total counts. Keep the final test separate from development decisions.</w:t>
+      </w:r>
+    </w:p>
+    <w:p>
+      <w:pPr>
+        <w:spacing w:line="336" w:lineRule="auto" w:after="180"/>
+      </w:pPr>
+      <w:r>
+        <w:rPr>
+          <w:b w:val="0"/>
+        </w:rPr>
+        <w:t xml:space="preserve">Next week we will search candidate rules using </w:t>
+      </w:r>
+      <w:r>
+        <w:rPr>
+          <w:b/>
+        </w:rPr>
+        <w:t>training</w:t>
+      </w:r>
+      <w:r>
+        <w:rPr>
+          <w:b w:val="0"/>
+        </w:rPr>
+        <w:t xml:space="preserve"> </w:t>
+      </w:r>
+      <w:r>
+        <w:rPr>
+          <w:b/>
+        </w:rPr>
+        <w:t>evidence</w:t>
+      </w:r>
+      <w:r>
+        <w:rPr>
+          <w:b w:val="0"/>
+        </w:rPr>
+        <w:t>, then compare choices carefully.</w:t>
       </w:r>
     </w:p>
     <w:tbl>
@@ -944,7 +2225,13 @@
       </w:tr>
     </w:tbl>
     <w:p>
-      <w:r>
+      <w:pPr>
+        <w:spacing w:line="336" w:lineRule="auto" w:after="180"/>
+      </w:pPr>
+      <w:r>
+        <w:rPr>
+          <w:b w:val="0"/>
+        </w:rPr>
         <w:t>Use the diagram and verbal explanation together. Ask learners to match a sentence to a specific visual step; do not assign learners fixed visual or auditory learning styles.</w:t>
       </w:r>
     </w:p>
@@ -957,8 +2244,26 @@
       </w:r>
     </w:p>
     <w:p>
-      <w:r>
-        <w:t>Make a simple baseline earn its place before claiming a better classifier.</w:t>
+      <w:pPr>
+        <w:spacing w:line="336" w:lineRule="auto" w:after="180"/>
+      </w:pPr>
+      <w:r>
+        <w:rPr>
+          <w:b w:val="0"/>
+        </w:rPr>
+        <w:t xml:space="preserve">Make a simple </w:t>
+      </w:r>
+      <w:r>
+        <w:rPr>
+          <w:b/>
+        </w:rPr>
+        <w:t>baseline</w:t>
+      </w:r>
+      <w:r>
+        <w:rPr>
+          <w:b w:val="0"/>
+        </w:rPr>
+        <w:t xml:space="preserve"> earn its place before claiming a better classifier.</w:t>
       </w:r>
     </w:p>
     <w:p>
@@ -970,13 +2275,73 @@
       </w:r>
     </w:p>
     <w:p>
-      <w:r>
-        <w:t>Training labels: healthy, healthy, spotted. Majority baseline predicts healthy. Validation references: healthy, spotted, healthy, spotted.</w:t>
-      </w:r>
-    </w:p>
-    <w:p>
-      <w:r>
-        <w:t>All inputs and outcomes in this worked example are invented classroom data; no real model run is claimed.</w:t>
+      <w:pPr>
+        <w:pStyle w:val="Heading3"/>
+      </w:pPr>
+      <w:r>
+        <w:t>Supplied facts</w:t>
+      </w:r>
+    </w:p>
+    <w:p>
+      <w:pPr>
+        <w:spacing w:line="336" w:lineRule="auto" w:after="180"/>
+        <w:shd w:fill="F1F6FC"/>
+      </w:pPr>
+      <w:r>
+        <w:rPr>
+          <w:b/>
+        </w:rPr>
+        <w:t>Training</w:t>
+      </w:r>
+      <w:r>
+        <w:rPr>
+          <w:b w:val="0"/>
+        </w:rPr>
+        <w:t xml:space="preserve"> labels: healthy, healthy, spotted. Majority </w:t>
+      </w:r>
+      <w:r>
+        <w:rPr>
+          <w:b/>
+        </w:rPr>
+        <w:t>baseline</w:t>
+      </w:r>
+      <w:r>
+        <w:rPr>
+          <w:b w:val="0"/>
+        </w:rPr>
+        <w:t xml:space="preserve"> predicts healthy. Validation references: healthy, spotted, healthy, spotted.</w:t>
+      </w:r>
+    </w:p>
+    <w:p>
+      <w:pPr>
+        <w:pStyle w:val="Heading3"/>
+      </w:pPr>
+      <w:r>
+        <w:t>Supplied facts</w:t>
+      </w:r>
+    </w:p>
+    <w:p>
+      <w:pPr>
+        <w:spacing w:line="336" w:lineRule="auto" w:after="180"/>
+        <w:shd w:fill="F1F6FC"/>
+      </w:pPr>
+      <w:r>
+        <w:rPr>
+          <w:b w:val="0"/>
+        </w:rPr>
+        <w:t xml:space="preserve">All </w:t>
+      </w:r>
+      <w:r>
+        <w:rPr>
+          <w:b/>
+        </w:rPr>
+        <w:t>input</w:t>
+      </w:r>
+      <w:r>
+        <w:rPr>
+          <w:b w:val="0"/>
+        </w:rPr>
+        <w:t>s and outcomes in this worked example are invented classroom data; no real model run is claimed.</w:t>
       </w:r>
     </w:p>
     <w:p>
@@ -1139,57 +2504,271 @@
       </w:r>
     </w:p>
     <w:p>
-      <w:r>
-        <w:t>Read the picture in order. Supplied candidate predictions healthy, spotted, spotted, spotted match 3/4: 75%. The arrows show which recorded input or intermediate result each decision uses. Explain the deciding step aloud before checking the changed case; pointing to the final answer alone does not show how it follows.</w:t>
-      </w:r>
-    </w:p>
-    <w:p>
       <w:pPr>
         <w:pStyle w:val="Heading3"/>
       </w:pPr>
       <w:r>
+        <w:t>Why the result follows</w:t>
+      </w:r>
+    </w:p>
+    <w:p>
+      <w:pPr>
+        <w:spacing w:line="336" w:lineRule="auto" w:after="180"/>
+        <w:shd w:fill="F1F6FC"/>
+      </w:pPr>
+      <w:r>
+        <w:rPr>
+          <w:b w:val="0"/>
+        </w:rPr>
+        <w:t xml:space="preserve">Read the picture in order. Supplied candidate </w:t>
+      </w:r>
+      <w:r>
+        <w:rPr>
+          <w:b/>
+        </w:rPr>
+        <w:t>prediction</w:t>
+      </w:r>
+      <w:r>
+        <w:rPr>
+          <w:b w:val="0"/>
+        </w:rPr>
+        <w:t xml:space="preserve">s healthy, spotted, spotted, spotted match 3/4: 75%. The arrows show which recorded </w:t>
+      </w:r>
+      <w:r>
+        <w:rPr>
+          <w:b/>
+        </w:rPr>
+        <w:t>input</w:t>
+      </w:r>
+      <w:r>
+        <w:rPr>
+          <w:b w:val="0"/>
+        </w:rPr>
+        <w:t xml:space="preserve"> or intermediate result each decision uses.</w:t>
+      </w:r>
+    </w:p>
+    <w:p>
+      <w:pPr>
+        <w:spacing w:line="336" w:lineRule="auto" w:after="180"/>
+        <w:shd w:fill="F1F6FC"/>
+      </w:pPr>
+      <w:r>
+        <w:rPr>
+          <w:b w:val="0"/>
+        </w:rPr>
+        <w:t>Explain the deciding step aloud before checking the changed case; pointing to the final answer alone does not show how it follows.</w:t>
+      </w:r>
+    </w:p>
+    <w:p>
+      <w:pPr>
+        <w:pStyle w:val="Heading3"/>
+      </w:pPr>
+      <w:r>
         <w:t>What this example does not establish</w:t>
       </w:r>
     </w:p>
     <w:p>
-      <w:r>
-        <w:t>These supplied predictions illustrate comparison. No actual model was trained, and four cases are limited evidence.</w:t>
-      </w:r>
-    </w:p>
-    <w:p>
       <w:pPr>
         <w:pStyle w:val="Heading3"/>
       </w:pPr>
       <w:r>
+        <w:t>Keep the stated limit</w:t>
+      </w:r>
+    </w:p>
+    <w:p>
+      <w:pPr>
+        <w:spacing w:line="336" w:lineRule="auto" w:after="180"/>
+        <w:shd w:fill="FFF5E6"/>
+      </w:pPr>
+      <w:r>
+        <w:rPr>
+          <w:b w:val="0"/>
+        </w:rPr>
+        <w:t xml:space="preserve">These supplied </w:t>
+      </w:r>
+      <w:r>
+        <w:rPr>
+          <w:b/>
+        </w:rPr>
+        <w:t>prediction</w:t>
+      </w:r>
+      <w:r>
+        <w:rPr>
+          <w:b w:val="0"/>
+        </w:rPr>
+        <w:t xml:space="preserve">s illustrate comparison. No actual model was trained, and four cases are limited </w:t>
+      </w:r>
+      <w:r>
+        <w:rPr>
+          <w:b/>
+        </w:rPr>
+        <w:t>evidence</w:t>
+      </w:r>
+      <w:r>
+        <w:rPr>
+          <w:b w:val="0"/>
+        </w:rPr>
+        <w:t>.</w:t>
+      </w:r>
+    </w:p>
+    <w:p>
+      <w:pPr>
+        <w:pStyle w:val="Heading3"/>
+      </w:pPr>
+      <w:r>
         <w:t>Change one thing in the pictured case</w:t>
       </w:r>
     </w:p>
     <w:p>
-      <w:r>
-        <w:t>Change: Change the third candidate prediction from spotted to healthy.</w:t>
-      </w:r>
-    </w:p>
-    <w:p>
-      <w:r>
-        <w:t>Prediction: Candidate becomes correct on all 4 validation cases.</w:t>
-      </w:r>
-    </w:p>
-    <w:p>
-      <w:r>
-        <w:t>Reason: Only the previously wrong third decision changes; baseline stays fixed at 2/4.</w:t>
-      </w:r>
-    </w:p>
-    <w:p>
       <w:pPr>
         <w:pStyle w:val="Heading3"/>
       </w:pPr>
       <w:r>
+        <w:t>Change one thing</w:t>
+      </w:r>
+    </w:p>
+    <w:p>
+      <w:pPr>
+        <w:spacing w:line="336" w:lineRule="auto" w:after="180"/>
+        <w:shd w:fill="F5F1FB"/>
+      </w:pPr>
+      <w:r>
+        <w:rPr>
+          <w:b w:val="0"/>
+        </w:rPr>
+        <w:t xml:space="preserve">Change: Change the third candidate </w:t>
+      </w:r>
+      <w:r>
+        <w:rPr>
+          <w:b/>
+        </w:rPr>
+        <w:t>prediction</w:t>
+      </w:r>
+      <w:r>
+        <w:rPr>
+          <w:b w:val="0"/>
+        </w:rPr>
+        <w:t xml:space="preserve"> from spotted to healthy.</w:t>
+      </w:r>
+    </w:p>
+    <w:p>
+      <w:pPr>
+        <w:pStyle w:val="Heading3"/>
+      </w:pPr>
+      <w:r>
+        <w:t>Predicted result</w:t>
+      </w:r>
+    </w:p>
+    <w:p>
+      <w:pPr>
+        <w:spacing w:line="336" w:lineRule="auto" w:after="180"/>
+        <w:shd w:fill="F1F6FC"/>
+      </w:pPr>
+      <w:r>
+        <w:rPr>
+          <w:b/>
+        </w:rPr>
+        <w:t>Prediction</w:t>
+      </w:r>
+      <w:r>
+        <w:rPr>
+          <w:b w:val="0"/>
+        </w:rPr>
+        <w:t>: Candidate becomes correct on all 4 validation cases.</w:t>
+      </w:r>
+    </w:p>
+    <w:p>
+      <w:pPr>
+        <w:pStyle w:val="Heading3"/>
+      </w:pPr>
+      <w:r>
+        <w:t>Why the result follows</w:t>
+      </w:r>
+    </w:p>
+    <w:p>
+      <w:pPr>
+        <w:spacing w:line="336" w:lineRule="auto" w:after="180"/>
+        <w:shd w:fill="F1F6FC"/>
+      </w:pPr>
+      <w:r>
+        <w:rPr>
+          <w:b w:val="0"/>
+        </w:rPr>
+        <w:t xml:space="preserve">Reason: Only the previously wrong third decision changes; </w:t>
+      </w:r>
+      <w:r>
+        <w:rPr>
+          <w:b/>
+        </w:rPr>
+        <w:t>baseline</w:t>
+      </w:r>
+      <w:r>
+        <w:rPr>
+          <w:b w:val="0"/>
+        </w:rPr>
+        <w:t xml:space="preserve"> stays fixed at 2/4.</w:t>
+      </w:r>
+    </w:p>
+    <w:p>
+      <w:pPr>
+        <w:pStyle w:val="Heading3"/>
+      </w:pPr>
+      <w:r>
         <w:t>Ask while showing the picture</w:t>
       </w:r>
     </w:p>
     <w:p>
-      <w:r>
-        <w:t>Cover the result. Ask learners to name the inputs and predict the next step. Uncover one step, connect the icon to the actual procedure, and explain its evidence. Then change the supplied condition and compare. The picture is a representation; it does not document execution of a real AI model.</w:t>
+      <w:pPr>
+        <w:pStyle w:val="Heading3"/>
+      </w:pPr>
+      <w:r>
+        <w:t>Ask while showing the picture · 8</w:t>
+      </w:r>
+    </w:p>
+    <w:p>
+      <w:pPr>
+        <w:spacing w:line="336" w:lineRule="auto" w:after="180"/>
+      </w:pPr>
+      <w:r>
+        <w:rPr>
+          <w:b w:val="0"/>
+        </w:rPr>
+        <w:t xml:space="preserve">Cover the result. Ask learners to name the </w:t>
+      </w:r>
+      <w:r>
+        <w:rPr>
+          <w:b/>
+        </w:rPr>
+        <w:t>input</w:t>
+      </w:r>
+      <w:r>
+        <w:rPr>
+          <w:b w:val="0"/>
+        </w:rPr>
+        <w:t xml:space="preserve">s and predict the next step. Uncover one step, connect the icon to the actual procedure, and explain its </w:t>
+      </w:r>
+      <w:r>
+        <w:rPr>
+          <w:b/>
+        </w:rPr>
+        <w:t>evidence</w:t>
+      </w:r>
+      <w:r>
+        <w:rPr>
+          <w:b w:val="0"/>
+        </w:rPr>
+        <w:t>. Then change the supplied condition and compare.</w:t>
+      </w:r>
+    </w:p>
+    <w:p>
+      <w:pPr>
+        <w:spacing w:line="336" w:lineRule="auto" w:after="180"/>
+      </w:pPr>
+      <w:r>
+        <w:rPr>
+          <w:b w:val="0"/>
+        </w:rPr>
+        <w:t>The picture is a representation; it does not document execution of a real AI model.</w:t>
       </w:r>
     </w:p>
     <w:p>
@@ -1201,11 +2780,16 @@
       </w:r>
     </w:p>
     <w:p>
+      <w:r>
+        <w:t>Demonstrate Baselines First, reduce support deliberately and check individual reasoning before discussing answers.</w:t>
+      </w:r>
+    </w:p>
+    <w:p>
       <w:pPr>
         <w:pStyle w:val="Heading3"/>
       </w:pPr>
       <w:r>
-        <w:t>Demonstrate and guide practice</w:t>
+        <w:t>Board sequence</w:t>
       </w:r>
     </w:p>
     <w:p>
@@ -1213,27 +2797,31 @@
         <w:pStyle w:val="Heading3"/>
       </w:pPr>
       <w:r>
-        <w:t>Board sequence</w:t>
-      </w:r>
-    </w:p>
-    <w:p>
-      <w:r>
-        <w:t>Write the given facts: A test set has eighteen healthy and two spotted leaves. Baseline always predicts healthy.</w:t>
-      </w:r>
-    </w:p>
-    <w:p>
-      <w:r>
-        <w:t>Write the question to explain: Calculate and critique accuracy.</w:t>
-      </w:r>
-    </w:p>
-    <w:p>
-      <w:r>
-        <w:t>Reveal after predictions: 18/20=90%, but spotted recall is 0/2=0%. Compare with task-relevant metrics and the trained model.</w:t>
-      </w:r>
-    </w:p>
-    <w:p>
-      <w:r>
-        <w:t>Keep for an independent attempt: A dataset has 18 grass and 2 fern examples. A baseline always predicts grass. Compute accuracy and name a serious limitation.</w:t>
+        <w:t>1. Put the facts on the board</w:t>
+      </w:r>
+    </w:p>
+    <w:p>
+      <w:pPr>
+        <w:spacing w:line="336" w:lineRule="auto" w:after="180"/>
+        <w:shd w:fill="F4F9FC"/>
+      </w:pPr>
+      <w:r>
+        <w:rPr>
+          <w:b w:val="0"/>
+        </w:rPr>
+        <w:t xml:space="preserve">Write the given facts: A test set has eighteen healthy and two spotted leaves. </w:t>
+      </w:r>
+      <w:r>
+        <w:rPr>
+          <w:b/>
+        </w:rPr>
+        <w:t>Baseline</w:t>
+      </w:r>
+      <w:r>
+        <w:rPr>
+          <w:b w:val="0"/>
+        </w:rPr>
+        <w:t xml:space="preserve"> always predicts healthy.</w:t>
       </w:r>
     </w:p>
     <w:p>
@@ -1241,27 +2829,189 @@
         <w:pStyle w:val="Heading3"/>
       </w:pPr>
       <w:r>
+        <w:t>2. State the decision to explain</w:t>
+      </w:r>
+    </w:p>
+    <w:p>
+      <w:pPr>
+        <w:spacing w:line="336" w:lineRule="auto" w:after="180"/>
+        <w:shd w:fill="F4F9FC"/>
+      </w:pPr>
+      <w:r>
+        <w:rPr>
+          <w:b w:val="0"/>
+        </w:rPr>
+        <w:t xml:space="preserve">Write the question to explain: Calculate and critique </w:t>
+      </w:r>
+      <w:r>
+        <w:rPr>
+          <w:b/>
+        </w:rPr>
+        <w:t>accuracy</w:t>
+      </w:r>
+      <w:r>
+        <w:rPr>
+          <w:b w:val="0"/>
+        </w:rPr>
+        <w:t>.</w:t>
+      </w:r>
+    </w:p>
+    <w:p>
+      <w:pPr>
+        <w:pStyle w:val="Heading3"/>
+      </w:pPr>
+      <w:r>
+        <w:t>3. Reveal the worked reasoning</w:t>
+      </w:r>
+    </w:p>
+    <w:p>
+      <w:pPr>
+        <w:spacing w:line="336" w:lineRule="auto" w:after="180"/>
+        <w:shd w:fill="F1F6FC"/>
+      </w:pPr>
+      <w:r>
+        <w:rPr>
+          <w:b w:val="0"/>
+        </w:rPr>
+        <w:t xml:space="preserve">Reveal after </w:t>
+      </w:r>
+      <w:r>
+        <w:rPr>
+          <w:b/>
+        </w:rPr>
+        <w:t>prediction</w:t>
+      </w:r>
+      <w:r>
+        <w:rPr>
+          <w:b w:val="0"/>
+        </w:rPr>
+        <w:t>s: 18/20=90%, but spotted recall is 0/2=0%. Compare with task-relevant metrics and the trained model.</w:t>
+      </w:r>
+    </w:p>
+    <w:p>
+      <w:pPr>
+        <w:pStyle w:val="Heading3"/>
+      </w:pPr>
+      <w:r>
+        <w:t>Hold back the independent task</w:t>
+      </w:r>
+    </w:p>
+    <w:p>
+      <w:pPr>
+        <w:spacing w:line="336" w:lineRule="auto" w:after="180"/>
+        <w:shd w:fill="FFF5E6"/>
+      </w:pPr>
+      <w:r>
+        <w:rPr>
+          <w:b w:val="0"/>
+        </w:rPr>
+        <w:t xml:space="preserve">Keep for an independent attempt: A dataset has 18 grass and 2 fern examples. A </w:t>
+      </w:r>
+      <w:r>
+        <w:rPr>
+          <w:b/>
+        </w:rPr>
+        <w:t>baseline</w:t>
+      </w:r>
+      <w:r>
+        <w:rPr>
+          <w:b w:val="0"/>
+        </w:rPr>
+        <w:t xml:space="preserve"> always predicts grass. Compute </w:t>
+      </w:r>
+      <w:r>
+        <w:rPr>
+          <w:b/>
+        </w:rPr>
+        <w:t>accuracy</w:t>
+      </w:r>
+      <w:r>
+        <w:rPr>
+          <w:b w:val="0"/>
+        </w:rPr>
+        <w:t xml:space="preserve"> and name a serious limitation.</w:t>
+      </w:r>
+    </w:p>
+    <w:p>
+      <w:pPr>
+        <w:pStyle w:val="Heading3"/>
+      </w:pPr>
+      <w:r>
         <w:t>Classroom dialogue</w:t>
       </w:r>
     </w:p>
     <w:p>
-      <w:r>
+      <w:pPr>
+        <w:pStyle w:val="Heading3"/>
+      </w:pPr>
+      <w:r>
+        <w:t>Ask the class</w:t>
+      </w:r>
+    </w:p>
+    <w:p>
+      <w:pPr>
+        <w:spacing w:line="336" w:lineRule="auto" w:after="180"/>
+        <w:shd w:fill="F5F1FB"/>
+      </w:pPr>
+      <w:r>
+        <w:rPr>
+          <w:b w:val="0"/>
+        </w:rPr>
         <w:t>Ask: Which facts are given, and which would we have to assume? Learners mark relevant details before discussing answers.</w:t>
       </w:r>
     </w:p>
     <w:p>
-      <w:r>
+      <w:pPr>
+        <w:pStyle w:val="Heading3"/>
+      </w:pPr>
+      <w:r>
+        <w:t>Language to model</w:t>
+      </w:r>
+    </w:p>
+    <w:p>
+      <w:pPr>
+        <w:spacing w:line="336" w:lineRule="auto" w:after="180"/>
+        <w:shd w:fill="F1F6F8"/>
+      </w:pPr>
+      <w:r>
+        <w:rPr>
+          <w:b w:val="0"/>
+        </w:rPr>
         <w:t>Say: Predict first. Show the rule, information path or calculation that would produce the result. A correct guess is not yet an explanation.</w:t>
       </w:r>
     </w:p>
     <w:p>
-      <w:r>
+      <w:pPr>
+        <w:spacing w:line="336" w:lineRule="auto" w:after="180"/>
+      </w:pPr>
+      <w:r>
+        <w:rPr>
+          <w:b w:val="0"/>
+        </w:rPr>
         <w:t>Reveal reasoning one step at a time. Explain why a tempting alternative fails. Write units and denominators for arithmetic, trace conditions for decisions, and identify supporting sources for claims.</w:t>
       </w:r>
     </w:p>
     <w:p>
-      <w:r>
-        <w:t>In pairs, one learner solves while the other checks evidence; exchange roles. Remove the worked answer before independent assessment.</w:t>
+      <w:pPr>
+        <w:spacing w:line="336" w:lineRule="auto" w:after="180"/>
+      </w:pPr>
+      <w:r>
+        <w:rPr>
+          <w:b w:val="0"/>
+        </w:rPr>
+        <w:t xml:space="preserve">In pairs, one learner solves while the other checks </w:t>
+      </w:r>
+      <w:r>
+        <w:rPr>
+          <w:b/>
+        </w:rPr>
+        <w:t>evidence</w:t>
+      </w:r>
+      <w:r>
+        <w:rPr>
+          <w:b w:val="0"/>
+        </w:rPr>
+        <w:t>; exchange roles. Remove the worked answer before independent assessment.</w:t>
       </w:r>
     </w:p>
     <w:p>
@@ -1273,8 +3023,120 @@
       </w:r>
     </w:p>
     <w:p>
-      <w:r>
-        <w:t>Guided: the baseline misses rows 1 and 3; the candidate misses only row 3, adding one correct example. The difference is 75 minus 50 = 25 percentage points. Relative improvement in accuracy would be (75 minus 50)/50 = 50 percent; keep the measure explicit. Exit: equal accuracy does not establish identical mistakes or suitability. Inspect predictions by row, missed blocked cases, false blocked predictions, sample coverage and consequences, then evaluate using an appropriate held out process.</w:t>
+      <w:pPr>
+        <w:spacing w:line="336" w:lineRule="auto" w:after="180"/>
+      </w:pPr>
+      <w:r>
+        <w:rPr>
+          <w:b w:val="0"/>
+        </w:rPr>
+        <w:t xml:space="preserve">Guided: the </w:t>
+      </w:r>
+      <w:r>
+        <w:rPr>
+          <w:b/>
+        </w:rPr>
+        <w:t>baseline</w:t>
+      </w:r>
+      <w:r>
+        <w:rPr>
+          <w:b w:val="0"/>
+        </w:rPr>
+        <w:t xml:space="preserve"> misses rows 1 and 3; the candidate misses only row 3, adding one correct example. The difference is 75 minus 50 = 25 </w:t>
+      </w:r>
+      <w:r>
+        <w:rPr>
+          <w:b/>
+        </w:rPr>
+        <w:t>percentage point</w:t>
+      </w:r>
+      <w:r>
+        <w:rPr>
+          <w:b w:val="0"/>
+        </w:rPr>
+        <w:t>s.</w:t>
+      </w:r>
+    </w:p>
+    <w:p>
+      <w:pPr>
+        <w:spacing w:line="336" w:lineRule="auto" w:after="180"/>
+      </w:pPr>
+      <w:r>
+        <w:rPr>
+          <w:b w:val="0"/>
+        </w:rPr>
+        <w:t xml:space="preserve">Relative improvement in </w:t>
+      </w:r>
+      <w:r>
+        <w:rPr>
+          <w:b/>
+        </w:rPr>
+        <w:t>accuracy</w:t>
+      </w:r>
+      <w:r>
+        <w:rPr>
+          <w:b w:val="0"/>
+        </w:rPr>
+        <w:t xml:space="preserve"> would be (75 minus 50)/50 = 50 percent; keep the measure explicit. Exit: equal </w:t>
+      </w:r>
+      <w:r>
+        <w:rPr>
+          <w:b/>
+        </w:rPr>
+        <w:t>accuracy</w:t>
+      </w:r>
+      <w:r>
+        <w:rPr>
+          <w:b w:val="0"/>
+        </w:rPr>
+        <w:t xml:space="preserve"> does not establish identical mistakes or suitability.</w:t>
+      </w:r>
+    </w:p>
+    <w:p>
+      <w:pPr>
+        <w:spacing w:line="336" w:lineRule="auto" w:after="180"/>
+      </w:pPr>
+      <w:r>
+        <w:rPr>
+          <w:b w:val="0"/>
+        </w:rPr>
+        <w:t xml:space="preserve">Inspect </w:t>
+      </w:r>
+      <w:r>
+        <w:rPr>
+          <w:b/>
+        </w:rPr>
+        <w:t>prediction</w:t>
+      </w:r>
+      <w:r>
+        <w:rPr>
+          <w:b w:val="0"/>
+        </w:rPr>
+        <w:t xml:space="preserve">s by row, missed blocked cases, false blocked </w:t>
+      </w:r>
+      <w:r>
+        <w:rPr>
+          <w:b/>
+        </w:rPr>
+        <w:t>prediction</w:t>
+      </w:r>
+      <w:r>
+        <w:rPr>
+          <w:b w:val="0"/>
+        </w:rPr>
+        <w:t xml:space="preserve">s, sample coverage and consequences, then evaluate using an appropriate held out </w:t>
+      </w:r>
+      <w:r>
+        <w:rPr>
+          <w:b/>
+        </w:rPr>
+        <w:t>process</w:t>
+      </w:r>
+      <w:r>
+        <w:rPr>
+          <w:b w:val="0"/>
+        </w:rPr>
+        <w:t>.</w:t>
       </w:r>
     </w:p>
     <w:p>
@@ -1506,41 +3368,215 @@
       </w:r>
     </w:p>
     <w:p>
-      <w:r>
-        <w:t>Completion task: List the four baseline predictions and mark which validation rows are correct. Give correct/total and accuracy. Explain why 4/6 is not the answer.</w:t>
-      </w:r>
-    </w:p>
-    <w:p>
-      <w:r>
-        <w:t>Teacher check: Predictions are clear, clear, clear, clear. Rows 2 and 4 match, giving 2/4 or 50 percent. The fraction 4/6 describes clear labels in training, not correct predictions on the four validation rows.</w:t>
-      </w:r>
-    </w:p>
-    <w:p>
-      <w:r>
-        <w:t>Start by identifying the given inputs together. Leave the intermediate steps blank. If needed, model one step, then withdraw that help on the next step. Move to a full trace only when the partial trace is understood. For partners, alternate explainer and checker; collect a response from every learner before discussion.</w:t>
-      </w:r>
-    </w:p>
-    <w:p>
       <w:pPr>
         <w:pStyle w:val="Heading3"/>
       </w:pPr>
       <w:r>
+        <w:t>Completion practice</w:t>
+      </w:r>
+    </w:p>
+    <w:p>
+      <w:pPr>
+        <w:spacing w:line="336" w:lineRule="auto" w:after="180"/>
+        <w:shd w:fill="F5F1FB"/>
+      </w:pPr>
+      <w:r>
+        <w:rPr>
+          <w:b w:val="0"/>
+        </w:rPr>
+        <w:t xml:space="preserve">Completion task: List the four </w:t>
+      </w:r>
+      <w:r>
+        <w:rPr>
+          <w:b/>
+        </w:rPr>
+        <w:t>baseline</w:t>
+      </w:r>
+      <w:r>
+        <w:rPr>
+          <w:b w:val="0"/>
+        </w:rPr>
+        <w:t xml:space="preserve"> </w:t>
+      </w:r>
+      <w:r>
+        <w:rPr>
+          <w:b/>
+        </w:rPr>
+        <w:t>prediction</w:t>
+      </w:r>
+      <w:r>
+        <w:rPr>
+          <w:b w:val="0"/>
+        </w:rPr>
+        <w:t xml:space="preserve">s and mark which validation rows are correct. Give correct/total and </w:t>
+      </w:r>
+      <w:r>
+        <w:rPr>
+          <w:b/>
+        </w:rPr>
+        <w:t>accuracy</w:t>
+      </w:r>
+      <w:r>
+        <w:rPr>
+          <w:b w:val="0"/>
+        </w:rPr>
+        <w:t>. Explain why 4/6 is not the answer.</w:t>
+      </w:r>
+    </w:p>
+    <w:p>
+      <w:pPr>
+        <w:pStyle w:val="Heading3"/>
+      </w:pPr>
+      <w:r>
+        <w:t>Reasoning to listen for</w:t>
+      </w:r>
+    </w:p>
+    <w:p>
+      <w:pPr>
+        <w:spacing w:line="336" w:lineRule="auto" w:after="180"/>
+        <w:shd w:fill="F1F6FC"/>
+      </w:pPr>
+      <w:r>
+        <w:rPr>
+          <w:b w:val="0"/>
+        </w:rPr>
+        <w:t xml:space="preserve">Teacher check: </w:t>
+      </w:r>
+      <w:r>
+        <w:rPr>
+          <w:b/>
+        </w:rPr>
+        <w:t>Prediction</w:t>
+      </w:r>
+      <w:r>
+        <w:rPr>
+          <w:b w:val="0"/>
+        </w:rPr>
+        <w:t xml:space="preserve">s are clear, clear, clear, clear. Rows 2 and 4 match, giving 2/4 or 50 percent. The fraction 4/6 describes clear labels in </w:t>
+      </w:r>
+      <w:r>
+        <w:rPr>
+          <w:b/>
+        </w:rPr>
+        <w:t>training</w:t>
+      </w:r>
+      <w:r>
+        <w:rPr>
+          <w:b w:val="0"/>
+        </w:rPr>
+        <w:t xml:space="preserve">, not correct </w:t>
+      </w:r>
+      <w:r>
+        <w:rPr>
+          <w:b/>
+        </w:rPr>
+        <w:t>prediction</w:t>
+      </w:r>
+      <w:r>
+        <w:rPr>
+          <w:b w:val="0"/>
+        </w:rPr>
+        <w:t>s on the four validation rows.</w:t>
+      </w:r>
+    </w:p>
+    <w:p>
+      <w:pPr>
+        <w:spacing w:line="336" w:lineRule="auto" w:after="180"/>
+      </w:pPr>
+      <w:r>
+        <w:rPr>
+          <w:b w:val="0"/>
+        </w:rPr>
+        <w:t xml:space="preserve">Start by identifying the given </w:t>
+      </w:r>
+      <w:r>
+        <w:rPr>
+          <w:b/>
+        </w:rPr>
+        <w:t>input</w:t>
+      </w:r>
+      <w:r>
+        <w:rPr>
+          <w:b w:val="0"/>
+        </w:rPr>
+        <w:t>s together. Leave the intermediate steps blank. If needed, model one step, then withdraw that help on the next step. Move to a full trace only when the partial trace is understood.</w:t>
+      </w:r>
+    </w:p>
+    <w:p>
+      <w:pPr>
+        <w:spacing w:line="336" w:lineRule="auto" w:after="180"/>
+      </w:pPr>
+      <w:r>
+        <w:rPr>
+          <w:b w:val="0"/>
+        </w:rPr>
+        <w:t>For partners, alternate explainer and checker; collect a response from every learner before discussion.</w:t>
+      </w:r>
+    </w:p>
+    <w:p>
+      <w:pPr>
+        <w:pStyle w:val="Heading3"/>
+      </w:pPr>
+      <w:r>
         <w:t>Individual reasoning check</w:t>
       </w:r>
     </w:p>
     <w:p>
-      <w:r>
-        <w:t>Use the worked case for A baseline before a model. Proposed explanation: “A simple baseline does not need training data”. Decide whether this explanation is supported. Point to the step or supplied fact that decides; explain your repair if needed.</w:t>
-      </w:r>
-    </w:p>
-    <w:p>
-      <w:r>
-        <w:t>Expected correction: This method learns its constant from training label counts, although it ignores input features.</w:t>
-      </w:r>
-    </w:p>
-    <w:p>
-      <w:r>
-        <w:t>Collect explanations, not only yes/no votes. If a misunderstanding is common, re-model the relevant step for the class. If it affects a few learners, give a short targeted group explanation while others solve a more demanding variation.</w:t>
+      <w:pPr>
+        <w:spacing w:line="336" w:lineRule="auto" w:after="180"/>
+      </w:pPr>
+      <w:r>
+        <w:rPr>
+          <w:b w:val="0"/>
+        </w:rPr>
+        <w:t xml:space="preserve">Use the worked case for A </w:t>
+      </w:r>
+      <w:r>
+        <w:rPr>
+          <w:b/>
+        </w:rPr>
+        <w:t>baseline</w:t>
+      </w:r>
+      <w:r>
+        <w:rPr>
+          <w:b w:val="0"/>
+        </w:rPr>
+        <w:t xml:space="preserve"> before a model. Proposed explanation: “A simple </w:t>
+      </w:r>
+      <w:r>
+        <w:rPr>
+          <w:b/>
+        </w:rPr>
+        <w:t>baseline</w:t>
+      </w:r>
+      <w:r>
+        <w:rPr>
+          <w:b w:val="0"/>
+        </w:rPr>
+        <w:t xml:space="preserve"> does not need </w:t>
+      </w:r>
+      <w:r>
+        <w:rPr>
+          <w:b/>
+        </w:rPr>
+        <w:t>training</w:t>
+      </w:r>
+      <w:r>
+        <w:rPr>
+          <w:b w:val="0"/>
+        </w:rPr>
+        <w:t xml:space="preserve"> data”. Decide whether this explanation is supported.</w:t>
+      </w:r>
+    </w:p>
+    <w:p>
+      <w:pPr>
+        <w:spacing w:line="336" w:lineRule="auto" w:after="180"/>
+      </w:pPr>
+      <w:r>
+        <w:rPr>
+          <w:b w:val="0"/>
+        </w:rPr>
+        <w:t>Point to the step or supplied fact that decides; explain your repair if needed.</w:t>
       </w:r>
     </w:p>
     <w:p>
@@ -1548,12 +3584,120 @@
         <w:pStyle w:val="Heading3"/>
       </w:pPr>
       <w:r>
+        <w:t>Expected repair</w:t>
+      </w:r>
+    </w:p>
+    <w:p>
+      <w:pPr>
+        <w:spacing w:line="336" w:lineRule="auto" w:after="180"/>
+        <w:shd w:fill="F1F6FC"/>
+      </w:pPr>
+      <w:r>
+        <w:rPr>
+          <w:b w:val="0"/>
+        </w:rPr>
+        <w:t xml:space="preserve">Expected correction: This method learns its constant from </w:t>
+      </w:r>
+      <w:r>
+        <w:rPr>
+          <w:b/>
+        </w:rPr>
+        <w:t>training</w:t>
+      </w:r>
+      <w:r>
+        <w:rPr>
+          <w:b w:val="0"/>
+        </w:rPr>
+        <w:t xml:space="preserve"> label counts, although it ignores </w:t>
+      </w:r>
+      <w:r>
+        <w:rPr>
+          <w:b/>
+        </w:rPr>
+        <w:t>input</w:t>
+      </w:r>
+      <w:r>
+        <w:rPr>
+          <w:b w:val="0"/>
+        </w:rPr>
+        <w:t xml:space="preserve"> features.</w:t>
+      </w:r>
+    </w:p>
+    <w:p>
+      <w:pPr>
+        <w:spacing w:line="336" w:lineRule="auto" w:after="180"/>
+      </w:pPr>
+      <w:r>
+        <w:rPr>
+          <w:b w:val="0"/>
+        </w:rPr>
+        <w:t>Collect explanations, not only yes/no votes. If a misunderstanding is common, re-model the relevant step for the class.</w:t>
+      </w:r>
+    </w:p>
+    <w:p>
+      <w:pPr>
+        <w:spacing w:line="336" w:lineRule="auto" w:after="180"/>
+      </w:pPr>
+      <w:r>
+        <w:rPr>
+          <w:b w:val="0"/>
+        </w:rPr>
+        <w:t>If it affects a few learners, give a short targeted group explanation while others solve a more demanding variation.</w:t>
+      </w:r>
+    </w:p>
+    <w:p>
+      <w:pPr>
+        <w:pStyle w:val="Heading3"/>
+      </w:pPr>
+      <w:r>
         <w:t>Pictorial practice question</w:t>
       </w:r>
     </w:p>
     <w:p>
-      <w:r>
-        <w:t>Can the candidate’s training accuracy replace this validation comparison? Point to the relevant step in the picture, then write the changed result and the rule or evidence that supports it.</w:t>
+      <w:pPr>
+        <w:spacing w:line="336" w:lineRule="auto" w:after="180"/>
+      </w:pPr>
+      <w:r>
+        <w:rPr>
+          <w:b w:val="0"/>
+        </w:rPr>
+        <w:t xml:space="preserve">Can the candidate’s </w:t>
+      </w:r>
+      <w:r>
+        <w:rPr>
+          <w:b/>
+        </w:rPr>
+        <w:t>training</w:t>
+      </w:r>
+      <w:r>
+        <w:rPr>
+          <w:b w:val="0"/>
+        </w:rPr>
+        <w:t xml:space="preserve"> </w:t>
+      </w:r>
+      <w:r>
+        <w:rPr>
+          <w:b/>
+        </w:rPr>
+        <w:t>accuracy</w:t>
+      </w:r>
+      <w:r>
+        <w:rPr>
+          <w:b w:val="0"/>
+        </w:rPr>
+        <w:t xml:space="preserve"> replace this validation comparison? Point to the relevant step in the picture, then write the changed result and the rule or </w:t>
+      </w:r>
+      <w:r>
+        <w:rPr>
+          <w:b/>
+        </w:rPr>
+        <w:t>evidence</w:t>
+      </w:r>
+      <w:r>
+        <w:rPr>
+          <w:b w:val="0"/>
+        </w:rPr>
+        <w:t xml:space="preserve"> that supports it.</w:t>
       </w:r>
     </w:p>
     <w:p>
@@ -1565,18 +3709,119 @@
       </w:r>
     </w:p>
     <w:p>
-      <w:r>
-        <w:t>No. Compare candidate and baseline on the same held-out cases and references; training fit answers a different question. Changed-case check: Candidate becomes correct on all 4 validation cases. Only the previously wrong third decision changes; baseline stays fixed at 2/4.</w:t>
-      </w:r>
-    </w:p>
-    <w:p>
-      <w:r>
-        <w:t>Changed-case reasoning: Candidate becomes correct on all 4 validation cases. Only the previously wrong third decision changes; baseline stays fixed at 2/4.</w:t>
-      </w:r>
-    </w:p>
-    <w:p>
-      <w:r>
-        <w:t>Collect each learner’s explanation before discussion. Use the first missing connection between input, deciding step and result to choose support. This question is worked-case practice, not fresh mastery evidence.</w:t>
+      <w:pPr>
+        <w:spacing w:line="336" w:lineRule="auto" w:after="180"/>
+      </w:pPr>
+      <w:r>
+        <w:rPr>
+          <w:b w:val="0"/>
+        </w:rPr>
+        <w:t xml:space="preserve">No. Compare candidate and </w:t>
+      </w:r>
+      <w:r>
+        <w:rPr>
+          <w:b/>
+        </w:rPr>
+        <w:t>baseline</w:t>
+      </w:r>
+      <w:r>
+        <w:rPr>
+          <w:b w:val="0"/>
+        </w:rPr>
+        <w:t xml:space="preserve"> on the same held-out cases and references; </w:t>
+      </w:r>
+      <w:r>
+        <w:rPr>
+          <w:b/>
+        </w:rPr>
+        <w:t>training</w:t>
+      </w:r>
+      <w:r>
+        <w:rPr>
+          <w:b w:val="0"/>
+        </w:rPr>
+        <w:t xml:space="preserve"> fit answers a different question. Changed-case check: Candidate becomes correct on all 4 validation cases.</w:t>
+      </w:r>
+    </w:p>
+    <w:p>
+      <w:pPr>
+        <w:spacing w:line="336" w:lineRule="auto" w:after="180"/>
+      </w:pPr>
+      <w:r>
+        <w:rPr>
+          <w:b w:val="0"/>
+        </w:rPr>
+        <w:t xml:space="preserve">Only the previously wrong third decision changes; </w:t>
+      </w:r>
+      <w:r>
+        <w:rPr>
+          <w:b/>
+        </w:rPr>
+        <w:t>baseline</w:t>
+      </w:r>
+      <w:r>
+        <w:rPr>
+          <w:b w:val="0"/>
+        </w:rPr>
+        <w:t xml:space="preserve"> stays fixed at 2/4.</w:t>
+      </w:r>
+    </w:p>
+    <w:p>
+      <w:pPr>
+        <w:spacing w:line="336" w:lineRule="auto" w:after="180"/>
+      </w:pPr>
+      <w:r>
+        <w:rPr>
+          <w:b w:val="0"/>
+        </w:rPr>
+        <w:t xml:space="preserve">Changed-case reasoning: Candidate becomes correct on all 4 validation cases. Only the previously wrong third decision changes; </w:t>
+      </w:r>
+      <w:r>
+        <w:rPr>
+          <w:b/>
+        </w:rPr>
+        <w:t>baseline</w:t>
+      </w:r>
+      <w:r>
+        <w:rPr>
+          <w:b w:val="0"/>
+        </w:rPr>
+        <w:t xml:space="preserve"> stays fixed at 2/4.</w:t>
+      </w:r>
+    </w:p>
+    <w:p>
+      <w:pPr>
+        <w:spacing w:line="336" w:lineRule="auto" w:after="180"/>
+      </w:pPr>
+      <w:r>
+        <w:rPr>
+          <w:b w:val="0"/>
+        </w:rPr>
+        <w:t xml:space="preserve">Collect each learner’s explanation before discussion. Use the first missing connection between </w:t>
+      </w:r>
+      <w:r>
+        <w:rPr>
+          <w:b/>
+        </w:rPr>
+        <w:t>input</w:t>
+      </w:r>
+      <w:r>
+        <w:rPr>
+          <w:b w:val="0"/>
+        </w:rPr>
+        <w:t xml:space="preserve">, deciding step and result to choose support. This question is worked-case practice, not fresh mastery </w:t>
+      </w:r>
+      <w:r>
+        <w:rPr>
+          <w:b/>
+        </w:rPr>
+        <w:t>evidence</w:t>
+      </w:r>
+      <w:r>
+        <w:rPr>
+          <w:b w:val="0"/>
+        </w:rPr>
+        <w:t>.</w:t>
       </w:r>
     </w:p>
     <w:p>
@@ -1588,54 +3833,145 @@
       </w:r>
     </w:p>
     <w:p>
+      <w:r>
+        <w:t>Run the Baselines First investigation and use the first unsupported step to choose a teaching response.</w:t>
+      </w:r>
+    </w:p>
+    <w:p>
+      <w:pPr>
+        <w:spacing w:line="336" w:lineRule="auto" w:after="180"/>
+      </w:pPr>
+      <w:r>
+        <w:rPr>
+          <w:b w:val="0"/>
+        </w:rPr>
+        <w:t>Keep the test conditions fixed, record every result, and change only one planned factor.</w:t>
+      </w:r>
+    </w:p>
+    <w:p>
+      <w:pPr>
+        <w:spacing w:line="336" w:lineRule="auto" w:after="180"/>
+        <w:shd w:fill="F4F9FC"/>
+      </w:pPr>
+      <w:r>
+        <w:rPr>
+          <w:b w:val="0"/>
+        </w:rPr>
+        <w:t xml:space="preserve">1. Write the hypothesis and expected </w:t>
+      </w:r>
+      <w:r>
+        <w:rPr>
+          <w:b/>
+        </w:rPr>
+        <w:t>evidence</w:t>
+      </w:r>
+      <w:r>
+        <w:rPr>
+          <w:b w:val="0"/>
+        </w:rPr>
+        <w:t xml:space="preserve"> before running.</w:t>
+      </w:r>
+    </w:p>
+    <w:p>
+      <w:pPr>
+        <w:spacing w:line="336" w:lineRule="auto" w:after="180"/>
+        <w:shd w:fill="F4F9FC"/>
+      </w:pPr>
+      <w:r>
+        <w:rPr>
+          <w:b w:val="0"/>
+        </w:rPr>
+        <w:t xml:space="preserve">2. </w:t>
+      </w:r>
+      <w:r>
+        <w:rPr>
+          <w:b/>
+        </w:rPr>
+        <w:t>Baseline</w:t>
+      </w:r>
+      <w:r>
+        <w:rPr>
+          <w:b w:val="0"/>
+        </w:rPr>
+        <w:t xml:space="preserve"> Challenge: calculate two </w:t>
+      </w:r>
+      <w:r>
+        <w:rPr>
+          <w:b/>
+        </w:rPr>
+        <w:t>baseline</w:t>
+      </w:r>
+      <w:r>
+        <w:rPr>
+          <w:b w:val="0"/>
+        </w:rPr>
+        <w:t>s on one fixed set, compare class-specific errors, and choose the honest benchmark.</w:t>
+      </w:r>
+    </w:p>
+    <w:p>
+      <w:pPr>
+        <w:spacing w:line="336" w:lineRule="auto" w:after="180"/>
+        <w:shd w:fill="F4F9FC"/>
+      </w:pPr>
+      <w:r>
+        <w:rPr>
+          <w:b w:val="0"/>
+        </w:rPr>
+        <w:t>3. Run one normal, one boundary, one missing, and one shifted case.</w:t>
+      </w:r>
+    </w:p>
+    <w:p>
+      <w:pPr>
+        <w:spacing w:line="336" w:lineRule="auto" w:after="180"/>
+        <w:shd w:fill="F4F9FC"/>
+      </w:pPr>
+      <w:r>
+        <w:rPr>
+          <w:b w:val="0"/>
+        </w:rPr>
+        <w:t>4. Calculate the metric from raw counts or row-level errors.</w:t>
+      </w:r>
+    </w:p>
+    <w:p>
+      <w:pPr>
+        <w:spacing w:line="336" w:lineRule="auto" w:after="180"/>
+        <w:shd w:fill="F4F9FC"/>
+      </w:pPr>
+      <w:r>
+        <w:rPr>
+          <w:b w:val="0"/>
+        </w:rPr>
+        <w:t>5. Interpret what changed, what did not, and what remains unsafe or unknown.</w:t>
+      </w:r>
+    </w:p>
+    <w:p>
       <w:pPr>
         <w:pStyle w:val="Heading3"/>
       </w:pPr>
       <w:r>
-        <w:t>Run the weekly evidence lab</w:t>
-      </w:r>
-    </w:p>
-    <w:p>
-      <w:r>
-        <w:t>Keep the test conditions fixed, record every result, and change only one planned factor.</w:t>
-      </w:r>
-    </w:p>
-    <w:p>
-      <w:r>
-        <w:t>1. Write the hypothesis and expected evidence before running.</w:t>
-      </w:r>
-    </w:p>
-    <w:p>
-      <w:r>
-        <w:t>2. Baseline Challenge: calculate two baselines on one fixed set, compare class-specific errors, and choose the honest benchmark.</w:t>
-      </w:r>
-    </w:p>
-    <w:p>
-      <w:r>
-        <w:t>3. Run one normal, one boundary, one missing, and one shifted case.</w:t>
-      </w:r>
-    </w:p>
-    <w:p>
-      <w:r>
-        <w:t>4. Calculate the metric from raw counts or row-level errors.</w:t>
-      </w:r>
-    </w:p>
-    <w:p>
-      <w:r>
-        <w:t>5. Interpret what changed, what did not, and what remains unsafe or unknown.</w:t>
-      </w:r>
-    </w:p>
-    <w:p>
-      <w:pPr>
-        <w:pStyle w:val="Heading3"/>
-      </w:pPr>
-      <w:r>
         <w:t>Make the lab runnable</w:t>
       </w:r>
     </w:p>
     <w:p>
-      <w:r>
-        <w:t>Use the concrete case as the shared normal case and the independent question as a second case. Each pair creates a boundary or missing-information case and predicts its result before testing. Keep the expected result separate from an observed mistake.</w:t>
+      <w:pPr>
+        <w:spacing w:line="336" w:lineRule="auto" w:after="180"/>
+      </w:pPr>
+      <w:r>
+        <w:rPr>
+          <w:b w:val="0"/>
+        </w:rPr>
+        <w:t>Use the concrete case as the shared normal case and the independent question as a second case. Each pair creates a boundary or missing-information case and predicts its result before testing.</w:t>
+      </w:r>
+    </w:p>
+    <w:p>
+      <w:pPr>
+        <w:spacing w:line="336" w:lineRule="auto" w:after="180"/>
+      </w:pPr>
+      <w:r>
+        <w:rPr>
+          <w:b w:val="0"/>
+        </w:rPr>
+        <w:t>Keep the expected result separate from an observed mistake.</w:t>
       </w:r>
     </w:p>
     <w:tbl>
@@ -1793,13 +4129,36 @@
       </w:r>
     </w:p>
     <w:p>
-      <w:r>
+      <w:pPr>
+        <w:spacing w:line="336" w:lineRule="auto" w:after="180"/>
+      </w:pPr>
+      <w:r>
+        <w:rPr>
+          <w:b w:val="0"/>
+        </w:rPr>
         <w:t>MISCONCEPTION TO REPAIR Any trained model is more intelligent and therefore better than a simple rule.</w:t>
       </w:r>
     </w:p>
     <w:p>
-      <w:r>
-        <w:t>For guessing, return to given facts and request a trace. For vocabulary without application, use one example and one non-example. For arithmetic errors, check the setup before the calculation. Finish with a different uncoached case before recording mastery.</w:t>
+      <w:pPr>
+        <w:spacing w:line="336" w:lineRule="auto" w:after="180"/>
+      </w:pPr>
+      <w:r>
+        <w:rPr>
+          <w:b w:val="0"/>
+        </w:rPr>
+        <w:t>For guessing, return to given facts and request a trace. For vocabulary without application, use one example and one non-example. For arithmetic errors, check the setup before the calculation.</w:t>
+      </w:r>
+    </w:p>
+    <w:p>
+      <w:pPr>
+        <w:spacing w:line="336" w:lineRule="auto" w:after="180"/>
+      </w:pPr>
+      <w:r>
+        <w:rPr>
+          <w:b w:val="0"/>
+        </w:rPr>
+        <w:t>Finish with a different uncoached case before recording mastery.</w:t>
       </w:r>
     </w:p>
     <w:p>
@@ -1811,18 +4170,126 @@
       </w:r>
     </w:p>
     <w:p>
-      <w:r>
-        <w:t>A simple baseline does not need training data: This method learns its constant from training label counts, although it ignores input features.</w:t>
-      </w:r>
-    </w:p>
-    <w:p>
-      <w:r>
-        <w:t>Training majority share is validation accuracy: Fit using training labels, then count matches separately on validation rows. Their label proportions can differ.</w:t>
-      </w:r>
-    </w:p>
-    <w:p>
-      <w:r>
-        <w:t>Beating a baseline proves the system is ready: It is one comparison on specified examples. Error types, coverage, uncertainty and final evaluation remain relevant.</w:t>
+      <w:pPr>
+        <w:spacing w:line="336" w:lineRule="auto" w:after="180"/>
+      </w:pPr>
+      <w:r>
+        <w:rPr>
+          <w:b w:val="0"/>
+        </w:rPr>
+        <w:t xml:space="preserve">A simple </w:t>
+      </w:r>
+      <w:r>
+        <w:rPr>
+          <w:b/>
+        </w:rPr>
+        <w:t>baseline</w:t>
+      </w:r>
+      <w:r>
+        <w:rPr>
+          <w:b w:val="0"/>
+        </w:rPr>
+        <w:t xml:space="preserve"> does not need </w:t>
+      </w:r>
+      <w:r>
+        <w:rPr>
+          <w:b/>
+        </w:rPr>
+        <w:t>training</w:t>
+      </w:r>
+      <w:r>
+        <w:rPr>
+          <w:b w:val="0"/>
+        </w:rPr>
+        <w:t xml:space="preserve"> data: This method learns its constant from </w:t>
+      </w:r>
+      <w:r>
+        <w:rPr>
+          <w:b/>
+        </w:rPr>
+        <w:t>training</w:t>
+      </w:r>
+      <w:r>
+        <w:rPr>
+          <w:b w:val="0"/>
+        </w:rPr>
+        <w:t xml:space="preserve"> label counts, although it ignores </w:t>
+      </w:r>
+      <w:r>
+        <w:rPr>
+          <w:b/>
+        </w:rPr>
+        <w:t>input</w:t>
+      </w:r>
+      <w:r>
+        <w:rPr>
+          <w:b w:val="0"/>
+        </w:rPr>
+        <w:t xml:space="preserve"> features.</w:t>
+      </w:r>
+    </w:p>
+    <w:p>
+      <w:pPr>
+        <w:spacing w:line="336" w:lineRule="auto" w:after="180"/>
+      </w:pPr>
+      <w:r>
+        <w:rPr>
+          <w:b/>
+        </w:rPr>
+        <w:t>Training</w:t>
+      </w:r>
+      <w:r>
+        <w:rPr>
+          <w:b w:val="0"/>
+        </w:rPr>
+        <w:t xml:space="preserve"> majority share is validation </w:t>
+      </w:r>
+      <w:r>
+        <w:rPr>
+          <w:b/>
+        </w:rPr>
+        <w:t>accuracy</w:t>
+      </w:r>
+      <w:r>
+        <w:rPr>
+          <w:b w:val="0"/>
+        </w:rPr>
+        <w:t xml:space="preserve">: Fit using </w:t>
+      </w:r>
+      <w:r>
+        <w:rPr>
+          <w:b/>
+        </w:rPr>
+        <w:t>training</w:t>
+      </w:r>
+      <w:r>
+        <w:rPr>
+          <w:b w:val="0"/>
+        </w:rPr>
+        <w:t xml:space="preserve"> labels, then count matches separately on validation rows. Their label proportions can differ.</w:t>
+      </w:r>
+    </w:p>
+    <w:p>
+      <w:pPr>
+        <w:spacing w:line="336" w:lineRule="auto" w:after="180"/>
+      </w:pPr>
+      <w:r>
+        <w:rPr>
+          <w:b w:val="0"/>
+        </w:rPr>
+        <w:t xml:space="preserve">Beating a </w:t>
+      </w:r>
+      <w:r>
+        <w:rPr>
+          <w:b/>
+        </w:rPr>
+        <w:t>baseline</w:t>
+      </w:r>
+      <w:r>
+        <w:rPr>
+          <w:b w:val="0"/>
+        </w:rPr>
+        <w:t xml:space="preserve"> proves the system is ready: It is one comparison on specified examples. Error types, coverage, uncertainty and final evaluation remain relevant.</w:t>
       </w:r>
     </w:p>
     <w:p>
@@ -1980,8 +4447,25 @@
       </w:tr>
     </w:tbl>
     <w:p>
-      <w:r>
-        <w:t>Offer an oral explanation, drawing, enlarged visual or fewer examples when that removes a reading/writing barrier. Keep the same reasoning goal. Stretch secure learners by changing a boundary or assumption and asking them to defend the effect, not simply by assigning more of the same questions.</w:t>
+      <w:pPr>
+        <w:spacing w:line="336" w:lineRule="auto" w:after="180"/>
+      </w:pPr>
+      <w:r>
+        <w:rPr>
+          <w:b w:val="0"/>
+        </w:rPr>
+        <w:t>Offer an oral explanation, drawing, enlarged visual or fewer examples when that removes a reading/writing barrier. Keep the same reasoning goal.</w:t>
+      </w:r>
+    </w:p>
+    <w:p>
+      <w:pPr>
+        <w:spacing w:line="336" w:lineRule="auto" w:after="180"/>
+      </w:pPr>
+      <w:r>
+        <w:rPr>
+          <w:b w:val="0"/>
+        </w:rPr>
+        <w:t>Stretch secure learners by changing a boundary or assumption and asking them to defend the effect, not simply by assigning more of the same questions.</w:t>
       </w:r>
     </w:p>
     <w:p>
@@ -1993,11 +4477,16 @@
       </w:r>
     </w:p>
     <w:p>
+      <w:r>
+        <w:t>Use the Baselines First questions, teacher keys and criteria after the relevant attempts. Previously discussed cases are practice; protect the separately selected independent task.</w:t>
+      </w:r>
+    </w:p>
+    <w:p>
       <w:pPr>
         <w:pStyle w:val="Heading3"/>
       </w:pPr>
       <w:r>
-        <w:t>Assess and explain the answers</w:t>
+        <w:t>Worked case answer</w:t>
       </w:r>
     </w:p>
     <w:p>
@@ -2005,11 +4494,18 @@
         <w:pStyle w:val="Heading3"/>
       </w:pPr>
       <w:r>
-        <w:t>Worked case answer</w:t>
-      </w:r>
-    </w:p>
-    <w:p>
-      <w:r>
+        <w:t>Teacher key · Worked case answer</w:t>
+      </w:r>
+    </w:p>
+    <w:p>
+      <w:pPr>
+        <w:spacing w:line="336" w:lineRule="auto" w:after="180"/>
+        <w:shd w:fill="F1F6FC"/>
+      </w:pPr>
+      <w:r>
+        <w:rPr>
+          <w:b w:val="0"/>
+        </w:rPr>
         <w:t>18/20=90%, but spotted recall is 0/2=0%. Compare with task-relevant metrics and the trained model.</w:t>
       </w:r>
     </w:p>
@@ -2022,21 +4518,81 @@
       </w:r>
     </w:p>
     <w:p>
-      <w:r>
-        <w:t>A dataset has 18 grass and 2 fern examples. A baseline always predicts grass. Compute accuracy and name a serious limitation.</w:t>
-      </w:r>
-    </w:p>
-    <w:p>
       <w:pPr>
         <w:pStyle w:val="Heading3"/>
       </w:pPr>
       <w:r>
+        <w:t>Independent question · withhold the key</w:t>
+      </w:r>
+    </w:p>
+    <w:p>
+      <w:pPr>
+        <w:spacing w:line="336" w:lineRule="auto" w:after="180"/>
+        <w:shd w:fill="F5F1FB"/>
+      </w:pPr>
+      <w:r>
+        <w:rPr>
+          <w:b w:val="0"/>
+        </w:rPr>
+        <w:t xml:space="preserve">A dataset has 18 grass and 2 fern examples. A </w:t>
+      </w:r>
+      <w:r>
+        <w:rPr>
+          <w:b/>
+        </w:rPr>
+        <w:t>baseline</w:t>
+      </w:r>
+      <w:r>
+        <w:rPr>
+          <w:b w:val="0"/>
+        </w:rPr>
+        <w:t xml:space="preserve"> always predicts grass. Compute </w:t>
+      </w:r>
+      <w:r>
+        <w:rPr>
+          <w:b/>
+        </w:rPr>
+        <w:t>accuracy</w:t>
+      </w:r>
+      <w:r>
+        <w:rPr>
+          <w:b w:val="0"/>
+        </w:rPr>
+        <w:t xml:space="preserve"> and name a serious limitation.</w:t>
+      </w:r>
+    </w:p>
+    <w:p>
+      <w:pPr>
+        <w:pStyle w:val="Heading3"/>
+      </w:pPr>
+      <w:r>
         <w:t>Expected independent answer</w:t>
       </w:r>
     </w:p>
     <w:p>
-      <w:r>
-        <w:t>Accuracy is 18/20 = 90%, but fern recall is 0/2. The high total hides complete failure on the minority class.</w:t>
+      <w:pPr>
+        <w:pStyle w:val="Heading3"/>
+      </w:pPr>
+      <w:r>
+        <w:t>Teacher key · Expected independent answer</w:t>
+      </w:r>
+    </w:p>
+    <w:p>
+      <w:pPr>
+        <w:spacing w:line="336" w:lineRule="auto" w:after="180"/>
+        <w:shd w:fill="F1F6FC"/>
+      </w:pPr>
+      <w:r>
+        <w:rPr>
+          <w:b/>
+        </w:rPr>
+        <w:t>Accuracy</w:t>
+      </w:r>
+      <w:r>
+        <w:rPr>
+          <w:b w:val="0"/>
+        </w:rPr>
+        <w:t xml:space="preserve"> is 18/20 = 90%, but fern recall is 0/2. The high total hides complete failure on the minority class.</w:t>
       </w:r>
     </w:p>
     <w:p>
@@ -2274,8 +4830,25 @@
       </w:tr>
     </w:tbl>
     <w:p>
-      <w:r>
-        <w:t>Use 6/8 as a classroom checkpoint, with 2 required for both Result and Reasoning. This is a proposed teaching rule, not a validated certification threshold. Do not count a coached answer as independent mastery; correct unsafe or unsupported claims regardless of total.</w:t>
+      <w:pPr>
+        <w:spacing w:line="336" w:lineRule="auto" w:after="180"/>
+      </w:pPr>
+      <w:r>
+        <w:rPr>
+          <w:b w:val="0"/>
+        </w:rPr>
+        <w:t>Use 6/8 as a classroom checkpoint, with 2 required for both Result and Reasoning. This is a proposed teaching rule, not a validated certification threshold.</w:t>
+      </w:r>
+    </w:p>
+    <w:p>
+      <w:pPr>
+        <w:spacing w:line="336" w:lineRule="auto" w:after="180"/>
+      </w:pPr>
+      <w:r>
+        <w:rPr>
+          <w:b w:val="0"/>
+        </w:rPr>
+        <w:t>Do not count a coached answer as independent mastery; correct unsafe or unsupported claims regardless of total.</w:t>
       </w:r>
     </w:p>
     <w:p>
@@ -2287,8 +4860,38 @@
       </w:r>
     </w:p>
     <w:p>
-      <w:r>
-        <w:t>Ask the learner to find the evidence that challenges this claim: “A 90% baseline necessarily serves both classes well.” Keep the first attempt and an uncoached retry separate.</w:t>
+      <w:pPr>
+        <w:spacing w:line="336" w:lineRule="auto" w:after="180"/>
+      </w:pPr>
+      <w:r>
+        <w:rPr>
+          <w:b w:val="0"/>
+        </w:rPr>
+        <w:t xml:space="preserve">Ask the learner to find the </w:t>
+      </w:r>
+      <w:r>
+        <w:rPr>
+          <w:b/>
+        </w:rPr>
+        <w:t>evidence</w:t>
+      </w:r>
+      <w:r>
+        <w:rPr>
+          <w:b w:val="0"/>
+        </w:rPr>
+        <w:t xml:space="preserve"> that challenges this claim: “A 90% </w:t>
+      </w:r>
+      <w:r>
+        <w:rPr>
+          <w:b/>
+        </w:rPr>
+        <w:t>baseline</w:t>
+      </w:r>
+      <w:r>
+        <w:rPr>
+          <w:b w:val="0"/>
+        </w:rPr>
+        <w:t xml:space="preserve"> necessarily serves both classes well.” Keep the first attempt and an uncoached retry separate.</w:t>
       </w:r>
     </w:p>
     <w:p>
@@ -2300,15 +4903,84 @@
       </w:r>
     </w:p>
     <w:p>
-      <w:r>
-        <w:t>Accuracy=27/30=90%; spotted recall=0/3=0%. A new model should be compared on task-relevant metrics and error consequences, not only accuracy. Fit a majority baseline using training labels, without using final labels to choose the class.</w:t>
-      </w:r>
-    </w:p>
-    <w:p>
       <w:pPr>
         <w:pStyle w:val="Heading3"/>
       </w:pPr>
       <w:r>
+        <w:t>Teacher key · Original transfer answer</w:t>
+      </w:r>
+    </w:p>
+    <w:p>
+      <w:pPr>
+        <w:spacing w:line="336" w:lineRule="auto" w:after="180"/>
+        <w:shd w:fill="F1F6FC"/>
+      </w:pPr>
+      <w:r>
+        <w:rPr>
+          <w:b/>
+        </w:rPr>
+        <w:t>Accuracy</w:t>
+      </w:r>
+      <w:r>
+        <w:rPr>
+          <w:b w:val="0"/>
+        </w:rPr>
+        <w:t xml:space="preserve">=27/30=90%; spotted recall=0/3=0%. A new model should be compared on task-relevant metrics and error consequences, not only </w:t>
+      </w:r>
+      <w:r>
+        <w:rPr>
+          <w:b/>
+        </w:rPr>
+        <w:t>accuracy</w:t>
+      </w:r>
+      <w:r>
+        <w:rPr>
+          <w:b w:val="0"/>
+        </w:rPr>
+        <w:t>.</w:t>
+      </w:r>
+    </w:p>
+    <w:p>
+      <w:pPr>
+        <w:spacing w:line="336" w:lineRule="auto" w:after="180"/>
+        <w:shd w:fill="F1F6FC"/>
+      </w:pPr>
+      <w:r>
+        <w:rPr>
+          <w:b w:val="0"/>
+        </w:rPr>
+        <w:t xml:space="preserve">Fit a majority </w:t>
+      </w:r>
+      <w:r>
+        <w:rPr>
+          <w:b/>
+        </w:rPr>
+        <w:t>baseline</w:t>
+      </w:r>
+      <w:r>
+        <w:rPr>
+          <w:b w:val="0"/>
+        </w:rPr>
+        <w:t xml:space="preserve"> using </w:t>
+      </w:r>
+      <w:r>
+        <w:rPr>
+          <w:b/>
+        </w:rPr>
+        <w:t>training</w:t>
+      </w:r>
+      <w:r>
+        <w:rPr>
+          <w:b w:val="0"/>
+        </w:rPr>
+        <w:t xml:space="preserve"> labels, without using final labels to choose the class.</w:t>
+      </w:r>
+    </w:p>
+    <w:p>
+      <w:pPr>
+        <w:pStyle w:val="Heading3"/>
+      </w:pPr>
+      <w:r>
         <w:t>Explanations for the additional workbook examples</w:t>
       </w:r>
     </w:p>
@@ -2321,111 +4993,789 @@
       </w:r>
     </w:p>
     <w:p>
-      <w:r>
-        <w:t>Count clear and blocked in the worked training list. State the constant prediction and the declared tie rule. Explain why the validation majority does not choose this baseline.</w:t>
-      </w:r>
-    </w:p>
-    <w:p>
-      <w:r>
-        <w:t>Training has four clear and two blocked, so the constant is clear. A tie chooses clear under the declared classroom rule. Validation labels score the stored prediction; using their majority to choose it would change the fitting procedure.</w:t>
-      </w:r>
-    </w:p>
-    <w:p>
       <w:pPr>
         <w:pStyle w:val="Heading3"/>
       </w:pPr>
       <w:r>
+        <w:t>Workbook question · W1</w:t>
+      </w:r>
+    </w:p>
+    <w:p>
+      <w:pPr>
+        <w:spacing w:line="336" w:lineRule="auto" w:after="180"/>
+        <w:shd w:fill="F5F1FB"/>
+      </w:pPr>
+      <w:r>
+        <w:rPr>
+          <w:b w:val="0"/>
+        </w:rPr>
+        <w:t xml:space="preserve">Count clear and blocked in the worked </w:t>
+      </w:r>
+      <w:r>
+        <w:rPr>
+          <w:b/>
+        </w:rPr>
+        <w:t>training</w:t>
+      </w:r>
+      <w:r>
+        <w:rPr>
+          <w:b w:val="0"/>
+        </w:rPr>
+        <w:t xml:space="preserve"> list. State the constant </w:t>
+      </w:r>
+      <w:r>
+        <w:rPr>
+          <w:b/>
+        </w:rPr>
+        <w:t>prediction</w:t>
+      </w:r>
+      <w:r>
+        <w:rPr>
+          <w:b w:val="0"/>
+        </w:rPr>
+        <w:t xml:space="preserve"> and the declared tie rule. Explain why the validation majority does not choose this </w:t>
+      </w:r>
+      <w:r>
+        <w:rPr>
+          <w:b/>
+        </w:rPr>
+        <w:t>baseline</w:t>
+      </w:r>
+      <w:r>
+        <w:rPr>
+          <w:b w:val="0"/>
+        </w:rPr>
+        <w:t>.</w:t>
+      </w:r>
+    </w:p>
+    <w:p>
+      <w:pPr>
+        <w:pStyle w:val="Heading3"/>
+      </w:pPr>
+      <w:r>
+        <w:t>Teacher reasoning · W1</w:t>
+      </w:r>
+    </w:p>
+    <w:p>
+      <w:pPr>
+        <w:spacing w:line="336" w:lineRule="auto" w:after="180"/>
+        <w:shd w:fill="F1F6FC"/>
+      </w:pPr>
+      <w:r>
+        <w:rPr>
+          <w:b/>
+        </w:rPr>
+        <w:t>Training</w:t>
+      </w:r>
+      <w:r>
+        <w:rPr>
+          <w:b w:val="0"/>
+        </w:rPr>
+        <w:t xml:space="preserve"> has four clear and two blocked, so the constant is clear. A tie chooses clear under the declared classroom rule.</w:t>
+      </w:r>
+    </w:p>
+    <w:p>
+      <w:pPr>
+        <w:spacing w:line="336" w:lineRule="auto" w:after="180"/>
+        <w:shd w:fill="F1F6FC"/>
+      </w:pPr>
+      <w:r>
+        <w:rPr>
+          <w:b w:val="0"/>
+        </w:rPr>
+        <w:t xml:space="preserve">Validation labels score the stored </w:t>
+      </w:r>
+      <w:r>
+        <w:rPr>
+          <w:b/>
+        </w:rPr>
+        <w:t>prediction</w:t>
+      </w:r>
+      <w:r>
+        <w:rPr>
+          <w:b w:val="0"/>
+        </w:rPr>
+        <w:t xml:space="preserve">; using their majority to choose it would change the </w:t>
+      </w:r>
+      <w:r>
+        <w:rPr>
+          <w:b/>
+        </w:rPr>
+        <w:t>fitting</w:t>
+      </w:r>
+      <w:r>
+        <w:rPr>
+          <w:b w:val="0"/>
+        </w:rPr>
+        <w:t xml:space="preserve"> procedure.</w:t>
+      </w:r>
+    </w:p>
+    <w:p>
+      <w:pPr>
+        <w:pStyle w:val="Heading3"/>
+      </w:pPr>
+      <w:r>
         <w:t>W2 Calculate the validation score</w:t>
       </w:r>
     </w:p>
     <w:p>
-      <w:r>
-        <w:t>List the four baseline predictions and mark which validation rows are correct. Give correct/total and accuracy. Explain why 4/6 is not the answer.</w:t>
-      </w:r>
-    </w:p>
-    <w:p>
-      <w:r>
-        <w:t>Predictions are clear, clear, clear, clear. Rows 2 and 4 match, giving 2/4 or 50 percent. The fraction 4/6 describes clear labels in training, not correct predictions on the four validation rows.</w:t>
-      </w:r>
-    </w:p>
-    <w:p>
       <w:pPr>
         <w:pStyle w:val="Heading3"/>
       </w:pPr>
       <w:r>
+        <w:t>Workbook question · W2</w:t>
+      </w:r>
+    </w:p>
+    <w:p>
+      <w:pPr>
+        <w:spacing w:line="336" w:lineRule="auto" w:after="180"/>
+        <w:shd w:fill="F5F1FB"/>
+      </w:pPr>
+      <w:r>
+        <w:rPr>
+          <w:b w:val="0"/>
+        </w:rPr>
+        <w:t xml:space="preserve">List the four </w:t>
+      </w:r>
+      <w:r>
+        <w:rPr>
+          <w:b/>
+        </w:rPr>
+        <w:t>baseline</w:t>
+      </w:r>
+      <w:r>
+        <w:rPr>
+          <w:b w:val="0"/>
+        </w:rPr>
+        <w:t xml:space="preserve"> </w:t>
+      </w:r>
+      <w:r>
+        <w:rPr>
+          <w:b/>
+        </w:rPr>
+        <w:t>prediction</w:t>
+      </w:r>
+      <w:r>
+        <w:rPr>
+          <w:b w:val="0"/>
+        </w:rPr>
+        <w:t xml:space="preserve">s and mark which validation rows are correct. Give correct/total and </w:t>
+      </w:r>
+      <w:r>
+        <w:rPr>
+          <w:b/>
+        </w:rPr>
+        <w:t>accuracy</w:t>
+      </w:r>
+      <w:r>
+        <w:rPr>
+          <w:b w:val="0"/>
+        </w:rPr>
+        <w:t>. Explain why 4/6 is not the answer.</w:t>
+      </w:r>
+    </w:p>
+    <w:p>
+      <w:pPr>
+        <w:pStyle w:val="Heading3"/>
+      </w:pPr>
+      <w:r>
+        <w:t>Teacher reasoning · W2</w:t>
+      </w:r>
+    </w:p>
+    <w:p>
+      <w:pPr>
+        <w:spacing w:line="336" w:lineRule="auto" w:after="180"/>
+        <w:shd w:fill="F1F6FC"/>
+      </w:pPr>
+      <w:r>
+        <w:rPr>
+          <w:b/>
+        </w:rPr>
+        <w:t>Prediction</w:t>
+      </w:r>
+      <w:r>
+        <w:rPr>
+          <w:b w:val="0"/>
+        </w:rPr>
+        <w:t xml:space="preserve">s are clear, clear, clear, clear. Rows 2 and 4 match, giving 2/4 or 50 percent. The fraction 4/6 describes clear labels in </w:t>
+      </w:r>
+      <w:r>
+        <w:rPr>
+          <w:b/>
+        </w:rPr>
+        <w:t>training</w:t>
+      </w:r>
+      <w:r>
+        <w:rPr>
+          <w:b w:val="0"/>
+        </w:rPr>
+        <w:t xml:space="preserve">, not correct </w:t>
+      </w:r>
+      <w:r>
+        <w:rPr>
+          <w:b/>
+        </w:rPr>
+        <w:t>prediction</w:t>
+      </w:r>
+      <w:r>
+        <w:rPr>
+          <w:b w:val="0"/>
+        </w:rPr>
+        <w:t>s on the four validation rows.</w:t>
+      </w:r>
+    </w:p>
+    <w:p>
+      <w:pPr>
+        <w:pStyle w:val="Heading3"/>
+      </w:pPr>
+      <w:r>
         <w:t>W3 Make the comparison fair</w:t>
       </w:r>
     </w:p>
     <w:p>
-      <w:r>
-        <w:t>A candidate is scored on ten easy rows and the baseline on four difficult rows. Describe a fair comparison and two details you must record.</w:t>
-      </w:r>
-    </w:p>
-    <w:p>
-      <w:r>
-        <w:t>Score both methods on the same intended validation examples with matched IDs, reference labels, metric and exclusion policy. Record predictions, correct/total counts and the training-derived baseline rule. Different example sets do not isolate a method difference.</w:t>
-      </w:r>
-    </w:p>
-    <w:p>
       <w:pPr>
         <w:pStyle w:val="Heading3"/>
       </w:pPr>
       <w:r>
+        <w:t>Workbook question · W3</w:t>
+      </w:r>
+    </w:p>
+    <w:p>
+      <w:pPr>
+        <w:spacing w:line="336" w:lineRule="auto" w:after="180"/>
+        <w:shd w:fill="F5F1FB"/>
+      </w:pPr>
+      <w:r>
+        <w:rPr>
+          <w:b w:val="0"/>
+        </w:rPr>
+        <w:t xml:space="preserve">A candidate is scored on ten easy rows and the </w:t>
+      </w:r>
+      <w:r>
+        <w:rPr>
+          <w:b/>
+        </w:rPr>
+        <w:t>baseline</w:t>
+      </w:r>
+      <w:r>
+        <w:rPr>
+          <w:b w:val="0"/>
+        </w:rPr>
+        <w:t xml:space="preserve"> on four difficult rows. Describe a fair comparison and two details you must record.</w:t>
+      </w:r>
+    </w:p>
+    <w:p>
+      <w:pPr>
+        <w:pStyle w:val="Heading3"/>
+      </w:pPr>
+      <w:r>
+        <w:t>Teacher reasoning · W3</w:t>
+      </w:r>
+    </w:p>
+    <w:p>
+      <w:pPr>
+        <w:spacing w:line="336" w:lineRule="auto" w:after="180"/>
+        <w:shd w:fill="F1F6FC"/>
+      </w:pPr>
+      <w:r>
+        <w:rPr>
+          <w:b w:val="0"/>
+        </w:rPr>
+        <w:t xml:space="preserve">Score both methods on the same intended validation examples with matched IDs, reference labels, metric and exclusion policy. Record </w:t>
+      </w:r>
+      <w:r>
+        <w:rPr>
+          <w:b/>
+        </w:rPr>
+        <w:t>prediction</w:t>
+      </w:r>
+      <w:r>
+        <w:rPr>
+          <w:b w:val="0"/>
+        </w:rPr>
+        <w:t xml:space="preserve">s, correct/total counts and the </w:t>
+      </w:r>
+      <w:r>
+        <w:rPr>
+          <w:b/>
+        </w:rPr>
+        <w:t>training</w:t>
+      </w:r>
+      <w:r>
+        <w:rPr>
+          <w:b w:val="0"/>
+        </w:rPr>
+        <w:t xml:space="preserve">-derived </w:t>
+      </w:r>
+      <w:r>
+        <w:rPr>
+          <w:b/>
+        </w:rPr>
+        <w:t>baseline</w:t>
+      </w:r>
+      <w:r>
+        <w:rPr>
+          <w:b w:val="0"/>
+        </w:rPr>
+        <w:t xml:space="preserve"> rule.</w:t>
+      </w:r>
+    </w:p>
+    <w:p>
+      <w:pPr>
+        <w:spacing w:line="336" w:lineRule="auto" w:after="180"/>
+        <w:shd w:fill="F1F6FC"/>
+      </w:pPr>
+      <w:r>
+        <w:rPr>
+          <w:b w:val="0"/>
+        </w:rPr>
+        <w:t>Different example sets do not isolate a method difference.</w:t>
+      </w:r>
+    </w:p>
+    <w:p>
+      <w:pPr>
+        <w:pStyle w:val="Heading3"/>
+      </w:pPr>
+      <w:r>
         <w:t>W4 Fit and compare independently</w:t>
       </w:r>
     </w:p>
     <w:p>
-      <w:r>
-        <w:t>New training labels are blocked, clear, blocked, blocked, clear. New validation labels are clear, blocked, clear, blocked. Fit the same baseline rule and list its four predictions. A supplied candidate predicts clear, blocked, blocked, blocked. Score both on these rows and state the difference in correct examples and percentage points. What claim remains unsupported?</w:t>
-      </w:r>
-    </w:p>
-    <w:p>
-      <w:r>
-        <w:t>Training counts are three blocked and two clear, so predict blocked four times. The baseline matches rows 2 and 4: 2/4 or 50 percent. The candidate matches rows 1,2,4: 3/4 or 75 percent. It gains one correct example and 25 percentage points. This tiny validation comparison does not prove future performance or readiness for use.</w:t>
-      </w:r>
-    </w:p>
-    <w:p>
       <w:pPr>
         <w:pStyle w:val="Heading3"/>
       </w:pPr>
       <w:r>
+        <w:t>Workbook question · W4</w:t>
+      </w:r>
+    </w:p>
+    <w:p>
+      <w:pPr>
+        <w:spacing w:line="336" w:lineRule="auto" w:after="180"/>
+        <w:shd w:fill="F5F1FB"/>
+      </w:pPr>
+      <w:r>
+        <w:rPr>
+          <w:b w:val="0"/>
+        </w:rPr>
+        <w:t xml:space="preserve">New </w:t>
+      </w:r>
+      <w:r>
+        <w:rPr>
+          <w:b/>
+        </w:rPr>
+        <w:t>training</w:t>
+      </w:r>
+      <w:r>
+        <w:rPr>
+          <w:b w:val="0"/>
+        </w:rPr>
+        <w:t xml:space="preserve"> labels are blocked, clear, blocked, blocked, clear. New validation labels are clear, blocked, clear, blocked. Fit the same </w:t>
+      </w:r>
+      <w:r>
+        <w:rPr>
+          <w:b/>
+        </w:rPr>
+        <w:t>baseline</w:t>
+      </w:r>
+      <w:r>
+        <w:rPr>
+          <w:b w:val="0"/>
+        </w:rPr>
+        <w:t xml:space="preserve"> rule and list its four </w:t>
+      </w:r>
+      <w:r>
+        <w:rPr>
+          <w:b/>
+        </w:rPr>
+        <w:t>prediction</w:t>
+      </w:r>
+      <w:r>
+        <w:rPr>
+          <w:b w:val="0"/>
+        </w:rPr>
+        <w:t>s.</w:t>
+      </w:r>
+    </w:p>
+    <w:p>
+      <w:pPr>
+        <w:spacing w:line="336" w:lineRule="auto" w:after="180"/>
+        <w:shd w:fill="F5F1FB"/>
+      </w:pPr>
+      <w:r>
+        <w:rPr>
+          <w:b w:val="0"/>
+        </w:rPr>
+        <w:t xml:space="preserve">A supplied candidate predicts clear, blocked, blocked, blocked. Score both on these rows and state the difference in correct examples and </w:t>
+      </w:r>
+      <w:r>
+        <w:rPr>
+          <w:b/>
+        </w:rPr>
+        <w:t>percentage point</w:t>
+      </w:r>
+      <w:r>
+        <w:rPr>
+          <w:b w:val="0"/>
+        </w:rPr>
+        <w:t>s. What claim remains unsupported?</w:t>
+      </w:r>
+    </w:p>
+    <w:p>
+      <w:pPr>
+        <w:pStyle w:val="Heading3"/>
+      </w:pPr>
+      <w:r>
+        <w:t>Teacher reasoning · W4</w:t>
+      </w:r>
+    </w:p>
+    <w:p>
+      <w:pPr>
+        <w:spacing w:line="336" w:lineRule="auto" w:after="180"/>
+        <w:shd w:fill="F1F6FC"/>
+      </w:pPr>
+      <w:r>
+        <w:rPr>
+          <w:b/>
+        </w:rPr>
+        <w:t>Training</w:t>
+      </w:r>
+      <w:r>
+        <w:rPr>
+          <w:b w:val="0"/>
+        </w:rPr>
+        <w:t xml:space="preserve"> counts are three blocked and two clear, so predict blocked four times. The </w:t>
+      </w:r>
+      <w:r>
+        <w:rPr>
+          <w:b/>
+        </w:rPr>
+        <w:t>baseline</w:t>
+      </w:r>
+      <w:r>
+        <w:rPr>
+          <w:b w:val="0"/>
+        </w:rPr>
+        <w:t xml:space="preserve"> matches rows 2 and 4: 2/4 or 50 percent. The candidate matches rows 1,2,4: 3/4 or 75 percent.</w:t>
+      </w:r>
+    </w:p>
+    <w:p>
+      <w:pPr>
+        <w:spacing w:line="336" w:lineRule="auto" w:after="180"/>
+        <w:shd w:fill="F1F6FC"/>
+      </w:pPr>
+      <w:r>
+        <w:rPr>
+          <w:b w:val="0"/>
+        </w:rPr>
+        <w:t xml:space="preserve">It gains one correct example and 25 </w:t>
+      </w:r>
+      <w:r>
+        <w:rPr>
+          <w:b/>
+        </w:rPr>
+        <w:t>percentage point</w:t>
+      </w:r>
+      <w:r>
+        <w:rPr>
+          <w:b w:val="0"/>
+        </w:rPr>
+        <w:t>s. This tiny validation comparison does not prove future performance or readiness for use.</w:t>
+      </w:r>
+    </w:p>
+    <w:p>
+      <w:pPr>
+        <w:pStyle w:val="Heading3"/>
+      </w:pPr>
+      <w:r>
         <w:t>W5 Explain the hidden error</w:t>
       </w:r>
     </w:p>
     <w:p>
-      <w:r>
-        <w:t>A training-derived clear baseline gets nine of ten validation cases correct; the labels are nine clear and one blocked. State its accuracy and missed case. If a candidate also gets nine correct, must it miss the same case? Explain.</w:t>
-      </w:r>
-    </w:p>
-    <w:p>
-      <w:r>
-        <w:t>Accuracy is 90 percent, and the baseline misses the sole blocked case. A candidate could also score 90 percent by correctly identifying blocked but missing one clear case. Equal totals do not imply identical errors; inspect predictions by row and error type.</w:t>
-      </w:r>
-    </w:p>
-    <w:p>
       <w:pPr>
         <w:pStyle w:val="Heading3"/>
       </w:pPr>
       <w:r>
+        <w:t>Workbook question · W5</w:t>
+      </w:r>
+    </w:p>
+    <w:p>
+      <w:pPr>
+        <w:spacing w:line="336" w:lineRule="auto" w:after="180"/>
+        <w:shd w:fill="F5F1FB"/>
+      </w:pPr>
+      <w:r>
+        <w:rPr>
+          <w:b w:val="0"/>
+        </w:rPr>
+        <w:t xml:space="preserve">A </w:t>
+      </w:r>
+      <w:r>
+        <w:rPr>
+          <w:b/>
+        </w:rPr>
+        <w:t>training</w:t>
+      </w:r>
+      <w:r>
+        <w:rPr>
+          <w:b w:val="0"/>
+        </w:rPr>
+        <w:t xml:space="preserve">-derived clear </w:t>
+      </w:r>
+      <w:r>
+        <w:rPr>
+          <w:b/>
+        </w:rPr>
+        <w:t>baseline</w:t>
+      </w:r>
+      <w:r>
+        <w:rPr>
+          <w:b w:val="0"/>
+        </w:rPr>
+        <w:t xml:space="preserve"> gets nine of ten validation cases correct; the labels are nine clear and one blocked. State its </w:t>
+      </w:r>
+      <w:r>
+        <w:rPr>
+          <w:b/>
+        </w:rPr>
+        <w:t>accuracy</w:t>
+      </w:r>
+      <w:r>
+        <w:rPr>
+          <w:b w:val="0"/>
+        </w:rPr>
+        <w:t xml:space="preserve"> and missed case. If a candidate also gets nine correct, must it miss the same case?</w:t>
+      </w:r>
+    </w:p>
+    <w:p>
+      <w:pPr>
+        <w:spacing w:line="336" w:lineRule="auto" w:after="180"/>
+        <w:shd w:fill="F5F1FB"/>
+      </w:pPr>
+      <w:r>
+        <w:rPr>
+          <w:b w:val="0"/>
+        </w:rPr>
+        <w:t>Explain.</w:t>
+      </w:r>
+    </w:p>
+    <w:p>
+      <w:pPr>
+        <w:pStyle w:val="Heading3"/>
+      </w:pPr>
+      <w:r>
+        <w:t>Teacher reasoning · W5</w:t>
+      </w:r>
+    </w:p>
+    <w:p>
+      <w:pPr>
+        <w:spacing w:line="336" w:lineRule="auto" w:after="180"/>
+        <w:shd w:fill="F1F6FC"/>
+      </w:pPr>
+      <w:r>
+        <w:rPr>
+          <w:b/>
+        </w:rPr>
+        <w:t>Accuracy</w:t>
+      </w:r>
+      <w:r>
+        <w:rPr>
+          <w:b w:val="0"/>
+        </w:rPr>
+        <w:t xml:space="preserve"> is 90 percent, and the </w:t>
+      </w:r>
+      <w:r>
+        <w:rPr>
+          <w:b/>
+        </w:rPr>
+        <w:t>baseline</w:t>
+      </w:r>
+      <w:r>
+        <w:rPr>
+          <w:b w:val="0"/>
+        </w:rPr>
+        <w:t xml:space="preserve"> misses the sole blocked case. A candidate could also score 90 percent by correctly identifying blocked but missing one clear case.</w:t>
+      </w:r>
+    </w:p>
+    <w:p>
+      <w:pPr>
+        <w:spacing w:line="336" w:lineRule="auto" w:after="180"/>
+        <w:shd w:fill="F1F6FC"/>
+      </w:pPr>
+      <w:r>
+        <w:rPr>
+          <w:b w:val="0"/>
+        </w:rPr>
+        <w:t xml:space="preserve">Equal totals do not imply identical errors; inspect </w:t>
+      </w:r>
+      <w:r>
+        <w:rPr>
+          <w:b/>
+        </w:rPr>
+        <w:t>prediction</w:t>
+      </w:r>
+      <w:r>
+        <w:rPr>
+          <w:b w:val="0"/>
+        </w:rPr>
+        <w:t>s by row and error type.</w:t>
+      </w:r>
+    </w:p>
+    <w:p>
+      <w:pPr>
+        <w:pStyle w:val="Heading3"/>
+      </w:pPr>
+      <w:r>
         <w:t>Assess independent transfer</w:t>
       </w:r>
     </w:p>
     <w:p>
-      <w:r>
-        <w:t>Selected case: New training labels are blocked, clear, blocked, blocked, clear. New validation labels are clear, blocked, clear, blocked. Fit the same baseline rule and list its four predictions. A supplied candidate predicts clear, blocked, blocked, blocked. Score both on these rows and state the difference in correct examples and percentage points. What claim remains unsupported?</w:t>
-      </w:r>
-    </w:p>
-    <w:p>
       <w:pPr>
         <w:pStyle w:val="Heading3"/>
       </w:pPr>
       <w:r>
+        <w:t>Independent question · withhold the key</w:t>
+      </w:r>
+    </w:p>
+    <w:p>
+      <w:pPr>
+        <w:spacing w:line="336" w:lineRule="auto" w:after="180"/>
+        <w:shd w:fill="F5F1FB"/>
+      </w:pPr>
+      <w:r>
+        <w:rPr>
+          <w:b w:val="0"/>
+        </w:rPr>
+        <w:t xml:space="preserve">Selected case: New </w:t>
+      </w:r>
+      <w:r>
+        <w:rPr>
+          <w:b/>
+        </w:rPr>
+        <w:t>training</w:t>
+      </w:r>
+      <w:r>
+        <w:rPr>
+          <w:b w:val="0"/>
+        </w:rPr>
+        <w:t xml:space="preserve"> labels are blocked, clear, blocked, blocked, clear. New validation labels are clear, blocked, clear, blocked. Fit the same </w:t>
+      </w:r>
+      <w:r>
+        <w:rPr>
+          <w:b/>
+        </w:rPr>
+        <w:t>baseline</w:t>
+      </w:r>
+      <w:r>
+        <w:rPr>
+          <w:b w:val="0"/>
+        </w:rPr>
+        <w:t xml:space="preserve"> rule and list its four </w:t>
+      </w:r>
+      <w:r>
+        <w:rPr>
+          <w:b/>
+        </w:rPr>
+        <w:t>prediction</w:t>
+      </w:r>
+      <w:r>
+        <w:rPr>
+          <w:b w:val="0"/>
+        </w:rPr>
+        <w:t>s.</w:t>
+      </w:r>
+    </w:p>
+    <w:p>
+      <w:pPr>
+        <w:spacing w:line="336" w:lineRule="auto" w:after="180"/>
+        <w:shd w:fill="F5F1FB"/>
+      </w:pPr>
+      <w:r>
+        <w:rPr>
+          <w:b w:val="0"/>
+        </w:rPr>
+        <w:t xml:space="preserve">A supplied candidate predicts clear, blocked, blocked, blocked. Score both on these rows and state the difference in correct examples and </w:t>
+      </w:r>
+      <w:r>
+        <w:rPr>
+          <w:b/>
+        </w:rPr>
+        <w:t>percentage point</w:t>
+      </w:r>
+      <w:r>
+        <w:rPr>
+          <w:b w:val="0"/>
+        </w:rPr>
+        <w:t>s. What claim remains unsupported?</w:t>
+      </w:r>
+    </w:p>
+    <w:p>
+      <w:pPr>
+        <w:pStyle w:val="Heading3"/>
+      </w:pPr>
+      <w:r>
         <w:t>Selected case answer</w:t>
       </w:r>
     </w:p>
     <w:p>
-      <w:r>
-        <w:t>Training counts are three blocked and two clear, so predict blocked four times. The baseline matches rows 2 and 4: 2/4 or 50 percent. The candidate matches rows 1,2,4: 3/4 or 75 percent. It gains one correct example and 25 percentage points. This tiny validation comparison does not prove future performance or readiness for use.</w:t>
+      <w:pPr>
+        <w:pStyle w:val="Heading3"/>
+      </w:pPr>
+      <w:r>
+        <w:t>Teacher key · Selected case answer</w:t>
+      </w:r>
+    </w:p>
+    <w:p>
+      <w:pPr>
+        <w:spacing w:line="336" w:lineRule="auto" w:after="180"/>
+        <w:shd w:fill="F1F6FC"/>
+      </w:pPr>
+      <w:r>
+        <w:rPr>
+          <w:b/>
+        </w:rPr>
+        <w:t>Training</w:t>
+      </w:r>
+      <w:r>
+        <w:rPr>
+          <w:b w:val="0"/>
+        </w:rPr>
+        <w:t xml:space="preserve"> counts are three blocked and two clear, so predict blocked four times. The </w:t>
+      </w:r>
+      <w:r>
+        <w:rPr>
+          <w:b/>
+        </w:rPr>
+        <w:t>baseline</w:t>
+      </w:r>
+      <w:r>
+        <w:rPr>
+          <w:b w:val="0"/>
+        </w:rPr>
+        <w:t xml:space="preserve"> matches rows 2 and 4: 2/4 or 50 percent. The candidate matches rows 1,2,4: 3/4 or 75 percent.</w:t>
+      </w:r>
+    </w:p>
+    <w:p>
+      <w:pPr>
+        <w:spacing w:line="336" w:lineRule="auto" w:after="180"/>
+        <w:shd w:fill="F1F6FC"/>
+      </w:pPr>
+      <w:r>
+        <w:rPr>
+          <w:b w:val="0"/>
+        </w:rPr>
+        <w:t xml:space="preserve">It gains one correct example and 25 </w:t>
+      </w:r>
+      <w:r>
+        <w:rPr>
+          <w:b/>
+        </w:rPr>
+        <w:t>percentage point</w:t>
+      </w:r>
+      <w:r>
+        <w:rPr>
+          <w:b w:val="0"/>
+        </w:rPr>
+        <w:t>s. This tiny validation comparison does not prove future performance or readiness for use.</w:t>
       </w:r>
     </w:p>
     <w:tbl>
@@ -2531,21 +5881,77 @@
       </w:tr>
     </w:tbl>
     <w:p>
-      <w:r>
-        <w:t>Record each dimension as not yet, with support, or independent. Accept a valid alternative procedure with a defensible trace. Do not penalise an honestly recorded model failure if the learner correctly explains its evidence and limits.</w:t>
-      </w:r>
-    </w:p>
-    <w:p>
       <w:pPr>
         <w:pStyle w:val="Heading3"/>
       </w:pPr>
       <w:r>
+        <w:t>Teacher key · Selected case answer</w:t>
+      </w:r>
+    </w:p>
+    <w:p>
+      <w:pPr>
+        <w:spacing w:line="336" w:lineRule="auto" w:after="180"/>
+        <w:shd w:fill="F1F6FC"/>
+      </w:pPr>
+      <w:r>
+        <w:rPr>
+          <w:b w:val="0"/>
+        </w:rPr>
+        <w:t>Record each dimension as not yet, with support, or independent. Accept a valid alternative procedure with a defensible trace.</w:t>
+      </w:r>
+    </w:p>
+    <w:p>
+      <w:pPr>
+        <w:spacing w:line="336" w:lineRule="auto" w:after="180"/>
+        <w:shd w:fill="F1F6FC"/>
+      </w:pPr>
+      <w:r>
+        <w:rPr>
+          <w:b w:val="0"/>
+        </w:rPr>
+        <w:t xml:space="preserve">Do not penalise an honestly recorded model failure if the learner correctly explains its </w:t>
+      </w:r>
+      <w:r>
+        <w:rPr>
+          <w:b/>
+        </w:rPr>
+        <w:t>evidence</w:t>
+      </w:r>
+      <w:r>
+        <w:rPr>
+          <w:b w:val="0"/>
+        </w:rPr>
+        <w:t xml:space="preserve"> and limits.</w:t>
+      </w:r>
+    </w:p>
+    <w:p>
+      <w:pPr>
+        <w:pStyle w:val="Heading3"/>
+      </w:pPr>
+      <w:r>
         <w:t>Feedback that the learner uses</w:t>
       </w:r>
     </w:p>
     <w:p>
-      <w:r>
-        <w:t>Name the earliest unsupported step and give one action to repair it. Have the learner make that repair now and explain why. Then assess the relevant skill on a fresh, fully specified case. Confirm it was not previously practised with feedback; solve and check the new case before assigning it. A follow-up design prompt is a starting brief, not automatically an equivalent test.</w:t>
+      <w:pPr>
+        <w:spacing w:line="336" w:lineRule="auto" w:after="180"/>
+      </w:pPr>
+      <w:r>
+        <w:rPr>
+          <w:b w:val="0"/>
+        </w:rPr>
+        <w:t>Name the earliest unsupported step and give one action to repair it. Have the learner make that repair now and explain why. Then assess the relevant skill on a fresh, fully specified case.</w:t>
+      </w:r>
+    </w:p>
+    <w:p>
+      <w:pPr>
+        <w:spacing w:line="336" w:lineRule="auto" w:after="180"/>
+      </w:pPr>
+      <w:r>
+        <w:rPr>
+          <w:b w:val="0"/>
+        </w:rPr>
+        <w:t>Confirm it was not previously practised with feedback; solve and check the new case before assigning it. A follow-up design prompt is a starting brief, not automatically an equivalent test.</w:t>
       </w:r>
     </w:p>
     <w:p>
@@ -2557,11 +5963,74 @@
       </w:r>
     </w:p>
     <w:p>
+      <w:r>
+        <w:t>Connect Baselines First to Responsible Plant Classifier, adapt support and plan a later changed-case check.</w:t>
+      </w:r>
+    </w:p>
+    <w:p>
       <w:pPr>
         <w:pStyle w:val="Heading3"/>
       </w:pPr>
       <w:r>
-        <w:t>Connect and extend learning</w:t>
+        <w:t>Responsible Plant Classifier</w:t>
+      </w:r>
+    </w:p>
+    <w:p>
+      <w:pPr>
+        <w:spacing w:line="336" w:lineRule="auto" w:after="180"/>
+      </w:pPr>
+      <w:r>
+        <w:rPr>
+          <w:b w:val="0"/>
+        </w:rPr>
+        <w:t>Record majority and transparent-</w:t>
+      </w:r>
+      <w:r>
+        <w:rPr>
+          <w:b/>
+        </w:rPr>
+        <w:t>rule baseline</w:t>
+      </w:r>
+      <w:r>
+        <w:rPr>
+          <w:b w:val="0"/>
+        </w:rPr>
+        <w:t>s for the Plant Classifier using the frozen test plan.</w:t>
+      </w:r>
+    </w:p>
+    <w:p>
+      <w:pPr>
+        <w:spacing w:line="336" w:lineRule="auto" w:after="180"/>
+      </w:pPr>
+      <w:r>
+        <w:rPr>
+          <w:b w:val="0"/>
+        </w:rPr>
+        <w:t xml:space="preserve">Keep the decision, </w:t>
+      </w:r>
+      <w:r>
+        <w:rPr>
+          <w:b/>
+        </w:rPr>
+        <w:t>input</w:t>
+      </w:r>
+      <w:r>
+        <w:rPr>
+          <w:b w:val="0"/>
+        </w:rPr>
+        <w:t xml:space="preserve">, result, explanation and remaining limitation in the project </w:t>
+      </w:r>
+      <w:r>
+        <w:rPr>
+          <w:b/>
+        </w:rPr>
+        <w:t>evidence</w:t>
+      </w:r>
+      <w:r>
+        <w:rPr>
+          <w:b w:val="0"/>
+        </w:rPr>
+        <w:t xml:space="preserve"> record. Retrieve this record next week rather than restarting the project.</w:t>
       </w:r>
     </w:p>
     <w:p>
@@ -2569,17 +6038,30 @@
         <w:pStyle w:val="Heading3"/>
       </w:pPr>
       <w:r>
-        <w:t>Responsible Plant Classifier</w:t>
-      </w:r>
-    </w:p>
-    <w:p>
-      <w:r>
-        <w:t>Record majority and transparent-rule baselines for the Plant Classifier using the frozen test plan.</w:t>
-      </w:r>
-    </w:p>
-    <w:p>
-      <w:r>
-        <w:t>Keep the decision, input, result, explanation and remaining limitation in the project evidence record. Retrieve this record next week rather than restarting the project.</w:t>
+        <w:t>Support and stretch</w:t>
+      </w:r>
+    </w:p>
+    <w:p>
+      <w:pPr>
+        <w:spacing w:line="336" w:lineRule="auto" w:after="180"/>
+      </w:pPr>
+      <w:r>
+        <w:rPr>
+          <w:b w:val="0"/>
+        </w:rPr>
+        <w:t xml:space="preserve">Use a tiny labelled dataset, explicit units and a named positive class. Stretch: require a </w:t>
+      </w:r>
+      <w:r>
+        <w:rPr>
+          <w:b/>
+        </w:rPr>
+        <w:t>baseline</w:t>
+      </w:r>
+      <w:r>
+        <w:rPr>
+          <w:b w:val="0"/>
+        </w:rPr>
+        <w:t>, held-out evaluation and subgroup or shifted-condition analysis with denominators.</w:t>
       </w:r>
     </w:p>
     <w:p>
@@ -2587,12 +6069,30 @@
         <w:pStyle w:val="Heading3"/>
       </w:pPr>
       <w:r>
-        <w:t>Support and stretch</w:t>
-      </w:r>
-    </w:p>
-    <w:p>
-      <w:r>
-        <w:t>Use a tiny labelled dataset, explicit units and a named positive class. Stretch: require a baseline, held-out evaluation and subgroup or shifted-condition analysis with denominators.</w:t>
+        <w:t>Exit reflection</w:t>
+      </w:r>
+    </w:p>
+    <w:p>
+      <w:pPr>
+        <w:spacing w:line="336" w:lineRule="auto" w:after="180"/>
+      </w:pPr>
+      <w:r>
+        <w:rPr>
+          <w:b w:val="0"/>
+        </w:rPr>
+        <w:t xml:space="preserve">Ask for one decision the learner can now justify and one situation requiring more </w:t>
+      </w:r>
+      <w:r>
+        <w:rPr>
+          <w:b/>
+        </w:rPr>
+        <w:t>evidence</w:t>
+      </w:r>
+      <w:r>
+        <w:rPr>
+          <w:b w:val="0"/>
+        </w:rPr>
+        <w:t xml:space="preserve"> or human review. Confidence ratings are separate from correct independent performance.</w:t>
       </w:r>
     </w:p>
     <w:p>
@@ -2600,12 +6100,30 @@
         <w:pStyle w:val="Heading3"/>
       </w:pPr>
       <w:r>
-        <w:t>Exit reflection</w:t>
-      </w:r>
-    </w:p>
-    <w:p>
-      <w:r>
-        <w:t>Ask for one decision the learner can now justify and one situation requiring more evidence or human review. Confidence ratings are separate from correct independent performance.</w:t>
+        <w:t>Bridge to the next week</w:t>
+      </w:r>
+    </w:p>
+    <w:p>
+      <w:pPr>
+        <w:spacing w:line="336" w:lineRule="auto" w:after="180"/>
+      </w:pPr>
+      <w:r>
+        <w:rPr>
+          <w:b w:val="0"/>
+        </w:rPr>
+        <w:t xml:space="preserve">Next: Week 11: Decision Trees. Retrieve today’s </w:t>
+      </w:r>
+      <w:r>
+        <w:rPr>
+          <w:b/>
+        </w:rPr>
+        <w:t>evidence</w:t>
+      </w:r>
+      <w:r>
+        <w:rPr>
+          <w:b w:val="0"/>
+        </w:rPr>
+        <w:t xml:space="preserve"> and identify what carries forward and what is new.</w:t>
       </w:r>
     </w:p>
     <w:p>
@@ -2613,12 +6131,204 @@
         <w:pStyle w:val="Heading3"/>
       </w:pPr>
       <w:r>
-        <w:t>Bridge to the next week</w:t>
-      </w:r>
-    </w:p>
-    <w:p>
-      <w:r>
-        <w:t>Next: Week 11: Decision Trees. Retrieve today’s evidence and identify what carries forward and what is new.</w:t>
+        <w:t>Support and fresh reassessment</w:t>
+      </w:r>
+    </w:p>
+    <w:p>
+      <w:pPr>
+        <w:spacing w:line="336" w:lineRule="auto" w:after="180"/>
+      </w:pPr>
+      <w:r>
+        <w:rPr>
+          <w:b w:val="0"/>
+        </w:rPr>
+        <w:t xml:space="preserve">Use labelled cards and matching ticks before fractions. Supply a blank row-aligned comparison table without </w:t>
+      </w:r>
+      <w:r>
+        <w:rPr>
+          <w:b/>
+        </w:rPr>
+        <w:t>prediction</w:t>
+      </w:r>
+      <w:r>
+        <w:rPr>
+          <w:b w:val="0"/>
+        </w:rPr>
+        <w:t>s.</w:t>
+      </w:r>
+    </w:p>
+    <w:p>
+      <w:pPr>
+        <w:spacing w:line="336" w:lineRule="auto" w:after="180"/>
+      </w:pPr>
+      <w:r>
+        <w:rPr>
+          <w:b w:val="0"/>
+        </w:rPr>
+        <w:t xml:space="preserve">Extension: construct two different </w:t>
+      </w:r>
+      <w:r>
+        <w:rPr>
+          <w:b/>
+        </w:rPr>
+        <w:t>prediction</w:t>
+      </w:r>
+      <w:r>
+        <w:rPr>
+          <w:b w:val="0"/>
+        </w:rPr>
+        <w:t xml:space="preserve"> lists with identical </w:t>
+      </w:r>
+      <w:r>
+        <w:rPr>
+          <w:b/>
+        </w:rPr>
+        <w:t>accuracy</w:t>
+      </w:r>
+      <w:r>
+        <w:rPr>
+          <w:b w:val="0"/>
+        </w:rPr>
+        <w:t xml:space="preserve"> but different missed rows, and explain how to report both.</w:t>
+      </w:r>
+    </w:p>
+    <w:p>
+      <w:pPr>
+        <w:spacing w:line="336" w:lineRule="auto" w:after="180"/>
+      </w:pPr>
+      <w:r>
+        <w:rPr>
+          <w:b w:val="0"/>
+        </w:rPr>
+        <w:t xml:space="preserve">Require W4 blocked from counts 3 versus 2, </w:t>
+      </w:r>
+      <w:r>
+        <w:rPr>
+          <w:b/>
+        </w:rPr>
+        <w:t>baseline</w:t>
+      </w:r>
+      <w:r>
+        <w:rPr>
+          <w:b w:val="0"/>
+        </w:rPr>
+        <w:t xml:space="preserve"> 2/4, candidate 3/4, one extra correct and 25 </w:t>
+      </w:r>
+      <w:r>
+        <w:rPr>
+          <w:b/>
+        </w:rPr>
+        <w:t>percentage point</w:t>
+      </w:r>
+      <w:r>
+        <w:rPr>
+          <w:b w:val="0"/>
+        </w:rPr>
+        <w:t xml:space="preserve">s. Fresh retry: </w:t>
+      </w:r>
+      <w:r>
+        <w:rPr>
+          <w:b/>
+        </w:rPr>
+        <w:t>training</w:t>
+      </w:r>
+      <w:r>
+        <w:rPr>
+          <w:b w:val="0"/>
+        </w:rPr>
+        <w:t xml:space="preserve"> clear, blocked, blocked, clear is tied, so choose clear by the declared rule.</w:t>
+      </w:r>
+    </w:p>
+    <w:p>
+      <w:pPr>
+        <w:spacing w:line="336" w:lineRule="auto" w:after="180"/>
+      </w:pPr>
+      <w:r>
+        <w:rPr>
+          <w:b w:val="0"/>
+        </w:rPr>
+        <w:t xml:space="preserve">Validation blocked, clear, blocked, blocked gives </w:t>
+      </w:r>
+      <w:r>
+        <w:rPr>
+          <w:b/>
+        </w:rPr>
+        <w:t>baseline</w:t>
+      </w:r>
+      <w:r>
+        <w:rPr>
+          <w:b w:val="0"/>
+        </w:rPr>
+        <w:t xml:space="preserve"> 1/4 or 25 percent. Candidate blocked, clear, clear, blocked gives 3/4 or 75 percent: two extra correct and 50 </w:t>
+      </w:r>
+      <w:r>
+        <w:rPr>
+          <w:b/>
+        </w:rPr>
+        <w:t>percentage point</w:t>
+      </w:r>
+      <w:r>
+        <w:rPr>
+          <w:b w:val="0"/>
+        </w:rPr>
+        <w:t>s.</w:t>
+      </w:r>
+    </w:p>
+    <w:p>
+      <w:pPr>
+        <w:spacing w:line="336" w:lineRule="auto" w:after="180"/>
+      </w:pPr>
+      <w:r>
+        <w:rPr>
+          <w:b w:val="0"/>
+        </w:rPr>
+        <w:t>Require the tie rule and explain why validation majority blocked cannot replace the stored constant.</w:t>
+      </w:r>
+    </w:p>
+    <w:p>
+      <w:pPr>
+        <w:spacing w:line="336" w:lineRule="auto" w:after="180"/>
+      </w:pPr>
+      <w:r>
+        <w:rPr>
+          <w:b w:val="0"/>
+        </w:rPr>
+        <w:t xml:space="preserve">Week 8 searches candidate rules. Carry forward a frozen </w:t>
+      </w:r>
+      <w:r>
+        <w:rPr>
+          <w:b/>
+        </w:rPr>
+        <w:t>training</w:t>
+      </w:r>
+      <w:r>
+        <w:rPr>
+          <w:b w:val="0"/>
+        </w:rPr>
+        <w:t xml:space="preserve">-derived </w:t>
+      </w:r>
+      <w:r>
+        <w:rPr>
+          <w:b/>
+        </w:rPr>
+        <w:t>baseline</w:t>
+      </w:r>
+      <w:r>
+        <w:rPr>
+          <w:b w:val="0"/>
+        </w:rPr>
+        <w:t xml:space="preserve"> and a fair comparison record.</w:t>
+      </w:r>
+    </w:p>
+    <w:p>
+      <w:pPr>
+        <w:spacing w:line="336" w:lineRule="auto" w:after="180"/>
+      </w:pPr>
+      <w:r>
+        <w:rPr>
+          <w:b w:val="0"/>
+        </w:rPr>
+        <w:t>Teacher reference: scikit-learn DummyClassifier documentation, most_frequent strategy, https://scikit-learn.org/dev/modules/generated/sklearn.dummy.DummyClassifier.html (reviewed 2026-09-27).</w:t>
       </w:r>
     </w:p>
     <w:p>
@@ -2626,40 +6336,40 @@
         <w:pStyle w:val="Heading3"/>
       </w:pPr>
       <w:r>
-        <w:t>Support and fresh reassessment</w:t>
-      </w:r>
-    </w:p>
-    <w:p>
-      <w:r>
-        <w:t>Use labelled cards and matching ticks before fractions. Supply a blank row-aligned comparison table without predictions. Extension: construct two different prediction lists with identical accuracy but different missed rows, and explain how to report both.</w:t>
-      </w:r>
-    </w:p>
-    <w:p>
-      <w:r>
-        <w:t>Require W4 blocked from counts 3 versus 2, baseline 2/4, candidate 3/4, one extra correct and 25 percentage points. Fresh retry: training clear, blocked, blocked, clear is tied, so choose clear by the declared rule. Validation blocked, clear, blocked, blocked gives baseline 1/4 or 25 percent. Candidate blocked, clear, clear, blocked gives 3/4 or 75 percent: two extra correct and 50 percentage points. Require the tie rule and explain why validation majority blocked cannot replace the stored constant.</w:t>
-      </w:r>
-    </w:p>
-    <w:p>
-      <w:r>
-        <w:t>Week 8 searches candidate rules. Carry forward a frozen training-derived baseline and a fair comparison record. Teacher reference: scikit-learn DummyClassifier documentation, most_frequent strategy, https://scikit-learn.org/dev/modules/generated/sklearn.dummy.DummyClassifier.html (reviewed 2026-09-27).</w:t>
-      </w:r>
-    </w:p>
-    <w:p>
-      <w:pPr>
-        <w:pStyle w:val="Heading3"/>
-      </w:pPr>
-      <w:r>
         <w:t>Plan the delayed return</w:t>
       </w:r>
     </w:p>
     <w:p>
-      <w:r>
+      <w:pPr>
+        <w:spacing w:line="336" w:lineRule="auto" w:after="180"/>
+      </w:pPr>
+      <w:r>
+        <w:rPr>
+          <w:b w:val="0"/>
+        </w:rPr>
         <w:t>Suggested return points in this level: ai-4/11, ai-4/13, ai-4/16. Use actual classroom dates, adjusting for holidays and gaps. One, three and six teaching weeks are scheduling choices, not a claimed optimal spacing.</w:t>
       </w:r>
     </w:p>
     <w:p>
-      <w:r>
-        <w:t>At a delayed check, ask for the idea from memory and a changed application. Compare with the earlier independent response and record support used. For a new level, revisit the previous capstone before checking the new prerequisites.</w:t>
+      <w:pPr>
+        <w:spacing w:line="336" w:lineRule="auto" w:after="180"/>
+      </w:pPr>
+      <w:r>
+        <w:rPr>
+          <w:b w:val="0"/>
+        </w:rPr>
+        <w:t>At a delayed check, ask for the idea from memory and a changed application. Compare with the earlier independent response and record support used.</w:t>
+      </w:r>
+    </w:p>
+    <w:p>
+      <w:pPr>
+        <w:spacing w:line="336" w:lineRule="auto" w:after="180"/>
+      </w:pPr>
+      <w:r>
+        <w:rPr>
+          <w:b w:val="0"/>
+        </w:rPr>
+        <w:t>For a new level, revisit the previous capstone before checking the new prerequisites.</w:t>
       </w:r>
     </w:p>
     <w:tbl>
@@ -2819,8 +6529,26 @@
       </w:tr>
     </w:tbl>
     <w:p>
-      <w:r>
-        <w:t>Use the evidence to choose reteaching or the next step. A completed page, confidence rating or attractive project does not by itself demonstrate understanding.</w:t>
+      <w:pPr>
+        <w:spacing w:line="336" w:lineRule="auto" w:after="180"/>
+      </w:pPr>
+      <w:r>
+        <w:rPr>
+          <w:b w:val="0"/>
+        </w:rPr>
+        <w:t xml:space="preserve">Use the </w:t>
+      </w:r>
+      <w:r>
+        <w:rPr>
+          <w:b/>
+        </w:rPr>
+        <w:t>evidence</w:t>
+      </w:r>
+      <w:r>
+        <w:rPr>
+          <w:b w:val="0"/>
+        </w:rPr>
+        <w:t xml:space="preserve"> to choose reteaching or the next step. A completed page, confidence rating or attractive project does not by itself demonstrate understanding.</w:t>
       </w:r>
     </w:p>
     <w:p>
@@ -2832,8 +6560,37 @@
       </w:r>
     </w:p>
     <w:p>
-      <w:r>
-        <w:t>For your Responsible Plant Classifier, save the input, procedure, observed result and limitation of this check. Label this worked example as practice; use a different, previously unreviewed case when checking independent understanding.</w:t>
+      <w:pPr>
+        <w:spacing w:line="336" w:lineRule="auto" w:after="180"/>
+      </w:pPr>
+      <w:r>
+        <w:rPr>
+          <w:b w:val="0"/>
+        </w:rPr>
+        <w:t xml:space="preserve">For your Responsible Plant Classifier, save the </w:t>
+      </w:r>
+      <w:r>
+        <w:rPr>
+          <w:b/>
+        </w:rPr>
+        <w:t>input</w:t>
+      </w:r>
+      <w:r>
+        <w:rPr>
+          <w:b w:val="0"/>
+        </w:rPr>
+        <w:t>, procedure, observed result and limitation of this check.</w:t>
+      </w:r>
+    </w:p>
+    <w:p>
+      <w:pPr>
+        <w:spacing w:line="336" w:lineRule="auto" w:after="180"/>
+      </w:pPr>
+      <w:r>
+        <w:rPr>
+          <w:b w:val="0"/>
+        </w:rPr>
+        <w:t>Label this worked example as practice; use a different, previously unreviewed case when checking independent understanding.</w:t>
       </w:r>
     </w:p>
     <w:p>
@@ -2846,12 +6603,86 @@
     </w:p>
     <w:p>
       <w:r>
-        <w:t>Teaching target: Fit a majority label baseline using training labels only</w:t>
-      </w:r>
-    </w:p>
-    <w:p>
-      <w:r>
-        <w:t>Prepare the labelled worked-case picture, the matching workbook, fictional input cards and a place for individual responses. Check a local Python 3 environment before class; have a paper-trace version ready.</w:t>
+        <w:t>Use this preparation summary alongside the detailed Baselines First lesson; it is a checklist rather than a replacement for the full sequence.</w:t>
+      </w:r>
+    </w:p>
+    <w:p>
+      <w:pPr>
+        <w:pStyle w:val="Heading3"/>
+      </w:pPr>
+      <w:r>
+        <w:t>Teaching target</w:t>
+      </w:r>
+    </w:p>
+    <w:p>
+      <w:pPr>
+        <w:spacing w:line="336" w:lineRule="auto" w:after="180"/>
+        <w:shd w:fill="EDF7F3"/>
+      </w:pPr>
+      <w:r>
+        <w:rPr>
+          <w:b w:val="0"/>
+        </w:rPr>
+        <w:t xml:space="preserve">Teaching target: Fit a </w:t>
+      </w:r>
+      <w:r>
+        <w:rPr>
+          <w:b/>
+        </w:rPr>
+        <w:t>majority label</w:t>
+      </w:r>
+      <w:r>
+        <w:rPr>
+          <w:b w:val="0"/>
+        </w:rPr>
+        <w:t xml:space="preserve"> </w:t>
+      </w:r>
+      <w:r>
+        <w:rPr>
+          <w:b/>
+        </w:rPr>
+        <w:t>baseline</w:t>
+      </w:r>
+      <w:r>
+        <w:rPr>
+          <w:b w:val="0"/>
+        </w:rPr>
+        <w:t xml:space="preserve"> using </w:t>
+      </w:r>
+      <w:r>
+        <w:rPr>
+          <w:b/>
+        </w:rPr>
+        <w:t>training</w:t>
+      </w:r>
+      <w:r>
+        <w:rPr>
+          <w:b w:val="0"/>
+        </w:rPr>
+        <w:t xml:space="preserve"> labels only</w:t>
+      </w:r>
+    </w:p>
+    <w:p>
+      <w:pPr>
+        <w:spacing w:line="336" w:lineRule="auto" w:after="180"/>
+      </w:pPr>
+      <w:r>
+        <w:rPr>
+          <w:b w:val="0"/>
+        </w:rPr>
+        <w:t xml:space="preserve">Prepare the labelled worked-case picture, the matching workbook, fictional </w:t>
+      </w:r>
+      <w:r>
+        <w:rPr>
+          <w:b/>
+        </w:rPr>
+        <w:t>input</w:t>
+      </w:r>
+      <w:r>
+        <w:rPr>
+          <w:b w:val="0"/>
+        </w:rPr>
+        <w:t xml:space="preserve"> cards and a place for individual responses. Check a local Python 3 environment before class; have a paper-trace version ready.</w:t>
       </w:r>
     </w:p>
     <w:tbl>
@@ -2998,37 +6829,327 @@
       </w:tr>
     </w:tbl>
     <w:p>
-      <w:r>
-        <w:t>Before class, solve the supported practice: List the four baseline predictions and mark which validation rows are correct. Give correct/total and accuracy. Explain why 4/6 is not the answer.</w:t>
-      </w:r>
-    </w:p>
-    <w:p>
-      <w:r>
-        <w:t>Reasoned practice answer: Predictions are clear, clear, clear, clear. Rows 2 and 4 match, giving 2/4 or 50 percent. The fraction 4/6 describes clear labels in training, not correct predictions on the four validation rows.</w:t>
-      </w:r>
-    </w:p>
-    <w:p>
-      <w:r>
-        <w:t>Check every learner before discussion: Use the worked case for A baseline before a model. Proposed explanation: “A simple baseline does not need training data”. Decide whether this explanation is supported. Point to the step or supplied fact that decides; explain your repair if needed.</w:t>
-      </w:r>
-    </w:p>
-    <w:p>
-      <w:r>
-        <w:t>Misconception repair: This method learns its constant from training label counts, although it ignores input features.</w:t>
-      </w:r>
-    </w:p>
-    <w:p>
-      <w:r>
-        <w:t>Support: read the exact case aloud, enlarge the labelled picture, supply input cards and model only the first deciding step. Accept a spoken explanation or drawing; retain the reasoning goal.</w:t>
-      </w:r>
-    </w:p>
-    <w:p>
-      <w:r>
-        <w:t>Extension: Change the third candidate prediction from spotted to healthy. Require a prediction and a reason before comparing. Expected result: Candidate becomes correct on all 4 validation cases. Reason: Only the previously wrong third decision changes; baseline stays fixed at 2/4.</w:t>
-      </w:r>
-    </w:p>
-    <w:p>
-      <w:r>
+      <w:pPr>
+        <w:spacing w:line="336" w:lineRule="auto" w:after="180"/>
+      </w:pPr>
+      <w:r>
+        <w:rPr>
+          <w:b w:val="0"/>
+        </w:rPr>
+        <w:t xml:space="preserve">Before class, solve the supported practice: List the four </w:t>
+      </w:r>
+      <w:r>
+        <w:rPr>
+          <w:b/>
+        </w:rPr>
+        <w:t>baseline</w:t>
+      </w:r>
+      <w:r>
+        <w:rPr>
+          <w:b w:val="0"/>
+        </w:rPr>
+        <w:t xml:space="preserve"> </w:t>
+      </w:r>
+      <w:r>
+        <w:rPr>
+          <w:b/>
+        </w:rPr>
+        <w:t>prediction</w:t>
+      </w:r>
+      <w:r>
+        <w:rPr>
+          <w:b w:val="0"/>
+        </w:rPr>
+        <w:t xml:space="preserve">s and mark which validation rows are correct. Give correct/total and </w:t>
+      </w:r>
+      <w:r>
+        <w:rPr>
+          <w:b/>
+        </w:rPr>
+        <w:t>accuracy</w:t>
+      </w:r>
+      <w:r>
+        <w:rPr>
+          <w:b w:val="0"/>
+        </w:rPr>
+        <w:t>. Explain why 4/6 is not the answer.</w:t>
+      </w:r>
+    </w:p>
+    <w:p>
+      <w:pPr>
+        <w:pStyle w:val="Heading3"/>
+      </w:pPr>
+      <w:r>
+        <w:t>Supported practice answer</w:t>
+      </w:r>
+    </w:p>
+    <w:p>
+      <w:pPr>
+        <w:spacing w:line="336" w:lineRule="auto" w:after="180"/>
+        <w:shd w:fill="F1F6FC"/>
+      </w:pPr>
+      <w:r>
+        <w:rPr>
+          <w:b w:val="0"/>
+        </w:rPr>
+        <w:t xml:space="preserve">Reasoned practice answer: </w:t>
+      </w:r>
+      <w:r>
+        <w:rPr>
+          <w:b/>
+        </w:rPr>
+        <w:t>Prediction</w:t>
+      </w:r>
+      <w:r>
+        <w:rPr>
+          <w:b w:val="0"/>
+        </w:rPr>
+        <w:t xml:space="preserve">s are clear, clear, clear, clear. Rows 2 and 4 match, giving 2/4 or 50 percent. The fraction 4/6 describes clear labels in </w:t>
+      </w:r>
+      <w:r>
+        <w:rPr>
+          <w:b/>
+        </w:rPr>
+        <w:t>training</w:t>
+      </w:r>
+      <w:r>
+        <w:rPr>
+          <w:b w:val="0"/>
+        </w:rPr>
+        <w:t xml:space="preserve">, not correct </w:t>
+      </w:r>
+      <w:r>
+        <w:rPr>
+          <w:b/>
+        </w:rPr>
+        <w:t>prediction</w:t>
+      </w:r>
+      <w:r>
+        <w:rPr>
+          <w:b w:val="0"/>
+        </w:rPr>
+        <w:t>s on the four validation rows.</w:t>
+      </w:r>
+    </w:p>
+    <w:p>
+      <w:pPr>
+        <w:spacing w:line="336" w:lineRule="auto" w:after="180"/>
+      </w:pPr>
+      <w:r>
+        <w:rPr>
+          <w:b w:val="0"/>
+        </w:rPr>
+        <w:t xml:space="preserve">Check every learner before discussion: Use the worked case for A </w:t>
+      </w:r>
+      <w:r>
+        <w:rPr>
+          <w:b/>
+        </w:rPr>
+        <w:t>baseline</w:t>
+      </w:r>
+      <w:r>
+        <w:rPr>
+          <w:b w:val="0"/>
+        </w:rPr>
+        <w:t xml:space="preserve"> before a model. Proposed explanation: “A simple </w:t>
+      </w:r>
+      <w:r>
+        <w:rPr>
+          <w:b/>
+        </w:rPr>
+        <w:t>baseline</w:t>
+      </w:r>
+      <w:r>
+        <w:rPr>
+          <w:b w:val="0"/>
+        </w:rPr>
+        <w:t xml:space="preserve"> does not need </w:t>
+      </w:r>
+      <w:r>
+        <w:rPr>
+          <w:b/>
+        </w:rPr>
+        <w:t>training</w:t>
+      </w:r>
+      <w:r>
+        <w:rPr>
+          <w:b w:val="0"/>
+        </w:rPr>
+        <w:t xml:space="preserve"> data”. Decide whether this explanation is supported.</w:t>
+      </w:r>
+    </w:p>
+    <w:p>
+      <w:pPr>
+        <w:spacing w:line="336" w:lineRule="auto" w:after="180"/>
+      </w:pPr>
+      <w:r>
+        <w:rPr>
+          <w:b w:val="0"/>
+        </w:rPr>
+        <w:t>Point to the step or supplied fact that decides; explain your repair if needed.</w:t>
+      </w:r>
+    </w:p>
+    <w:p>
+      <w:pPr>
+        <w:pStyle w:val="Heading3"/>
+      </w:pPr>
+      <w:r>
+        <w:t>Repair the misconception</w:t>
+      </w:r>
+    </w:p>
+    <w:p>
+      <w:pPr>
+        <w:spacing w:line="336" w:lineRule="auto" w:after="180"/>
+        <w:shd w:fill="FFF5E6"/>
+      </w:pPr>
+      <w:r>
+        <w:rPr>
+          <w:b w:val="0"/>
+        </w:rPr>
+        <w:t xml:space="preserve">Misconception repair: This method learns its constant from </w:t>
+      </w:r>
+      <w:r>
+        <w:rPr>
+          <w:b/>
+        </w:rPr>
+        <w:t>training</w:t>
+      </w:r>
+      <w:r>
+        <w:rPr>
+          <w:b w:val="0"/>
+        </w:rPr>
+        <w:t xml:space="preserve"> label counts, although it ignores </w:t>
+      </w:r>
+      <w:r>
+        <w:rPr>
+          <w:b/>
+        </w:rPr>
+        <w:t>input</w:t>
+      </w:r>
+      <w:r>
+        <w:rPr>
+          <w:b w:val="0"/>
+        </w:rPr>
+        <w:t xml:space="preserve"> features.</w:t>
+      </w:r>
+    </w:p>
+    <w:p>
+      <w:pPr>
+        <w:pStyle w:val="Heading3"/>
+      </w:pPr>
+      <w:r>
+        <w:t>Support without giving away the answer</w:t>
+      </w:r>
+    </w:p>
+    <w:p>
+      <w:pPr>
+        <w:spacing w:line="336" w:lineRule="auto" w:after="180"/>
+        <w:shd w:fill="F1F6F8"/>
+      </w:pPr>
+      <w:r>
+        <w:rPr>
+          <w:b w:val="0"/>
+        </w:rPr>
+        <w:t xml:space="preserve">Support: read the exact case aloud, enlarge the labelled picture, supply </w:t>
+      </w:r>
+      <w:r>
+        <w:rPr>
+          <w:b/>
+        </w:rPr>
+        <w:t>input</w:t>
+      </w:r>
+      <w:r>
+        <w:rPr>
+          <w:b w:val="0"/>
+        </w:rPr>
+        <w:t xml:space="preserve"> cards and model only the first deciding step. Accept a spoken explanation or drawing; retain the reasoning goal.</w:t>
+      </w:r>
+    </w:p>
+    <w:p>
+      <w:pPr>
+        <w:pStyle w:val="Heading3"/>
+      </w:pPr>
+      <w:r>
+        <w:t>Extend the reasoning</w:t>
+      </w:r>
+    </w:p>
+    <w:p>
+      <w:pPr>
+        <w:spacing w:line="336" w:lineRule="auto" w:after="180"/>
+        <w:shd w:fill="F5F1FB"/>
+      </w:pPr>
+      <w:r>
+        <w:rPr>
+          <w:b w:val="0"/>
+        </w:rPr>
+        <w:t xml:space="preserve">Extension: Change the third candidate </w:t>
+      </w:r>
+      <w:r>
+        <w:rPr>
+          <w:b/>
+        </w:rPr>
+        <w:t>prediction</w:t>
+      </w:r>
+      <w:r>
+        <w:rPr>
+          <w:b w:val="0"/>
+        </w:rPr>
+        <w:t xml:space="preserve"> from spotted to healthy. Require a </w:t>
+      </w:r>
+      <w:r>
+        <w:rPr>
+          <w:b/>
+        </w:rPr>
+        <w:t>prediction</w:t>
+      </w:r>
+      <w:r>
+        <w:rPr>
+          <w:b w:val="0"/>
+        </w:rPr>
+        <w:t xml:space="preserve"> and a reason before comparing. Expected result: Candidate becomes correct on all 4 validation cases.</w:t>
+      </w:r>
+    </w:p>
+    <w:p>
+      <w:pPr>
+        <w:spacing w:line="336" w:lineRule="auto" w:after="180"/>
+        <w:shd w:fill="F5F1FB"/>
+      </w:pPr>
+      <w:r>
+        <w:rPr>
+          <w:b w:val="0"/>
+        </w:rPr>
+        <w:t xml:space="preserve">Reason: Only the previously wrong third decision changes; </w:t>
+      </w:r>
+      <w:r>
+        <w:rPr>
+          <w:b/>
+        </w:rPr>
+        <w:t>baseline</w:t>
+      </w:r>
+      <w:r>
+        <w:rPr>
+          <w:b w:val="0"/>
+        </w:rPr>
+        <w:t xml:space="preserve"> stays fixed at 2/4.</w:t>
+      </w:r>
+    </w:p>
+    <w:p>
+      <w:pPr>
+        <w:pStyle w:val="Heading3"/>
+      </w:pPr>
+      <w:r>
+        <w:t>Protect the independent attempt</w:t>
+      </w:r>
+    </w:p>
+    <w:p>
+      <w:pPr>
+        <w:spacing w:line="336" w:lineRule="auto" w:after="180"/>
+        <w:shd w:fill="FFF5E6"/>
+      </w:pPr>
+      <w:r>
+        <w:rPr>
+          <w:b w:val="0"/>
+        </w:rPr>
         <w:t>Independent assessment: withhold the reserved answer until the learner has attempted the new case. Record support separately from correctness.</w:t>
       </w:r>
     </w:p>
@@ -3217,13 +7338,70 @@
       </w:tr>
     </w:tbl>
     <w:p>
-      <w:r>
-        <w:t>Project checkpoint: Make a transparent first version. Keep a trace of how one input becomes an output; explain the rule or learned component.</w:t>
-      </w:r>
-    </w:p>
-    <w:p>
-      <w:r>
-        <w:t>Use the weekly teacher answer for topic-specific reasoning. A saved progress tick is an activity record; judge mastery from the learner’s explanation and evidence.</w:t>
+      <w:pPr>
+        <w:pStyle w:val="Heading3"/>
+      </w:pPr>
+      <w:r>
+        <w:t>Project checkpoint</w:t>
+      </w:r>
+    </w:p>
+    <w:p>
+      <w:pPr>
+        <w:spacing w:line="336" w:lineRule="auto" w:after="180"/>
+        <w:shd w:fill="EDF7F3"/>
+      </w:pPr>
+      <w:r>
+        <w:rPr>
+          <w:b w:val="0"/>
+        </w:rPr>
+        <w:t xml:space="preserve">Project checkpoint: Make a transparent first version. Keep a trace of how one </w:t>
+      </w:r>
+      <w:r>
+        <w:rPr>
+          <w:b/>
+        </w:rPr>
+        <w:t>input</w:t>
+      </w:r>
+      <w:r>
+        <w:rPr>
+          <w:b w:val="0"/>
+        </w:rPr>
+        <w:t xml:space="preserve"> becomes an </w:t>
+      </w:r>
+      <w:r>
+        <w:rPr>
+          <w:b/>
+        </w:rPr>
+        <w:t>output</w:t>
+      </w:r>
+      <w:r>
+        <w:rPr>
+          <w:b w:val="0"/>
+        </w:rPr>
+        <w:t>; explain the rule or learned component.</w:t>
+      </w:r>
+    </w:p>
+    <w:p>
+      <w:pPr>
+        <w:spacing w:line="336" w:lineRule="auto" w:after="180"/>
+      </w:pPr>
+      <w:r>
+        <w:rPr>
+          <w:b w:val="0"/>
+        </w:rPr>
+        <w:t xml:space="preserve">Use the weekly teacher answer for topic-specific reasoning. A saved progress tick is an activity record; judge mastery from the learner’s explanation and </w:t>
+      </w:r>
+      <w:r>
+        <w:rPr>
+          <w:b/>
+        </w:rPr>
+        <w:t>evidence</w:t>
+      </w:r>
+      <w:r>
+        <w:rPr>
+          <w:b w:val="0"/>
+        </w:rPr>
+        <w:t>.</w:t>
       </w:r>
     </w:p>
     <w:p>
@@ -3236,27 +7414,1201 @@
     </w:p>
     <w:p>
       <w:r>
-        <w:t>Use the two formative questions as supported practice, not as independent mastery scores. Discuss the deciding evidence rather than accepting a guessed selection.</w:t>
-      </w:r>
-    </w:p>
-    <w:p>
-      <w:r>
+        <w:t>Use feedback, earlier review and portfolios purposefully. Apply the coding routine only when this lesson has an executable lab.</w:t>
+      </w:r>
+    </w:p>
+    <w:p>
+      <w:pPr>
+        <w:spacing w:line="336" w:lineRule="auto" w:after="180"/>
+      </w:pPr>
+      <w:r>
+        <w:rPr>
+          <w:b w:val="0"/>
+        </w:rPr>
+        <w:t xml:space="preserve">Use the two formative questions as supported practice, not as independent mastery scores. Discuss the deciding </w:t>
+      </w:r>
+      <w:r>
+        <w:rPr>
+          <w:b/>
+        </w:rPr>
+        <w:t>evidence</w:t>
+      </w:r>
+      <w:r>
+        <w:rPr>
+          <w:b w:val="0"/>
+        </w:rPr>
+        <w:t xml:space="preserve"> rather than accepting a guessed selection.</w:t>
+      </w:r>
+    </w:p>
+    <w:p>
+      <w:pPr>
+        <w:spacing w:line="336" w:lineRule="auto" w:after="180"/>
+      </w:pPr>
+      <w:r>
+        <w:rPr>
+          <w:b w:val="0"/>
+        </w:rPr>
         <w:t>The feedback comes from the reviewed public worked case. Do not reveal the separately reserved independent teacher answer until the learner has attempted that case.</w:t>
       </w:r>
     </w:p>
     <w:p>
-      <w:r>
-        <w:t>Ask students to predict before running code. Preserve errors and actual outputs; collect a changed test and an explanation. The branch-boundary and indexing lessons deliberately include failure cases.</w:t>
-      </w:r>
-    </w:p>
-    <w:p>
-      <w:r>
+      <w:pPr>
+        <w:spacing w:line="336" w:lineRule="auto" w:after="180"/>
+      </w:pPr>
+      <w:r>
+        <w:rPr>
+          <w:b w:val="0"/>
+        </w:rPr>
+        <w:t xml:space="preserve">Ask students to predict before running code. Preserve errors and actual </w:t>
+      </w:r>
+      <w:r>
+        <w:rPr>
+          <w:b/>
+        </w:rPr>
+        <w:t>output</w:t>
+      </w:r>
+      <w:r>
+        <w:rPr>
+          <w:b w:val="0"/>
+        </w:rPr>
+        <w:t>s; collect a changed test and an explanation. The branch-boundary and indexing lessons deliberately include failure cases.</w:t>
+      </w:r>
+    </w:p>
+    <w:p>
+      <w:pPr>
+        <w:spacing w:line="336" w:lineRule="auto" w:after="180"/>
+      </w:pPr>
+      <w:r>
+        <w:rPr>
+          <w:b w:val="0"/>
+        </w:rPr>
         <w:t>Use the earlier worked-explanation links to address a specific missing building block, then return to the current question. Adapt this suggestion after observing the learner; it is not an automatic diagnosis.</w:t>
       </w:r>
     </w:p>
     <w:p>
-      <w:r>
-        <w:t>Collect the completed-work portfolio as evidence. Record support separately from correctness, and assess explanation, trace/test and limitations. Progress ticks and quiz selections alone do not establish mastery.</w:t>
+      <w:pPr>
+        <w:spacing w:line="336" w:lineRule="auto" w:after="180"/>
+      </w:pPr>
+      <w:r>
+        <w:rPr>
+          <w:b w:val="0"/>
+        </w:rPr>
+        <w:t xml:space="preserve">Collect the completed-work portfolio as </w:t>
+      </w:r>
+      <w:r>
+        <w:rPr>
+          <w:b/>
+        </w:rPr>
+        <w:t>evidence</w:t>
+      </w:r>
+      <w:r>
+        <w:rPr>
+          <w:b w:val="0"/>
+        </w:rPr>
+        <w:t>. Record support separately from correctness, and assess explanation, trace/test and limitations. Progress ticks and quiz selections alone do not establish mastery.</w:t>
+      </w:r>
+    </w:p>
+    <w:p>
+      <w:pPr>
+        <w:pStyle w:val="Heading1"/>
+      </w:pPr>
+      <w:r>
+        <w:t>09. Visual concept journey</w:t>
+      </w:r>
+    </w:p>
+    <w:p>
+      <w:r>
+        <w:t>Show one Baselines First graphic at a time, request a prediction and discuss its trace before the independent assessment.</w:t>
+      </w:r>
+    </w:p>
+    <w:p>
+      <w:pPr>
+        <w:spacing w:line="336" w:lineRule="auto" w:after="180"/>
+      </w:pPr>
+      <w:r>
+        <w:rPr>
+          <w:b w:val="0"/>
+        </w:rPr>
+        <w:t xml:space="preserve">Use one picture at a time. Hide a worked result before asking for a </w:t>
+      </w:r>
+      <w:r>
+        <w:rPr>
+          <w:b/>
+        </w:rPr>
+        <w:t>prediction</w:t>
+      </w:r>
+      <w:r>
+        <w:rPr>
+          <w:b w:val="0"/>
+        </w:rPr>
+        <w:t>, then reveal it for feedback. These are supported teaching cases; retain the separate independent assessment for a fresh first attempt.</w:t>
+      </w:r>
+    </w:p>
+    <w:p>
+      <w:pPr>
+        <w:pStyle w:val="Heading3"/>
+      </w:pPr>
+      <w:r>
+        <w:t>01. Baselines First: the case</w:t>
+      </w:r>
+    </w:p>
+    <w:p>
+      <w:r>
+        <w:drawing>
+          <wp:inline xmlns:a="http://schemas.openxmlformats.org/drawingml/2006/main" xmlns:pic="http://schemas.openxmlformats.org/drawingml/2006/picture">
+            <wp:extent cx="5486400" cy="3142488"/>
+            <wp:docPr id="2" name="Picture 2" descr="Make a simple baseline earn its place before claiming a better classifier. Supplied facts: Training labels: healthy, healthy, spotted. Majority baseline predicts healthy. Validation references: healthy, spotted, healthy, spotted. All inputs and outcomes in this worked example are invented classroom data; no real model run is claimed."/>
+            <wp:cNvGraphicFramePr>
+              <a:graphicFrameLocks noChangeAspect="1"/>
+            </wp:cNvGraphicFramePr>
+            <a:graphic>
+              <a:graphicData uri="http://schemas.openxmlformats.org/drawingml/2006/picture">
+                <pic:pic>
+                  <pic:nvPicPr>
+                    <pic:cNvPr id="0" name="academy-story-ai-4-10-01.png"/>
+                    <pic:cNvPicPr/>
+                  </pic:nvPicPr>
+                  <pic:blipFill>
+                    <a:blip r:embed="rId10"/>
+                    <a:stretch>
+                      <a:fillRect/>
+                    </a:stretch>
+                  </pic:blipFill>
+                  <pic:spPr>
+                    <a:xfrm>
+                      <a:off x="0" y="0"/>
+                      <a:ext cx="5486400" cy="3142488"/>
+                    </a:xfrm>
+                    <a:prstGeom prst="rect"/>
+                  </pic:spPr>
+                </pic:pic>
+              </a:graphicData>
+            </a:graphic>
+          </wp:inline>
+        </w:drawing>
+      </w:r>
+    </w:p>
+    <w:p>
+      <w:pPr>
+        <w:spacing w:line="336" w:lineRule="auto" w:after="180"/>
+      </w:pPr>
+      <w:r>
+        <w:rPr>
+          <w:b w:val="0"/>
+        </w:rPr>
+        <w:t xml:space="preserve">Make a simple </w:t>
+      </w:r>
+      <w:r>
+        <w:rPr>
+          <w:b/>
+        </w:rPr>
+        <w:t>baseline</w:t>
+      </w:r>
+      <w:r>
+        <w:rPr>
+          <w:b w:val="0"/>
+        </w:rPr>
+        <w:t xml:space="preserve"> earn its place before claiming a better classifier. Supplied facts: </w:t>
+      </w:r>
+      <w:r>
+        <w:rPr>
+          <w:b/>
+        </w:rPr>
+        <w:t>Training</w:t>
+      </w:r>
+      <w:r>
+        <w:rPr>
+          <w:b w:val="0"/>
+        </w:rPr>
+        <w:t xml:space="preserve"> labels: healthy, healthy, spotted. Majority </w:t>
+      </w:r>
+      <w:r>
+        <w:rPr>
+          <w:b/>
+        </w:rPr>
+        <w:t>baseline</w:t>
+      </w:r>
+      <w:r>
+        <w:rPr>
+          <w:b w:val="0"/>
+        </w:rPr>
+        <w:t xml:space="preserve"> predicts healthy.</w:t>
+      </w:r>
+    </w:p>
+    <w:p>
+      <w:pPr>
+        <w:spacing w:line="336" w:lineRule="auto" w:after="180"/>
+      </w:pPr>
+      <w:r>
+        <w:rPr>
+          <w:b w:val="0"/>
+        </w:rPr>
+        <w:t xml:space="preserve">Validation references: healthy, spotted, healthy, spotted. All </w:t>
+      </w:r>
+      <w:r>
+        <w:rPr>
+          <w:b/>
+        </w:rPr>
+        <w:t>input</w:t>
+      </w:r>
+      <w:r>
+        <w:rPr>
+          <w:b w:val="0"/>
+        </w:rPr>
+        <w:t>s and outcomes in this worked example are invented classroom data; no real model run is claimed.</w:t>
+      </w:r>
+    </w:p>
+    <w:p>
+      <w:pPr>
+        <w:spacing w:line="336" w:lineRule="auto" w:after="180"/>
+        <w:shd w:fill="F5F1FB"/>
+      </w:pPr>
+      <w:r>
+        <w:rPr>
+          <w:b w:val="0"/>
+        </w:rPr>
+        <w:t>Point to the given fact that matters most. Explain why it matters.</w:t>
+      </w:r>
+    </w:p>
+    <w:p>
+      <w:pPr>
+        <w:pStyle w:val="Heading3"/>
+      </w:pPr>
+      <w:r>
+        <w:t>Discuss while showing the picture</w:t>
+      </w:r>
+    </w:p>
+    <w:p>
+      <w:pPr>
+        <w:spacing w:line="336" w:lineRule="auto" w:after="180"/>
+        <w:shd w:fill="F1F6F8"/>
+      </w:pPr>
+      <w:r>
+        <w:rPr>
+          <w:b w:val="0"/>
+        </w:rPr>
+        <w:t>Teacher prompt: Point to the given fact that matters most. Explain why it matters. Ask learners to describe one label or arrow in ordinary words. Use the adjacent transcript if the image is difficult to see.</w:t>
+      </w:r>
+    </w:p>
+    <w:p>
+      <w:pPr>
+        <w:pStyle w:val="Heading3"/>
+      </w:pPr>
+      <w:r>
+        <w:t>02. Follow the deciding steps</w:t>
+      </w:r>
+    </w:p>
+    <w:p>
+      <w:r>
+        <w:drawing>
+          <wp:inline xmlns:a="http://schemas.openxmlformats.org/drawingml/2006/main" xmlns:pic="http://schemas.openxmlformats.org/drawingml/2006/picture">
+            <wp:extent cx="5486400" cy="3337560"/>
+            <wp:docPr id="3" name="Picture 3" descr="Fit baseline: Training majority is healthy: 2 of 3 labels. → Score baseline: Always healthy matches 2/4 validation cases: 50%. → Compare candidate: Supplied candidate predictions healthy, spotted, spotted, spotted match 3/4: 75%."/>
+            <wp:cNvGraphicFramePr>
+              <a:graphicFrameLocks noChangeAspect="1"/>
+            </wp:cNvGraphicFramePr>
+            <a:graphic>
+              <a:graphicData uri="http://schemas.openxmlformats.org/drawingml/2006/picture">
+                <pic:pic>
+                  <pic:nvPicPr>
+                    <pic:cNvPr id="0" name="academy-story-ai-4-10-02.png"/>
+                    <pic:cNvPicPr/>
+                  </pic:nvPicPr>
+                  <pic:blipFill>
+                    <a:blip r:embed="rId11"/>
+                    <a:stretch>
+                      <a:fillRect/>
+                    </a:stretch>
+                  </pic:blipFill>
+                  <pic:spPr>
+                    <a:xfrm>
+                      <a:off x="0" y="0"/>
+                      <a:ext cx="5486400" cy="3337560"/>
+                    </a:xfrm>
+                    <a:prstGeom prst="rect"/>
+                  </pic:spPr>
+                </pic:pic>
+              </a:graphicData>
+            </a:graphic>
+          </wp:inline>
+        </w:drawing>
+      </w:r>
+    </w:p>
+    <w:p>
+      <w:pPr>
+        <w:spacing w:line="336" w:lineRule="auto" w:after="180"/>
+      </w:pPr>
+      <w:r>
+        <w:rPr>
+          <w:b w:val="0"/>
+        </w:rPr>
+        <w:t xml:space="preserve">Fit </w:t>
+      </w:r>
+      <w:r>
+        <w:rPr>
+          <w:b/>
+        </w:rPr>
+        <w:t>baseline</w:t>
+      </w:r>
+      <w:r>
+        <w:rPr>
+          <w:b w:val="0"/>
+        </w:rPr>
+        <w:t xml:space="preserve">: </w:t>
+      </w:r>
+      <w:r>
+        <w:rPr>
+          <w:b/>
+        </w:rPr>
+        <w:t>Training</w:t>
+      </w:r>
+      <w:r>
+        <w:rPr>
+          <w:b w:val="0"/>
+        </w:rPr>
+        <w:t xml:space="preserve"> majority is healthy: 2 of 3 labels. → Score </w:t>
+      </w:r>
+      <w:r>
+        <w:rPr>
+          <w:b/>
+        </w:rPr>
+        <w:t>baseline</w:t>
+      </w:r>
+      <w:r>
+        <w:rPr>
+          <w:b w:val="0"/>
+        </w:rPr>
+        <w:t xml:space="preserve">: Always healthy matches 2/4 validation cases: 50%. → Compare candidate: Supplied candidate </w:t>
+      </w:r>
+      <w:r>
+        <w:rPr>
+          <w:b/>
+        </w:rPr>
+        <w:t>prediction</w:t>
+      </w:r>
+      <w:r>
+        <w:rPr>
+          <w:b w:val="0"/>
+        </w:rPr>
+        <w:t>s healthy, spotted, spotted, spotted match 3/4: 75%.</w:t>
+      </w:r>
+    </w:p>
+    <w:p>
+      <w:pPr>
+        <w:spacing w:line="336" w:lineRule="auto" w:after="180"/>
+        <w:shd w:fill="F5F1FB"/>
+      </w:pPr>
+      <w:r>
+        <w:rPr>
+          <w:b w:val="0"/>
+        </w:rPr>
+        <w:t xml:space="preserve">Point to each numbered stage and explain which recorded </w:t>
+      </w:r>
+      <w:r>
+        <w:rPr>
+          <w:b/>
+        </w:rPr>
+        <w:t>input</w:t>
+      </w:r>
+      <w:r>
+        <w:rPr>
+          <w:b w:val="0"/>
+        </w:rPr>
+        <w:t xml:space="preserve"> it uses.</w:t>
+      </w:r>
+    </w:p>
+    <w:p>
+      <w:pPr>
+        <w:pStyle w:val="Heading3"/>
+      </w:pPr>
+      <w:r>
+        <w:t>Discuss while showing the picture</w:t>
+      </w:r>
+    </w:p>
+    <w:p>
+      <w:pPr>
+        <w:spacing w:line="336" w:lineRule="auto" w:after="180"/>
+        <w:shd w:fill="F1F6F8"/>
+      </w:pPr>
+      <w:r>
+        <w:rPr>
+          <w:b w:val="0"/>
+        </w:rPr>
+        <w:t xml:space="preserve">Teacher prompt: Point to each numbered stage and explain which recorded </w:t>
+      </w:r>
+      <w:r>
+        <w:rPr>
+          <w:b/>
+        </w:rPr>
+        <w:t>input</w:t>
+      </w:r>
+      <w:r>
+        <w:rPr>
+          <w:b w:val="0"/>
+        </w:rPr>
+        <w:t xml:space="preserve"> it uses. Ask learners to describe one label or arrow in ordinary words. Use the adjacent transcript if the image is difficult to see.</w:t>
+      </w:r>
+    </w:p>
+    <w:p>
+      <w:pPr>
+        <w:pStyle w:val="Heading3"/>
+      </w:pPr>
+      <w:r>
+        <w:t>03. Keep fitting separate from scoring</w:t>
+      </w:r>
+    </w:p>
+    <w:p>
+      <w:r>
+        <w:drawing>
+          <wp:inline xmlns:a="http://schemas.openxmlformats.org/drawingml/2006/main" xmlns:pic="http://schemas.openxmlformats.org/drawingml/2006/picture">
+            <wp:extent cx="5486400" cy="2834640"/>
+            <wp:docPr id="4" name="Picture 4" descr="Keep fitting separate from scoring. Training labels only | Count clear and blocked | Store prediction clear. New validation examples | Repeat stored prediction | clear for every row. Validation labels | Compare after prediction | 2 correct out of 4"/>
+            <wp:cNvGraphicFramePr>
+              <a:graphicFrameLocks noChangeAspect="1"/>
+            </wp:cNvGraphicFramePr>
+            <a:graphic>
+              <a:graphicData uri="http://schemas.openxmlformats.org/drawingml/2006/picture">
+                <pic:pic>
+                  <pic:nvPicPr>
+                    <pic:cNvPr id="0" name="academy-story-ai-4-10-03.png"/>
+                    <pic:cNvPicPr/>
+                  </pic:nvPicPr>
+                  <pic:blipFill>
+                    <a:blip r:embed="rId12"/>
+                    <a:stretch>
+                      <a:fillRect/>
+                    </a:stretch>
+                  </pic:blipFill>
+                  <pic:spPr>
+                    <a:xfrm>
+                      <a:off x="0" y="0"/>
+                      <a:ext cx="5486400" cy="2834640"/>
+                    </a:xfrm>
+                    <a:prstGeom prst="rect"/>
+                  </pic:spPr>
+                </pic:pic>
+              </a:graphicData>
+            </a:graphic>
+          </wp:inline>
+        </w:drawing>
+      </w:r>
+    </w:p>
+    <w:p>
+      <w:pPr>
+        <w:spacing w:line="336" w:lineRule="auto" w:after="180"/>
+      </w:pPr>
+      <w:r>
+        <w:rPr>
+          <w:b w:val="0"/>
+        </w:rPr>
+        <w:t xml:space="preserve">Keep </w:t>
+      </w:r>
+      <w:r>
+        <w:rPr>
+          <w:b/>
+        </w:rPr>
+        <w:t>fitting</w:t>
+      </w:r>
+      <w:r>
+        <w:rPr>
+          <w:b w:val="0"/>
+        </w:rPr>
+        <w:t xml:space="preserve"> separate from scoring. </w:t>
+      </w:r>
+      <w:r>
+        <w:rPr>
+          <w:b/>
+        </w:rPr>
+        <w:t>Training</w:t>
+      </w:r>
+      <w:r>
+        <w:rPr>
+          <w:b w:val="0"/>
+        </w:rPr>
+        <w:t xml:space="preserve"> labels only | Count clear and blocked | Store </w:t>
+      </w:r>
+      <w:r>
+        <w:rPr>
+          <w:b/>
+        </w:rPr>
+        <w:t>prediction</w:t>
+      </w:r>
+      <w:r>
+        <w:rPr>
+          <w:b w:val="0"/>
+        </w:rPr>
+        <w:t xml:space="preserve"> clear. New validation examples | Repeat stored </w:t>
+      </w:r>
+      <w:r>
+        <w:rPr>
+          <w:b/>
+        </w:rPr>
+        <w:t>prediction</w:t>
+      </w:r>
+      <w:r>
+        <w:rPr>
+          <w:b w:val="0"/>
+        </w:rPr>
+        <w:t xml:space="preserve"> | clear for every row.</w:t>
+      </w:r>
+    </w:p>
+    <w:p>
+      <w:pPr>
+        <w:spacing w:line="336" w:lineRule="auto" w:after="180"/>
+      </w:pPr>
+      <w:r>
+        <w:rPr>
+          <w:b w:val="0"/>
+        </w:rPr>
+        <w:t xml:space="preserve">Validation labels | Compare after </w:t>
+      </w:r>
+      <w:r>
+        <w:rPr>
+          <w:b/>
+        </w:rPr>
+        <w:t>prediction</w:t>
+      </w:r>
+      <w:r>
+        <w:rPr>
+          <w:b w:val="0"/>
+        </w:rPr>
+        <w:t xml:space="preserve"> | 2 correct out of 4</w:t>
+      </w:r>
+    </w:p>
+    <w:p>
+      <w:pPr>
+        <w:spacing w:line="336" w:lineRule="auto" w:after="180"/>
+        <w:shd w:fill="F5F1FB"/>
+      </w:pPr>
+      <w:r>
+        <w:rPr>
+          <w:b w:val="0"/>
+        </w:rPr>
+        <w:t>Read the labels and values. Explain the relationship the model shows.</w:t>
+      </w:r>
+    </w:p>
+    <w:p>
+      <w:pPr>
+        <w:pStyle w:val="Heading3"/>
+      </w:pPr>
+      <w:r>
+        <w:t>Discuss while showing the picture</w:t>
+      </w:r>
+    </w:p>
+    <w:p>
+      <w:pPr>
+        <w:spacing w:line="336" w:lineRule="auto" w:after="180"/>
+        <w:shd w:fill="F1F6F8"/>
+      </w:pPr>
+      <w:r>
+        <w:rPr>
+          <w:b w:val="0"/>
+        </w:rPr>
+        <w:t>Teacher prompt: Read the labels and values. Explain the relationship the model shows. Ask learners to describe one label or arrow in ordinary words. Use the adjacent transcript if the image is difficult to see.</w:t>
+      </w:r>
+    </w:p>
+    <w:p>
+      <w:pPr>
+        <w:pStyle w:val="Heading3"/>
+      </w:pPr>
+      <w:r>
+        <w:t>04. Change one thing. Trace what follows.</w:t>
+      </w:r>
+    </w:p>
+    <w:p>
+      <w:r>
+        <w:drawing>
+          <wp:inline xmlns:a="http://schemas.openxmlformats.org/drawingml/2006/main" xmlns:pic="http://schemas.openxmlformats.org/drawingml/2006/picture">
+            <wp:extent cx="5486400" cy="3026664"/>
+            <wp:docPr id="5" name="Picture 5" descr="Original case: Supplied candidate predictions healthy, spotted, spotted, spotted match 3/4: 75%. Changed condition: Change the third candidate prediction from spotted to healthy. Expected result: Candidate becomes correct on all 4 validation cases. Reason: Only the previously wrong third decision changes; baseline stays fixed at 2/4."/>
+            <wp:cNvGraphicFramePr>
+              <a:graphicFrameLocks noChangeAspect="1"/>
+            </wp:cNvGraphicFramePr>
+            <a:graphic>
+              <a:graphicData uri="http://schemas.openxmlformats.org/drawingml/2006/picture">
+                <pic:pic>
+                  <pic:nvPicPr>
+                    <pic:cNvPr id="0" name="academy-story-ai-4-10-04.png"/>
+                    <pic:cNvPicPr/>
+                  </pic:nvPicPr>
+                  <pic:blipFill>
+                    <a:blip r:embed="rId13"/>
+                    <a:stretch>
+                      <a:fillRect/>
+                    </a:stretch>
+                  </pic:blipFill>
+                  <pic:spPr>
+                    <a:xfrm>
+                      <a:off x="0" y="0"/>
+                      <a:ext cx="5486400" cy="3026664"/>
+                    </a:xfrm>
+                    <a:prstGeom prst="rect"/>
+                  </pic:spPr>
+                </pic:pic>
+              </a:graphicData>
+            </a:graphic>
+          </wp:inline>
+        </w:drawing>
+      </w:r>
+    </w:p>
+    <w:p>
+      <w:pPr>
+        <w:spacing w:line="336" w:lineRule="auto" w:after="180"/>
+      </w:pPr>
+      <w:r>
+        <w:rPr>
+          <w:b w:val="0"/>
+        </w:rPr>
+        <w:t xml:space="preserve">Original case: Supplied candidate </w:t>
+      </w:r>
+      <w:r>
+        <w:rPr>
+          <w:b/>
+        </w:rPr>
+        <w:t>prediction</w:t>
+      </w:r>
+      <w:r>
+        <w:rPr>
+          <w:b w:val="0"/>
+        </w:rPr>
+        <w:t xml:space="preserve">s healthy, spotted, spotted, spotted match 3/4: 75%. Changed condition: Change the third candidate </w:t>
+      </w:r>
+      <w:r>
+        <w:rPr>
+          <w:b/>
+        </w:rPr>
+        <w:t>prediction</w:t>
+      </w:r>
+      <w:r>
+        <w:rPr>
+          <w:b w:val="0"/>
+        </w:rPr>
+        <w:t xml:space="preserve"> from spotted to healthy.</w:t>
+      </w:r>
+    </w:p>
+    <w:p>
+      <w:pPr>
+        <w:spacing w:line="336" w:lineRule="auto" w:after="180"/>
+      </w:pPr>
+      <w:r>
+        <w:rPr>
+          <w:b w:val="0"/>
+        </w:rPr>
+        <w:t xml:space="preserve">Expected result: Candidate becomes correct on all 4 validation cases. Reason: Only the previously wrong third decision changes; </w:t>
+      </w:r>
+      <w:r>
+        <w:rPr>
+          <w:b/>
+        </w:rPr>
+        <w:t>baseline</w:t>
+      </w:r>
+      <w:r>
+        <w:rPr>
+          <w:b w:val="0"/>
+        </w:rPr>
+        <w:t xml:space="preserve"> stays fixed at 2/4.</w:t>
+      </w:r>
+    </w:p>
+    <w:p>
+      <w:pPr>
+        <w:spacing w:line="336" w:lineRule="auto" w:after="180"/>
+        <w:shd w:fill="F5F1FB"/>
+      </w:pPr>
+      <w:r>
+        <w:rPr>
+          <w:b w:val="0"/>
+        </w:rPr>
+        <w:t>Predict before checking the worked changed-case result. Name what changed and what the supplied facts allow you to conclude.</w:t>
+      </w:r>
+    </w:p>
+    <w:p>
+      <w:pPr>
+        <w:pStyle w:val="Heading3"/>
+      </w:pPr>
+      <w:r>
+        <w:t>Discuss while showing the picture</w:t>
+      </w:r>
+    </w:p>
+    <w:p>
+      <w:pPr>
+        <w:spacing w:line="336" w:lineRule="auto" w:after="180"/>
+        <w:shd w:fill="F1F6F8"/>
+      </w:pPr>
+      <w:r>
+        <w:rPr>
+          <w:b w:val="0"/>
+        </w:rPr>
+        <w:t>Teacher prompt: Predict before checking the worked changed-case result. Name what changed and what the supplied facts allow you to conclude. Ask learners to describe one label or arrow in ordinary words.</w:t>
+      </w:r>
+    </w:p>
+    <w:p>
+      <w:pPr>
+        <w:spacing w:line="336" w:lineRule="auto" w:after="180"/>
+        <w:shd w:fill="F1F6F8"/>
+      </w:pPr>
+      <w:r>
+        <w:rPr>
+          <w:b w:val="0"/>
+        </w:rPr>
+        <w:t xml:space="preserve">Use the adjacent transcript if the image is difficult to see. Changed-case reasoning: Only the previously wrong third decision changes; </w:t>
+      </w:r>
+      <w:r>
+        <w:rPr>
+          <w:b/>
+        </w:rPr>
+        <w:t>baseline</w:t>
+      </w:r>
+      <w:r>
+        <w:rPr>
+          <w:b w:val="0"/>
+        </w:rPr>
+        <w:t xml:space="preserve"> stays fixed at 2/4.</w:t>
+      </w:r>
+    </w:p>
+    <w:p>
+      <w:pPr>
+        <w:pStyle w:val="Heading3"/>
+      </w:pPr>
+      <w:r>
+        <w:t>05. Connect the explanation to its limit</w:t>
+      </w:r>
+    </w:p>
+    <w:p>
+      <w:r>
+        <w:drawing>
+          <wp:inline xmlns:a="http://schemas.openxmlformats.org/drawingml/2006/main" xmlns:pic="http://schemas.openxmlformats.org/drawingml/2006/picture">
+            <wp:extent cx="5486400" cy="2834640"/>
+            <wp:docPr id="6" name="Picture 6" descr="Read the picture in order. Supplied candidate predictions healthy, spotted, spotted, spotted match 3/4: 75%. The arrows show which recorded input or intermediate result each decision uses. Explain the deciding step aloud before checking the changed case; pointing to the final answer alone does not show how it follows. Limit: These supplied predictions illustrate comparison. No actual model was trained, and four cases are limited evidence."/>
+            <wp:cNvGraphicFramePr>
+              <a:graphicFrameLocks noChangeAspect="1"/>
+            </wp:cNvGraphicFramePr>
+            <a:graphic>
+              <a:graphicData uri="http://schemas.openxmlformats.org/drawingml/2006/picture">
+                <pic:pic>
+                  <pic:nvPicPr>
+                    <pic:cNvPr id="0" name="academy-story-ai-4-10-05.png"/>
+                    <pic:cNvPicPr/>
+                  </pic:nvPicPr>
+                  <pic:blipFill>
+                    <a:blip r:embed="rId14"/>
+                    <a:stretch>
+                      <a:fillRect/>
+                    </a:stretch>
+                  </pic:blipFill>
+                  <pic:spPr>
+                    <a:xfrm>
+                      <a:off x="0" y="0"/>
+                      <a:ext cx="5486400" cy="2834640"/>
+                    </a:xfrm>
+                    <a:prstGeom prst="rect"/>
+                  </pic:spPr>
+                </pic:pic>
+              </a:graphicData>
+            </a:graphic>
+          </wp:inline>
+        </w:drawing>
+      </w:r>
+    </w:p>
+    <w:p>
+      <w:pPr>
+        <w:spacing w:line="336" w:lineRule="auto" w:after="180"/>
+      </w:pPr>
+      <w:r>
+        <w:rPr>
+          <w:b w:val="0"/>
+        </w:rPr>
+        <w:t xml:space="preserve">Read the picture in order. Supplied candidate </w:t>
+      </w:r>
+      <w:r>
+        <w:rPr>
+          <w:b/>
+        </w:rPr>
+        <w:t>prediction</w:t>
+      </w:r>
+      <w:r>
+        <w:rPr>
+          <w:b w:val="0"/>
+        </w:rPr>
+        <w:t xml:space="preserve">s healthy, spotted, spotted, spotted match 3/4: 75%. The arrows show which recorded </w:t>
+      </w:r>
+      <w:r>
+        <w:rPr>
+          <w:b/>
+        </w:rPr>
+        <w:t>input</w:t>
+      </w:r>
+      <w:r>
+        <w:rPr>
+          <w:b w:val="0"/>
+        </w:rPr>
+        <w:t xml:space="preserve"> or intermediate result each decision uses.</w:t>
+      </w:r>
+    </w:p>
+    <w:p>
+      <w:pPr>
+        <w:spacing w:line="336" w:lineRule="auto" w:after="180"/>
+      </w:pPr>
+      <w:r>
+        <w:rPr>
+          <w:b w:val="0"/>
+        </w:rPr>
+        <w:t xml:space="preserve">Explain the deciding step aloud before checking the changed case; pointing to the final answer alone does not show how it follows. Limit: These supplied </w:t>
+      </w:r>
+      <w:r>
+        <w:rPr>
+          <w:b/>
+        </w:rPr>
+        <w:t>prediction</w:t>
+      </w:r>
+      <w:r>
+        <w:rPr>
+          <w:b w:val="0"/>
+        </w:rPr>
+        <w:t>s illustrate comparison.</w:t>
+      </w:r>
+    </w:p>
+    <w:p>
+      <w:pPr>
+        <w:spacing w:line="336" w:lineRule="auto" w:after="180"/>
+      </w:pPr>
+      <w:r>
+        <w:rPr>
+          <w:b w:val="0"/>
+        </w:rPr>
+        <w:t xml:space="preserve">No actual model was trained, and four cases are limited </w:t>
+      </w:r>
+      <w:r>
+        <w:rPr>
+          <w:b/>
+        </w:rPr>
+        <w:t>evidence</w:t>
+      </w:r>
+      <w:r>
+        <w:rPr>
+          <w:b w:val="0"/>
+        </w:rPr>
+        <w:t>.</w:t>
+      </w:r>
+    </w:p>
+    <w:p>
+      <w:pPr>
+        <w:spacing w:line="336" w:lineRule="auto" w:after="180"/>
+        <w:shd w:fill="F5F1FB"/>
+      </w:pPr>
+      <w:r>
+        <w:rPr>
+          <w:b w:val="0"/>
+        </w:rPr>
+        <w:t>Explain the case, then point to a limit on the claim.</w:t>
+      </w:r>
+    </w:p>
+    <w:p>
+      <w:pPr>
+        <w:pStyle w:val="Heading3"/>
+      </w:pPr>
+      <w:r>
+        <w:t>Discuss while showing the picture</w:t>
+      </w:r>
+    </w:p>
+    <w:p>
+      <w:pPr>
+        <w:spacing w:line="336" w:lineRule="auto" w:after="180"/>
+        <w:shd w:fill="F1F6F8"/>
+      </w:pPr>
+      <w:r>
+        <w:rPr>
+          <w:b w:val="0"/>
+        </w:rPr>
+        <w:t>Teacher prompt: Explain the case, then point to a limit on the claim. Ask learners to describe one label or arrow in ordinary words. Use the adjacent transcript if the image is difficult to see.</w:t>
+      </w:r>
+    </w:p>
+    <w:p>
+      <w:pPr>
+        <w:spacing w:line="336" w:lineRule="auto" w:after="180"/>
+        <w:shd w:fill="F1F6F8"/>
+      </w:pPr>
+      <w:r>
+        <w:rPr>
+          <w:b w:val="0"/>
+        </w:rPr>
+        <w:t xml:space="preserve">Keep the stated scope: These supplied </w:t>
+      </w:r>
+      <w:r>
+        <w:rPr>
+          <w:b/>
+        </w:rPr>
+        <w:t>prediction</w:t>
+      </w:r>
+      <w:r>
+        <w:rPr>
+          <w:b w:val="0"/>
+        </w:rPr>
+        <w:t xml:space="preserve">s illustrate comparison. No actual model was trained, and four cases are limited </w:t>
+      </w:r>
+      <w:r>
+        <w:rPr>
+          <w:b/>
+        </w:rPr>
+        <w:t>evidence</w:t>
+      </w:r>
+      <w:r>
+        <w:rPr>
+          <w:b w:val="0"/>
+        </w:rPr>
+        <w:t>.</w:t>
+      </w:r>
+    </w:p>
+    <w:p>
+      <w:pPr>
+        <w:pStyle w:val="Heading3"/>
+      </w:pPr>
+      <w:r>
+        <w:t>06. Make the idea visible in your project</w:t>
+      </w:r>
+    </w:p>
+    <w:p>
+      <w:r>
+        <w:drawing>
+          <wp:inline xmlns:a="http://schemas.openxmlformats.org/drawingml/2006/main" xmlns:pic="http://schemas.openxmlformats.org/drawingml/2006/picture">
+            <wp:extent cx="5486400" cy="3681984"/>
+            <wp:docPr id="7" name="Picture 7" descr="For your Responsible Plant Classifier, save the input, procedure, observed result and limitation of this check. Label this worked example as practice; use a different, previously unreviewed case when checking independent understanding. Draw your input, deciding step, result and limit. Supported question: Can the candidate’s training accuracy replace this validation comparison? Point to the relevant step in the picture, then write the changed result and the rule or evidence that supports it."/>
+            <wp:cNvGraphicFramePr>
+              <a:graphicFrameLocks noChangeAspect="1"/>
+            </wp:cNvGraphicFramePr>
+            <a:graphic>
+              <a:graphicData uri="http://schemas.openxmlformats.org/drawingml/2006/picture">
+                <pic:pic>
+                  <pic:nvPicPr>
+                    <pic:cNvPr id="0" name="academy-story-ai-4-10-06.png"/>
+                    <pic:cNvPicPr/>
+                  </pic:nvPicPr>
+                  <pic:blipFill>
+                    <a:blip r:embed="rId15"/>
+                    <a:stretch>
+                      <a:fillRect/>
+                    </a:stretch>
+                  </pic:blipFill>
+                  <pic:spPr>
+                    <a:xfrm>
+                      <a:off x="0" y="0"/>
+                      <a:ext cx="5486400" cy="3681984"/>
+                    </a:xfrm>
+                    <a:prstGeom prst="rect"/>
+                  </pic:spPr>
+                </pic:pic>
+              </a:graphicData>
+            </a:graphic>
+          </wp:inline>
+        </w:drawing>
+      </w:r>
+    </w:p>
+    <w:p>
+      <w:pPr>
+        <w:spacing w:line="336" w:lineRule="auto" w:after="180"/>
+      </w:pPr>
+      <w:r>
+        <w:rPr>
+          <w:b w:val="0"/>
+        </w:rPr>
+        <w:t xml:space="preserve">For your Responsible Plant Classifier, save the </w:t>
+      </w:r>
+      <w:r>
+        <w:rPr>
+          <w:b/>
+        </w:rPr>
+        <w:t>input</w:t>
+      </w:r>
+      <w:r>
+        <w:rPr>
+          <w:b w:val="0"/>
+        </w:rPr>
+        <w:t>, procedure, observed result and limitation of this check.</w:t>
+      </w:r>
+    </w:p>
+    <w:p>
+      <w:pPr>
+        <w:spacing w:line="336" w:lineRule="auto" w:after="180"/>
+      </w:pPr>
+      <w:r>
+        <w:rPr>
+          <w:b w:val="0"/>
+        </w:rPr>
+        <w:t xml:space="preserve">Label this worked example as practice; use a different, previously unreviewed case when checking independent understanding. Draw your </w:t>
+      </w:r>
+      <w:r>
+        <w:rPr>
+          <w:b/>
+        </w:rPr>
+        <w:t>input</w:t>
+      </w:r>
+      <w:r>
+        <w:rPr>
+          <w:b w:val="0"/>
+        </w:rPr>
+        <w:t>, deciding step, result and limit.</w:t>
+      </w:r>
+    </w:p>
+    <w:p>
+      <w:pPr>
+        <w:spacing w:line="336" w:lineRule="auto" w:after="180"/>
+      </w:pPr>
+      <w:r>
+        <w:rPr>
+          <w:b w:val="0"/>
+        </w:rPr>
+        <w:t xml:space="preserve">Supported question: Can the candidate’s </w:t>
+      </w:r>
+      <w:r>
+        <w:rPr>
+          <w:b/>
+        </w:rPr>
+        <w:t>training</w:t>
+      </w:r>
+      <w:r>
+        <w:rPr>
+          <w:b w:val="0"/>
+        </w:rPr>
+        <w:t xml:space="preserve"> </w:t>
+      </w:r>
+      <w:r>
+        <w:rPr>
+          <w:b/>
+        </w:rPr>
+        <w:t>accuracy</w:t>
+      </w:r>
+      <w:r>
+        <w:rPr>
+          <w:b w:val="0"/>
+        </w:rPr>
+        <w:t xml:space="preserve"> replace this validation comparison? Point to the relevant step in the picture, then write the changed result and the rule or </w:t>
+      </w:r>
+      <w:r>
+        <w:rPr>
+          <w:b/>
+        </w:rPr>
+        <w:t>evidence</w:t>
+      </w:r>
+      <w:r>
+        <w:rPr>
+          <w:b w:val="0"/>
+        </w:rPr>
+        <w:t xml:space="preserve"> that supports it.</w:t>
+      </w:r>
+    </w:p>
+    <w:p>
+      <w:pPr>
+        <w:spacing w:line="336" w:lineRule="auto" w:after="180"/>
+        <w:shd w:fill="F5F1FB"/>
+      </w:pPr>
+      <w:r>
+        <w:rPr>
+          <w:b w:val="0"/>
+        </w:rPr>
+        <w:t xml:space="preserve">Draw your project trace and justify the deciding step using </w:t>
+      </w:r>
+      <w:r>
+        <w:rPr>
+          <w:b/>
+        </w:rPr>
+        <w:t>evidence</w:t>
+      </w:r>
+      <w:r>
+        <w:rPr>
+          <w:b w:val="0"/>
+        </w:rPr>
+        <w:t>.</w:t>
+      </w:r>
+    </w:p>
+    <w:p>
+      <w:pPr>
+        <w:pStyle w:val="Heading3"/>
+      </w:pPr>
+      <w:r>
+        <w:t>Discuss while showing the picture</w:t>
+      </w:r>
+    </w:p>
+    <w:p>
+      <w:pPr>
+        <w:spacing w:line="336" w:lineRule="auto" w:after="180"/>
+        <w:shd w:fill="F1F6F8"/>
+      </w:pPr>
+      <w:r>
+        <w:rPr>
+          <w:b w:val="0"/>
+        </w:rPr>
+        <w:t xml:space="preserve">Teacher prompt: Draw your project trace and justify the deciding step using </w:t>
+      </w:r>
+      <w:r>
+        <w:rPr>
+          <w:b/>
+        </w:rPr>
+        <w:t>evidence</w:t>
+      </w:r>
+      <w:r>
+        <w:rPr>
+          <w:b w:val="0"/>
+        </w:rPr>
+        <w:t>. Ask learners to describe one label or arrow in ordinary words. Use the adjacent transcript if the image is difficult to see.</w:t>
+      </w:r>
+    </w:p>
+    <w:p>
+      <w:pPr>
+        <w:spacing w:line="336" w:lineRule="auto" w:after="180"/>
+        <w:shd w:fill="F1F6F8"/>
+      </w:pPr>
+      <w:r>
+        <w:rPr>
+          <w:b w:val="0"/>
+        </w:rPr>
+        <w:t xml:space="preserve">Supported practice key: No. Compare candidate and </w:t>
+      </w:r>
+      <w:r>
+        <w:rPr>
+          <w:b/>
+        </w:rPr>
+        <w:t>baseline</w:t>
+      </w:r>
+      <w:r>
+        <w:rPr>
+          <w:b w:val="0"/>
+        </w:rPr>
+        <w:t xml:space="preserve"> on the same held-out cases and references; </w:t>
+      </w:r>
+      <w:r>
+        <w:rPr>
+          <w:b/>
+        </w:rPr>
+        <w:t>training</w:t>
+      </w:r>
+      <w:r>
+        <w:rPr>
+          <w:b w:val="0"/>
+        </w:rPr>
+        <w:t xml:space="preserve"> fit answers a different question. Changed-case check: Candidate becomes correct on all 4 validation cases.</w:t>
+      </w:r>
+    </w:p>
+    <w:p>
+      <w:pPr>
+        <w:spacing w:line="336" w:lineRule="auto" w:after="180"/>
+        <w:shd w:fill="F1F6F8"/>
+      </w:pPr>
+      <w:r>
+        <w:rPr>
+          <w:b w:val="0"/>
+        </w:rPr>
+        <w:t xml:space="preserve">Only the previously wrong third decision changes; </w:t>
+      </w:r>
+      <w:r>
+        <w:rPr>
+          <w:b/>
+        </w:rPr>
+        <w:t>baseline</w:t>
+      </w:r>
+      <w:r>
+        <w:rPr>
+          <w:b w:val="0"/>
+        </w:rPr>
+        <w:t xml:space="preserve"> stays fixed at 2/4.</w:t>
       </w:r>
     </w:p>
     <w:sectPr>

--- a/downloads/teacher/ai-4-week-10.docx
+++ b/downloads/teacher/ai-4-week-10.docx
@@ -225,7 +225,7 @@
           </w:tcPr>
           <w:p>
             <w:r>
-              <w:t>Sections 9 and 11–14. Give extra time to finish the full task set; use Section 15 when the week includes a coding lab.</w:t>
+              <w:t>Use “Run the investigation”, “Connect your project”, “Show what you know”, “Study a complete case” and “Try a new case independently”. Give extra time for the full task set. If this week has a coding lab, use its named section; section numbers can change when extra explanations are included.</w:t>
             </w:r>
           </w:p>
         </w:tc>
@@ -2782,6 +2782,26 @@
     <w:p>
       <w:r>
         <w:t>Demonstrate Baselines First, reduce support deliberately and check individual reasoning before discussing answers.</w:t>
+      </w:r>
+    </w:p>
+    <w:p>
+      <w:pPr>
+        <w:pStyle w:val="Heading3"/>
+      </w:pPr>
+      <w:r>
+        <w:t>Choose the pacing route</w:t>
+      </w:r>
+    </w:p>
+    <w:p>
+      <w:pPr>
+        <w:spacing w:line="336" w:lineRule="auto" w:after="180"/>
+        <w:shd w:fill="F1F6F8"/>
+      </w:pPr>
+      <w:r>
+        <w:rPr>
+          <w:b w:val="0"/>
+        </w:rPr>
+        <w:t>Compact alternative: this two-session sequence covers selected core tasks. Use the three-session weekly plan for the full lesson, independent transfer, feedback and project work; allow extra time for extensions.</w:t>
       </w:r>
     </w:p>
     <w:p>
@@ -6822,7 +6842,7 @@
           </w:tcPr>
           <w:p>
             <w:r>
-              <w:t>Sections 9 and 11–14. Give extra time to finish the full task set; use Section 15 when the week includes a coding lab.</w:t>
+              <w:t>Use “Run the investigation”, “Connect your project”, “Show what you know”, “Study a complete case” and “Try a new case independently”. Give extra time for the full task set. If this week has a coding lab, use its named section; section numbers can change when extra explanations are included.</w:t>
             </w:r>
           </w:p>
         </w:tc>

--- a/downloads/teacher/ai-4-week-10.docx
+++ b/downloads/teacher/ai-4-week-10.docx
@@ -25,20 +25,38 @@
         <w:pStyle w:val="Heading1"/>
       </w:pPr>
       <w:r>
-        <w:t>01. Baselines First</w:t>
-      </w:r>
-    </w:p>
-    <w:p>
-      <w:r>
-        <w:t>Prepare Baselines First: check the target, prerequisites, resources and adaptable teaching schedule.</w:t>
-      </w:r>
-    </w:p>
-    <w:p>
-      <w:pPr>
-        <w:pStyle w:val="Heading3"/>
-      </w:pPr>
-      <w:r>
-        <w:t>Teach the learning cycle</w:t>
+        <w:t>Teach every score with its row-level evidence.</w:t>
+      </w:r>
+    </w:p>
+    <w:p>
+      <w:r>
+        <w:t>Use complete fixtures, distinguish percentage points from relative changes and keep development separate from final evaluation.</w:t>
+      </w:r>
+    </w:p>
+    <w:p>
+      <w:r>
+        <w:t>Require error-type counts and bounded conclusions as well as the total score.</w:t>
+      </w:r>
+    </w:p>
+    <w:p>
+      <w:pPr>
+        <w:pStyle w:val="Heading1"/>
+      </w:pPr>
+      <w:r>
+        <w:t>01. Prepare the connected experiment</w:t>
+      </w:r>
+    </w:p>
+    <w:p>
+      <w:r>
+        <w:t>Keep prior exposure, shared practice and independent evidence distinct.</w:t>
+      </w:r>
+    </w:p>
+    <w:p>
+      <w:pPr>
+        <w:pStyle w:val="Heading2"/>
+      </w:pPr>
+      <w:r>
+        <w:t>Goal and main teaching plan</w:t>
       </w:r>
     </w:p>
     <w:p>
@@ -267,9 +285,354 @@
     </w:p>
     <w:p>
       <w:pPr>
+        <w:pStyle w:val="Heading2"/>
+      </w:pPr>
+      <w:r>
+        <w:t>Materials and prerequisite</w:t>
+      </w:r>
+    </w:p>
+    <w:p>
+      <w:pPr>
+        <w:spacing w:line="336" w:lineRule="auto" w:after="180"/>
+      </w:pPr>
+      <w:r>
+        <w:rPr>
+          <w:b w:val="0"/>
+        </w:rPr>
+        <w:t xml:space="preserve">Teach two 45-minute sessions. Fit a binary majority-label </w:t>
+      </w:r>
+      <w:r>
+        <w:rPr>
+          <w:b/>
+        </w:rPr>
+        <w:t>baseline</w:t>
+      </w:r>
+      <w:r>
+        <w:rPr>
+          <w:b w:val="0"/>
+        </w:rPr>
+        <w:t xml:space="preserve"> from </w:t>
+      </w:r>
+      <w:r>
+        <w:rPr>
+          <w:b/>
+        </w:rPr>
+        <w:t>training</w:t>
+      </w:r>
+      <w:r>
+        <w:rPr>
+          <w:b w:val="0"/>
+        </w:rPr>
+        <w:t xml:space="preserve"> labels and freeze its </w:t>
+      </w:r>
+      <w:r>
+        <w:rPr>
+          <w:b/>
+        </w:rPr>
+        <w:t>prediction</w:t>
+      </w:r>
+      <w:r>
+        <w:rPr>
+          <w:b w:val="0"/>
+        </w:rPr>
+        <w:t xml:space="preserve"> before scoring. The invented set uses one frame per distinct trip; it is separate from Week 6 data.</w:t>
+      </w:r>
+    </w:p>
+    <w:p>
+      <w:pPr>
+        <w:spacing w:line="336" w:lineRule="auto" w:after="180"/>
+      </w:pPr>
+      <w:r>
+        <w:rPr>
+          <w:b w:val="0"/>
+        </w:rPr>
+        <w:t xml:space="preserve">Supplied candidate </w:t>
+      </w:r>
+      <w:r>
+        <w:rPr>
+          <w:b/>
+        </w:rPr>
+        <w:t>prediction</w:t>
+      </w:r>
+      <w:r>
+        <w:rPr>
+          <w:b w:val="0"/>
+        </w:rPr>
+        <w:t xml:space="preserve">s are comparison examples, not an implemented fitted model. Treat this as a first benchmark and </w:t>
+      </w:r>
+      <w:r>
+        <w:rPr>
+          <w:b/>
+        </w:rPr>
+        <w:t>evidence</w:t>
+      </w:r>
+      <w:r>
+        <w:rPr>
+          <w:b w:val="0"/>
+        </w:rPr>
+        <w:t xml:space="preserve"> lesson, not a readiness test.</w:t>
+      </w:r>
+    </w:p>
+    <w:p>
+      <w:pPr>
+        <w:spacing w:line="336" w:lineRule="auto" w:after="180"/>
+      </w:pPr>
+      <w:r>
+        <w:rPr>
+          <w:b w:val="0"/>
+        </w:rPr>
+        <w:t>Use the supplied scenario, student illustrations and blank paper. For numeric work, offer counters or a calculator after learners show the setup. Fictional records are supplied; personal data and paid accounts are unnecessary.</w:t>
+      </w:r>
+    </w:p>
+    <w:p>
+      <w:pPr>
+        <w:spacing w:line="336" w:lineRule="auto" w:after="180"/>
+      </w:pPr>
+      <w:r>
+        <w:rPr>
+          <w:b w:val="0"/>
+        </w:rPr>
+        <w:t>Related frames can share conditions and objects. Keeping the trip together prevents that trip from appearing in both development and evaluation sets.</w:t>
+      </w:r>
+    </w:p>
+    <w:p>
+      <w:pPr>
+        <w:spacing w:line="336" w:lineRule="auto" w:after="180"/>
+      </w:pPr>
+      <w:r>
+        <w:rPr>
+          <w:b w:val="0"/>
+        </w:rPr>
+        <w:t>Printed lesson and workbook</w:t>
+      </w:r>
+    </w:p>
+    <w:p>
+      <w:pPr>
+        <w:spacing w:line="336" w:lineRule="auto" w:after="180"/>
+      </w:pPr>
+      <w:r>
+        <w:rPr>
+          <w:b w:val="0"/>
+        </w:rPr>
+        <w:t xml:space="preserve">Six </w:t>
+      </w:r>
+      <w:r>
+        <w:rPr>
+          <w:b/>
+        </w:rPr>
+        <w:t>training</w:t>
+      </w:r>
+      <w:r>
+        <w:rPr>
+          <w:b w:val="0"/>
+        </w:rPr>
+        <w:t xml:space="preserve"> label cards and four validation cards kept in order</w:t>
+      </w:r>
+    </w:p>
+    <w:p>
+      <w:pPr>
+        <w:spacing w:line="336" w:lineRule="auto" w:after="180"/>
+      </w:pPr>
+      <w:r>
+        <w:rPr>
+          <w:b w:val="0"/>
+        </w:rPr>
+        <w:t>Optional Python 3 editor with no extra packages</w:t>
+      </w:r>
+    </w:p>
+    <w:p>
+      <w:pPr>
+        <w:spacing w:line="336" w:lineRule="auto" w:after="180"/>
+      </w:pPr>
+      <w:r>
+        <w:rPr>
+          <w:b w:val="0"/>
+        </w:rPr>
+        <w:t xml:space="preserve">Blank comparison table with row reference </w:t>
+      </w:r>
+      <w:r>
+        <w:rPr>
+          <w:b/>
+        </w:rPr>
+        <w:t>baseline</w:t>
+      </w:r>
+      <w:r>
+        <w:rPr>
+          <w:b w:val="0"/>
+        </w:rPr>
+        <w:t xml:space="preserve"> candidate and matches</w:t>
+      </w:r>
+    </w:p>
+    <w:p>
+      <w:pPr>
+        <w:pStyle w:val="Heading2"/>
+      </w:pPr>
+      <w:r>
+        <w:t>Opening retrieval</w:t>
+      </w:r>
+    </w:p>
+    <w:p>
+      <w:pPr>
+        <w:spacing w:line="336" w:lineRule="auto" w:after="180"/>
+      </w:pPr>
+      <w:r>
+        <w:rPr>
+          <w:b w:val="0"/>
+        </w:rPr>
+        <w:t>Without opening the old lesson, explain one key idea from Dataset Cards. Give an example and a mistake that the idea helps you avoid.</w:t>
+      </w:r>
+    </w:p>
+    <w:p>
+      <w:pPr>
+        <w:spacing w:line="336" w:lineRule="auto" w:after="180"/>
+      </w:pPr>
+      <w:r>
+        <w:rPr>
+          <w:b w:val="0"/>
+        </w:rPr>
+        <w:t>Look for: Inspect row meaning missing values and repeated records</w:t>
+      </w:r>
+    </w:p>
+    <w:p>
+      <w:pPr>
+        <w:spacing w:line="336" w:lineRule="auto" w:after="180"/>
+      </w:pPr>
+      <w:r>
+        <w:rPr>
+          <w:b w:val="0"/>
+        </w:rPr>
+        <w:t>Reference example, not the only acceptable wording: One row is intended to represent one indoor practice trip.</w:t>
+      </w:r>
+    </w:p>
+    <w:p>
+      <w:pPr>
+        <w:spacing w:line="336" w:lineRule="auto" w:after="180"/>
+      </w:pPr>
+      <w:r>
+        <w:rPr>
+          <w:b w:val="0"/>
+        </w:rPr>
+        <w:t>The source is a teacher-authored fictional export for this lesson, duration uses minutes, and None means unknown rather than zero.</w:t>
+      </w:r>
+    </w:p>
+    <w:p>
+      <w:pPr>
+        <w:spacing w:line="336" w:lineRule="auto" w:after="180"/>
+      </w:pPr>
+      <w:r>
+        <w:rPr>
+          <w:b w:val="0"/>
+        </w:rPr>
+        <w:t>Without opening the old lesson, explain one key idea from Sampling and Intended Use. Give an example and a mistake that the idea helps you avoid.</w:t>
+      </w:r>
+    </w:p>
+    <w:p>
+      <w:pPr>
+        <w:spacing w:line="336" w:lineRule="auto" w:after="180"/>
+      </w:pPr>
+      <w:r>
+        <w:rPr>
+          <w:b w:val="0"/>
+        </w:rPr>
+        <w:t>Look for: Define the population and conditions in an intended-use statement</w:t>
+      </w:r>
+    </w:p>
+    <w:p>
+      <w:pPr>
+        <w:spacing w:line="336" w:lineRule="auto" w:after="180"/>
+      </w:pPr>
+      <w:r>
+        <w:rPr>
+          <w:b w:val="0"/>
+        </w:rPr>
+        <w:t>Reference example, not the only acceptable wording: Compare intended conditions with observed photo counts and distinct source plants. In Coverage v1, A has counts9,0,1,0 and B3,3,3,3 across day/A,day/B,evening/A,evening/B. Copying rows does not fill missing cells; coverage is not measured accuracy and unknown class/species selection remains a limit.</w:t>
+      </w:r>
+    </w:p>
+    <w:p>
+      <w:pPr>
+        <w:spacing w:line="336" w:lineRule="auto" w:after="180"/>
+      </w:pPr>
+      <w:r>
+        <w:rPr>
+          <w:b w:val="0"/>
+        </w:rPr>
+        <w:t>Without opening the old lesson, explain one key idea from Python and Table Readiness. Give an example and a mistake that the idea helps you avoid.</w:t>
+      </w:r>
+    </w:p>
+    <w:p>
+      <w:pPr>
+        <w:spacing w:line="336" w:lineRule="auto" w:after="180"/>
+      </w:pPr>
+      <w:r>
+        <w:rPr>
+          <w:b w:val="0"/>
+        </w:rPr>
+        <w:t>Look for: Specify a table schema</w:t>
+      </w:r>
+    </w:p>
+    <w:p>
+      <w:pPr>
+        <w:spacing w:line="336" w:lineRule="auto" w:after="180"/>
+      </w:pPr>
+      <w:r>
+        <w:rPr>
+          <w:b w:val="0"/>
+        </w:rPr>
+        <w:t>Reference example, not the only acceptable wording: activity: nonempty text; minutes: integer from 0 to 60 inclusive.</w:t>
+      </w:r>
+    </w:p>
+    <w:p>
+      <w:pPr>
+        <w:pStyle w:val="Heading2"/>
+      </w:pPr>
+      <w:r>
+        <w:t>End goal</w:t>
+      </w:r>
+    </w:p>
+    <w:p>
+      <w:pPr>
+        <w:spacing w:line="336" w:lineRule="auto" w:after="180"/>
+      </w:pPr>
+      <w:r>
+        <w:rPr>
+          <w:b w:val="0"/>
+        </w:rPr>
+        <w:t xml:space="preserve">By the end, I can explain </w:t>
+      </w:r>
+      <w:r>
+        <w:rPr>
+          <w:b/>
+        </w:rPr>
+        <w:t>baseline</w:t>
+      </w:r>
+      <w:r>
+        <w:rPr>
+          <w:b w:val="0"/>
+        </w:rPr>
+        <w:t>s first using a traced example and a stated limitation.</w:t>
+      </w:r>
+    </w:p>
+    <w:p>
+      <w:pPr>
+        <w:pStyle w:val="Heading2"/>
+      </w:pPr>
+      <w:r>
+        <w:t>Earlier wording, alternatives and picture transcripts · reference / check after trying</w:t>
+      </w:r>
+    </w:p>
+    <w:p>
+      <w:pPr>
         <w:pStyle w:val="Heading3"/>
       </w:pPr>
       <w:r>
+        <w:t>Teach the learning cycle</w:t>
+      </w:r>
+    </w:p>
+    <w:p>
+      <w:pPr>
+        <w:pStyle w:val="Heading3"/>
+      </w:pPr>
+      <w:r>
         <w:t>Retrieval answer guidance</w:t>
       </w:r>
     </w:p>
@@ -283,164 +646,42 @@
     </w:p>
     <w:p>
       <w:pPr>
+        <w:pStyle w:val="Heading3"/>
+      </w:pPr>
+      <w:r>
+        <w:t>Sampling and Intended Use</w:t>
+      </w:r>
+    </w:p>
+    <w:p>
+      <w:pPr>
+        <w:pStyle w:val="Heading3"/>
+      </w:pPr>
+      <w:r>
+        <w:t>Python and Table Readiness</w:t>
+      </w:r>
+    </w:p>
+    <w:p>
+      <w:pPr>
         <w:spacing w:line="336" w:lineRule="auto" w:after="180"/>
       </w:pPr>
       <w:r>
         <w:rPr>
           <w:b w:val="0"/>
         </w:rPr>
-        <w:t>Without opening the old lesson, explain one key idea from Dataset Cards. Give an example and a mistake that the idea helps you avoid.</w:t>
+        <w:t>Use the student module and workbook section with this exact week title. The worked case, independent question and answers below form one aligned lesson sequence.</w:t>
+      </w:r>
+    </w:p>
+    <w:p>
+      <w:pPr>
+        <w:pStyle w:val="Heading3"/>
+      </w:pPr>
+      <w:r>
+        <w:t>What the learner must demonstrate</w:t>
       </w:r>
     </w:p>
     <w:p>
       <w:pPr>
         <w:spacing w:line="336" w:lineRule="auto" w:after="180"/>
-      </w:pPr>
-      <w:r>
-        <w:rPr>
-          <w:b w:val="0"/>
-        </w:rPr>
-        <w:t>Look for: Inspect row meaning missing values and repeated records</w:t>
-      </w:r>
-    </w:p>
-    <w:p>
-      <w:pPr>
-        <w:spacing w:line="336" w:lineRule="auto" w:after="180"/>
-      </w:pPr>
-      <w:r>
-        <w:rPr>
-          <w:b w:val="0"/>
-        </w:rPr>
-        <w:t>Reference example, not the only acceptable wording: One row is intended to represent one indoor practice trip.</w:t>
-      </w:r>
-    </w:p>
-    <w:p>
-      <w:pPr>
-        <w:spacing w:line="336" w:lineRule="auto" w:after="180"/>
-      </w:pPr>
-      <w:r>
-        <w:rPr>
-          <w:b w:val="0"/>
-        </w:rPr>
-        <w:t>The source is a teacher-authored fictional export for this lesson, duration uses minutes, and None means unknown rather than zero.</w:t>
-      </w:r>
-    </w:p>
-    <w:p>
-      <w:pPr>
-        <w:pStyle w:val="Heading3"/>
-      </w:pPr>
-      <w:r>
-        <w:t>Sampling and Intended Use</w:t>
-      </w:r>
-    </w:p>
-    <w:p>
-      <w:pPr>
-        <w:spacing w:line="336" w:lineRule="auto" w:after="180"/>
-      </w:pPr>
-      <w:r>
-        <w:rPr>
-          <w:b w:val="0"/>
-        </w:rPr>
-        <w:t>Without opening the old lesson, explain one key idea from Sampling and Intended Use. Give an example and a mistake that the idea helps you avoid.</w:t>
-      </w:r>
-    </w:p>
-    <w:p>
-      <w:pPr>
-        <w:spacing w:line="336" w:lineRule="auto" w:after="180"/>
-      </w:pPr>
-      <w:r>
-        <w:rPr>
-          <w:b w:val="0"/>
-        </w:rPr>
-        <w:t>Look for: Inspect row meaning missing values and repeated records</w:t>
-      </w:r>
-    </w:p>
-    <w:p>
-      <w:pPr>
-        <w:spacing w:line="336" w:lineRule="auto" w:after="180"/>
-      </w:pPr>
-      <w:r>
-        <w:rPr>
-          <w:b w:val="0"/>
-        </w:rPr>
-        <w:t>Reference example, not the only acceptable wording: One row is intended to represent one indoor practice trip.</w:t>
-      </w:r>
-    </w:p>
-    <w:p>
-      <w:pPr>
-        <w:spacing w:line="336" w:lineRule="auto" w:after="180"/>
-      </w:pPr>
-      <w:r>
-        <w:rPr>
-          <w:b w:val="0"/>
-        </w:rPr>
-        <w:t>The source is a teacher-authored fictional export for this lesson, duration uses minutes, and None means unknown rather than zero.</w:t>
-      </w:r>
-    </w:p>
-    <w:p>
-      <w:pPr>
-        <w:pStyle w:val="Heading3"/>
-      </w:pPr>
-      <w:r>
-        <w:t>Python and Table Readiness</w:t>
-      </w:r>
-    </w:p>
-    <w:p>
-      <w:pPr>
-        <w:spacing w:line="336" w:lineRule="auto" w:after="180"/>
-      </w:pPr>
-      <w:r>
-        <w:rPr>
-          <w:b w:val="0"/>
-        </w:rPr>
-        <w:t>Without opening the old lesson, explain one key idea from Python and Table Readiness. Give an example and a mistake that the idea helps you avoid.</w:t>
-      </w:r>
-    </w:p>
-    <w:p>
-      <w:pPr>
-        <w:spacing w:line="336" w:lineRule="auto" w:after="180"/>
-      </w:pPr>
-      <w:r>
-        <w:rPr>
-          <w:b w:val="0"/>
-        </w:rPr>
-        <w:t>Look for: Specify a table schema</w:t>
-      </w:r>
-    </w:p>
-    <w:p>
-      <w:pPr>
-        <w:spacing w:line="336" w:lineRule="auto" w:after="180"/>
-      </w:pPr>
-      <w:r>
-        <w:rPr>
-          <w:b w:val="0"/>
-        </w:rPr>
-        <w:t>Reference example, not the only acceptable wording: activity: nonempty text; minutes: integer from 0 to 60 inclusive.</w:t>
-      </w:r>
-    </w:p>
-    <w:p>
-      <w:pPr>
-        <w:spacing w:line="336" w:lineRule="auto" w:after="180"/>
-      </w:pPr>
-      <w:r>
-        <w:rPr>
-          <w:b w:val="0"/>
-        </w:rPr>
-        <w:t>Use the student module and workbook section with this exact week title. The worked case, independent question and answers below form one aligned lesson sequence.</w:t>
-      </w:r>
-    </w:p>
-    <w:p>
-      <w:pPr>
-        <w:pStyle w:val="Heading3"/>
-      </w:pPr>
-      <w:r>
-        <w:t>What the learner must demonstrate</w:t>
-      </w:r>
-    </w:p>
-    <w:p>
-      <w:pPr>
-        <w:spacing w:line="336" w:lineRule="auto" w:after="180"/>
-        <w:shd w:fill="F5F1FB"/>
       </w:pPr>
       <w:r>
         <w:rPr>
@@ -625,6 +866,11 @@
       </w:r>
     </w:p>
     <w:p>
+      <w:r>
+        <w:t>This compact option is not the full-week schedule. Use the main teaching cycle and allow extra sessions for the investigation, independent work and project.</w:t>
+      </w:r>
+    </w:p>
+    <w:p>
       <w:pPr>
         <w:spacing w:line="336" w:lineRule="auto" w:after="180"/>
       </w:pPr>
@@ -632,7 +878,7 @@
         <w:rPr>
           <w:b w:val="0"/>
         </w:rPr>
-        <w:t>Use the supplied scenario, student illustrations and blank paper. For numeric work, offer counters or a calculator after learners show the setup. Fictional records are supplied; personal data and paid accounts are unnecessary.</w:t>
+        <w:t>Allow 80 minutes: recall 8; explanation 12; worked demonstration 15; guided practice 20; independent assessment 15; project and reflection 10. Extend the lab into a second session when needed.</w:t>
       </w:r>
     </w:p>
     <w:p>
@@ -640,32 +886,55 @@
         <w:pStyle w:val="Heading3"/>
       </w:pPr>
       <w:r>
-        <w:t>Alternative compact allocation</w:t>
-      </w:r>
-    </w:p>
-    <w:p>
-      <w:r>
-        <w:t>This compact option is not the full-week schedule. Use the main teaching cycle and allow extra sessions for the investigation, independent work and project.</w:t>
+        <w:t>Preparation for the connected explanation</w:t>
+      </w:r>
+    </w:p>
+    <w:p>
+      <w:pPr>
+        <w:pStyle w:val="Heading3"/>
+      </w:pPr>
+      <w:r>
+        <w:t>Readiness answer</w:t>
+      </w:r>
+    </w:p>
+    <w:p>
+      <w:pPr>
+        <w:pStyle w:val="Heading3"/>
+      </w:pPr>
+      <w:r>
+        <w:t>End goal for the pictorial case</w:t>
       </w:r>
     </w:p>
     <w:p>
       <w:pPr>
         <w:spacing w:line="336" w:lineRule="auto" w:after="180"/>
-        <w:shd w:fill="F1F6F8"/>
-      </w:pPr>
-      <w:r>
-        <w:rPr>
-          <w:b w:val="0"/>
-        </w:rPr>
-        <w:t>Allow 80 minutes: recall 8; explanation 12; worked demonstration 15; guided practice 20; independent assessment 15; project and reflection 10. Extend the lab into a second session when needed.</w:t>
-      </w:r>
-    </w:p>
-    <w:p>
-      <w:pPr>
-        <w:pStyle w:val="Heading3"/>
-      </w:pPr>
-      <w:r>
-        <w:t>Preparation for the connected explanation</w:t>
+      </w:pPr>
+      <w:r>
+        <w:rPr>
+          <w:b w:val="0"/>
+        </w:rPr>
+        <w:t>This added worked case illustrates the week’s main idea. Retain all original and connected topics; schedule its practice within the teaching cycle.</w:t>
+      </w:r>
+    </w:p>
+    <w:p>
+      <w:pPr>
+        <w:pStyle w:val="Heading1"/>
+      </w:pPr>
+      <w:r>
+        <w:t>02. Teach training-only baseline fitting and row-aligned scoring</w:t>
+      </w:r>
+    </w:p>
+    <w:p>
+      <w:r>
+        <w:t>Keep training counts, evaluation scores and improvement units separate.</w:t>
+      </w:r>
+    </w:p>
+    <w:p>
+      <w:pPr>
+        <w:pStyle w:val="Heading2"/>
+      </w:pPr>
+      <w:r>
+        <w:t>Complete source, labels and majority choice</w:t>
       </w:r>
     </w:p>
     <w:p>
@@ -676,7 +945,7 @@
         <w:rPr>
           <w:b w:val="0"/>
         </w:rPr>
-        <w:t xml:space="preserve">Teach two 45-minute sessions. Fit a binary majority-label </w:t>
+        <w:t xml:space="preserve">A learner reports that a classifier gets 80 percent correct. Is that useful? We need to know the task, the examples and what a simple method achieves on those same examples. A </w:t>
       </w:r>
       <w:r>
         <w:rPr>
@@ -688,31 +957,357 @@
         <w:rPr>
           <w:b w:val="0"/>
         </w:rPr>
-        <w:t xml:space="preserve"> from </w:t>
+        <w:t xml:space="preserve"> is a reference method.</w:t>
+      </w:r>
+    </w:p>
+    <w:p>
+      <w:pPr>
+        <w:spacing w:line="336" w:lineRule="auto" w:after="180"/>
+      </w:pPr>
+      <w:r>
+        <w:rPr>
+          <w:b w:val="0"/>
+        </w:rPr>
+        <w:t xml:space="preserve">This week our </w:t>
       </w:r>
       <w:r>
         <w:rPr>
           <w:b/>
         </w:rPr>
+        <w:t>baseline</w:t>
+      </w:r>
+      <w:r>
+        <w:rPr>
+          <w:b w:val="0"/>
+        </w:rPr>
+        <w:t xml:space="preserve"> ignores each scene and always predicts the label that is most common in the </w:t>
+      </w:r>
+      <w:r>
+        <w:rPr>
+          <w:b/>
+        </w:rPr>
         <w:t>training</w:t>
       </w:r>
       <w:r>
         <w:rPr>
           <w:b w:val="0"/>
         </w:rPr>
-        <w:t xml:space="preserve"> labels and freeze its </w:t>
+        <w:t xml:space="preserve"> set.</w:t>
+      </w:r>
+    </w:p>
+    <w:p>
+      <w:pPr>
+        <w:spacing w:line="336" w:lineRule="auto" w:after="180"/>
+      </w:pPr>
+      <w:r>
+        <w:rPr>
+          <w:b w:val="0"/>
+        </w:rPr>
+        <w:t xml:space="preserve">Use a new teacher-authored fictional dataset for predicting clear or blocked lanes. Each listed row describes one frame from a different trip on a familiar route; </w:t>
       </w:r>
       <w:r>
         <w:rPr>
           <w:b/>
         </w:rPr>
+        <w:t>training</w:t>
+      </w:r>
+      <w:r>
+        <w:rPr>
+          <w:b w:val="0"/>
+        </w:rPr>
+        <w:t xml:space="preserve"> and validation trips do not overlap. This is a new practice set, not the twelve-frame table from Week 8. All supplied labels have been resolved under the classroom rule. There are no review cases in this exercise, and no real navigation claim is made.</w:t>
+      </w:r>
+    </w:p>
+    <w:tbl>
+      <w:tblPr>
+        <w:tblStyle w:val="LightShading-Accent1"/>
+        <w:tblW w:type="auto" w:w="0"/>
+        <w:tblLook w:firstColumn="1" w:firstRow="1" w:lastColumn="0" w:lastRow="0" w:noHBand="0" w:noVBand="1" w:val="04A0"/>
+      </w:tblPr>
+      <w:tblGrid>
+        <w:gridCol w:w="3408"/>
+        <w:gridCol w:w="3408"/>
+        <w:gridCol w:w="3408"/>
+      </w:tblGrid>
+      <w:tr>
+        <w:trPr>
+          <w:tblHeader/>
+        </w:trPr>
+        <w:tc>
+          <w:tcPr>
+            <w:tcW w:type="dxa" w:w="3408"/>
+          </w:tcPr>
+          <w:p>
+            <w:r>
+              <w:t>Set</w:t>
+            </w:r>
+          </w:p>
+        </w:tc>
+        <w:tc>
+          <w:tcPr>
+            <w:tcW w:type="dxa" w:w="3408"/>
+          </w:tcPr>
+          <w:p>
+            <w:r>
+              <w:t>Labels in row order</w:t>
+            </w:r>
+          </w:p>
+        </w:tc>
+        <w:tc>
+          <w:tcPr>
+            <w:tcW w:type="dxa" w:w="3408"/>
+          </w:tcPr>
+          <w:p>
+            <w:r>
+              <w:t>Use</w:t>
+            </w:r>
+          </w:p>
+        </w:tc>
+      </w:tr>
+      <w:tr>
+        <w:tc>
+          <w:tcPr>
+            <w:tcW w:type="dxa" w:w="3408"/>
+          </w:tcPr>
+          <w:p>
+            <w:r>
+              <w:t>Training</w:t>
+            </w:r>
+          </w:p>
+        </w:tc>
+        <w:tc>
+          <w:tcPr>
+            <w:tcW w:type="dxa" w:w="3408"/>
+          </w:tcPr>
+          <w:p>
+            <w:r>
+              <w:t>clear clear blocked clear blocked clear</w:t>
+            </w:r>
+          </w:p>
+        </w:tc>
+        <w:tc>
+          <w:tcPr>
+            <w:tcW w:type="dxa" w:w="3408"/>
+          </w:tcPr>
+          <w:p>
+            <w:r>
+              <w:t>Choose the constant label</w:t>
+            </w:r>
+          </w:p>
+        </w:tc>
+      </w:tr>
+      <w:tr>
+        <w:tc>
+          <w:tcPr>
+            <w:tcW w:type="dxa" w:w="3408"/>
+          </w:tcPr>
+          <w:p>
+            <w:r>
+              <w:t>Validation</w:t>
+            </w:r>
+          </w:p>
+        </w:tc>
+        <w:tc>
+          <w:tcPr>
+            <w:tcW w:type="dxa" w:w="3408"/>
+          </w:tcPr>
+          <w:p>
+            <w:r>
+              <w:t>blocked clear blocked clear</w:t>
+            </w:r>
+          </w:p>
+        </w:tc>
+        <w:tc>
+          <w:tcPr>
+            <w:tcW w:type="dxa" w:w="3408"/>
+          </w:tcPr>
+          <w:p>
+            <w:r>
+              <w:t>Score the fixed predictions</w:t>
+            </w:r>
+          </w:p>
+        </w:tc>
+      </w:tr>
+      <w:tr>
+        <w:tc>
+          <w:tcPr>
+            <w:tcW w:type="dxa" w:w="3408"/>
+          </w:tcPr>
+          <w:p>
+            <w:r>
+              <w:t>Final test</w:t>
+            </w:r>
+          </w:p>
+        </w:tc>
+        <w:tc>
+          <w:tcPr>
+            <w:tcW w:type="dxa" w:w="3408"/>
+          </w:tcPr>
+          <w:p>
+            <w:r>
+              <w:t>Not supplied in this exercise</w:t>
+            </w:r>
+          </w:p>
+        </w:tc>
+        <w:tc>
+          <w:tcPr>
+            <w:tcW w:type="dxa" w:w="3408"/>
+          </w:tcPr>
+          <w:p>
+            <w:r>
+              <w:t>Keep for later final evaluation</w:t>
+            </w:r>
+          </w:p>
+        </w:tc>
+      </w:tr>
+    </w:tbl>
+    <w:p>
+      <w:pPr>
+        <w:spacing w:line="336" w:lineRule="auto" w:after="180"/>
+      </w:pPr>
+      <w:r>
+        <w:rPr>
+          <w:b w:val="0"/>
+        </w:rPr>
+        <w:t xml:space="preserve">The </w:t>
+      </w:r>
+      <w:r>
+        <w:rPr>
+          <w:b/>
+        </w:rPr>
+        <w:t>training</w:t>
+      </w:r>
+      <w:r>
+        <w:rPr>
+          <w:b w:val="0"/>
+        </w:rPr>
+        <w:t xml:space="preserve"> counts are four clear and two blocked. Our stated method therefore predicts clear for every new example. A </w:t>
+      </w:r>
+      <w:r>
+        <w:rPr>
+          <w:b/>
+        </w:rPr>
+        <w:t>baseline</w:t>
+      </w:r>
+      <w:r>
+        <w:rPr>
+          <w:b w:val="0"/>
+        </w:rPr>
+        <w:t xml:space="preserve"> can still learn a value from </w:t>
+      </w:r>
+      <w:r>
+        <w:rPr>
+          <w:b/>
+        </w:rPr>
+        <w:t>training</w:t>
+      </w:r>
+      <w:r>
+        <w:rPr>
+          <w:b w:val="0"/>
+        </w:rPr>
+        <w:t xml:space="preserve"> data; simple does not mean it uses no data.</w:t>
+      </w:r>
+    </w:p>
+    <w:p>
+      <w:pPr>
+        <w:spacing w:line="336" w:lineRule="auto" w:after="180"/>
+      </w:pPr>
+      <w:r>
+        <w:rPr>
+          <w:b w:val="0"/>
+        </w:rPr>
+        <w:t xml:space="preserve">If the two </w:t>
+      </w:r>
+      <w:r>
+        <w:rPr>
+          <w:b/>
+        </w:rPr>
+        <w:t>training</w:t>
+      </w:r>
+      <w:r>
+        <w:rPr>
+          <w:b w:val="0"/>
+        </w:rPr>
+        <w:t xml:space="preserve"> counts tie, our rule chooses clear, declared before scoring.</w:t>
+      </w:r>
+    </w:p>
+    <w:p>
+      <w:pPr>
+        <w:pStyle w:val="Heading2"/>
+      </w:pPr>
+      <w:r>
+        <w:t>Trace validation score and assumptions</w:t>
+      </w:r>
+    </w:p>
+    <w:p>
+      <w:pPr>
+        <w:spacing w:line="336" w:lineRule="auto" w:after="180"/>
+      </w:pPr>
+      <w:r>
+        <w:rPr>
+          <w:b w:val="0"/>
+        </w:rPr>
+        <w:t xml:space="preserve">The </w:t>
+      </w:r>
+      <w:r>
+        <w:rPr>
+          <w:b/>
+        </w:rPr>
+        <w:t>output</w:t>
+      </w:r>
+      <w:r>
+        <w:rPr>
+          <w:b w:val="0"/>
+        </w:rPr>
+        <w:t xml:space="preserve"> is clear 2 4. The fixed </w:t>
+      </w:r>
+      <w:r>
+        <w:rPr>
+          <w:b/>
+        </w:rPr>
         <w:t>prediction</w:t>
       </w:r>
       <w:r>
         <w:rPr>
           <w:b w:val="0"/>
         </w:rPr>
-        <w:t xml:space="preserve"> before scoring. The invented set uses one frame per distinct trip; it is separate from Week 6 data.</w:t>
+        <w:t xml:space="preserve"> matches two of the four validation labels, so </w:t>
+      </w:r>
+      <w:r>
+        <w:rPr>
+          <w:b/>
+        </w:rPr>
+        <w:t>accuracy</w:t>
+      </w:r>
+      <w:r>
+        <w:rPr>
+          <w:b w:val="0"/>
+        </w:rPr>
+        <w:t xml:space="preserve"> is 2/4 or 50 percent. The </w:t>
+      </w:r>
+      <w:r>
+        <w:rPr>
+          <w:b/>
+        </w:rPr>
+        <w:t>training</w:t>
+      </w:r>
+      <w:r>
+        <w:rPr>
+          <w:b w:val="0"/>
+        </w:rPr>
+        <w:t xml:space="preserve"> majority share, 4/6, is not the validation </w:t>
+      </w:r>
+      <w:r>
+        <w:rPr>
+          <w:b/>
+        </w:rPr>
+        <w:t>accuracy</w:t>
+      </w:r>
+      <w:r>
+        <w:rPr>
+          <w:b w:val="0"/>
+        </w:rPr>
+        <w:t>.</w:t>
       </w:r>
     </w:p>
     <w:p>
@@ -723,994 +1318,77 @@
         <w:rPr>
           <w:b w:val="0"/>
         </w:rPr>
-        <w:t xml:space="preserve">Supplied candidate </w:t>
+        <w:t xml:space="preserve">The </w:t>
       </w:r>
       <w:r>
         <w:rPr>
           <w:b/>
         </w:rPr>
-        <w:t>prediction</w:t>
-      </w:r>
-      <w:r>
-        <w:rPr>
-          <w:b w:val="0"/>
-        </w:rPr>
-        <w:t xml:space="preserve">s are comparison examples, not an implemented fitted model. Treat this as a first benchmark and </w:t>
+        <w:t>baseline</w:t>
+      </w:r>
+      <w:r>
+        <w:rPr>
+          <w:b w:val="0"/>
+        </w:rPr>
+        <w:t xml:space="preserve"> does not inspect the validation labels to decide which constant to predict.</w:t>
+      </w:r>
+    </w:p>
+    <w:p>
+      <w:pPr>
+        <w:spacing w:line="336" w:lineRule="auto" w:after="180"/>
+      </w:pPr>
+      <w:r>
+        <w:rPr>
+          <w:b w:val="0"/>
+        </w:rPr>
+        <w:t xml:space="preserve">The code assumes nonempty </w:t>
       </w:r>
       <w:r>
         <w:rPr>
           <w:b/>
         </w:rPr>
+        <w:t>training</w:t>
+      </w:r>
+      <w:r>
+        <w:rPr>
+          <w:b w:val="0"/>
+        </w:rPr>
+        <w:t xml:space="preserve"> data with only clear and blocked labels. It counts matches on the supplied validation list; a percentage also requires a nonempty validation set.</w:t>
+      </w:r>
+    </w:p>
+    <w:p>
+      <w:pPr>
+        <w:spacing w:line="336" w:lineRule="auto" w:after="180"/>
+      </w:pPr>
+      <w:r>
+        <w:rPr>
+          <w:b w:val="0"/>
+        </w:rPr>
+        <w:t xml:space="preserve">Do not run it on empty </w:t>
+      </w:r>
+      <w:r>
+        <w:rPr>
+          <w:b/>
+        </w:rPr>
+        <w:t>training</w:t>
+      </w:r>
+      <w:r>
+        <w:rPr>
+          <w:b w:val="0"/>
+        </w:rPr>
+        <w:t xml:space="preserve"> data and describe the default clear value as learned </w:t>
+      </w:r>
+      <w:r>
+        <w:rPr>
+          <w:b/>
+        </w:rPr>
         <w:t>evidence</w:t>
       </w:r>
       <w:r>
         <w:rPr>
           <w:b w:val="0"/>
         </w:rPr>
-        <w:t xml:space="preserve"> lesson, not a readiness test.</w:t>
-      </w:r>
-    </w:p>
-    <w:p>
-      <w:pPr>
-        <w:pStyle w:val="Heading3"/>
-      </w:pPr>
-      <w:r>
-        <w:t>Readiness answer</w:t>
-      </w:r>
-    </w:p>
-    <w:p>
-      <w:pPr>
-        <w:spacing w:line="336" w:lineRule="auto" w:after="180"/>
-      </w:pPr>
-      <w:r>
-        <w:rPr>
-          <w:b w:val="0"/>
-        </w:rPr>
-        <w:t>Related frames can share conditions and objects. Keeping the trip together prevents that trip from appearing in both development and evaluation sets.</w:t>
-      </w:r>
-    </w:p>
-    <w:p>
-      <w:pPr>
-        <w:spacing w:line="336" w:lineRule="auto" w:after="180"/>
-      </w:pPr>
-      <w:r>
-        <w:rPr>
-          <w:b w:val="0"/>
-        </w:rPr>
-        <w:t>Printed lesson and workbook</w:t>
-      </w:r>
-    </w:p>
-    <w:p>
-      <w:pPr>
-        <w:spacing w:line="336" w:lineRule="auto" w:after="180"/>
-      </w:pPr>
-      <w:r>
-        <w:rPr>
-          <w:b w:val="0"/>
-        </w:rPr>
-        <w:t xml:space="preserve">Six </w:t>
-      </w:r>
-      <w:r>
-        <w:rPr>
-          <w:b/>
-        </w:rPr>
-        <w:t>training</w:t>
-      </w:r>
-      <w:r>
-        <w:rPr>
-          <w:b w:val="0"/>
-        </w:rPr>
-        <w:t xml:space="preserve"> label cards and four validation cards kept in order</w:t>
-      </w:r>
-    </w:p>
-    <w:p>
-      <w:pPr>
-        <w:spacing w:line="336" w:lineRule="auto" w:after="180"/>
-      </w:pPr>
-      <w:r>
-        <w:rPr>
-          <w:b w:val="0"/>
-        </w:rPr>
-        <w:t>Optional Python 3 editor with no extra packages</w:t>
-      </w:r>
-    </w:p>
-    <w:p>
-      <w:pPr>
-        <w:spacing w:line="336" w:lineRule="auto" w:after="180"/>
-      </w:pPr>
-      <w:r>
-        <w:rPr>
-          <w:b w:val="0"/>
-        </w:rPr>
-        <w:t xml:space="preserve">Blank comparison table with row reference </w:t>
-      </w:r>
-      <w:r>
-        <w:rPr>
-          <w:b/>
-        </w:rPr>
-        <w:t>baseline</w:t>
-      </w:r>
-      <w:r>
-        <w:rPr>
-          <w:b w:val="0"/>
-        </w:rPr>
-        <w:t xml:space="preserve"> candidate and matches</w:t>
-      </w:r>
-    </w:p>
-    <w:p>
-      <w:pPr>
-        <w:pStyle w:val="Heading3"/>
-      </w:pPr>
-      <w:r>
-        <w:t>End goal for the pictorial case</w:t>
-      </w:r>
-    </w:p>
-    <w:p>
-      <w:pPr>
-        <w:spacing w:line="336" w:lineRule="auto" w:after="180"/>
-      </w:pPr>
-      <w:r>
-        <w:rPr>
-          <w:b w:val="0"/>
-        </w:rPr>
-        <w:t xml:space="preserve">By the end, I can explain </w:t>
-      </w:r>
-      <w:r>
-        <w:rPr>
-          <w:b/>
-        </w:rPr>
-        <w:t>baseline</w:t>
-      </w:r>
-      <w:r>
-        <w:rPr>
-          <w:b w:val="0"/>
-        </w:rPr>
-        <w:t>s first using a traced example and a stated limitation.</w:t>
-      </w:r>
-    </w:p>
-    <w:p>
-      <w:pPr>
-        <w:spacing w:line="336" w:lineRule="auto" w:after="180"/>
-      </w:pPr>
-      <w:r>
-        <w:rPr>
-          <w:b w:val="0"/>
-        </w:rPr>
-        <w:t>This added worked case illustrates the week’s main idea. Retain all original and connected topics; schedule its practice within the teaching cycle.</w:t>
-      </w:r>
-    </w:p>
-    <w:p>
-      <w:pPr>
-        <w:pStyle w:val="Heading1"/>
-      </w:pPr>
-      <w:r>
-        <w:t>02. Explain the mechanism</w:t>
-      </w:r>
-    </w:p>
-    <w:p>
-      <w:r>
-        <w:t>Model Baselines First using the supplied case, labelled mechanism and reasoning. Make the scope of each conclusion explicit.</w:t>
-      </w:r>
-    </w:p>
-    <w:p>
-      <w:pPr>
-        <w:spacing w:line="336" w:lineRule="auto" w:after="180"/>
-      </w:pPr>
-      <w:r>
-        <w:rPr>
-          <w:b w:val="0"/>
-        </w:rPr>
-        <w:t>Trace the information, fitted behavior, and evaluation proof separately.</w:t>
-      </w:r>
-    </w:p>
-    <w:p>
-      <w:pPr>
-        <w:pStyle w:val="Heading3"/>
-      </w:pPr>
-      <w:r>
-        <w:t>Question to explain</w:t>
-      </w:r>
-    </w:p>
-    <w:p>
-      <w:pPr>
-        <w:spacing w:line="336" w:lineRule="auto" w:after="180"/>
-        <w:shd w:fill="F5F1FB"/>
-      </w:pPr>
-      <w:r>
-        <w:rPr>
-          <w:b w:val="0"/>
-        </w:rPr>
-        <w:t>QUESTION Build majority-class and one-</w:t>
-      </w:r>
-      <w:r>
-        <w:rPr>
-          <w:b/>
-        </w:rPr>
-        <w:t>rule baseline</w:t>
-      </w:r>
-      <w:r>
-        <w:rPr>
-          <w:b w:val="0"/>
-        </w:rPr>
-        <w:t>s, then calculate their results.</w:t>
-      </w:r>
-    </w:p>
-    <w:p>
-      <w:pPr>
-        <w:spacing w:line="336" w:lineRule="auto" w:after="180"/>
-      </w:pPr>
-      <w:r>
-        <w:rPr>
-          <w:b w:val="0"/>
-        </w:rPr>
-        <w:t>MODEL IDEA A model must be compared with a simple transparent strategy on the same untouched examples.</w:t>
-      </w:r>
-    </w:p>
-    <w:p>
-      <w:pPr>
-        <w:spacing w:line="336" w:lineRule="auto" w:after="180"/>
-      </w:pPr>
-      <w:r>
-        <w:rPr>
-          <w:b w:val="0"/>
-        </w:rPr>
-        <w:t>PROOF NEEDED Use an unseen case, visible calculation, error analysis, and a stated limitation.</w:t>
-      </w:r>
-    </w:p>
-    <w:p>
-      <w:pPr>
-        <w:pStyle w:val="Heading3"/>
-      </w:pPr>
-      <w:r>
-        <w:t>How the mechanism works</w:t>
-      </w:r>
-    </w:p>
-    <w:p>
-      <w:pPr>
-        <w:spacing w:line="336" w:lineRule="auto" w:after="180"/>
-        <w:shd w:fill="F1F6F8"/>
-      </w:pPr>
-      <w:r>
-        <w:rPr>
-          <w:b w:val="0"/>
-        </w:rPr>
-        <w:t xml:space="preserve">UNDER THE HOOD Test set has 12 healthy and 8 spotted leaves. Always-healthy </w:t>
-      </w:r>
-      <w:r>
-        <w:rPr>
-          <w:b/>
-        </w:rPr>
-        <w:t>baseline</w:t>
-      </w:r>
-      <w:r>
-        <w:rPr>
-          <w:b w:val="0"/>
-        </w:rPr>
-        <w:t xml:space="preserve"> gets 12 ÷ 20 = </w:t>
-      </w:r>
-      <w:r>
-        <w:rPr>
-          <w:b/>
-        </w:rPr>
-        <w:t>60%</w:t>
-      </w:r>
-      <w:r>
-        <w:rPr>
-          <w:b w:val="0"/>
-        </w:rPr>
-        <w:t xml:space="preserve"> </w:t>
-      </w:r>
-      <w:r>
-        <w:rPr>
-          <w:b/>
-        </w:rPr>
-        <w:t>accuracy</w:t>
-      </w:r>
-      <w:r>
-        <w:rPr>
-          <w:b w:val="0"/>
-        </w:rPr>
-        <w:t xml:space="preserve"> but 0% spotted recall.</w:t>
-      </w:r>
-    </w:p>
-    <w:p>
-      <w:pPr>
-        <w:spacing w:line="336" w:lineRule="auto" w:after="180"/>
-      </w:pPr>
-      <w:r>
-        <w:rPr>
-          <w:b w:val="0"/>
-        </w:rPr>
-        <w:t xml:space="preserve">Draw a fresh data → model → </w:t>
-      </w:r>
-      <w:r>
-        <w:rPr>
-          <w:b/>
-        </w:rPr>
-        <w:t>prediction</w:t>
-      </w:r>
-      <w:r>
-        <w:rPr>
-          <w:b w:val="0"/>
-        </w:rPr>
-        <w:t xml:space="preserve"> → evaluation trace:</w:t>
-      </w:r>
-    </w:p>
-    <w:p>
-      <w:pPr>
-        <w:spacing w:line="336" w:lineRule="auto" w:after="180"/>
-      </w:pPr>
-      <w:r>
-        <w:rPr>
-          <w:b w:val="0"/>
-        </w:rPr>
-        <w:t xml:space="preserve">Predict first. Then check each step. A correct answer without visible </w:t>
-      </w:r>
-      <w:r>
-        <w:rPr>
-          <w:b/>
-        </w:rPr>
-        <w:t>evidence</w:t>
-      </w:r>
-      <w:r>
-        <w:rPr>
-          <w:b w:val="0"/>
-        </w:rPr>
-        <w:t xml:space="preserve"> cannot be audited.</w:t>
-      </w:r>
-    </w:p>
-    <w:p>
-      <w:pPr>
-        <w:pStyle w:val="Heading3"/>
-      </w:pPr>
-      <w:r>
-        <w:t>Step 1</w:t>
-      </w:r>
-    </w:p>
-    <w:p>
-      <w:pPr>
-        <w:spacing w:line="336" w:lineRule="auto" w:after="180"/>
-        <w:shd w:fill="F4F9FC"/>
-      </w:pPr>
-      <w:r>
-        <w:rPr>
-          <w:b w:val="0"/>
-        </w:rPr>
-        <w:t>STEP 1 Test set has 12 healthy and 8 spotted leaves.</w:t>
-      </w:r>
-    </w:p>
-    <w:p>
-      <w:pPr>
-        <w:pStyle w:val="Heading3"/>
-      </w:pPr>
-      <w:r>
-        <w:t>Step 2</w:t>
-      </w:r>
-    </w:p>
-    <w:p>
-      <w:pPr>
-        <w:spacing w:line="336" w:lineRule="auto" w:after="180"/>
-        <w:shd w:fill="F4F9FC"/>
-      </w:pPr>
-      <w:r>
-        <w:rPr>
-          <w:b w:val="0"/>
-        </w:rPr>
-        <w:t xml:space="preserve">STEP 2 Always-healthy </w:t>
-      </w:r>
-      <w:r>
-        <w:rPr>
-          <w:b/>
-        </w:rPr>
-        <w:t>baseline</w:t>
-      </w:r>
-      <w:r>
-        <w:rPr>
-          <w:b w:val="0"/>
-        </w:rPr>
-        <w:t xml:space="preserve"> gets 12 ÷ 20 = </w:t>
-      </w:r>
-      <w:r>
-        <w:rPr>
-          <w:b/>
-        </w:rPr>
-        <w:t>60%</w:t>
-      </w:r>
-      <w:r>
-        <w:rPr>
-          <w:b w:val="0"/>
-        </w:rPr>
-        <w:t xml:space="preserve"> </w:t>
-      </w:r>
-      <w:r>
-        <w:rPr>
-          <w:b/>
-        </w:rPr>
-        <w:t>accuracy</w:t>
-      </w:r>
-      <w:r>
-        <w:rPr>
-          <w:b w:val="0"/>
-        </w:rPr>
-        <w:t xml:space="preserve"> but 0% spotted recall.</w:t>
-      </w:r>
-    </w:p>
-    <w:p>
-      <w:pPr>
-        <w:pStyle w:val="Heading3"/>
-      </w:pPr>
-      <w:r>
-        <w:t>Step 3</w:t>
-      </w:r>
-    </w:p>
-    <w:p>
-      <w:pPr>
-        <w:spacing w:line="336" w:lineRule="auto" w:after="180"/>
-        <w:shd w:fill="F4F9FC"/>
-      </w:pPr>
-      <w:r>
-        <w:rPr>
-          <w:b w:val="0"/>
-        </w:rPr>
-        <w:t>STEP 3 On the same 20 leaves, the visible-spot rule correctly labels 5 spotted leaves, misses 3 spotted leaves, correctly labels 10 healthy leaves and falsely marks 2 healthy leaves as spotted.</w:t>
-      </w:r>
-    </w:p>
-    <w:p>
-      <w:pPr>
-        <w:spacing w:line="336" w:lineRule="auto" w:after="180"/>
-        <w:shd w:fill="F4F9FC"/>
-      </w:pPr>
-      <w:r>
-        <w:rPr>
-          <w:b/>
-        </w:rPr>
-        <w:t>Accuracy</w:t>
-      </w:r>
-      <w:r>
-        <w:rPr>
-          <w:b w:val="0"/>
-        </w:rPr>
-        <w:t>=(5+10)/20=75%; spotted recall=5/8=62.5%.</w:t>
-      </w:r>
-    </w:p>
-    <w:p>
-      <w:pPr>
-        <w:pStyle w:val="Heading3"/>
-      </w:pPr>
-      <w:r>
-        <w:t>Step 4</w:t>
-      </w:r>
-    </w:p>
-    <w:p>
-      <w:pPr>
-        <w:spacing w:line="336" w:lineRule="auto" w:after="180"/>
-        <w:shd w:fill="F4F9FC"/>
-      </w:pPr>
-      <w:r>
-        <w:rPr>
-          <w:b w:val="0"/>
-        </w:rPr>
-        <w:t xml:space="preserve">STEP 4 A </w:t>
-      </w:r>
-      <w:r>
-        <w:rPr>
-          <w:b/>
-        </w:rPr>
-        <w:t>learned model</w:t>
-      </w:r>
-      <w:r>
-        <w:rPr>
-          <w:b w:val="0"/>
-        </w:rPr>
-        <w:t xml:space="preserve"> must beat relevant </w:t>
-      </w:r>
-      <w:r>
-        <w:rPr>
-          <w:b/>
-        </w:rPr>
-        <w:t>baseline</w:t>
-      </w:r>
-      <w:r>
-        <w:rPr>
-          <w:b w:val="0"/>
-        </w:rPr>
-        <w:t xml:space="preserve"> metrics—not only one convenient total.</w:t>
-      </w:r>
-    </w:p>
-    <w:p>
-      <w:pPr>
-        <w:spacing w:line="336" w:lineRule="auto" w:after="180"/>
-      </w:pPr>
-      <w:r>
-        <w:rPr>
-          <w:b w:val="0"/>
-        </w:rPr>
-        <w:t>CHECK Verify the denominator, unit, split, class definition, and data version before interpreting a score.</w:t>
-      </w:r>
-    </w:p>
-    <w:p>
-      <w:pPr>
-        <w:spacing w:line="336" w:lineRule="auto" w:after="180"/>
-      </w:pPr>
-      <w:r>
-        <w:rPr>
-          <w:b w:val="0"/>
-        </w:rPr>
-        <w:t xml:space="preserve">Recalculate, retrace, or restate the </w:t>
-      </w:r>
-      <w:r>
-        <w:rPr>
-          <w:b/>
-        </w:rPr>
-        <w:t>evidence</w:t>
-      </w:r>
-      <w:r>
-        <w:rPr>
-          <w:b w:val="0"/>
-        </w:rPr>
-        <w:t xml:space="preserve"> independently:</w:t>
-      </w:r>
-    </w:p>
-    <w:p>
-      <w:pPr>
-        <w:pStyle w:val="Heading3"/>
-      </w:pPr>
-      <w:r>
-        <w:t>Concrete teaching case</w:t>
-      </w:r>
-    </w:p>
-    <w:p>
-      <w:pPr>
-        <w:pStyle w:val="Heading3"/>
-      </w:pPr>
-      <w:r>
-        <w:t>The teaching case</w:t>
-      </w:r>
-    </w:p>
-    <w:p>
-      <w:pPr>
-        <w:spacing w:line="336" w:lineRule="auto" w:after="180"/>
-        <w:shd w:fill="F1F6FC"/>
-      </w:pPr>
-      <w:r>
-        <w:rPr>
-          <w:b w:val="0"/>
-        </w:rPr>
-        <w:t xml:space="preserve">A test set has eighteen healthy and two spotted leaves. </w:t>
-      </w:r>
-      <w:r>
-        <w:rPr>
-          <w:b/>
-        </w:rPr>
-        <w:t>Baseline</w:t>
-      </w:r>
-      <w:r>
-        <w:rPr>
-          <w:b w:val="0"/>
-        </w:rPr>
-        <w:t xml:space="preserve"> always predicts healthy.</w:t>
-      </w:r>
-    </w:p>
-    <w:p>
-      <w:pPr>
-        <w:pStyle w:val="Heading3"/>
-      </w:pPr>
-      <w:r>
-        <w:t>The teaching case</w:t>
-      </w:r>
-    </w:p>
-    <w:p>
-      <w:pPr>
-        <w:spacing w:line="336" w:lineRule="auto" w:after="180"/>
-        <w:shd w:fill="F1F6FC"/>
-      </w:pPr>
-      <w:r>
-        <w:rPr>
-          <w:b w:val="0"/>
-        </w:rPr>
-        <w:t xml:space="preserve">Calculate and critique </w:t>
-      </w:r>
-      <w:r>
-        <w:rPr>
-          <w:b/>
-        </w:rPr>
-        <w:t>accuracy</w:t>
-      </w:r>
-      <w:r>
-        <w:rPr>
-          <w:b w:val="0"/>
-        </w:rPr>
-        <w:t>.</w:t>
-      </w:r>
-    </w:p>
-    <w:p>
-      <w:pPr>
-        <w:pStyle w:val="Heading3"/>
-      </w:pPr>
-      <w:r>
-        <w:t>Exact explanation to model</w:t>
-      </w:r>
-    </w:p>
-    <w:p>
-      <w:pPr>
-        <w:pStyle w:val="Heading3"/>
-      </w:pPr>
-      <w:r>
-        <w:t>Why the result follows</w:t>
-      </w:r>
-    </w:p>
-    <w:p>
-      <w:pPr>
-        <w:spacing w:line="336" w:lineRule="auto" w:after="180"/>
-        <w:shd w:fill="F1F6FC"/>
-      </w:pPr>
-      <w:r>
-        <w:rPr>
-          <w:b w:val="0"/>
-        </w:rPr>
-        <w:t>18/20=90%, but spotted recall is 0/2=0%. Compare with task-relevant metrics and the trained model.</w:t>
-      </w:r>
-    </w:p>
-    <w:p>
-      <w:pPr>
-        <w:pStyle w:val="Heading3"/>
-      </w:pPr>
-      <w:r>
-        <w:t>Explain the added worked example</w:t>
-      </w:r>
-    </w:p>
-    <w:p>
-      <w:pPr>
-        <w:pStyle w:val="Heading3"/>
-      </w:pPr>
-      <w:r>
-        <w:t>Explain the added worked example · 1</w:t>
-      </w:r>
-    </w:p>
-    <w:p>
-      <w:pPr>
-        <w:spacing w:line="336" w:lineRule="auto" w:after="180"/>
-      </w:pPr>
-      <w:r>
-        <w:rPr>
-          <w:b w:val="0"/>
-        </w:rPr>
-        <w:t xml:space="preserve">A learner reports that a classifier gets 80 percent correct. Is that useful? We need to know the task, the examples and what a simple method achieves on those same examples. A </w:t>
-      </w:r>
-      <w:r>
-        <w:rPr>
-          <w:b/>
-        </w:rPr>
-        <w:t>baseline</w:t>
-      </w:r>
-      <w:r>
-        <w:rPr>
-          <w:b w:val="0"/>
-        </w:rPr>
-        <w:t xml:space="preserve"> is a reference method.</w:t>
-      </w:r>
-    </w:p>
-    <w:p>
-      <w:pPr>
-        <w:spacing w:line="336" w:lineRule="auto" w:after="180"/>
-      </w:pPr>
-      <w:r>
-        <w:rPr>
-          <w:b w:val="0"/>
-        </w:rPr>
-        <w:t xml:space="preserve">This week our </w:t>
-      </w:r>
-      <w:r>
-        <w:rPr>
-          <w:b/>
-        </w:rPr>
-        <w:t>baseline</w:t>
-      </w:r>
-      <w:r>
-        <w:rPr>
-          <w:b w:val="0"/>
-        </w:rPr>
-        <w:t xml:space="preserve"> ignores each scene and always predicts the label that is most common in the </w:t>
-      </w:r>
-      <w:r>
-        <w:rPr>
-          <w:b/>
-        </w:rPr>
-        <w:t>training</w:t>
-      </w:r>
-      <w:r>
-        <w:rPr>
-          <w:b w:val="0"/>
-        </w:rPr>
-        <w:t xml:space="preserve"> set.</w:t>
-      </w:r>
-    </w:p>
-    <w:p>
-      <w:pPr>
-        <w:pStyle w:val="Heading3"/>
-      </w:pPr>
-      <w:r>
-        <w:t>Explain the added worked example · 2</w:t>
-      </w:r>
-    </w:p>
-    <w:p>
-      <w:pPr>
-        <w:spacing w:line="336" w:lineRule="auto" w:after="180"/>
-      </w:pPr>
-      <w:r>
-        <w:rPr>
-          <w:b w:val="0"/>
-        </w:rPr>
-        <w:t xml:space="preserve">Use a new teacher-authored fictional dataset for predicting clear or blocked lanes. Each listed row describes one frame from a different trip on a familiar route; </w:t>
-      </w:r>
-      <w:r>
-        <w:rPr>
-          <w:b/>
-        </w:rPr>
-        <w:t>training</w:t>
-      </w:r>
-      <w:r>
-        <w:rPr>
-          <w:b w:val="0"/>
-        </w:rPr>
-        <w:t xml:space="preserve"> and validation trips do not overlap.</w:t>
-      </w:r>
-    </w:p>
-    <w:p>
-      <w:pPr>
-        <w:spacing w:line="336" w:lineRule="auto" w:after="180"/>
-      </w:pPr>
-      <w:r>
-        <w:rPr>
-          <w:b w:val="0"/>
-        </w:rPr>
-        <w:t>This is a new practice set, not the twelve-frame table from Week 6. All supplied labels have been resolved under the classroom rule. There are no review cases in this exercise, and no real navigation claim is made.</w:t>
-      </w:r>
-    </w:p>
-    <w:p>
-      <w:pPr>
-        <w:pStyle w:val="Heading3"/>
-      </w:pPr>
-      <w:r>
-        <w:t>Explain the added worked example · 3</w:t>
-      </w:r>
-    </w:p>
-    <w:p>
-      <w:pPr>
-        <w:spacing w:line="336" w:lineRule="auto" w:after="180"/>
-      </w:pPr>
-      <w:r>
-        <w:rPr>
-          <w:b w:val="0"/>
-        </w:rPr>
-        <w:t xml:space="preserve">The </w:t>
-      </w:r>
-      <w:r>
-        <w:rPr>
-          <w:b/>
-        </w:rPr>
-        <w:t>training</w:t>
-      </w:r>
-      <w:r>
-        <w:rPr>
-          <w:b w:val="0"/>
-        </w:rPr>
-        <w:t xml:space="preserve"> counts are four clear and two blocked. Our stated method therefore predicts clear for every new example. A </w:t>
-      </w:r>
-      <w:r>
-        <w:rPr>
-          <w:b/>
-        </w:rPr>
-        <w:t>baseline</w:t>
-      </w:r>
-      <w:r>
-        <w:rPr>
-          <w:b w:val="0"/>
-        </w:rPr>
-        <w:t xml:space="preserve"> can still learn a value from </w:t>
-      </w:r>
-      <w:r>
-        <w:rPr>
-          <w:b/>
-        </w:rPr>
-        <w:t>training</w:t>
-      </w:r>
-      <w:r>
-        <w:rPr>
-          <w:b w:val="0"/>
-        </w:rPr>
-        <w:t xml:space="preserve"> data; simple does not mean it uses no data.</w:t>
-      </w:r>
-    </w:p>
-    <w:p>
-      <w:pPr>
-        <w:spacing w:line="336" w:lineRule="auto" w:after="180"/>
-      </w:pPr>
-      <w:r>
-        <w:rPr>
-          <w:b w:val="0"/>
-        </w:rPr>
-        <w:t xml:space="preserve">If the two </w:t>
-      </w:r>
-      <w:r>
-        <w:rPr>
-          <w:b/>
-        </w:rPr>
-        <w:t>training</w:t>
-      </w:r>
-      <w:r>
-        <w:rPr>
-          <w:b w:val="0"/>
-        </w:rPr>
-        <w:t xml:space="preserve"> counts tie, our rule chooses clear, declared before scoring.</w:t>
-      </w:r>
-    </w:p>
-    <w:p>
-      <w:pPr>
-        <w:spacing w:line="336" w:lineRule="auto" w:after="180"/>
-      </w:pPr>
-      <w:r>
-        <w:rPr>
-          <w:b w:val="0"/>
-        </w:rPr>
-        <w:t xml:space="preserve">The </w:t>
-      </w:r>
-      <w:r>
-        <w:rPr>
-          <w:b/>
-        </w:rPr>
-        <w:t>output</w:t>
-      </w:r>
-      <w:r>
-        <w:rPr>
-          <w:b w:val="0"/>
-        </w:rPr>
-        <w:t xml:space="preserve"> is clear 2 4. The fixed </w:t>
-      </w:r>
-      <w:r>
-        <w:rPr>
-          <w:b/>
-        </w:rPr>
-        <w:t>prediction</w:t>
-      </w:r>
-      <w:r>
-        <w:rPr>
-          <w:b w:val="0"/>
-        </w:rPr>
-        <w:t xml:space="preserve"> matches two of the four validation labels, so </w:t>
-      </w:r>
-      <w:r>
-        <w:rPr>
-          <w:b/>
-        </w:rPr>
-        <w:t>accuracy</w:t>
-      </w:r>
-      <w:r>
-        <w:rPr>
-          <w:b w:val="0"/>
-        </w:rPr>
-        <w:t xml:space="preserve"> is 2/4 or 50 percent. The </w:t>
-      </w:r>
-      <w:r>
-        <w:rPr>
-          <w:b/>
-        </w:rPr>
-        <w:t>training</w:t>
-      </w:r>
-      <w:r>
-        <w:rPr>
-          <w:b w:val="0"/>
-        </w:rPr>
-        <w:t xml:space="preserve"> majority share, 4/6, is not the validation </w:t>
-      </w:r>
-      <w:r>
-        <w:rPr>
-          <w:b/>
-        </w:rPr>
-        <w:t>accuracy</w:t>
-      </w:r>
-      <w:r>
-        <w:rPr>
-          <w:b w:val="0"/>
-        </w:rPr>
-        <w:t>.</w:t>
-      </w:r>
-    </w:p>
-    <w:p>
-      <w:pPr>
-        <w:spacing w:line="336" w:lineRule="auto" w:after="180"/>
-      </w:pPr>
-      <w:r>
-        <w:rPr>
-          <w:b w:val="0"/>
-        </w:rPr>
-        <w:t xml:space="preserve">The </w:t>
-      </w:r>
-      <w:r>
-        <w:rPr>
-          <w:b/>
-        </w:rPr>
-        <w:t>baseline</w:t>
-      </w:r>
-      <w:r>
-        <w:rPr>
-          <w:b w:val="0"/>
-        </w:rPr>
-        <w:t xml:space="preserve"> does not inspect the validation labels to decide which constant to predict.</w:t>
-      </w:r>
-    </w:p>
-    <w:p>
-      <w:pPr>
-        <w:pStyle w:val="Heading3"/>
-      </w:pPr>
-      <w:r>
-        <w:t>Explain the added worked example · 4</w:t>
-      </w:r>
-    </w:p>
-    <w:p>
-      <w:pPr>
-        <w:spacing w:line="336" w:lineRule="auto" w:after="180"/>
-      </w:pPr>
-      <w:r>
-        <w:rPr>
-          <w:b w:val="0"/>
-        </w:rPr>
-        <w:t xml:space="preserve">The code assumes nonempty </w:t>
-      </w:r>
-      <w:r>
-        <w:rPr>
-          <w:b/>
-        </w:rPr>
-        <w:t>training</w:t>
-      </w:r>
-      <w:r>
-        <w:rPr>
-          <w:b w:val="0"/>
-        </w:rPr>
-        <w:t xml:space="preserve"> data with only clear and blocked labels. It counts matches on the supplied validation list; a percentage also requires a nonempty validation set.</w:t>
-      </w:r>
-    </w:p>
-    <w:p>
-      <w:pPr>
-        <w:spacing w:line="336" w:lineRule="auto" w:after="180"/>
-      </w:pPr>
-      <w:r>
-        <w:rPr>
-          <w:b w:val="0"/>
-        </w:rPr>
-        <w:t xml:space="preserve">Do not run it on empty </w:t>
-      </w:r>
-      <w:r>
-        <w:rPr>
-          <w:b/>
-        </w:rPr>
-        <w:t>training</w:t>
-      </w:r>
-      <w:r>
-        <w:rPr>
-          <w:b w:val="0"/>
-        </w:rPr>
-        <w:t xml:space="preserve"> data and describe the default clear value as learned </w:t>
-      </w:r>
-      <w:r>
-        <w:rPr>
-          <w:b/>
-        </w:rPr>
-        <w:t>evidence</w:t>
-      </w:r>
-      <w:r>
-        <w:rPr>
-          <w:b w:val="0"/>
-        </w:rPr>
         <w:t>. Other labels and unresolved review statuses need an explicit policy.</w:t>
-      </w:r>
-    </w:p>
-    <w:p>
-      <w:pPr>
-        <w:pStyle w:val="Heading3"/>
-      </w:pPr>
-      <w:r>
-        <w:t>Key terms</w:t>
       </w:r>
     </w:p>
     <w:tbl>
@@ -1839,9 +1517,1064 @@
     </w:tbl>
     <w:p>
       <w:pPr>
+        <w:pStyle w:val="Heading2"/>
+      </w:pPr>
+      <w:r>
+        <w:t>Compare supplied corridor candidate</w:t>
+      </w:r>
+    </w:p>
+    <w:p>
+      <w:pPr>
+        <w:spacing w:line="336" w:lineRule="auto" w:after="180"/>
+      </w:pPr>
+      <w:r>
+        <w:rPr>
+          <w:b w:val="0"/>
+        </w:rPr>
+        <w:t xml:space="preserve">Suppose a candidate method supplies blocked, clear, clear, clear for the four validation rows in the table. These are supplied </w:t>
+      </w:r>
+      <w:r>
+        <w:rPr>
+          <w:b/>
+        </w:rPr>
+        <w:t>prediction</w:t>
+      </w:r>
+      <w:r>
+        <w:rPr>
+          <w:b w:val="0"/>
+        </w:rPr>
+        <w:t>s for a comparison exercise; we have not fitted that candidate.</w:t>
+      </w:r>
+    </w:p>
+    <w:p>
+      <w:pPr>
+        <w:spacing w:line="336" w:lineRule="auto" w:after="180"/>
+      </w:pPr>
+      <w:r>
+        <w:rPr>
+          <w:b w:val="0"/>
+        </w:rPr>
+        <w:t xml:space="preserve">It gets three of four correct, or 75 percent. The </w:t>
+      </w:r>
+      <w:r>
+        <w:rPr>
+          <w:b/>
+        </w:rPr>
+        <w:t>baseline</w:t>
+      </w:r>
+      <w:r>
+        <w:rPr>
+          <w:b w:val="0"/>
+        </w:rPr>
+        <w:t xml:space="preserve"> gets two of four, or 50 percent. The candidate is ahead by one correct example and 25 </w:t>
+      </w:r>
+      <w:r>
+        <w:rPr>
+          <w:b/>
+        </w:rPr>
+        <w:t>percentage point</w:t>
+      </w:r>
+      <w:r>
+        <w:rPr>
+          <w:b w:val="0"/>
+        </w:rPr>
+        <w:t>s on this set.</w:t>
+      </w:r>
+    </w:p>
+    <w:p>
+      <w:pPr>
+        <w:spacing w:line="336" w:lineRule="auto" w:after="180"/>
+      </w:pPr>
+      <w:r>
+        <w:rPr>
+          <w:b w:val="0"/>
+        </w:rPr>
+        <w:t xml:space="preserve">Use identical row IDs, reference labels, exclusions and metric for both methods. Match </w:t>
+      </w:r>
+      <w:r>
+        <w:rPr>
+          <w:b/>
+        </w:rPr>
+        <w:t>prediction</w:t>
+      </w:r>
+      <w:r>
+        <w:rPr>
+          <w:b w:val="0"/>
+        </w:rPr>
+        <w:t>s to their rows even if files are reordered. A score on easier examples is not a fair comparison.</w:t>
+      </w:r>
+    </w:p>
+    <w:p>
+      <w:pPr>
+        <w:spacing w:line="336" w:lineRule="auto" w:after="180"/>
+      </w:pPr>
+      <w:r>
+        <w:rPr>
+          <w:b w:val="0"/>
+        </w:rPr>
+        <w:t xml:space="preserve">Neither this four-row result nor beating one </w:t>
+      </w:r>
+      <w:r>
+        <w:rPr>
+          <w:b/>
+        </w:rPr>
+        <w:t>baseline</w:t>
+      </w:r>
+      <w:r>
+        <w:rPr>
+          <w:b w:val="0"/>
+        </w:rPr>
+        <w:t xml:space="preserve"> proves that the candidate will perform well on future trips.</w:t>
+      </w:r>
+    </w:p>
+    <w:p>
+      <w:pPr>
         <w:pStyle w:val="Heading3"/>
       </w:pPr>
       <w:r>
+        <w:t>The candidate misses the third validation row. Which rows does the baseline miss? Explain how the candidate changes the number correct. Why is the improvement 25 percentage points rather than a claim of 25 percent relative improvement?</w:t>
+      </w:r>
+    </w:p>
+    <w:p>
+      <w:r>
+        <w:t>________________________________________________________________</w:t>
+      </w:r>
+    </w:p>
+    <w:p>
+      <w:r>
+        <w:t>________________________________________________________________</w:t>
+      </w:r>
+    </w:p>
+    <w:p>
+      <w:r>
+        <w:t>________________________________________________________________</w:t>
+      </w:r>
+    </w:p>
+    <w:p>
+      <w:r>
+        <w:t>________________________________________________________________</w:t>
+      </w:r>
+    </w:p>
+    <w:p>
+      <w:r>
+        <w:t>________________________________________________________________</w:t>
+      </w:r>
+    </w:p>
+    <w:p>
+      <w:pPr>
+        <w:spacing w:line="336" w:lineRule="auto" w:after="180"/>
+      </w:pPr>
+      <w:r>
+        <w:rPr>
+          <w:b w:val="0"/>
+        </w:rPr>
+        <w:t xml:space="preserve">Record </w:t>
+      </w:r>
+      <w:r>
+        <w:rPr>
+          <w:b/>
+        </w:rPr>
+        <w:t>training</w:t>
+      </w:r>
+      <w:r>
+        <w:rPr>
+          <w:b w:val="0"/>
+        </w:rPr>
+        <w:t xml:space="preserve"> counts, the fixed </w:t>
+      </w:r>
+      <w:r>
+        <w:rPr>
+          <w:b/>
+        </w:rPr>
+        <w:t>prediction</w:t>
+      </w:r>
+      <w:r>
+        <w:rPr>
+          <w:b w:val="0"/>
+        </w:rPr>
+        <w:t xml:space="preserve"> and tie rule, validation IDs and labels, </w:t>
+      </w:r>
+      <w:r>
+        <w:rPr>
+          <w:b/>
+        </w:rPr>
+        <w:t>prediction</w:t>
+      </w:r>
+      <w:r>
+        <w:rPr>
+          <w:b w:val="0"/>
+        </w:rPr>
+        <w:t xml:space="preserve"> lists and correct/total counts. Keep the final test separate from development decisions.</w:t>
+      </w:r>
+    </w:p>
+    <w:p>
+      <w:pPr>
+        <w:spacing w:line="336" w:lineRule="auto" w:after="180"/>
+      </w:pPr>
+      <w:r>
+        <w:rPr>
+          <w:b w:val="0"/>
+        </w:rPr>
+        <w:t xml:space="preserve">Next week we will search candidate rules using </w:t>
+      </w:r>
+      <w:r>
+        <w:rPr>
+          <w:b/>
+        </w:rPr>
+        <w:t>training</w:t>
+      </w:r>
+      <w:r>
+        <w:rPr>
+          <w:b w:val="0"/>
+        </w:rPr>
+        <w:t xml:space="preserve"> </w:t>
+      </w:r>
+      <w:r>
+        <w:rPr>
+          <w:b/>
+        </w:rPr>
+        <w:t>evidence</w:t>
+      </w:r>
+      <w:r>
+        <w:rPr>
+          <w:b w:val="0"/>
+        </w:rPr>
+        <w:t>, then compare choices carefully.</w:t>
+      </w:r>
+    </w:p>
+    <w:p>
+      <w:pPr>
+        <w:pStyle w:val="Heading2"/>
+      </w:pPr>
+      <w:r>
+        <w:t>Read separate pictured leaf facts</w:t>
+      </w:r>
+    </w:p>
+    <w:p>
+      <w:pPr>
+        <w:spacing w:line="336" w:lineRule="auto" w:after="180"/>
+      </w:pPr>
+      <w:r>
+        <w:rPr>
+          <w:b w:val="0"/>
+        </w:rPr>
+        <w:t xml:space="preserve">Make a simple </w:t>
+      </w:r>
+      <w:r>
+        <w:rPr>
+          <w:b/>
+        </w:rPr>
+        <w:t>baseline</w:t>
+      </w:r>
+      <w:r>
+        <w:rPr>
+          <w:b w:val="0"/>
+        </w:rPr>
+        <w:t xml:space="preserve"> earn its place before claiming a better classifier.</w:t>
+      </w:r>
+    </w:p>
+    <w:p>
+      <w:pPr>
+        <w:spacing w:line="336" w:lineRule="auto" w:after="180"/>
+      </w:pPr>
+      <w:r>
+        <w:rPr>
+          <w:b/>
+        </w:rPr>
+        <w:t>Training</w:t>
+      </w:r>
+      <w:r>
+        <w:rPr>
+          <w:b w:val="0"/>
+        </w:rPr>
+        <w:t xml:space="preserve"> labels: healthy, healthy, spotted. Majority </w:t>
+      </w:r>
+      <w:r>
+        <w:rPr>
+          <w:b/>
+        </w:rPr>
+        <w:t>baseline</w:t>
+      </w:r>
+      <w:r>
+        <w:rPr>
+          <w:b w:val="0"/>
+        </w:rPr>
+        <w:t xml:space="preserve"> predicts healthy. Validation references: healthy, spotted, healthy, spotted.</w:t>
+      </w:r>
+    </w:p>
+    <w:p>
+      <w:pPr>
+        <w:spacing w:line="336" w:lineRule="auto" w:after="180"/>
+      </w:pPr>
+      <w:r>
+        <w:rPr>
+          <w:b w:val="0"/>
+        </w:rPr>
+        <w:t xml:space="preserve">All </w:t>
+      </w:r>
+      <w:r>
+        <w:rPr>
+          <w:b/>
+        </w:rPr>
+        <w:t>input</w:t>
+      </w:r>
+      <w:r>
+        <w:rPr>
+          <w:b w:val="0"/>
+        </w:rPr>
+        <w:t>s and outcomes in this worked example are invented classroom data; no real model run is claimed.</w:t>
+      </w:r>
+    </w:p>
+    <w:p>
+      <w:pPr>
+        <w:spacing w:line="336" w:lineRule="auto" w:after="180"/>
+      </w:pPr>
+      <w:r>
+        <w:rPr>
+          <w:b w:val="0"/>
+        </w:rPr>
+        <w:t>The pictured leaf example and corridor example both start at2/4 and compare a3/4 candidate, but their labels and wrong-row identities differ. Corridor baseline missesV1,V3; supplied candidate missesV3. Leaf baseline missesrows2,4; leaf candidate missesrow3.</w:t>
+      </w:r>
+    </w:p>
+    <w:p>
+      <w:pPr>
+        <w:spacing w:line="336" w:lineRule="auto" w:after="180"/>
+      </w:pPr>
+      <w:r>
+        <w:rPr>
+          <w:b w:val="0"/>
+        </w:rPr>
+        <w:t>Fixing only the leaf candidate’s third prediction gives4/4 on that same development set; it is an answer-informed illustrative repair, not new independent validation. The original50%→75% difference is25percentage points; relative gain in accuracy is25/50=50%, a different quantity.</w:t>
+      </w:r>
+    </w:p>
+    <w:p>
+      <w:pPr>
+        <w:pStyle w:val="Heading2"/>
+      </w:pPr>
+      <w:r>
+        <w:t>Trace picture and changed prediction</w:t>
+      </w:r>
+    </w:p>
+    <w:p>
+      <w:r>
+        <w:drawing>
+          <wp:inline xmlns:a="http://schemas.openxmlformats.org/drawingml/2006/main" xmlns:pic="http://schemas.openxmlformats.org/drawingml/2006/picture">
+            <wp:extent cx="5486400" cy="3337560"/>
+            <wp:docPr id="1" name="Picture 1" descr="Fit baseline: Training majority is healthy: 2 of 3 labels. → Score baseline: Always healthy matches 2/4 validation cases: 50%. → Compare candidate: Supplied candidate predictions healthy, spotted, spotted, spotted match 3/4: 75%."/>
+            <wp:cNvGraphicFramePr>
+              <a:graphicFrameLocks noChangeAspect="1"/>
+            </wp:cNvGraphicFramePr>
+            <a:graphic>
+              <a:graphicData uri="http://schemas.openxmlformats.org/drawingml/2006/picture">
+                <pic:pic>
+                  <pic:nvPicPr>
+                    <pic:cNvPr id="0" name="academy-story-ai-4-10-02.png"/>
+                    <pic:cNvPicPr/>
+                  </pic:nvPicPr>
+                  <pic:blipFill>
+                    <a:blip r:embed="rId9"/>
+                    <a:stretch>
+                      <a:fillRect/>
+                    </a:stretch>
+                  </pic:blipFill>
+                  <pic:spPr>
+                    <a:xfrm>
+                      <a:off x="0" y="0"/>
+                      <a:ext cx="5486400" cy="3337560"/>
+                    </a:xfrm>
+                    <a:prstGeom prst="rect"/>
+                  </pic:spPr>
+                </pic:pic>
+              </a:graphicData>
+            </a:graphic>
+          </wp:inline>
+        </w:drawing>
+      </w:r>
+    </w:p>
+    <w:p>
+      <w:pPr>
+        <w:pStyle w:val="Heading3"/>
+      </w:pPr>
+      <w:r>
+        <w:t>Read the picture one step at a time</w:t>
+      </w:r>
+    </w:p>
+    <w:tbl>
+      <w:tblPr>
+        <w:tblStyle w:val="LightShading-Accent1"/>
+        <w:tblW w:type="auto" w:w="0"/>
+        <w:tblLook w:firstColumn="1" w:firstRow="1" w:lastColumn="0" w:lastRow="0" w:noHBand="0" w:noVBand="1" w:val="04A0"/>
+      </w:tblPr>
+      <w:tblGrid>
+        <w:gridCol w:w="5112"/>
+        <w:gridCol w:w="5112"/>
+      </w:tblGrid>
+      <w:tr>
+        <w:trPr>
+          <w:tblHeader/>
+        </w:trPr>
+        <w:tc>
+          <w:tcPr>
+            <w:tcW w:type="dxa" w:w="5112"/>
+          </w:tcPr>
+          <w:p>
+            <w:r>
+              <w:t>Step</w:t>
+            </w:r>
+          </w:p>
+        </w:tc>
+        <w:tc>
+          <w:tcPr>
+            <w:tcW w:type="dxa" w:w="5112"/>
+          </w:tcPr>
+          <w:p>
+            <w:r>
+              <w:t>What happens and why</w:t>
+            </w:r>
+          </w:p>
+        </w:tc>
+      </w:tr>
+      <w:tr>
+        <w:tc>
+          <w:tcPr>
+            <w:tcW w:type="dxa" w:w="5112"/>
+          </w:tcPr>
+          <w:p>
+            <w:r>
+              <w:t>1. Fit baseline</w:t>
+            </w:r>
+          </w:p>
+        </w:tc>
+        <w:tc>
+          <w:tcPr>
+            <w:tcW w:type="dxa" w:w="5112"/>
+          </w:tcPr>
+          <w:p>
+            <w:r>
+              <w:t>Training majority is healthy: 2 of 3 labels.</w:t>
+            </w:r>
+          </w:p>
+        </w:tc>
+      </w:tr>
+      <w:tr>
+        <w:tc>
+          <w:tcPr>
+            <w:tcW w:type="dxa" w:w="5112"/>
+          </w:tcPr>
+          <w:p>
+            <w:r>
+              <w:t>2. Score baseline</w:t>
+            </w:r>
+          </w:p>
+        </w:tc>
+        <w:tc>
+          <w:tcPr>
+            <w:tcW w:type="dxa" w:w="5112"/>
+          </w:tcPr>
+          <w:p>
+            <w:r>
+              <w:t>Always healthy matches 2/4 validation cases: 50%.</w:t>
+            </w:r>
+          </w:p>
+        </w:tc>
+      </w:tr>
+      <w:tr>
+        <w:tc>
+          <w:tcPr>
+            <w:tcW w:type="dxa" w:w="5112"/>
+          </w:tcPr>
+          <w:p>
+            <w:r>
+              <w:t>3. Compare candidate</w:t>
+            </w:r>
+          </w:p>
+        </w:tc>
+        <w:tc>
+          <w:tcPr>
+            <w:tcW w:type="dxa" w:w="5112"/>
+          </w:tcPr>
+          <w:p>
+            <w:r>
+              <w:t>Supplied candidate predictions healthy, spotted, spotted, spotted match 3/4: 75%.</w:t>
+            </w:r>
+          </w:p>
+        </w:tc>
+      </w:tr>
+    </w:tbl>
+    <w:p>
+      <w:r>
+        <w:t>Match each pictured step to the supplied facts. This is a worked teaching case, not an independent assessment.</w:t>
+      </w:r>
+    </w:p>
+    <w:p>
+      <w:pPr>
+        <w:spacing w:line="336" w:lineRule="auto" w:after="180"/>
+      </w:pPr>
+      <w:r>
+        <w:rPr>
+          <w:b w:val="0"/>
+        </w:rPr>
+        <w:t xml:space="preserve">Read the picture in order. Supplied candidate </w:t>
+      </w:r>
+      <w:r>
+        <w:rPr>
+          <w:b/>
+        </w:rPr>
+        <w:t>prediction</w:t>
+      </w:r>
+      <w:r>
+        <w:rPr>
+          <w:b w:val="0"/>
+        </w:rPr>
+        <w:t xml:space="preserve">s healthy, spotted, spotted, spotted match 3/4: 75%. The arrows show which recorded </w:t>
+      </w:r>
+      <w:r>
+        <w:rPr>
+          <w:b/>
+        </w:rPr>
+        <w:t>input</w:t>
+      </w:r>
+      <w:r>
+        <w:rPr>
+          <w:b w:val="0"/>
+        </w:rPr>
+        <w:t xml:space="preserve"> or intermediate result each decision uses.</w:t>
+      </w:r>
+    </w:p>
+    <w:p>
+      <w:pPr>
+        <w:spacing w:line="336" w:lineRule="auto" w:after="180"/>
+      </w:pPr>
+      <w:r>
+        <w:rPr>
+          <w:b w:val="0"/>
+        </w:rPr>
+        <w:t>Explain the deciding step aloud before checking the changed case; pointing to the final answer alone does not show how it follows.</w:t>
+      </w:r>
+    </w:p>
+    <w:p>
+      <w:pPr>
+        <w:spacing w:line="336" w:lineRule="auto" w:after="180"/>
+      </w:pPr>
+      <w:r>
+        <w:rPr>
+          <w:b w:val="0"/>
+        </w:rPr>
+        <w:t xml:space="preserve">These supplied </w:t>
+      </w:r>
+      <w:r>
+        <w:rPr>
+          <w:b/>
+        </w:rPr>
+        <w:t>prediction</w:t>
+      </w:r>
+      <w:r>
+        <w:rPr>
+          <w:b w:val="0"/>
+        </w:rPr>
+        <w:t xml:space="preserve">s illustrate comparison. No actual model was trained, and four cases are limited </w:t>
+      </w:r>
+      <w:r>
+        <w:rPr>
+          <w:b/>
+        </w:rPr>
+        <w:t>evidence</w:t>
+      </w:r>
+      <w:r>
+        <w:rPr>
+          <w:b w:val="0"/>
+        </w:rPr>
+        <w:t>.</w:t>
+      </w:r>
+    </w:p>
+    <w:p>
+      <w:pPr>
+        <w:spacing w:line="336" w:lineRule="auto" w:after="180"/>
+      </w:pPr>
+      <w:r>
+        <w:rPr>
+          <w:b w:val="0"/>
+        </w:rPr>
+        <w:t xml:space="preserve">Change: Change the third candidate </w:t>
+      </w:r>
+      <w:r>
+        <w:rPr>
+          <w:b/>
+        </w:rPr>
+        <w:t>prediction</w:t>
+      </w:r>
+      <w:r>
+        <w:rPr>
+          <w:b w:val="0"/>
+        </w:rPr>
+        <w:t xml:space="preserve"> from spotted to healthy.</w:t>
+      </w:r>
+    </w:p>
+    <w:p>
+      <w:pPr>
+        <w:spacing w:line="336" w:lineRule="auto" w:after="180"/>
+      </w:pPr>
+      <w:r>
+        <w:rPr>
+          <w:b/>
+        </w:rPr>
+        <w:t>Prediction</w:t>
+      </w:r>
+      <w:r>
+        <w:rPr>
+          <w:b w:val="0"/>
+        </w:rPr>
+        <w:t>: Candidate becomes correct on all 4 validation cases.</w:t>
+      </w:r>
+    </w:p>
+    <w:p>
+      <w:pPr>
+        <w:spacing w:line="336" w:lineRule="auto" w:after="180"/>
+      </w:pPr>
+      <w:r>
+        <w:rPr>
+          <w:b w:val="0"/>
+        </w:rPr>
+        <w:t xml:space="preserve">Reason: Only the previously wrong third decision changes; </w:t>
+      </w:r>
+      <w:r>
+        <w:rPr>
+          <w:b/>
+        </w:rPr>
+        <w:t>baseline</w:t>
+      </w:r>
+      <w:r>
+        <w:rPr>
+          <w:b w:val="0"/>
+        </w:rPr>
+        <w:t xml:space="preserve"> stays fixed at 2/4.</w:t>
+      </w:r>
+    </w:p>
+    <w:p>
+      <w:pPr>
+        <w:pStyle w:val="Heading2"/>
+      </w:pPr>
+      <w:r>
+        <w:t>Additional imbalance/recall example · reference / check after trying</w:t>
+      </w:r>
+    </w:p>
+    <w:p>
+      <w:pPr>
+        <w:spacing w:line="336" w:lineRule="auto" w:after="180"/>
+      </w:pPr>
+      <w:r>
+        <w:rPr>
+          <w:b w:val="0"/>
+        </w:rPr>
+        <w:t xml:space="preserve">A test set has eighteen healthy and two spotted leaves. </w:t>
+      </w:r>
+      <w:r>
+        <w:rPr>
+          <w:b/>
+        </w:rPr>
+        <w:t>Baseline</w:t>
+      </w:r>
+      <w:r>
+        <w:rPr>
+          <w:b w:val="0"/>
+        </w:rPr>
+        <w:t xml:space="preserve"> always predicts healthy.</w:t>
+      </w:r>
+    </w:p>
+    <w:p>
+      <w:pPr>
+        <w:spacing w:line="336" w:lineRule="auto" w:after="180"/>
+      </w:pPr>
+      <w:r>
+        <w:rPr>
+          <w:b w:val="0"/>
+        </w:rPr>
+        <w:t xml:space="preserve">Calculate and critique </w:t>
+      </w:r>
+      <w:r>
+        <w:rPr>
+          <w:b/>
+        </w:rPr>
+        <w:t>accuracy</w:t>
+      </w:r>
+      <w:r>
+        <w:rPr>
+          <w:b w:val="0"/>
+        </w:rPr>
+        <w:t>.</w:t>
+      </w:r>
+    </w:p>
+    <w:p>
+      <w:pPr>
+        <w:spacing w:line="336" w:lineRule="auto" w:after="180"/>
+      </w:pPr>
+      <w:r>
+        <w:rPr>
+          <w:b w:val="0"/>
+        </w:rPr>
+        <w:t>18/20=90%, but spotted recall is 0/2=0%. Compare with task-relevant metrics and the trained model.</w:t>
+      </w:r>
+    </w:p>
+    <w:p>
+      <w:pPr>
+        <w:pStyle w:val="Heading2"/>
+      </w:pPr>
+      <w:r>
+        <w:t>Earlier wording, alternatives and picture transcripts · reference / check after trying</w:t>
+      </w:r>
+    </w:p>
+    <w:p>
+      <w:pPr>
+        <w:spacing w:line="336" w:lineRule="auto" w:after="180"/>
+      </w:pPr>
+      <w:r>
+        <w:rPr>
+          <w:b w:val="0"/>
+        </w:rPr>
+        <w:t>Explain the mechanism</w:t>
+      </w:r>
+    </w:p>
+    <w:p>
+      <w:pPr>
+        <w:spacing w:line="336" w:lineRule="auto" w:after="180"/>
+      </w:pPr>
+      <w:r>
+        <w:rPr>
+          <w:b w:val="0"/>
+        </w:rPr>
+        <w:t>Trace the information, fitted behavior, and evaluation proof separately.</w:t>
+      </w:r>
+    </w:p>
+    <w:p>
+      <w:pPr>
+        <w:spacing w:line="336" w:lineRule="auto" w:after="180"/>
+      </w:pPr>
+      <w:r>
+        <w:rPr>
+          <w:b w:val="0"/>
+        </w:rPr>
+        <w:t>QUESTION Build majority-class and one-</w:t>
+      </w:r>
+      <w:r>
+        <w:rPr>
+          <w:b/>
+        </w:rPr>
+        <w:t>rule baseline</w:t>
+      </w:r>
+      <w:r>
+        <w:rPr>
+          <w:b w:val="0"/>
+        </w:rPr>
+        <w:t>s, then calculate their results.</w:t>
+      </w:r>
+    </w:p>
+    <w:p>
+      <w:pPr>
+        <w:spacing w:line="336" w:lineRule="auto" w:after="180"/>
+      </w:pPr>
+      <w:r>
+        <w:rPr>
+          <w:b w:val="0"/>
+        </w:rPr>
+        <w:t>MODEL IDEA A model must be compared with a simple transparent strategy on the same untouched examples.</w:t>
+      </w:r>
+    </w:p>
+    <w:p>
+      <w:pPr>
+        <w:spacing w:line="336" w:lineRule="auto" w:after="180"/>
+      </w:pPr>
+      <w:r>
+        <w:rPr>
+          <w:b w:val="0"/>
+        </w:rPr>
+        <w:t>PROOF NEEDED Use an unseen case, visible calculation, error analysis, and a stated limitation.</w:t>
+      </w:r>
+    </w:p>
+    <w:p>
+      <w:pPr>
+        <w:spacing w:line="336" w:lineRule="auto" w:after="180"/>
+      </w:pPr>
+      <w:r>
+        <w:rPr>
+          <w:b w:val="0"/>
+        </w:rPr>
+        <w:t xml:space="preserve">UNDER THE HOOD Test set has 12 healthy and 8 spotted leaves. Always-healthy </w:t>
+      </w:r>
+      <w:r>
+        <w:rPr>
+          <w:b/>
+        </w:rPr>
+        <w:t>baseline</w:t>
+      </w:r>
+      <w:r>
+        <w:rPr>
+          <w:b w:val="0"/>
+        </w:rPr>
+        <w:t xml:space="preserve"> gets 12 ÷ 20 = </w:t>
+      </w:r>
+      <w:r>
+        <w:rPr>
+          <w:b/>
+        </w:rPr>
+        <w:t>60%</w:t>
+      </w:r>
+      <w:r>
+        <w:rPr>
+          <w:b w:val="0"/>
+        </w:rPr>
+        <w:t xml:space="preserve"> </w:t>
+      </w:r>
+      <w:r>
+        <w:rPr>
+          <w:b/>
+        </w:rPr>
+        <w:t>accuracy</w:t>
+      </w:r>
+      <w:r>
+        <w:rPr>
+          <w:b w:val="0"/>
+        </w:rPr>
+        <w:t xml:space="preserve"> but 0% spotted recall.</w:t>
+      </w:r>
+    </w:p>
+    <w:p>
+      <w:pPr>
+        <w:spacing w:line="336" w:lineRule="auto" w:after="180"/>
+      </w:pPr>
+      <w:r>
+        <w:rPr>
+          <w:b w:val="0"/>
+        </w:rPr>
+        <w:t xml:space="preserve">Draw a fresh data → model → </w:t>
+      </w:r>
+      <w:r>
+        <w:rPr>
+          <w:b/>
+        </w:rPr>
+        <w:t>prediction</w:t>
+      </w:r>
+      <w:r>
+        <w:rPr>
+          <w:b w:val="0"/>
+        </w:rPr>
+        <w:t xml:space="preserve"> → evaluation trace:</w:t>
+      </w:r>
+    </w:p>
+    <w:p>
+      <w:pPr>
+        <w:spacing w:line="336" w:lineRule="auto" w:after="180"/>
+      </w:pPr>
+      <w:r>
+        <w:rPr>
+          <w:b w:val="0"/>
+        </w:rPr>
+        <w:t xml:space="preserve">Predict first. Then check each step. A correct answer without visible </w:t>
+      </w:r>
+      <w:r>
+        <w:rPr>
+          <w:b/>
+        </w:rPr>
+        <w:t>evidence</w:t>
+      </w:r>
+      <w:r>
+        <w:rPr>
+          <w:b w:val="0"/>
+        </w:rPr>
+        <w:t xml:space="preserve"> cannot be audited.</w:t>
+      </w:r>
+    </w:p>
+    <w:p>
+      <w:pPr>
+        <w:spacing w:line="336" w:lineRule="auto" w:after="180"/>
+      </w:pPr>
+      <w:r>
+        <w:rPr>
+          <w:b w:val="0"/>
+        </w:rPr>
+        <w:t>STEP 1 Test set has 12 healthy and 8 spotted leaves.</w:t>
+      </w:r>
+    </w:p>
+    <w:p>
+      <w:pPr>
+        <w:spacing w:line="336" w:lineRule="auto" w:after="180"/>
+      </w:pPr>
+      <w:r>
+        <w:rPr>
+          <w:b w:val="0"/>
+        </w:rPr>
+        <w:t xml:space="preserve">STEP 2 Always-healthy </w:t>
+      </w:r>
+      <w:r>
+        <w:rPr>
+          <w:b/>
+        </w:rPr>
+        <w:t>baseline</w:t>
+      </w:r>
+      <w:r>
+        <w:rPr>
+          <w:b w:val="0"/>
+        </w:rPr>
+        <w:t xml:space="preserve"> gets 12 ÷ 20 = </w:t>
+      </w:r>
+      <w:r>
+        <w:rPr>
+          <w:b/>
+        </w:rPr>
+        <w:t>60%</w:t>
+      </w:r>
+      <w:r>
+        <w:rPr>
+          <w:b w:val="0"/>
+        </w:rPr>
+        <w:t xml:space="preserve"> </w:t>
+      </w:r>
+      <w:r>
+        <w:rPr>
+          <w:b/>
+        </w:rPr>
+        <w:t>accuracy</w:t>
+      </w:r>
+      <w:r>
+        <w:rPr>
+          <w:b w:val="0"/>
+        </w:rPr>
+        <w:t xml:space="preserve"> but 0% spotted recall.</w:t>
+      </w:r>
+    </w:p>
+    <w:p>
+      <w:pPr>
+        <w:spacing w:line="336" w:lineRule="auto" w:after="180"/>
+      </w:pPr>
+      <w:r>
+        <w:rPr>
+          <w:b w:val="0"/>
+        </w:rPr>
+        <w:t>STEP 3 On the same 20 leaves, the visible-spot rule correctly labels 5 spotted leaves, misses 3 spotted leaves, correctly labels 10 healthy leaves and falsely marks 2 healthy leaves as spotted.</w:t>
+      </w:r>
+    </w:p>
+    <w:p>
+      <w:pPr>
+        <w:spacing w:line="336" w:lineRule="auto" w:after="180"/>
+      </w:pPr>
+      <w:r>
+        <w:rPr>
+          <w:b/>
+        </w:rPr>
+        <w:t>Accuracy</w:t>
+      </w:r>
+      <w:r>
+        <w:rPr>
+          <w:b w:val="0"/>
+        </w:rPr>
+        <w:t>=(5+10)/20=75%; spotted recall=5/8=62.5%.</w:t>
+      </w:r>
+    </w:p>
+    <w:p>
+      <w:pPr>
+        <w:spacing w:line="336" w:lineRule="auto" w:after="180"/>
+      </w:pPr>
+      <w:r>
+        <w:rPr>
+          <w:b w:val="0"/>
+        </w:rPr>
+        <w:t xml:space="preserve">STEP 4 A </w:t>
+      </w:r>
+      <w:r>
+        <w:rPr>
+          <w:b/>
+        </w:rPr>
+        <w:t>learned model</w:t>
+      </w:r>
+      <w:r>
+        <w:rPr>
+          <w:b w:val="0"/>
+        </w:rPr>
+        <w:t xml:space="preserve"> must beat relevant </w:t>
+      </w:r>
+      <w:r>
+        <w:rPr>
+          <w:b/>
+        </w:rPr>
+        <w:t>baseline</w:t>
+      </w:r>
+      <w:r>
+        <w:rPr>
+          <w:b w:val="0"/>
+        </w:rPr>
+        <w:t xml:space="preserve"> metrics—not only one convenient total.</w:t>
+      </w:r>
+    </w:p>
+    <w:p>
+      <w:pPr>
+        <w:spacing w:line="336" w:lineRule="auto" w:after="180"/>
+      </w:pPr>
+      <w:r>
+        <w:rPr>
+          <w:b w:val="0"/>
+        </w:rPr>
+        <w:t>CHECK Verify the denominator, unit, split, class definition, and data version before interpreting a score.</w:t>
+      </w:r>
+    </w:p>
+    <w:p>
+      <w:pPr>
+        <w:spacing w:line="336" w:lineRule="auto" w:after="180"/>
+      </w:pPr>
+      <w:r>
+        <w:rPr>
+          <w:b w:val="0"/>
+        </w:rPr>
+        <w:t xml:space="preserve">Recalculate, retrace, or restate the </w:t>
+      </w:r>
+      <w:r>
+        <w:rPr>
+          <w:b/>
+        </w:rPr>
+        <w:t>evidence</w:t>
+      </w:r>
+      <w:r>
+        <w:rPr>
+          <w:b w:val="0"/>
+        </w:rPr>
+        <w:t xml:space="preserve"> independently:</w:t>
+      </w:r>
+    </w:p>
+    <w:p>
+      <w:pPr>
+        <w:pStyle w:val="Heading3"/>
+      </w:pPr>
+      <w:r>
+        <w:t>Concrete teaching case</w:t>
+      </w:r>
+    </w:p>
+    <w:p>
+      <w:pPr>
+        <w:pStyle w:val="Heading3"/>
+      </w:pPr>
+      <w:r>
+        <w:t>Exact explanation to model</w:t>
+      </w:r>
+    </w:p>
+    <w:p>
+      <w:pPr>
+        <w:pStyle w:val="Heading3"/>
+      </w:pPr>
+      <w:r>
+        <w:t>Explain the added worked example</w:t>
+      </w:r>
+    </w:p>
+    <w:p>
+      <w:pPr>
+        <w:pStyle w:val="Heading3"/>
+      </w:pPr>
+      <w:r>
+        <w:t>Key terms</w:t>
+      </w:r>
+    </w:p>
+    <w:p>
+      <w:pPr>
+        <w:pStyle w:val="Heading3"/>
+      </w:pPr>
+      <w:r>
         <w:t>Model the reasoning aloud</w:t>
       </w:r>
     </w:p>
@@ -1877,249 +2610,6 @@
           <w:b w:val="0"/>
         </w:rPr>
         <w:t>These teacher notes contain solutions; do not reveal the independent case answer during modelling.</w:t>
-      </w:r>
-    </w:p>
-    <w:p>
-      <w:pPr>
-        <w:pStyle w:val="Heading3"/>
-      </w:pPr>
-      <w:r>
-        <w:t>Model the reasoning aloud · 5</w:t>
-      </w:r>
-    </w:p>
-    <w:p>
-      <w:pPr>
-        <w:spacing w:line="336" w:lineRule="auto" w:after="180"/>
-      </w:pPr>
-      <w:r>
-        <w:rPr>
-          <w:b w:val="0"/>
-        </w:rPr>
-        <w:t xml:space="preserve">Suppose a candidate method supplies blocked, clear, clear, clear for the four validation rows in the table. These are supplied </w:t>
-      </w:r>
-      <w:r>
-        <w:rPr>
-          <w:b/>
-        </w:rPr>
-        <w:t>prediction</w:t>
-      </w:r>
-      <w:r>
-        <w:rPr>
-          <w:b w:val="0"/>
-        </w:rPr>
-        <w:t>s for a comparison exercise; we have not fitted that candidate.</w:t>
-      </w:r>
-    </w:p>
-    <w:p>
-      <w:pPr>
-        <w:spacing w:line="336" w:lineRule="auto" w:after="180"/>
-      </w:pPr>
-      <w:r>
-        <w:rPr>
-          <w:b w:val="0"/>
-        </w:rPr>
-        <w:t xml:space="preserve">It gets three of four correct, or 75 percent. The </w:t>
-      </w:r>
-      <w:r>
-        <w:rPr>
-          <w:b/>
-        </w:rPr>
-        <w:t>baseline</w:t>
-      </w:r>
-      <w:r>
-        <w:rPr>
-          <w:b w:val="0"/>
-        </w:rPr>
-        <w:t xml:space="preserve"> gets two of four, or 50 percent. The candidate is ahead by one correct example and 25 </w:t>
-      </w:r>
-      <w:r>
-        <w:rPr>
-          <w:b/>
-        </w:rPr>
-        <w:t>percentage point</w:t>
-      </w:r>
-      <w:r>
-        <w:rPr>
-          <w:b w:val="0"/>
-        </w:rPr>
-        <w:t>s on this set.</w:t>
-      </w:r>
-    </w:p>
-    <w:p>
-      <w:pPr>
-        <w:pStyle w:val="Heading3"/>
-      </w:pPr>
-      <w:r>
-        <w:t>Model the reasoning aloud · 6</w:t>
-      </w:r>
-    </w:p>
-    <w:p>
-      <w:pPr>
-        <w:spacing w:line="336" w:lineRule="auto" w:after="180"/>
-      </w:pPr>
-      <w:r>
-        <w:rPr>
-          <w:b w:val="0"/>
-        </w:rPr>
-        <w:t xml:space="preserve">Use identical row IDs, reference labels, exclusions and metric for both methods. Match </w:t>
-      </w:r>
-      <w:r>
-        <w:rPr>
-          <w:b/>
-        </w:rPr>
-        <w:t>prediction</w:t>
-      </w:r>
-      <w:r>
-        <w:rPr>
-          <w:b w:val="0"/>
-        </w:rPr>
-        <w:t>s to their rows even if files are reordered. A score on easier examples is not a fair comparison.</w:t>
-      </w:r>
-    </w:p>
-    <w:p>
-      <w:pPr>
-        <w:spacing w:line="336" w:lineRule="auto" w:after="180"/>
-      </w:pPr>
-      <w:r>
-        <w:rPr>
-          <w:b w:val="0"/>
-        </w:rPr>
-        <w:t xml:space="preserve">Neither this four-row result nor beating one </w:t>
-      </w:r>
-      <w:r>
-        <w:rPr>
-          <w:b/>
-        </w:rPr>
-        <w:t>baseline</w:t>
-      </w:r>
-      <w:r>
-        <w:rPr>
-          <w:b w:val="0"/>
-        </w:rPr>
-        <w:t xml:space="preserve"> proves that the candidate will perform well on future trips.</w:t>
-      </w:r>
-    </w:p>
-    <w:p>
-      <w:pPr>
-        <w:pStyle w:val="Heading3"/>
-      </w:pPr>
-      <w:r>
-        <w:t>The candidate misses the third validation row. Which rows does the baseline miss? Explain how the candidate changes the number correct. Why is the improvement 25 percentage points rather than a claim of 25 percent relative improvement?</w:t>
-      </w:r>
-    </w:p>
-    <w:p>
-      <w:r>
-        <w:t>________________________________________________________________</w:t>
-      </w:r>
-    </w:p>
-    <w:p>
-      <w:r>
-        <w:t>________________________________________________________________</w:t>
-      </w:r>
-    </w:p>
-    <w:p>
-      <w:r>
-        <w:t>________________________________________________________________</w:t>
-      </w:r>
-    </w:p>
-    <w:p>
-      <w:r>
-        <w:t>________________________________________________________________</w:t>
-      </w:r>
-    </w:p>
-    <w:p>
-      <w:r>
-        <w:t>________________________________________________________________</w:t>
-      </w:r>
-    </w:p>
-    <w:p>
-      <w:pPr>
-        <w:pStyle w:val="Heading3"/>
-      </w:pPr>
-      <w:r>
-        <w:t>Model the reasoning aloud · 7</w:t>
-      </w:r>
-    </w:p>
-    <w:p>
-      <w:pPr>
-        <w:spacing w:line="336" w:lineRule="auto" w:after="180"/>
-      </w:pPr>
-      <w:r>
-        <w:rPr>
-          <w:b w:val="0"/>
-        </w:rPr>
-        <w:t xml:space="preserve">Record </w:t>
-      </w:r>
-      <w:r>
-        <w:rPr>
-          <w:b/>
-        </w:rPr>
-        <w:t>training</w:t>
-      </w:r>
-      <w:r>
-        <w:rPr>
-          <w:b w:val="0"/>
-        </w:rPr>
-        <w:t xml:space="preserve"> counts, the fixed </w:t>
-      </w:r>
-      <w:r>
-        <w:rPr>
-          <w:b/>
-        </w:rPr>
-        <w:t>prediction</w:t>
-      </w:r>
-      <w:r>
-        <w:rPr>
-          <w:b w:val="0"/>
-        </w:rPr>
-        <w:t xml:space="preserve"> and tie rule, validation IDs and labels, </w:t>
-      </w:r>
-      <w:r>
-        <w:rPr>
-          <w:b/>
-        </w:rPr>
-        <w:t>prediction</w:t>
-      </w:r>
-      <w:r>
-        <w:rPr>
-          <w:b w:val="0"/>
-        </w:rPr>
-        <w:t xml:space="preserve"> lists and correct/total counts. Keep the final test separate from development decisions.</w:t>
-      </w:r>
-    </w:p>
-    <w:p>
-      <w:pPr>
-        <w:spacing w:line="336" w:lineRule="auto" w:after="180"/>
-      </w:pPr>
-      <w:r>
-        <w:rPr>
-          <w:b w:val="0"/>
-        </w:rPr>
-        <w:t xml:space="preserve">Next week we will search candidate rules using </w:t>
-      </w:r>
-      <w:r>
-        <w:rPr>
-          <w:b/>
-        </w:rPr>
-        <w:t>training</w:t>
-      </w:r>
-      <w:r>
-        <w:rPr>
-          <w:b w:val="0"/>
-        </w:rPr>
-        <w:t xml:space="preserve"> </w:t>
-      </w:r>
-      <w:r>
-        <w:rPr>
-          <w:b/>
-        </w:rPr>
-        <w:t>evidence</w:t>
-      </w:r>
-      <w:r>
-        <w:rPr>
-          <w:b w:val="0"/>
-        </w:rPr>
-        <w:t>, then compare choices carefully.</w:t>
       </w:r>
     </w:p>
     <w:tbl>
@@ -2245,103 +2735,10 @@
     </w:p>
     <w:p>
       <w:pPr>
-        <w:spacing w:line="336" w:lineRule="auto" w:after="180"/>
-      </w:pPr>
-      <w:r>
-        <w:rPr>
-          <w:b w:val="0"/>
-        </w:rPr>
-        <w:t xml:space="preserve">Make a simple </w:t>
-      </w:r>
-      <w:r>
-        <w:rPr>
-          <w:b/>
-        </w:rPr>
-        <w:t>baseline</w:t>
-      </w:r>
-      <w:r>
-        <w:rPr>
-          <w:b w:val="0"/>
-        </w:rPr>
-        <w:t xml:space="preserve"> earn its place before claiming a better classifier.</w:t>
-      </w:r>
-    </w:p>
-    <w:p>
-      <w:pPr>
         <w:pStyle w:val="Heading3"/>
       </w:pPr>
       <w:r>
         <w:t>The facts we will use</w:t>
-      </w:r>
-    </w:p>
-    <w:p>
-      <w:pPr>
-        <w:pStyle w:val="Heading3"/>
-      </w:pPr>
-      <w:r>
-        <w:t>Supplied facts</w:t>
-      </w:r>
-    </w:p>
-    <w:p>
-      <w:pPr>
-        <w:spacing w:line="336" w:lineRule="auto" w:after="180"/>
-        <w:shd w:fill="F1F6FC"/>
-      </w:pPr>
-      <w:r>
-        <w:rPr>
-          <w:b/>
-        </w:rPr>
-        <w:t>Training</w:t>
-      </w:r>
-      <w:r>
-        <w:rPr>
-          <w:b w:val="0"/>
-        </w:rPr>
-        <w:t xml:space="preserve"> labels: healthy, healthy, spotted. Majority </w:t>
-      </w:r>
-      <w:r>
-        <w:rPr>
-          <w:b/>
-        </w:rPr>
-        <w:t>baseline</w:t>
-      </w:r>
-      <w:r>
-        <w:rPr>
-          <w:b w:val="0"/>
-        </w:rPr>
-        <w:t xml:space="preserve"> predicts healthy. Validation references: healthy, spotted, healthy, spotted.</w:t>
-      </w:r>
-    </w:p>
-    <w:p>
-      <w:pPr>
-        <w:pStyle w:val="Heading3"/>
-      </w:pPr>
-      <w:r>
-        <w:t>Supplied facts</w:t>
-      </w:r>
-    </w:p>
-    <w:p>
-      <w:pPr>
-        <w:spacing w:line="336" w:lineRule="auto" w:after="180"/>
-        <w:shd w:fill="F1F6FC"/>
-      </w:pPr>
-      <w:r>
-        <w:rPr>
-          <w:b w:val="0"/>
-        </w:rPr>
-        <w:t xml:space="preserve">All </w:t>
-      </w:r>
-      <w:r>
-        <w:rPr>
-          <w:b/>
-        </w:rPr>
-        <w:t>input</w:t>
-      </w:r>
-      <w:r>
-        <w:rPr>
-          <w:b w:val="0"/>
-        </w:rPr>
-        <w:t>s and outcomes in this worked example are invented classroom data; no real model run is claimed.</w:t>
       </w:r>
     </w:p>
     <w:p>
@@ -2349,7 +2746,7 @@
         <w:drawing>
           <wp:inline xmlns:a="http://schemas.openxmlformats.org/drawingml/2006/main" xmlns:pic="http://schemas.openxmlformats.org/drawingml/2006/picture">
             <wp:extent cx="5486400" cy="5185229"/>
-            <wp:docPr id="1" name="Picture 1" descr="Baselines First. Fit baseline: Training majority is healthy: 2 of 3 labels.. Score baseline: Always healthy matches 2/4 validation cases: 50%.. Compare candidate: Supplied candidate predictions healthy, spotted, spotted, spotted match 3/4: 75%."/>
+            <wp:docPr id="2" name="Picture 2" descr="Baselines First. Fit baseline: Training majority is healthy: 2 of 3 labels.. Score baseline: Always healthy matches 2/4 validation cases: 50%.. Compare candidate: Supplied candidate predictions healthy, spotted, spotted, spotted match 3/4: 75%."/>
             <wp:cNvGraphicFramePr>
               <a:graphicFrameLocks noChangeAspect="1"/>
             </wp:cNvGraphicFramePr>
@@ -2361,7 +2758,7 @@
                     <pic:cNvPicPr/>
                   </pic:nvPicPr>
                   <pic:blipFill>
-                    <a:blip r:embed="rId9"/>
+                    <a:blip r:embed="rId10"/>
                     <a:stretch>
                       <a:fillRect/>
                     </a:stretch>
@@ -2385,114 +2782,7 @@
         <w:pStyle w:val="Heading3"/>
       </w:pPr>
       <w:r>
-        <w:t>Read the picture one step at a time</w:t>
-      </w:r>
-    </w:p>
-    <w:tbl>
-      <w:tblPr>
-        <w:tblStyle w:val="LightShading-Accent1"/>
-        <w:tblW w:type="auto" w:w="0"/>
-        <w:tblLook w:firstColumn="1" w:firstRow="1" w:lastColumn="0" w:lastRow="0" w:noHBand="0" w:noVBand="1" w:val="04A0"/>
-      </w:tblPr>
-      <w:tblGrid>
-        <w:gridCol w:w="5112"/>
-        <w:gridCol w:w="5112"/>
-      </w:tblGrid>
-      <w:tr>
-        <w:trPr>
-          <w:tblHeader/>
-        </w:trPr>
-        <w:tc>
-          <w:tcPr>
-            <w:tcW w:type="dxa" w:w="5112"/>
-          </w:tcPr>
-          <w:p>
-            <w:r>
-              <w:t>Step</w:t>
-            </w:r>
-          </w:p>
-        </w:tc>
-        <w:tc>
-          <w:tcPr>
-            <w:tcW w:type="dxa" w:w="5112"/>
-          </w:tcPr>
-          <w:p>
-            <w:r>
-              <w:t>What happens and why</w:t>
-            </w:r>
-          </w:p>
-        </w:tc>
-      </w:tr>
-      <w:tr>
-        <w:tc>
-          <w:tcPr>
-            <w:tcW w:type="dxa" w:w="5112"/>
-          </w:tcPr>
-          <w:p>
-            <w:r>
-              <w:t>1. Fit baseline</w:t>
-            </w:r>
-          </w:p>
-        </w:tc>
-        <w:tc>
-          <w:tcPr>
-            <w:tcW w:type="dxa" w:w="5112"/>
-          </w:tcPr>
-          <w:p>
-            <w:r>
-              <w:t>Training majority is healthy: 2 of 3 labels.</w:t>
-            </w:r>
-          </w:p>
-        </w:tc>
-      </w:tr>
-      <w:tr>
-        <w:tc>
-          <w:tcPr>
-            <w:tcW w:type="dxa" w:w="5112"/>
-          </w:tcPr>
-          <w:p>
-            <w:r>
-              <w:t>2. Score baseline</w:t>
-            </w:r>
-          </w:p>
-        </w:tc>
-        <w:tc>
-          <w:tcPr>
-            <w:tcW w:type="dxa" w:w="5112"/>
-          </w:tcPr>
-          <w:p>
-            <w:r>
-              <w:t>Always healthy matches 2/4 validation cases: 50%.</w:t>
-            </w:r>
-          </w:p>
-        </w:tc>
-      </w:tr>
-      <w:tr>
-        <w:tc>
-          <w:tcPr>
-            <w:tcW w:type="dxa" w:w="5112"/>
-          </w:tcPr>
-          <w:p>
-            <w:r>
-              <w:t>3. Compare candidate</w:t>
-            </w:r>
-          </w:p>
-        </w:tc>
-        <w:tc>
-          <w:tcPr>
-            <w:tcW w:type="dxa" w:w="5112"/>
-          </w:tcPr>
-          <w:p>
-            <w:r>
-              <w:t>Supplied candidate predictions healthy, spotted, spotted, spotted match 3/4: 75%.</w:t>
-            </w:r>
-          </w:p>
-        </w:tc>
-      </w:tr>
-    </w:tbl>
-    <w:p>
-      <w:r>
-        <w:t>Match each pictured step to the supplied facts. This is a worked teaching case, not an independent assessment.</w:t>
+        <w:t>Why this result follows</w:t>
       </w:r>
     </w:p>
     <w:p>
@@ -2500,7 +2790,7 @@
         <w:pStyle w:val="Heading3"/>
       </w:pPr>
       <w:r>
-        <w:t>Why this result follows</w:t>
+        <w:t>What this example does not establish</w:t>
       </w:r>
     </w:p>
     <w:p>
@@ -2508,55 +2798,587 @@
         <w:pStyle w:val="Heading3"/>
       </w:pPr>
       <w:r>
-        <w:t>Why the result follows</w:t>
+        <w:t>Change one thing in the pictured case</w:t>
+      </w:r>
+    </w:p>
+    <w:p>
+      <w:pPr>
+        <w:pStyle w:val="Heading3"/>
+      </w:pPr>
+      <w:r>
+        <w:t>Ask while showing the picture</w:t>
       </w:r>
     </w:p>
     <w:p>
       <w:pPr>
         <w:spacing w:line="336" w:lineRule="auto" w:after="180"/>
-        <w:shd w:fill="F1F6FC"/>
-      </w:pPr>
-      <w:r>
-        <w:rPr>
-          <w:b w:val="0"/>
-        </w:rPr>
-        <w:t xml:space="preserve">Read the picture in order. Supplied candidate </w:t>
+      </w:pPr>
+      <w:r>
+        <w:rPr>
+          <w:b w:val="0"/>
+        </w:rPr>
+        <w:t xml:space="preserve">Cover the result. Ask learners to name the </w:t>
       </w:r>
       <w:r>
         <w:rPr>
           <w:b/>
         </w:rPr>
+        <w:t>input</w:t>
+      </w:r>
+      <w:r>
+        <w:rPr>
+          <w:b w:val="0"/>
+        </w:rPr>
+        <w:t xml:space="preserve">s and predict the next step. Uncover one step, connect the icon to the actual procedure, and explain its </w:t>
+      </w:r>
+      <w:r>
+        <w:rPr>
+          <w:b/>
+        </w:rPr>
+        <w:t>evidence</w:t>
+      </w:r>
+      <w:r>
+        <w:rPr>
+          <w:b w:val="0"/>
+        </w:rPr>
+        <w:t>. Then change the supplied condition and compare.</w:t>
+      </w:r>
+    </w:p>
+    <w:p>
+      <w:pPr>
+        <w:spacing w:line="336" w:lineRule="auto" w:after="180"/>
+      </w:pPr>
+      <w:r>
+        <w:rPr>
+          <w:b w:val="0"/>
+        </w:rPr>
+        <w:t>The picture is a representation; it does not document execution of a real AI model.</w:t>
+      </w:r>
+    </w:p>
+    <w:p>
+      <w:pPr>
+        <w:pStyle w:val="Heading1"/>
+      </w:pPr>
+      <w:r>
+        <w:t>03. Guide the calculation, then remove help</w:t>
+      </w:r>
+    </w:p>
+    <w:p>
+      <w:r>
+        <w:t>Collect each learner’s prediction before showing its key.</w:t>
+      </w:r>
+    </w:p>
+    <w:p>
+      <w:pPr>
+        <w:pStyle w:val="Heading2"/>
+      </w:pPr>
+      <w:r>
+        <w:t>Current completion task and checked key</w:t>
+      </w:r>
+    </w:p>
+    <w:p>
+      <w:pPr>
+        <w:spacing w:line="336" w:lineRule="auto" w:after="180"/>
+      </w:pPr>
+      <w:r>
+        <w:rPr>
+          <w:b w:val="0"/>
+        </w:rPr>
+        <w:t xml:space="preserve">Completion task: List the four </w:t>
+      </w:r>
+      <w:r>
+        <w:rPr>
+          <w:b/>
+        </w:rPr>
+        <w:t>baseline</w:t>
+      </w:r>
+      <w:r>
+        <w:rPr>
+          <w:b w:val="0"/>
+        </w:rPr>
+        <w:t xml:space="preserve"> </w:t>
+      </w:r>
+      <w:r>
+        <w:rPr>
+          <w:b/>
+        </w:rPr>
         <w:t>prediction</w:t>
       </w:r>
       <w:r>
         <w:rPr>
           <w:b w:val="0"/>
         </w:rPr>
-        <w:t xml:space="preserve">s healthy, spotted, spotted, spotted match 3/4: 75%. The arrows show which recorded </w:t>
+        <w:t xml:space="preserve">s and mark which validation rows are correct. Give correct/total and </w:t>
       </w:r>
       <w:r>
         <w:rPr>
           <w:b/>
         </w:rPr>
+        <w:t>accuracy</w:t>
+      </w:r>
+      <w:r>
+        <w:rPr>
+          <w:b w:val="0"/>
+        </w:rPr>
+        <w:t>. Explain why 4/6 is not the answer.</w:t>
+      </w:r>
+    </w:p>
+    <w:p>
+      <w:pPr>
+        <w:spacing w:line="336" w:lineRule="auto" w:after="180"/>
+      </w:pPr>
+      <w:r>
+        <w:rPr>
+          <w:b w:val="0"/>
+        </w:rPr>
+        <w:t xml:space="preserve">Teacher check: </w:t>
+      </w:r>
+      <w:r>
+        <w:rPr>
+          <w:b/>
+        </w:rPr>
+        <w:t>Prediction</w:t>
+      </w:r>
+      <w:r>
+        <w:rPr>
+          <w:b w:val="0"/>
+        </w:rPr>
+        <w:t xml:space="preserve">s are clear, clear, clear, clear. Rows 2 and 4 match, giving 2/4 or 50 percent. The fraction 4/6 describes clear labels in </w:t>
+      </w:r>
+      <w:r>
+        <w:rPr>
+          <w:b/>
+        </w:rPr>
+        <w:t>training</w:t>
+      </w:r>
+      <w:r>
+        <w:rPr>
+          <w:b w:val="0"/>
+        </w:rPr>
+        <w:t xml:space="preserve">, not correct </w:t>
+      </w:r>
+      <w:r>
+        <w:rPr>
+          <w:b/>
+        </w:rPr>
+        <w:t>prediction</w:t>
+      </w:r>
+      <w:r>
+        <w:rPr>
+          <w:b w:val="0"/>
+        </w:rPr>
+        <w:t>s on the four validation rows.</w:t>
+      </w:r>
+    </w:p>
+    <w:p>
+      <w:pPr>
+        <w:spacing w:line="336" w:lineRule="auto" w:after="180"/>
+      </w:pPr>
+      <w:r>
+        <w:rPr>
+          <w:b w:val="0"/>
+        </w:rPr>
+        <w:t xml:space="preserve">Start by identifying the given </w:t>
+      </w:r>
+      <w:r>
+        <w:rPr>
+          <w:b/>
+        </w:rPr>
         <w:t>input</w:t>
       </w:r>
       <w:r>
         <w:rPr>
           <w:b w:val="0"/>
         </w:rPr>
-        <w:t xml:space="preserve"> or intermediate result each decision uses.</w:t>
+        <w:t>s together. Leave the intermediate steps blank. If needed, model one step, then withdraw that help on the next step. Move to a full trace only when the partial trace is understood.</w:t>
       </w:r>
     </w:p>
     <w:p>
       <w:pPr>
         <w:spacing w:line="336" w:lineRule="auto" w:after="180"/>
-        <w:shd w:fill="F1F6FC"/>
-      </w:pPr>
-      <w:r>
-        <w:rPr>
-          <w:b w:val="0"/>
-        </w:rPr>
-        <w:t>Explain the deciding step aloud before checking the changed case; pointing to the final answer alone does not show how it follows.</w:t>
+      </w:pPr>
+      <w:r>
+        <w:rPr>
+          <w:b w:val="0"/>
+        </w:rPr>
+        <w:t>For partners, alternate explainer and checker; collect a response from every learner before discussion.</w:t>
+      </w:r>
+    </w:p>
+    <w:p>
+      <w:pPr>
+        <w:pStyle w:val="Heading2"/>
+      </w:pPr>
+      <w:r>
+        <w:t>Individual misconception check</w:t>
+      </w:r>
+    </w:p>
+    <w:p>
+      <w:pPr>
+        <w:spacing w:line="336" w:lineRule="auto" w:after="180"/>
+      </w:pPr>
+      <w:r>
+        <w:rPr>
+          <w:b w:val="0"/>
+        </w:rPr>
+        <w:t xml:space="preserve">Use the worked case for A </w:t>
+      </w:r>
+      <w:r>
+        <w:rPr>
+          <w:b/>
+        </w:rPr>
+        <w:t>baseline</w:t>
+      </w:r>
+      <w:r>
+        <w:rPr>
+          <w:b w:val="0"/>
+        </w:rPr>
+        <w:t xml:space="preserve"> before a model. Proposed explanation: “A simple </w:t>
+      </w:r>
+      <w:r>
+        <w:rPr>
+          <w:b/>
+        </w:rPr>
+        <w:t>baseline</w:t>
+      </w:r>
+      <w:r>
+        <w:rPr>
+          <w:b w:val="0"/>
+        </w:rPr>
+        <w:t xml:space="preserve"> does not need </w:t>
+      </w:r>
+      <w:r>
+        <w:rPr>
+          <w:b/>
+        </w:rPr>
+        <w:t>training</w:t>
+      </w:r>
+      <w:r>
+        <w:rPr>
+          <w:b w:val="0"/>
+        </w:rPr>
+        <w:t xml:space="preserve"> data”. Decide whether this explanation is supported.</w:t>
+      </w:r>
+    </w:p>
+    <w:p>
+      <w:pPr>
+        <w:spacing w:line="336" w:lineRule="auto" w:after="180"/>
+      </w:pPr>
+      <w:r>
+        <w:rPr>
+          <w:b w:val="0"/>
+        </w:rPr>
+        <w:t>Point to the step or supplied fact that decides; explain your repair if needed.</w:t>
+      </w:r>
+    </w:p>
+    <w:p>
+      <w:pPr>
+        <w:spacing w:line="336" w:lineRule="auto" w:after="180"/>
+      </w:pPr>
+      <w:r>
+        <w:rPr>
+          <w:b w:val="0"/>
+        </w:rPr>
+        <w:t xml:space="preserve">Expected correction: This method learns its constant from </w:t>
+      </w:r>
+      <w:r>
+        <w:rPr>
+          <w:b/>
+        </w:rPr>
+        <w:t>training</w:t>
+      </w:r>
+      <w:r>
+        <w:rPr>
+          <w:b w:val="0"/>
+        </w:rPr>
+        <w:t xml:space="preserve"> label counts, although it ignores </w:t>
+      </w:r>
+      <w:r>
+        <w:rPr>
+          <w:b/>
+        </w:rPr>
+        <w:t>input</w:t>
+      </w:r>
+      <w:r>
+        <w:rPr>
+          <w:b w:val="0"/>
+        </w:rPr>
+        <w:t xml:space="preserve"> features.</w:t>
+      </w:r>
+    </w:p>
+    <w:p>
+      <w:pPr>
+        <w:spacing w:line="336" w:lineRule="auto" w:after="180"/>
+      </w:pPr>
+      <w:r>
+        <w:rPr>
+          <w:b w:val="0"/>
+        </w:rPr>
+        <w:t>Collect explanations, not only yes/no votes. If a misunderstanding is common, re-model the relevant step for the class.</w:t>
+      </w:r>
+    </w:p>
+    <w:p>
+      <w:pPr>
+        <w:spacing w:line="336" w:lineRule="auto" w:after="180"/>
+      </w:pPr>
+      <w:r>
+        <w:rPr>
+          <w:b w:val="0"/>
+        </w:rPr>
+        <w:t>If it affects a few learners, give a short targeted group explanation while others solve a more demanding variation.</w:t>
+      </w:r>
+    </w:p>
+    <w:p>
+      <w:pPr>
+        <w:pStyle w:val="Heading2"/>
+      </w:pPr>
+      <w:r>
+        <w:t>Pictorial question and changed-case reasoning</w:t>
+      </w:r>
+    </w:p>
+    <w:p>
+      <w:pPr>
+        <w:spacing w:line="336" w:lineRule="auto" w:after="180"/>
+      </w:pPr>
+      <w:r>
+        <w:rPr>
+          <w:b w:val="0"/>
+        </w:rPr>
+        <w:t xml:space="preserve">Can the candidate’s </w:t>
+      </w:r>
+      <w:r>
+        <w:rPr>
+          <w:b/>
+        </w:rPr>
+        <w:t>training</w:t>
+      </w:r>
+      <w:r>
+        <w:rPr>
+          <w:b w:val="0"/>
+        </w:rPr>
+        <w:t xml:space="preserve"> </w:t>
+      </w:r>
+      <w:r>
+        <w:rPr>
+          <w:b/>
+        </w:rPr>
+        <w:t>accuracy</w:t>
+      </w:r>
+      <w:r>
+        <w:rPr>
+          <w:b w:val="0"/>
+        </w:rPr>
+        <w:t xml:space="preserve"> replace this validation comparison? Point to the relevant step in the picture, then write the changed result and the rule or </w:t>
+      </w:r>
+      <w:r>
+        <w:rPr>
+          <w:b/>
+        </w:rPr>
+        <w:t>evidence</w:t>
+      </w:r>
+      <w:r>
+        <w:rPr>
+          <w:b w:val="0"/>
+        </w:rPr>
+        <w:t xml:space="preserve"> that supports it.</w:t>
+      </w:r>
+    </w:p>
+    <w:p>
+      <w:pPr>
+        <w:spacing w:line="336" w:lineRule="auto" w:after="180"/>
+      </w:pPr>
+      <w:r>
+        <w:rPr>
+          <w:b w:val="0"/>
+        </w:rPr>
+        <w:t xml:space="preserve">No. Compare candidate and </w:t>
+      </w:r>
+      <w:r>
+        <w:rPr>
+          <w:b/>
+        </w:rPr>
+        <w:t>baseline</w:t>
+      </w:r>
+      <w:r>
+        <w:rPr>
+          <w:b w:val="0"/>
+        </w:rPr>
+        <w:t xml:space="preserve"> on the same held-out cases and references; </w:t>
+      </w:r>
+      <w:r>
+        <w:rPr>
+          <w:b/>
+        </w:rPr>
+        <w:t>training</w:t>
+      </w:r>
+      <w:r>
+        <w:rPr>
+          <w:b w:val="0"/>
+        </w:rPr>
+        <w:t xml:space="preserve"> fit answers a different question. Changed-case check: Candidate becomes correct on all 4 validation cases.</w:t>
+      </w:r>
+    </w:p>
+    <w:p>
+      <w:pPr>
+        <w:spacing w:line="336" w:lineRule="auto" w:after="180"/>
+      </w:pPr>
+      <w:r>
+        <w:rPr>
+          <w:b w:val="0"/>
+        </w:rPr>
+        <w:t xml:space="preserve">Only the previously wrong third decision changes; </w:t>
+      </w:r>
+      <w:r>
+        <w:rPr>
+          <w:b/>
+        </w:rPr>
+        <w:t>baseline</w:t>
+      </w:r>
+      <w:r>
+        <w:rPr>
+          <w:b w:val="0"/>
+        </w:rPr>
+        <w:t xml:space="preserve"> stays fixed at 2/4.</w:t>
+      </w:r>
+    </w:p>
+    <w:p>
+      <w:pPr>
+        <w:spacing w:line="336" w:lineRule="auto" w:after="180"/>
+      </w:pPr>
+      <w:r>
+        <w:rPr>
+          <w:b w:val="0"/>
+        </w:rPr>
+        <w:t xml:space="preserve">Changed-case reasoning: Candidate becomes correct on all 4 validation cases. Only the previously wrong third decision changes; </w:t>
+      </w:r>
+      <w:r>
+        <w:rPr>
+          <w:b/>
+        </w:rPr>
+        <w:t>baseline</w:t>
+      </w:r>
+      <w:r>
+        <w:rPr>
+          <w:b w:val="0"/>
+        </w:rPr>
+        <w:t xml:space="preserve"> stays fixed at 2/4.</w:t>
+      </w:r>
+    </w:p>
+    <w:p>
+      <w:pPr>
+        <w:spacing w:line="336" w:lineRule="auto" w:after="180"/>
+      </w:pPr>
+      <w:r>
+        <w:rPr>
+          <w:b w:val="0"/>
+        </w:rPr>
+        <w:t xml:space="preserve">Collect each learner’s explanation before discussion. Use the first missing connection between </w:t>
+      </w:r>
+      <w:r>
+        <w:rPr>
+          <w:b/>
+        </w:rPr>
+        <w:t>input</w:t>
+      </w:r>
+      <w:r>
+        <w:rPr>
+          <w:b w:val="0"/>
+        </w:rPr>
+        <w:t xml:space="preserve">, deciding step and result to choose support. This question is worked-case practice, not fresh mastery </w:t>
+      </w:r>
+      <w:r>
+        <w:rPr>
+          <w:b/>
+        </w:rPr>
+        <w:t>evidence</w:t>
+      </w:r>
+      <w:r>
+        <w:rPr>
+          <w:b w:val="0"/>
+        </w:rPr>
+        <w:t>.</w:t>
+      </w:r>
+    </w:p>
+    <w:p>
+      <w:pPr>
+        <w:pStyle w:val="Heading2"/>
+      </w:pPr>
+      <w:r>
+        <w:t>Keep each learner explaining</w:t>
+      </w:r>
+    </w:p>
+    <w:p>
+      <w:pPr>
+        <w:spacing w:line="336" w:lineRule="auto" w:after="180"/>
+      </w:pPr>
+      <w:r>
+        <w:rPr>
+          <w:b w:val="0"/>
+        </w:rPr>
+        <w:t>Ask: Which facts are given, and which would we have to assume? Learners mark relevant details before discussing answers.</w:t>
+      </w:r>
+    </w:p>
+    <w:p>
+      <w:pPr>
+        <w:spacing w:line="336" w:lineRule="auto" w:after="180"/>
+      </w:pPr>
+      <w:r>
+        <w:rPr>
+          <w:b w:val="0"/>
+        </w:rPr>
+        <w:t>Say: Predict first. Show the rule, information path or calculation that would produce the result. A correct guess is not yet an explanation.</w:t>
+      </w:r>
+    </w:p>
+    <w:p>
+      <w:pPr>
+        <w:spacing w:line="336" w:lineRule="auto" w:after="180"/>
+      </w:pPr>
+      <w:r>
+        <w:rPr>
+          <w:b w:val="0"/>
+        </w:rPr>
+        <w:t xml:space="preserve">In pairs, one learner solves while the other checks </w:t>
+      </w:r>
+      <w:r>
+        <w:rPr>
+          <w:b/>
+        </w:rPr>
+        <w:t>evidence</w:t>
+      </w:r>
+      <w:r>
+        <w:rPr>
+          <w:b w:val="0"/>
+        </w:rPr>
+        <w:t>; exchange roles. Remove the worked answer before independent assessment.</w:t>
+      </w:r>
+    </w:p>
+    <w:p>
+      <w:pPr>
+        <w:pStyle w:val="Heading2"/>
+      </w:pPr>
+      <w:r>
+        <w:t>Earlier wording, alternatives and picture transcripts · reference / check after trying</w:t>
+      </w:r>
+    </w:p>
+    <w:p>
+      <w:pPr>
+        <w:spacing w:line="336" w:lineRule="auto" w:after="180"/>
+      </w:pPr>
+      <w:r>
+        <w:rPr>
+          <w:b w:val="0"/>
+        </w:rPr>
+        <w:t>Compact alternative: this two-session sequence covers selected core tasks. Use the three-session weekly plan for the full lesson, independent transfer, feedback and project work; allow extra time for extensions.</w:t>
+      </w:r>
+    </w:p>
+    <w:p>
+      <w:pPr>
+        <w:spacing w:line="336" w:lineRule="auto" w:after="180"/>
+      </w:pPr>
+      <w:r>
+        <w:rPr>
+          <w:b w:val="0"/>
+        </w:rPr>
+        <w:t>Demonstrate and guide practice</w:t>
       </w:r>
     </w:p>
     <w:p>
@@ -2564,7 +3386,87 @@
         <w:pStyle w:val="Heading3"/>
       </w:pPr>
       <w:r>
-        <w:t>What this example does not establish</w:t>
+        <w:t>Board sequence</w:t>
+      </w:r>
+    </w:p>
+    <w:p>
+      <w:pPr>
+        <w:spacing w:line="336" w:lineRule="auto" w:after="180"/>
+      </w:pPr>
+      <w:r>
+        <w:rPr>
+          <w:b w:val="0"/>
+        </w:rPr>
+        <w:t xml:space="preserve">Write the given facts: A test set has eighteen healthy and two spotted leaves. </w:t>
+      </w:r>
+      <w:r>
+        <w:rPr>
+          <w:b/>
+        </w:rPr>
+        <w:t>Baseline</w:t>
+      </w:r>
+      <w:r>
+        <w:rPr>
+          <w:b w:val="0"/>
+        </w:rPr>
+        <w:t xml:space="preserve"> always predicts healthy.</w:t>
+      </w:r>
+    </w:p>
+    <w:p>
+      <w:pPr>
+        <w:spacing w:line="336" w:lineRule="auto" w:after="180"/>
+      </w:pPr>
+      <w:r>
+        <w:rPr>
+          <w:b w:val="0"/>
+        </w:rPr>
+        <w:t xml:space="preserve">Write the question to explain: Calculate and critique </w:t>
+      </w:r>
+      <w:r>
+        <w:rPr>
+          <w:b/>
+        </w:rPr>
+        <w:t>accuracy</w:t>
+      </w:r>
+      <w:r>
+        <w:rPr>
+          <w:b w:val="0"/>
+        </w:rPr>
+        <w:t>.</w:t>
+      </w:r>
+    </w:p>
+    <w:p>
+      <w:pPr>
+        <w:spacing w:line="336" w:lineRule="auto" w:after="180"/>
+      </w:pPr>
+      <w:r>
+        <w:rPr>
+          <w:b w:val="0"/>
+        </w:rPr>
+        <w:t xml:space="preserve">Reveal after </w:t>
+      </w:r>
+      <w:r>
+        <w:rPr>
+          <w:b/>
+        </w:rPr>
+        <w:t>prediction</w:t>
+      </w:r>
+      <w:r>
+        <w:rPr>
+          <w:b w:val="0"/>
+        </w:rPr>
+        <w:t>s: 18/20=90%, but spotted recall is 0/2=0%. Compare with task-relevant metrics and the trained model.</w:t>
+      </w:r>
+    </w:p>
+    <w:p>
+      <w:pPr>
+        <w:spacing w:line="336" w:lineRule="auto" w:after="180"/>
+      </w:pPr>
+      <w:r>
+        <w:rPr>
+          <w:b w:val="0"/>
+        </w:rPr>
+        <w:t>Use the earlier transfer question as additional practice. Reserve the fresh majority-fitting and candidate comparison task for the first individual attempt and record support used.</w:t>
       </w:r>
     </w:p>
     <w:p>
@@ -2572,466 +3474,18 @@
         <w:pStyle w:val="Heading3"/>
       </w:pPr>
       <w:r>
-        <w:t>Keep the stated limit</w:t>
+        <w:t>Classroom dialogue</w:t>
       </w:r>
     </w:p>
     <w:p>
       <w:pPr>
         <w:spacing w:line="336" w:lineRule="auto" w:after="180"/>
-        <w:shd w:fill="FFF5E6"/>
-      </w:pPr>
-      <w:r>
-        <w:rPr>
-          <w:b w:val="0"/>
-        </w:rPr>
-        <w:t xml:space="preserve">These supplied </w:t>
-      </w:r>
-      <w:r>
-        <w:rPr>
-          <w:b/>
-        </w:rPr>
-        <w:t>prediction</w:t>
-      </w:r>
-      <w:r>
-        <w:rPr>
-          <w:b w:val="0"/>
-        </w:rPr>
-        <w:t xml:space="preserve">s illustrate comparison. No actual model was trained, and four cases are limited </w:t>
-      </w:r>
-      <w:r>
-        <w:rPr>
-          <w:b/>
-        </w:rPr>
-        <w:t>evidence</w:t>
-      </w:r>
-      <w:r>
-        <w:rPr>
-          <w:b w:val="0"/>
-        </w:rPr>
-        <w:t>.</w:t>
-      </w:r>
-    </w:p>
-    <w:p>
-      <w:pPr>
-        <w:pStyle w:val="Heading3"/>
-      </w:pPr>
-      <w:r>
-        <w:t>Change one thing in the pictured case</w:t>
-      </w:r>
-    </w:p>
-    <w:p>
-      <w:pPr>
-        <w:pStyle w:val="Heading3"/>
-      </w:pPr>
-      <w:r>
-        <w:t>Change one thing</w:t>
-      </w:r>
-    </w:p>
-    <w:p>
-      <w:pPr>
-        <w:spacing w:line="336" w:lineRule="auto" w:after="180"/>
-        <w:shd w:fill="F5F1FB"/>
-      </w:pPr>
-      <w:r>
-        <w:rPr>
-          <w:b w:val="0"/>
-        </w:rPr>
-        <w:t xml:space="preserve">Change: Change the third candidate </w:t>
-      </w:r>
-      <w:r>
-        <w:rPr>
-          <w:b/>
-        </w:rPr>
-        <w:t>prediction</w:t>
-      </w:r>
-      <w:r>
-        <w:rPr>
-          <w:b w:val="0"/>
-        </w:rPr>
-        <w:t xml:space="preserve"> from spotted to healthy.</w:t>
-      </w:r>
-    </w:p>
-    <w:p>
-      <w:pPr>
-        <w:pStyle w:val="Heading3"/>
-      </w:pPr>
-      <w:r>
-        <w:t>Predicted result</w:t>
-      </w:r>
-    </w:p>
-    <w:p>
-      <w:pPr>
-        <w:spacing w:line="336" w:lineRule="auto" w:after="180"/>
-        <w:shd w:fill="F1F6FC"/>
-      </w:pPr>
-      <w:r>
-        <w:rPr>
-          <w:b/>
-        </w:rPr>
-        <w:t>Prediction</w:t>
-      </w:r>
-      <w:r>
-        <w:rPr>
-          <w:b w:val="0"/>
-        </w:rPr>
-        <w:t>: Candidate becomes correct on all 4 validation cases.</w:t>
-      </w:r>
-    </w:p>
-    <w:p>
-      <w:pPr>
-        <w:pStyle w:val="Heading3"/>
-      </w:pPr>
-      <w:r>
-        <w:t>Why the result follows</w:t>
-      </w:r>
-    </w:p>
-    <w:p>
-      <w:pPr>
-        <w:spacing w:line="336" w:lineRule="auto" w:after="180"/>
-        <w:shd w:fill="F1F6FC"/>
-      </w:pPr>
-      <w:r>
-        <w:rPr>
-          <w:b w:val="0"/>
-        </w:rPr>
-        <w:t xml:space="preserve">Reason: Only the previously wrong third decision changes; </w:t>
-      </w:r>
-      <w:r>
-        <w:rPr>
-          <w:b/>
-        </w:rPr>
-        <w:t>baseline</w:t>
-      </w:r>
-      <w:r>
-        <w:rPr>
-          <w:b w:val="0"/>
-        </w:rPr>
-        <w:t xml:space="preserve"> stays fixed at 2/4.</w:t>
-      </w:r>
-    </w:p>
-    <w:p>
-      <w:pPr>
-        <w:pStyle w:val="Heading3"/>
-      </w:pPr>
-      <w:r>
-        <w:t>Ask while showing the picture</w:t>
-      </w:r>
-    </w:p>
-    <w:p>
-      <w:pPr>
-        <w:pStyle w:val="Heading3"/>
-      </w:pPr>
-      <w:r>
-        <w:t>Ask while showing the picture · 8</w:t>
-      </w:r>
-    </w:p>
-    <w:p>
-      <w:pPr>
-        <w:spacing w:line="336" w:lineRule="auto" w:after="180"/>
-      </w:pPr>
-      <w:r>
-        <w:rPr>
-          <w:b w:val="0"/>
-        </w:rPr>
-        <w:t xml:space="preserve">Cover the result. Ask learners to name the </w:t>
-      </w:r>
-      <w:r>
-        <w:rPr>
-          <w:b/>
-        </w:rPr>
-        <w:t>input</w:t>
-      </w:r>
-      <w:r>
-        <w:rPr>
-          <w:b w:val="0"/>
-        </w:rPr>
-        <w:t xml:space="preserve">s and predict the next step. Uncover one step, connect the icon to the actual procedure, and explain its </w:t>
-      </w:r>
-      <w:r>
-        <w:rPr>
-          <w:b/>
-        </w:rPr>
-        <w:t>evidence</w:t>
-      </w:r>
-      <w:r>
-        <w:rPr>
-          <w:b w:val="0"/>
-        </w:rPr>
-        <w:t>. Then change the supplied condition and compare.</w:t>
-      </w:r>
-    </w:p>
-    <w:p>
-      <w:pPr>
-        <w:spacing w:line="336" w:lineRule="auto" w:after="180"/>
-      </w:pPr>
-      <w:r>
-        <w:rPr>
-          <w:b w:val="0"/>
-        </w:rPr>
-        <w:t>The picture is a representation; it does not document execution of a real AI model.</w:t>
-      </w:r>
-    </w:p>
-    <w:p>
-      <w:pPr>
-        <w:pStyle w:val="Heading1"/>
-      </w:pPr>
-      <w:r>
-        <w:t>03. Demonstrate and guide practice</w:t>
-      </w:r>
-    </w:p>
-    <w:p>
-      <w:r>
-        <w:t>Demonstrate Baselines First, reduce support deliberately and check individual reasoning before discussing answers.</w:t>
-      </w:r>
-    </w:p>
-    <w:p>
-      <w:pPr>
-        <w:pStyle w:val="Heading3"/>
-      </w:pPr>
-      <w:r>
-        <w:t>Choose the pacing route</w:t>
-      </w:r>
-    </w:p>
-    <w:p>
-      <w:pPr>
-        <w:spacing w:line="336" w:lineRule="auto" w:after="180"/>
-        <w:shd w:fill="F1F6F8"/>
-      </w:pPr>
-      <w:r>
-        <w:rPr>
-          <w:b w:val="0"/>
-        </w:rPr>
-        <w:t>Compact alternative: this two-session sequence covers selected core tasks. Use the three-session weekly plan for the full lesson, independent transfer, feedback and project work; allow extra time for extensions.</w:t>
-      </w:r>
-    </w:p>
-    <w:p>
-      <w:pPr>
-        <w:pStyle w:val="Heading3"/>
-      </w:pPr>
-      <w:r>
-        <w:t>Board sequence</w:t>
-      </w:r>
-    </w:p>
-    <w:p>
-      <w:pPr>
-        <w:pStyle w:val="Heading3"/>
-      </w:pPr>
-      <w:r>
-        <w:t>1. Put the facts on the board</w:t>
-      </w:r>
-    </w:p>
-    <w:p>
-      <w:pPr>
-        <w:spacing w:line="336" w:lineRule="auto" w:after="180"/>
-        <w:shd w:fill="F4F9FC"/>
-      </w:pPr>
-      <w:r>
-        <w:rPr>
-          <w:b w:val="0"/>
-        </w:rPr>
-        <w:t xml:space="preserve">Write the given facts: A test set has eighteen healthy and two spotted leaves. </w:t>
-      </w:r>
-      <w:r>
-        <w:rPr>
-          <w:b/>
-        </w:rPr>
-        <w:t>Baseline</w:t>
-      </w:r>
-      <w:r>
-        <w:rPr>
-          <w:b w:val="0"/>
-        </w:rPr>
-        <w:t xml:space="preserve"> always predicts healthy.</w:t>
-      </w:r>
-    </w:p>
-    <w:p>
-      <w:pPr>
-        <w:pStyle w:val="Heading3"/>
-      </w:pPr>
-      <w:r>
-        <w:t>2. State the decision to explain</w:t>
-      </w:r>
-    </w:p>
-    <w:p>
-      <w:pPr>
-        <w:spacing w:line="336" w:lineRule="auto" w:after="180"/>
-        <w:shd w:fill="F4F9FC"/>
-      </w:pPr>
-      <w:r>
-        <w:rPr>
-          <w:b w:val="0"/>
-        </w:rPr>
-        <w:t xml:space="preserve">Write the question to explain: Calculate and critique </w:t>
-      </w:r>
-      <w:r>
-        <w:rPr>
-          <w:b/>
-        </w:rPr>
-        <w:t>accuracy</w:t>
-      </w:r>
-      <w:r>
-        <w:rPr>
-          <w:b w:val="0"/>
-        </w:rPr>
-        <w:t>.</w:t>
-      </w:r>
-    </w:p>
-    <w:p>
-      <w:pPr>
-        <w:pStyle w:val="Heading3"/>
-      </w:pPr>
-      <w:r>
-        <w:t>3. Reveal the worked reasoning</w:t>
-      </w:r>
-    </w:p>
-    <w:p>
-      <w:pPr>
-        <w:spacing w:line="336" w:lineRule="auto" w:after="180"/>
-        <w:shd w:fill="F1F6FC"/>
-      </w:pPr>
-      <w:r>
-        <w:rPr>
-          <w:b w:val="0"/>
-        </w:rPr>
-        <w:t xml:space="preserve">Reveal after </w:t>
-      </w:r>
-      <w:r>
-        <w:rPr>
-          <w:b/>
-        </w:rPr>
-        <w:t>prediction</w:t>
-      </w:r>
-      <w:r>
-        <w:rPr>
-          <w:b w:val="0"/>
-        </w:rPr>
-        <w:t>s: 18/20=90%, but spotted recall is 0/2=0%. Compare with task-relevant metrics and the trained model.</w:t>
-      </w:r>
-    </w:p>
-    <w:p>
-      <w:pPr>
-        <w:pStyle w:val="Heading3"/>
-      </w:pPr>
-      <w:r>
-        <w:t>Hold back the independent task</w:t>
-      </w:r>
-    </w:p>
-    <w:p>
-      <w:pPr>
-        <w:spacing w:line="336" w:lineRule="auto" w:after="180"/>
-        <w:shd w:fill="FFF5E6"/>
-      </w:pPr>
-      <w:r>
-        <w:rPr>
-          <w:b w:val="0"/>
-        </w:rPr>
-        <w:t xml:space="preserve">Keep for an independent attempt: A dataset has 18 grass and 2 fern examples. A </w:t>
-      </w:r>
-      <w:r>
-        <w:rPr>
-          <w:b/>
-        </w:rPr>
-        <w:t>baseline</w:t>
-      </w:r>
-      <w:r>
-        <w:rPr>
-          <w:b w:val="0"/>
-        </w:rPr>
-        <w:t xml:space="preserve"> always predicts grass. Compute </w:t>
-      </w:r>
-      <w:r>
-        <w:rPr>
-          <w:b/>
-        </w:rPr>
-        <w:t>accuracy</w:t>
-      </w:r>
-      <w:r>
-        <w:rPr>
-          <w:b w:val="0"/>
-        </w:rPr>
-        <w:t xml:space="preserve"> and name a serious limitation.</w:t>
-      </w:r>
-    </w:p>
-    <w:p>
-      <w:pPr>
-        <w:pStyle w:val="Heading3"/>
-      </w:pPr>
-      <w:r>
-        <w:t>Classroom dialogue</w:t>
-      </w:r>
-    </w:p>
-    <w:p>
-      <w:pPr>
-        <w:pStyle w:val="Heading3"/>
-      </w:pPr>
-      <w:r>
-        <w:t>Ask the class</w:t>
-      </w:r>
-    </w:p>
-    <w:p>
-      <w:pPr>
-        <w:spacing w:line="336" w:lineRule="auto" w:after="180"/>
-        <w:shd w:fill="F5F1FB"/>
-      </w:pPr>
-      <w:r>
-        <w:rPr>
-          <w:b w:val="0"/>
-        </w:rPr>
-        <w:t>Ask: Which facts are given, and which would we have to assume? Learners mark relevant details before discussing answers.</w:t>
-      </w:r>
-    </w:p>
-    <w:p>
-      <w:pPr>
-        <w:pStyle w:val="Heading3"/>
-      </w:pPr>
-      <w:r>
-        <w:t>Language to model</w:t>
-      </w:r>
-    </w:p>
-    <w:p>
-      <w:pPr>
-        <w:spacing w:line="336" w:lineRule="auto" w:after="180"/>
-        <w:shd w:fill="F1F6F8"/>
-      </w:pPr>
-      <w:r>
-        <w:rPr>
-          <w:b w:val="0"/>
-        </w:rPr>
-        <w:t>Say: Predict first. Show the rule, information path or calculation that would produce the result. A correct guess is not yet an explanation.</w:t>
-      </w:r>
-    </w:p>
-    <w:p>
-      <w:pPr>
-        <w:spacing w:line="336" w:lineRule="auto" w:after="180"/>
       </w:pPr>
       <w:r>
         <w:rPr>
           <w:b w:val="0"/>
         </w:rPr>
         <w:t>Reveal reasoning one step at a time. Explain why a tempting alternative fails. Write units and denominators for arithmetic, trace conditions for decisions, and identify supporting sources for claims.</w:t>
-      </w:r>
-    </w:p>
-    <w:p>
-      <w:pPr>
-        <w:spacing w:line="336" w:lineRule="auto" w:after="180"/>
-      </w:pPr>
-      <w:r>
-        <w:rPr>
-          <w:b w:val="0"/>
-        </w:rPr>
-        <w:t xml:space="preserve">In pairs, one learner solves while the other checks </w:t>
-      </w:r>
-      <w:r>
-        <w:rPr>
-          <w:b/>
-        </w:rPr>
-        <w:t>evidence</w:t>
-      </w:r>
-      <w:r>
-        <w:rPr>
-          <w:b w:val="0"/>
-        </w:rPr>
-        <w:t>; exchange roles. Remove the worked answer before independent assessment.</w:t>
       </w:r>
     </w:p>
     <w:p>
@@ -3392,606 +3846,122 @@
         <w:pStyle w:val="Heading3"/>
       </w:pPr>
       <w:r>
-        <w:t>Completion practice</w:t>
+        <w:t>Individual reasoning check</w:t>
+      </w:r>
+    </w:p>
+    <w:p>
+      <w:pPr>
+        <w:pStyle w:val="Heading3"/>
+      </w:pPr>
+      <w:r>
+        <w:t>Pictorial practice question</w:t>
+      </w:r>
+    </w:p>
+    <w:p>
+      <w:pPr>
+        <w:pStyle w:val="Heading3"/>
+      </w:pPr>
+      <w:r>
+        <w:t>Reasoned teacher answer</w:t>
+      </w:r>
+    </w:p>
+    <w:p>
+      <w:pPr>
+        <w:pStyle w:val="Heading1"/>
+      </w:pPr>
+      <w:r>
+        <w:t>04. Run the complete supplied investigation</w:t>
+      </w:r>
+    </w:p>
+    <w:p>
+      <w:r>
+        <w:t>Keep predictions, observed or supplied outcomes and unmeasured cases separate.</w:t>
+      </w:r>
+    </w:p>
+    <w:p>
+      <w:pPr>
+        <w:pStyle w:val="Heading2"/>
+      </w:pPr>
+      <w:r>
+        <w:t>Supplied inputs and checked guidance</w:t>
       </w:r>
     </w:p>
     <w:p>
       <w:pPr>
         <w:spacing w:line="336" w:lineRule="auto" w:after="180"/>
-        <w:shd w:fill="F5F1FB"/>
-      </w:pPr>
-      <w:r>
-        <w:rPr>
-          <w:b w:val="0"/>
-        </w:rPr>
-        <w:t xml:space="preserve">Completion task: List the four </w:t>
-      </w:r>
-      <w:r>
-        <w:rPr>
-          <w:b/>
-        </w:rPr>
-        <w:t>baseline</w:t>
-      </w:r>
-      <w:r>
-        <w:rPr>
-          <w:b w:val="0"/>
-        </w:rPr>
-        <w:t xml:space="preserve"> </w:t>
-      </w:r>
-      <w:r>
-        <w:rPr>
-          <w:b/>
-        </w:rPr>
-        <w:t>prediction</w:t>
-      </w:r>
-      <w:r>
-        <w:rPr>
-          <w:b w:val="0"/>
-        </w:rPr>
-        <w:t xml:space="preserve">s and mark which validation rows are correct. Give correct/total and </w:t>
-      </w:r>
-      <w:r>
-        <w:rPr>
-          <w:b/>
-        </w:rPr>
-        <w:t>accuracy</w:t>
-      </w:r>
-      <w:r>
-        <w:rPr>
-          <w:b w:val="0"/>
-        </w:rPr>
-        <w:t>. Explain why 4/6 is not the answer.</w:t>
-      </w:r>
-    </w:p>
-    <w:p>
-      <w:pPr>
-        <w:pStyle w:val="Heading3"/>
-      </w:pPr>
-      <w:r>
-        <w:t>Reasoning to listen for</w:t>
+      </w:pPr>
+      <w:r>
+        <w:rPr>
+          <w:b w:val="0"/>
+        </w:rPr>
+        <w:t>Two-baseline lab V1–V4:majorityclear2/4,blocked recall0/2;predeclared marker&gt;=6 rule3/4,blocked recall1/2. Source data invented,rule not fitted on validation. Probe tie→clear;empty→unavailable;changedvalidblocked,blocked,blocked,clear→constantclear1/4.</w:t>
       </w:r>
     </w:p>
     <w:p>
       <w:pPr>
         <w:spacing w:line="336" w:lineRule="auto" w:after="180"/>
-        <w:shd w:fill="F1F6FC"/>
-      </w:pPr>
-      <w:r>
-        <w:rPr>
-          <w:b w:val="0"/>
-        </w:rPr>
-        <w:t xml:space="preserve">Teacher check: </w:t>
-      </w:r>
-      <w:r>
-        <w:rPr>
-          <w:b/>
-        </w:rPr>
-        <w:t>Prediction</w:t>
-      </w:r>
-      <w:r>
-        <w:rPr>
-          <w:b w:val="0"/>
-        </w:rPr>
-        <w:t xml:space="preserve">s are clear, clear, clear, clear. Rows 2 and 4 match, giving 2/4 or 50 percent. The fraction 4/6 describes clear labels in </w:t>
-      </w:r>
-      <w:r>
-        <w:rPr>
-          <w:b/>
-        </w:rPr>
-        <w:t>training</w:t>
-      </w:r>
-      <w:r>
-        <w:rPr>
-          <w:b w:val="0"/>
-        </w:rPr>
-        <w:t xml:space="preserve">, not correct </w:t>
-      </w:r>
-      <w:r>
-        <w:rPr>
-          <w:b/>
-        </w:rPr>
-        <w:t>prediction</w:t>
-      </w:r>
-      <w:r>
-        <w:rPr>
-          <w:b w:val="0"/>
-        </w:rPr>
-        <w:t>s on the four validation rows.</w:t>
-      </w:r>
-    </w:p>
-    <w:p>
-      <w:pPr>
-        <w:spacing w:line="336" w:lineRule="auto" w:after="180"/>
-      </w:pPr>
-      <w:r>
-        <w:rPr>
-          <w:b w:val="0"/>
-        </w:rPr>
-        <w:t xml:space="preserve">Start by identifying the given </w:t>
-      </w:r>
-      <w:r>
-        <w:rPr>
-          <w:b/>
-        </w:rPr>
-        <w:t>input</w:t>
-      </w:r>
-      <w:r>
-        <w:rPr>
-          <w:b w:val="0"/>
-        </w:rPr>
-        <w:t>s together. Leave the intermediate steps blank. If needed, model one step, then withdraw that help on the next step. Move to a full trace only when the partial trace is understood.</w:t>
-      </w:r>
-    </w:p>
-    <w:p>
-      <w:pPr>
-        <w:spacing w:line="336" w:lineRule="auto" w:after="180"/>
-      </w:pPr>
-      <w:r>
-        <w:rPr>
-          <w:b w:val="0"/>
-        </w:rPr>
-        <w:t>For partners, alternate explainer and checker; collect a response from every learner before discussion.</w:t>
-      </w:r>
-    </w:p>
-    <w:p>
-      <w:pPr>
-        <w:pStyle w:val="Heading3"/>
-      </w:pPr>
-      <w:r>
-        <w:t>Individual reasoning check</w:t>
-      </w:r>
-    </w:p>
-    <w:p>
-      <w:pPr>
-        <w:spacing w:line="336" w:lineRule="auto" w:after="180"/>
-      </w:pPr>
-      <w:r>
-        <w:rPr>
-          <w:b w:val="0"/>
-        </w:rPr>
-        <w:t xml:space="preserve">Use the worked case for A </w:t>
-      </w:r>
-      <w:r>
-        <w:rPr>
-          <w:b/>
-        </w:rPr>
-        <w:t>baseline</w:t>
-      </w:r>
-      <w:r>
-        <w:rPr>
-          <w:b w:val="0"/>
-        </w:rPr>
-        <w:t xml:space="preserve"> before a model. Proposed explanation: “A simple </w:t>
-      </w:r>
-      <w:r>
-        <w:rPr>
-          <w:b/>
-        </w:rPr>
-        <w:t>baseline</w:t>
-      </w:r>
-      <w:r>
-        <w:rPr>
-          <w:b w:val="0"/>
-        </w:rPr>
-        <w:t xml:space="preserve"> does not need </w:t>
-      </w:r>
-      <w:r>
-        <w:rPr>
-          <w:b/>
-        </w:rPr>
-        <w:t>training</w:t>
-      </w:r>
-      <w:r>
-        <w:rPr>
-          <w:b w:val="0"/>
-        </w:rPr>
-        <w:t xml:space="preserve"> data”. Decide whether this explanation is supported.</w:t>
-      </w:r>
-    </w:p>
-    <w:p>
-      <w:pPr>
-        <w:spacing w:line="336" w:lineRule="auto" w:after="180"/>
-      </w:pPr>
-      <w:r>
-        <w:rPr>
-          <w:b w:val="0"/>
-        </w:rPr>
-        <w:t>Point to the step or supplied fact that decides; explain your repair if needed.</w:t>
-      </w:r>
-    </w:p>
-    <w:p>
-      <w:pPr>
-        <w:pStyle w:val="Heading3"/>
-      </w:pPr>
-      <w:r>
-        <w:t>Expected repair</w:t>
-      </w:r>
-    </w:p>
-    <w:p>
-      <w:pPr>
-        <w:spacing w:line="336" w:lineRule="auto" w:after="180"/>
-        <w:shd w:fill="F1F6FC"/>
-      </w:pPr>
-      <w:r>
-        <w:rPr>
-          <w:b w:val="0"/>
-        </w:rPr>
-        <w:t xml:space="preserve">Expected correction: This method learns its constant from </w:t>
-      </w:r>
-      <w:r>
-        <w:rPr>
-          <w:b/>
-        </w:rPr>
-        <w:t>training</w:t>
-      </w:r>
-      <w:r>
-        <w:rPr>
-          <w:b w:val="0"/>
-        </w:rPr>
-        <w:t xml:space="preserve"> label counts, although it ignores </w:t>
-      </w:r>
-      <w:r>
-        <w:rPr>
-          <w:b/>
-        </w:rPr>
-        <w:t>input</w:t>
-      </w:r>
-      <w:r>
-        <w:rPr>
-          <w:b w:val="0"/>
-        </w:rPr>
-        <w:t xml:space="preserve"> features.</w:t>
-      </w:r>
-    </w:p>
-    <w:p>
-      <w:pPr>
-        <w:spacing w:line="336" w:lineRule="auto" w:after="180"/>
-      </w:pPr>
-      <w:r>
-        <w:rPr>
-          <w:b w:val="0"/>
-        </w:rPr>
-        <w:t>Collect explanations, not only yes/no votes. If a misunderstanding is common, re-model the relevant step for the class.</w:t>
-      </w:r>
-    </w:p>
-    <w:p>
-      <w:pPr>
-        <w:spacing w:line="336" w:lineRule="auto" w:after="180"/>
-      </w:pPr>
-      <w:r>
-        <w:rPr>
-          <w:b w:val="0"/>
-        </w:rPr>
-        <w:t>If it affects a few learners, give a short targeted group explanation while others solve a more demanding variation.</w:t>
-      </w:r>
-    </w:p>
-    <w:p>
-      <w:pPr>
-        <w:pStyle w:val="Heading3"/>
-      </w:pPr>
-      <w:r>
-        <w:t>Pictorial practice question</w:t>
-      </w:r>
-    </w:p>
-    <w:p>
-      <w:pPr>
-        <w:spacing w:line="336" w:lineRule="auto" w:after="180"/>
-      </w:pPr>
-      <w:r>
-        <w:rPr>
-          <w:b w:val="0"/>
-        </w:rPr>
-        <w:t xml:space="preserve">Can the candidate’s </w:t>
-      </w:r>
-      <w:r>
-        <w:rPr>
-          <w:b/>
-        </w:rPr>
-        <w:t>training</w:t>
-      </w:r>
-      <w:r>
-        <w:rPr>
-          <w:b w:val="0"/>
-        </w:rPr>
-        <w:t xml:space="preserve"> </w:t>
-      </w:r>
-      <w:r>
-        <w:rPr>
-          <w:b/>
-        </w:rPr>
-        <w:t>accuracy</w:t>
-      </w:r>
-      <w:r>
-        <w:rPr>
-          <w:b w:val="0"/>
-        </w:rPr>
-        <w:t xml:space="preserve"> replace this validation comparison? Point to the relevant step in the picture, then write the changed result and the rule or </w:t>
-      </w:r>
-      <w:r>
-        <w:rPr>
-          <w:b/>
-        </w:rPr>
-        <w:t>evidence</w:t>
-      </w:r>
-      <w:r>
-        <w:rPr>
-          <w:b w:val="0"/>
-        </w:rPr>
-        <w:t xml:space="preserve"> that supports it.</w:t>
-      </w:r>
-    </w:p>
-    <w:p>
-      <w:pPr>
-        <w:pStyle w:val="Heading3"/>
-      </w:pPr>
-      <w:r>
-        <w:t>Reasoned teacher answer</w:t>
-      </w:r>
-    </w:p>
-    <w:p>
-      <w:pPr>
-        <w:spacing w:line="336" w:lineRule="auto" w:after="180"/>
-      </w:pPr>
-      <w:r>
-        <w:rPr>
-          <w:b w:val="0"/>
-        </w:rPr>
-        <w:t xml:space="preserve">No. Compare candidate and </w:t>
-      </w:r>
-      <w:r>
-        <w:rPr>
-          <w:b/>
-        </w:rPr>
-        <w:t>baseline</w:t>
-      </w:r>
-      <w:r>
-        <w:rPr>
-          <w:b w:val="0"/>
-        </w:rPr>
-        <w:t xml:space="preserve"> on the same held-out cases and references; </w:t>
-      </w:r>
-      <w:r>
-        <w:rPr>
-          <w:b/>
-        </w:rPr>
-        <w:t>training</w:t>
-      </w:r>
-      <w:r>
-        <w:rPr>
-          <w:b w:val="0"/>
-        </w:rPr>
-        <w:t xml:space="preserve"> fit answers a different question. Changed-case check: Candidate becomes correct on all 4 validation cases.</w:t>
-      </w:r>
-    </w:p>
-    <w:p>
-      <w:pPr>
-        <w:spacing w:line="336" w:lineRule="auto" w:after="180"/>
-      </w:pPr>
-      <w:r>
-        <w:rPr>
-          <w:b w:val="0"/>
-        </w:rPr>
-        <w:t xml:space="preserve">Only the previously wrong third decision changes; </w:t>
-      </w:r>
-      <w:r>
-        <w:rPr>
-          <w:b/>
-        </w:rPr>
-        <w:t>baseline</w:t>
-      </w:r>
-      <w:r>
-        <w:rPr>
-          <w:b w:val="0"/>
-        </w:rPr>
-        <w:t xml:space="preserve"> stays fixed at 2/4.</w:t>
-      </w:r>
-    </w:p>
-    <w:p>
-      <w:pPr>
-        <w:spacing w:line="336" w:lineRule="auto" w:after="180"/>
-      </w:pPr>
-      <w:r>
-        <w:rPr>
-          <w:b w:val="0"/>
-        </w:rPr>
-        <w:t xml:space="preserve">Changed-case reasoning: Candidate becomes correct on all 4 validation cases. Only the previously wrong third decision changes; </w:t>
-      </w:r>
-      <w:r>
-        <w:rPr>
-          <w:b/>
-        </w:rPr>
-        <w:t>baseline</w:t>
-      </w:r>
-      <w:r>
-        <w:rPr>
-          <w:b w:val="0"/>
-        </w:rPr>
-        <w:t xml:space="preserve"> stays fixed at 2/4.</w:t>
-      </w:r>
-    </w:p>
-    <w:p>
-      <w:pPr>
-        <w:spacing w:line="336" w:lineRule="auto" w:after="180"/>
-      </w:pPr>
-      <w:r>
-        <w:rPr>
-          <w:b w:val="0"/>
-        </w:rPr>
-        <w:t xml:space="preserve">Collect each learner’s explanation before discussion. Use the first missing connection between </w:t>
-      </w:r>
-      <w:r>
-        <w:rPr>
-          <w:b/>
-        </w:rPr>
-        <w:t>input</w:t>
-      </w:r>
-      <w:r>
-        <w:rPr>
-          <w:b w:val="0"/>
-        </w:rPr>
-        <w:t xml:space="preserve">, deciding step and result to choose support. This question is worked-case practice, not fresh mastery </w:t>
-      </w:r>
-      <w:r>
-        <w:rPr>
-          <w:b/>
-        </w:rPr>
-        <w:t>evidence</w:t>
-      </w:r>
-      <w:r>
-        <w:rPr>
-          <w:b w:val="0"/>
-        </w:rPr>
-        <w:t>.</w:t>
-      </w:r>
-    </w:p>
-    <w:p>
-      <w:pPr>
-        <w:pStyle w:val="Heading1"/>
-      </w:pPr>
-      <w:r>
-        <w:t>04. Run the weekly evidence lab</w:t>
-      </w:r>
-    </w:p>
-    <w:p>
-      <w:r>
-        <w:t>Run the Baselines First investigation and use the first unsupported step to choose a teaching response.</w:t>
-      </w:r>
-    </w:p>
-    <w:p>
-      <w:pPr>
-        <w:spacing w:line="336" w:lineRule="auto" w:after="180"/>
-      </w:pPr>
-      <w:r>
-        <w:rPr>
-          <w:b w:val="0"/>
-        </w:rPr>
-        <w:t>Keep the test conditions fixed, record every result, and change only one planned factor.</w:t>
-      </w:r>
-    </w:p>
-    <w:p>
-      <w:pPr>
-        <w:spacing w:line="336" w:lineRule="auto" w:after="180"/>
-        <w:shd w:fill="F4F9FC"/>
-      </w:pPr>
-      <w:r>
-        <w:rPr>
-          <w:b w:val="0"/>
-        </w:rPr>
-        <w:t xml:space="preserve">1. Write the hypothesis and expected </w:t>
-      </w:r>
-      <w:r>
-        <w:rPr>
-          <w:b/>
-        </w:rPr>
-        <w:t>evidence</w:t>
-      </w:r>
-      <w:r>
-        <w:rPr>
-          <w:b w:val="0"/>
-        </w:rPr>
-        <w:t xml:space="preserve"> before running.</w:t>
-      </w:r>
-    </w:p>
-    <w:p>
-      <w:pPr>
-        <w:spacing w:line="336" w:lineRule="auto" w:after="180"/>
-        <w:shd w:fill="F4F9FC"/>
-      </w:pPr>
-      <w:r>
-        <w:rPr>
-          <w:b w:val="0"/>
-        </w:rPr>
-        <w:t xml:space="preserve">2. </w:t>
-      </w:r>
-      <w:r>
-        <w:rPr>
-          <w:b/>
-        </w:rPr>
-        <w:t>Baseline</w:t>
-      </w:r>
-      <w:r>
-        <w:rPr>
-          <w:b w:val="0"/>
-        </w:rPr>
-        <w:t xml:space="preserve"> Challenge: calculate two </w:t>
-      </w:r>
-      <w:r>
-        <w:rPr>
-          <w:b/>
-        </w:rPr>
-        <w:t>baseline</w:t>
-      </w:r>
-      <w:r>
-        <w:rPr>
-          <w:b w:val="0"/>
-        </w:rPr>
-        <w:t>s on one fixed set, compare class-specific errors, and choose the honest benchmark.</w:t>
-      </w:r>
-    </w:p>
-    <w:p>
-      <w:pPr>
-        <w:spacing w:line="336" w:lineRule="auto" w:after="180"/>
-        <w:shd w:fill="F4F9FC"/>
-      </w:pPr>
-      <w:r>
-        <w:rPr>
-          <w:b w:val="0"/>
-        </w:rPr>
+      </w:pPr>
+      <w:r>
+        <w:rPr>
+          <w:b w:val="0"/>
+        </w:rPr>
+        <w:t>Independent trainingblocked3/clear2→blocked×4;validationclear,blocked,clear,blocked baseline2/4,candidateclear,blocked,blocked,blocked3/4,one extra correct/25percentage points;future readiness unsupported.</w:t>
+      </w:r>
+    </w:p>
+    <w:p>
+      <w:pPr>
+        <w:pStyle w:val="Heading2"/>
+      </w:pPr>
+      <w:r>
+        <w:t>Predict, investigate and record</w:t>
+      </w:r>
+    </w:p>
+    <w:p>
+      <w:pPr>
+        <w:pStyle w:val="ListNumber"/>
+      </w:pPr>
+      <w:r>
+        <w:t>1. Write the hypothesis and expected evidence before running.</w:t>
+      </w:r>
+    </w:p>
+    <w:p>
+      <w:pPr>
+        <w:pStyle w:val="ListNumber"/>
+      </w:pPr>
+      <w:r>
+        <w:t>2. Baseline Challenge: calculate two baselines on one fixed set, compare class-specific errors, and choose the honest benchmark.</w:t>
+      </w:r>
+    </w:p>
+    <w:p>
+      <w:pPr>
+        <w:pStyle w:val="ListNumber"/>
+      </w:pPr>
+      <w:r>
         <w:t>3. Run one normal, one boundary, one missing, and one shifted case.</w:t>
       </w:r>
     </w:p>
     <w:p>
       <w:pPr>
-        <w:spacing w:line="336" w:lineRule="auto" w:after="180"/>
-        <w:shd w:fill="F4F9FC"/>
-      </w:pPr>
-      <w:r>
-        <w:rPr>
-          <w:b w:val="0"/>
-        </w:rPr>
+        <w:pStyle w:val="ListNumber"/>
+      </w:pPr>
+      <w:r>
         <w:t>4. Calculate the metric from raw counts or row-level errors.</w:t>
       </w:r>
     </w:p>
     <w:p>
       <w:pPr>
-        <w:spacing w:line="336" w:lineRule="auto" w:after="180"/>
-        <w:shd w:fill="F4F9FC"/>
-      </w:pPr>
-      <w:r>
-        <w:rPr>
-          <w:b w:val="0"/>
-        </w:rPr>
+        <w:pStyle w:val="ListNumber"/>
+      </w:pPr>
+      <w:r>
         <w:t>5. Interpret what changed, what did not, and what remains unsafe or unknown.</w:t>
       </w:r>
     </w:p>
     <w:p>
       <w:pPr>
-        <w:pStyle w:val="Heading3"/>
-      </w:pPr>
-      <w:r>
-        <w:t>Make the lab runnable</w:t>
-      </w:r>
-    </w:p>
-    <w:p>
-      <w:pPr>
-        <w:spacing w:line="336" w:lineRule="auto" w:after="180"/>
-      </w:pPr>
-      <w:r>
-        <w:rPr>
-          <w:b w:val="0"/>
-        </w:rPr>
-        <w:t>Use the concrete case as the shared normal case and the independent question as a second case. Each pair creates a boundary or missing-information case and predicts its result before testing.</w:t>
-      </w:r>
-    </w:p>
-    <w:p>
-      <w:pPr>
-        <w:spacing w:line="336" w:lineRule="auto" w:after="180"/>
-      </w:pPr>
-      <w:r>
-        <w:rPr>
-          <w:b w:val="0"/>
-        </w:rPr>
-        <w:t>Keep the expected result separate from an observed mistake.</w:t>
+        <w:pStyle w:val="Heading2"/>
+      </w:pPr>
+      <w:r>
+        <w:t>Keep the experiment ledger</w:t>
       </w:r>
     </w:p>
     <w:tbl>
@@ -4142,10 +4112,10 @@
     </w:tbl>
     <w:p>
       <w:pPr>
-        <w:pStyle w:val="Heading3"/>
-      </w:pPr>
-      <w:r>
-        <w:t>Diagnose and reteach</w:t>
+        <w:pStyle w:val="Heading2"/>
+      </w:pPr>
+      <w:r>
+        <w:t>Diagnose the current misconceptions</w:t>
       </w:r>
     </w:p>
     <w:p>
@@ -4156,7 +4126,55 @@
         <w:rPr>
           <w:b w:val="0"/>
         </w:rPr>
-        <w:t>MISCONCEPTION TO REPAIR Any trained model is more intelligent and therefore better than a simple rule.</w:t>
+        <w:t xml:space="preserve">A simple </w:t>
+      </w:r>
+      <w:r>
+        <w:rPr>
+          <w:b/>
+        </w:rPr>
+        <w:t>baseline</w:t>
+      </w:r>
+      <w:r>
+        <w:rPr>
+          <w:b w:val="0"/>
+        </w:rPr>
+        <w:t xml:space="preserve"> does not need </w:t>
+      </w:r>
+      <w:r>
+        <w:rPr>
+          <w:b/>
+        </w:rPr>
+        <w:t>training</w:t>
+      </w:r>
+      <w:r>
+        <w:rPr>
+          <w:b w:val="0"/>
+        </w:rPr>
+        <w:t xml:space="preserve"> data: This method learns its constant from </w:t>
+      </w:r>
+      <w:r>
+        <w:rPr>
+          <w:b/>
+        </w:rPr>
+        <w:t>training</w:t>
+      </w:r>
+      <w:r>
+        <w:rPr>
+          <w:b w:val="0"/>
+        </w:rPr>
+        <w:t xml:space="preserve"> label counts, although it ignores </w:t>
+      </w:r>
+      <w:r>
+        <w:rPr>
+          <w:b/>
+        </w:rPr>
+        <w:t>input</w:t>
+      </w:r>
+      <w:r>
+        <w:rPr>
+          <w:b w:val="0"/>
+        </w:rPr>
+        <w:t xml:space="preserve"> features.</w:t>
       </w:r>
     </w:p>
     <w:p>
@@ -4165,9 +4183,39 @@
       </w:pPr>
       <w:r>
         <w:rPr>
-          <w:b w:val="0"/>
-        </w:rPr>
-        <w:t>For guessing, return to given facts and request a trace. For vocabulary without application, use one example and one non-example. For arithmetic errors, check the setup before the calculation.</w:t>
+          <w:b/>
+        </w:rPr>
+        <w:t>Training</w:t>
+      </w:r>
+      <w:r>
+        <w:rPr>
+          <w:b w:val="0"/>
+        </w:rPr>
+        <w:t xml:space="preserve"> majority share is validation </w:t>
+      </w:r>
+      <w:r>
+        <w:rPr>
+          <w:b/>
+        </w:rPr>
+        <w:t>accuracy</w:t>
+      </w:r>
+      <w:r>
+        <w:rPr>
+          <w:b w:val="0"/>
+        </w:rPr>
+        <w:t xml:space="preserve">: Fit using </w:t>
+      </w:r>
+      <w:r>
+        <w:rPr>
+          <w:b/>
+        </w:rPr>
+        <w:t>training</w:t>
+      </w:r>
+      <w:r>
+        <w:rPr>
+          <w:b w:val="0"/>
+        </w:rPr>
+        <w:t xml:space="preserve"> labels, then count matches separately on validation rows. Their label proportions can differ.</w:t>
       </w:r>
     </w:p>
     <w:p>
@@ -4178,26 +4226,7 @@
         <w:rPr>
           <w:b w:val="0"/>
         </w:rPr>
-        <w:t>Finish with a different uncoached case before recording mastery.</w:t>
-      </w:r>
-    </w:p>
-    <w:p>
-      <w:pPr>
-        <w:pStyle w:val="Heading3"/>
-      </w:pPr>
-      <w:r>
-        <w:t>Address these additional misconceptions</w:t>
-      </w:r>
-    </w:p>
-    <w:p>
-      <w:pPr>
-        <w:spacing w:line="336" w:lineRule="auto" w:after="180"/>
-      </w:pPr>
-      <w:r>
-        <w:rPr>
-          <w:b w:val="0"/>
-        </w:rPr>
-        <w:t xml:space="preserve">A simple </w:t>
+        <w:t xml:space="preserve">Beating a </w:t>
       </w:r>
       <w:r>
         <w:rPr>
@@ -4209,115 +4238,15 @@
         <w:rPr>
           <w:b w:val="0"/>
         </w:rPr>
-        <w:t xml:space="preserve"> does not need </w:t>
-      </w:r>
-      <w:r>
-        <w:rPr>
-          <w:b/>
-        </w:rPr>
-        <w:t>training</w:t>
-      </w:r>
-      <w:r>
-        <w:rPr>
-          <w:b w:val="0"/>
-        </w:rPr>
-        <w:t xml:space="preserve"> data: This method learns its constant from </w:t>
-      </w:r>
-      <w:r>
-        <w:rPr>
-          <w:b/>
-        </w:rPr>
-        <w:t>training</w:t>
-      </w:r>
-      <w:r>
-        <w:rPr>
-          <w:b w:val="0"/>
-        </w:rPr>
-        <w:t xml:space="preserve"> label counts, although it ignores </w:t>
-      </w:r>
-      <w:r>
-        <w:rPr>
-          <w:b/>
-        </w:rPr>
-        <w:t>input</w:t>
-      </w:r>
-      <w:r>
-        <w:rPr>
-          <w:b w:val="0"/>
-        </w:rPr>
-        <w:t xml:space="preserve"> features.</w:t>
-      </w:r>
-    </w:p>
-    <w:p>
-      <w:pPr>
-        <w:spacing w:line="336" w:lineRule="auto" w:after="180"/>
-      </w:pPr>
-      <w:r>
-        <w:rPr>
-          <w:b/>
-        </w:rPr>
-        <w:t>Training</w:t>
-      </w:r>
-      <w:r>
-        <w:rPr>
-          <w:b w:val="0"/>
-        </w:rPr>
-        <w:t xml:space="preserve"> majority share is validation </w:t>
-      </w:r>
-      <w:r>
-        <w:rPr>
-          <w:b/>
-        </w:rPr>
-        <w:t>accuracy</w:t>
-      </w:r>
-      <w:r>
-        <w:rPr>
-          <w:b w:val="0"/>
-        </w:rPr>
-        <w:t xml:space="preserve">: Fit using </w:t>
-      </w:r>
-      <w:r>
-        <w:rPr>
-          <w:b/>
-        </w:rPr>
-        <w:t>training</w:t>
-      </w:r>
-      <w:r>
-        <w:rPr>
-          <w:b w:val="0"/>
-        </w:rPr>
-        <w:t xml:space="preserve"> labels, then count matches separately on validation rows. Their label proportions can differ.</w:t>
-      </w:r>
-    </w:p>
-    <w:p>
-      <w:pPr>
-        <w:spacing w:line="336" w:lineRule="auto" w:after="180"/>
-      </w:pPr>
-      <w:r>
-        <w:rPr>
-          <w:b w:val="0"/>
-        </w:rPr>
-        <w:t xml:space="preserve">Beating a </w:t>
-      </w:r>
-      <w:r>
-        <w:rPr>
-          <w:b/>
-        </w:rPr>
-        <w:t>baseline</w:t>
-      </w:r>
-      <w:r>
-        <w:rPr>
-          <w:b w:val="0"/>
-        </w:rPr>
         <w:t xml:space="preserve"> proves the system is ready: It is one comparison on specified examples. Error types, coverage, uncertainty and final evaluation remain relevant.</w:t>
       </w:r>
     </w:p>
     <w:p>
       <w:pPr>
-        <w:pStyle w:val="Heading3"/>
-      </w:pPr>
-      <w:r>
-        <w:t>Match the support to the first error</w:t>
+        <w:pStyle w:val="Heading2"/>
+      </w:pPr>
+      <w:r>
+        <w:t>Choose accessible support</w:t>
       </w:r>
     </w:p>
     <w:tbl>
@@ -4490,15 +4419,854 @@
     </w:p>
     <w:p>
       <w:pPr>
+        <w:pStyle w:val="Heading2"/>
+      </w:pPr>
+      <w:r>
+        <w:t>Earlier wording, alternatives and picture transcripts · reference / check after trying</w:t>
+      </w:r>
+    </w:p>
+    <w:p>
+      <w:pPr>
+        <w:spacing w:line="336" w:lineRule="auto" w:after="180"/>
+      </w:pPr>
+      <w:r>
+        <w:rPr>
+          <w:b w:val="0"/>
+        </w:rPr>
+        <w:t>Run the weekly evidence lab</w:t>
+      </w:r>
+    </w:p>
+    <w:p>
+      <w:pPr>
+        <w:spacing w:line="336" w:lineRule="auto" w:after="180"/>
+      </w:pPr>
+      <w:r>
+        <w:rPr>
+          <w:b w:val="0"/>
+        </w:rPr>
+        <w:t>Keep the test conditions fixed, record every result, and change only one planned factor.</w:t>
+      </w:r>
+    </w:p>
+    <w:p>
+      <w:pPr>
+        <w:pStyle w:val="Heading3"/>
+      </w:pPr>
+      <w:r>
+        <w:t>Make the lab runnable</w:t>
+      </w:r>
+    </w:p>
+    <w:p>
+      <w:pPr>
+        <w:spacing w:line="336" w:lineRule="auto" w:after="180"/>
+      </w:pPr>
+      <w:r>
+        <w:rPr>
+          <w:b w:val="0"/>
+        </w:rPr>
+        <w:t>Use the supplied complete investigation for shared practice. Reserve the fresh majority-fitting and candidate comparison task for the individual first attempt before hints or feedback; earlier transfer questions remain additional practice.</w:t>
+      </w:r>
+    </w:p>
+    <w:p>
+      <w:pPr>
+        <w:pStyle w:val="Heading3"/>
+      </w:pPr>
+      <w:r>
+        <w:t>Diagnose and reteach</w:t>
+      </w:r>
+    </w:p>
+    <w:p>
+      <w:pPr>
+        <w:spacing w:line="336" w:lineRule="auto" w:after="180"/>
+      </w:pPr>
+      <w:r>
+        <w:rPr>
+          <w:b w:val="0"/>
+        </w:rPr>
+        <w:t>MISCONCEPTION TO REPAIR Any trained model is more intelligent and therefore better than a simple rule.</w:t>
+      </w:r>
+    </w:p>
+    <w:p>
+      <w:pPr>
+        <w:spacing w:line="336" w:lineRule="auto" w:after="180"/>
+      </w:pPr>
+      <w:r>
+        <w:rPr>
+          <w:b w:val="0"/>
+        </w:rPr>
+        <w:t>For guessing, return to given facts and request a trace. For vocabulary without application, use one example and one non-example. For arithmetic errors, check the setup before the calculation.</w:t>
+      </w:r>
+    </w:p>
+    <w:p>
+      <w:pPr>
+        <w:spacing w:line="336" w:lineRule="auto" w:after="180"/>
+      </w:pPr>
+      <w:r>
+        <w:rPr>
+          <w:b w:val="0"/>
+        </w:rPr>
+        <w:t>Finish with a different uncoached case before recording mastery.</w:t>
+      </w:r>
+    </w:p>
+    <w:p>
+      <w:pPr>
+        <w:pStyle w:val="Heading3"/>
+      </w:pPr>
+      <w:r>
+        <w:t>Address these additional misconceptions</w:t>
+      </w:r>
+    </w:p>
+    <w:p>
+      <w:pPr>
+        <w:pStyle w:val="Heading3"/>
+      </w:pPr>
+      <w:r>
+        <w:t>Match the support to the first error</w:t>
+      </w:r>
+    </w:p>
+    <w:p>
+      <w:pPr>
         <w:pStyle w:val="Heading1"/>
       </w:pPr>
       <w:r>
-        <w:t>05. Assess and explain the answers</w:t>
-      </w:r>
-    </w:p>
-    <w:p>
-      <w:r>
-        <w:t>Use the Baselines First questions, teacher keys and criteria after the relevant attempts. Previously discussed cases are practice; protect the separately selected independent task.</w:t>
+        <w:t>05. Assess the selected experiment transfer</w:t>
+      </w:r>
+    </w:p>
+    <w:p>
+      <w:r>
+        <w:t>Keep this key until after a first attempt; record any help and prior exposure.</w:t>
+      </w:r>
+    </w:p>
+    <w:p>
+      <w:pPr>
+        <w:pStyle w:val="Heading2"/>
+      </w:pPr>
+      <w:r>
+        <w:t>Selected independent task and checked key</w:t>
+      </w:r>
+    </w:p>
+    <w:p>
+      <w:pPr>
+        <w:spacing w:line="336" w:lineRule="auto" w:after="180"/>
+      </w:pPr>
+      <w:r>
+        <w:rPr>
+          <w:b w:val="0"/>
+        </w:rPr>
+        <w:t xml:space="preserve">Selected case: New </w:t>
+      </w:r>
+      <w:r>
+        <w:rPr>
+          <w:b/>
+        </w:rPr>
+        <w:t>training</w:t>
+      </w:r>
+      <w:r>
+        <w:rPr>
+          <w:b w:val="0"/>
+        </w:rPr>
+        <w:t xml:space="preserve"> labels are blocked, clear, blocked, blocked, clear. New validation labels are clear, blocked, clear, blocked. Fit the same </w:t>
+      </w:r>
+      <w:r>
+        <w:rPr>
+          <w:b/>
+        </w:rPr>
+        <w:t>baseline</w:t>
+      </w:r>
+      <w:r>
+        <w:rPr>
+          <w:b w:val="0"/>
+        </w:rPr>
+        <w:t xml:space="preserve"> rule and list its four </w:t>
+      </w:r>
+      <w:r>
+        <w:rPr>
+          <w:b/>
+        </w:rPr>
+        <w:t>prediction</w:t>
+      </w:r>
+      <w:r>
+        <w:rPr>
+          <w:b w:val="0"/>
+        </w:rPr>
+        <w:t>s.</w:t>
+      </w:r>
+    </w:p>
+    <w:p>
+      <w:pPr>
+        <w:spacing w:line="336" w:lineRule="auto" w:after="180"/>
+      </w:pPr>
+      <w:r>
+        <w:rPr>
+          <w:b w:val="0"/>
+        </w:rPr>
+        <w:t xml:space="preserve">A supplied candidate predicts clear, blocked, blocked, blocked. Score both on these rows and state the difference in correct examples and </w:t>
+      </w:r>
+      <w:r>
+        <w:rPr>
+          <w:b/>
+        </w:rPr>
+        <w:t>percentage point</w:t>
+      </w:r>
+      <w:r>
+        <w:rPr>
+          <w:b w:val="0"/>
+        </w:rPr>
+        <w:t>s. What claim remains unsupported?</w:t>
+      </w:r>
+    </w:p>
+    <w:p>
+      <w:pPr>
+        <w:spacing w:line="336" w:lineRule="auto" w:after="180"/>
+      </w:pPr>
+      <w:r>
+        <w:rPr>
+          <w:b/>
+        </w:rPr>
+        <w:t>Training</w:t>
+      </w:r>
+      <w:r>
+        <w:rPr>
+          <w:b w:val="0"/>
+        </w:rPr>
+        <w:t xml:space="preserve"> counts are three blocked and two clear, so predict blocked four times. The </w:t>
+      </w:r>
+      <w:r>
+        <w:rPr>
+          <w:b/>
+        </w:rPr>
+        <w:t>baseline</w:t>
+      </w:r>
+      <w:r>
+        <w:rPr>
+          <w:b w:val="0"/>
+        </w:rPr>
+        <w:t xml:space="preserve"> matches rows 2 and 4: 2/4 or 50 percent. The candidate matches rows 1,2,4: 3/4 or 75 percent.</w:t>
+      </w:r>
+    </w:p>
+    <w:p>
+      <w:pPr>
+        <w:spacing w:line="336" w:lineRule="auto" w:after="180"/>
+      </w:pPr>
+      <w:r>
+        <w:rPr>
+          <w:b w:val="0"/>
+        </w:rPr>
+        <w:t xml:space="preserve">It gains one correct example and 25 </w:t>
+      </w:r>
+      <w:r>
+        <w:rPr>
+          <w:b/>
+        </w:rPr>
+        <w:t>percentage point</w:t>
+      </w:r>
+      <w:r>
+        <w:rPr>
+          <w:b w:val="0"/>
+        </w:rPr>
+        <w:t>s. This tiny validation comparison does not prove future performance or readiness for use.</w:t>
+      </w:r>
+    </w:p>
+    <w:p>
+      <w:pPr>
+        <w:pStyle w:val="Heading2"/>
+      </w:pPr>
+      <w:r>
+        <w:t>Judge trace, scope and support</w:t>
+      </w:r>
+    </w:p>
+    <w:tbl>
+      <w:tblPr>
+        <w:tblStyle w:val="LightShading-Accent1"/>
+        <w:tblW w:type="auto" w:w="0"/>
+        <w:tblLook w:firstColumn="1" w:firstRow="1" w:lastColumn="0" w:lastRow="0" w:noHBand="0" w:noVBand="1" w:val="04A0"/>
+      </w:tblPr>
+      <w:tblGrid>
+        <w:gridCol w:w="5112"/>
+        <w:gridCol w:w="5112"/>
+      </w:tblGrid>
+      <w:tr>
+        <w:trPr>
+          <w:tblHeader/>
+        </w:trPr>
+        <w:tc>
+          <w:tcPr>
+            <w:tcW w:type="dxa" w:w="5112"/>
+          </w:tcPr>
+          <w:p>
+            <w:r>
+              <w:t>Dimension</w:t>
+            </w:r>
+          </w:p>
+        </w:tc>
+        <w:tc>
+          <w:tcPr>
+            <w:tcW w:type="dxa" w:w="5112"/>
+          </w:tcPr>
+          <w:p>
+            <w:r>
+              <w:t>Evidence required</w:t>
+            </w:r>
+          </w:p>
+        </w:tc>
+      </w:tr>
+      <w:tr>
+        <w:tc>
+          <w:tcPr>
+            <w:tcW w:type="dxa" w:w="5112"/>
+          </w:tcPr>
+          <w:p>
+            <w:r>
+              <w:t>Explanation</w:t>
+            </w:r>
+          </w:p>
+        </w:tc>
+        <w:tc>
+          <w:tcPr>
+            <w:tcW w:type="dxa" w:w="5112"/>
+          </w:tcPr>
+          <w:p>
+            <w:r>
+              <w:t>Names the applicable idea or procedure and ties it to the supplied facts.</w:t>
+            </w:r>
+          </w:p>
+        </w:tc>
+      </w:tr>
+      <w:tr>
+        <w:tc>
+          <w:tcPr>
+            <w:tcW w:type="dxa" w:w="5112"/>
+          </w:tcPr>
+          <w:p>
+            <w:r>
+              <w:t>Trace and result</w:t>
+            </w:r>
+          </w:p>
+        </w:tc>
+        <w:tc>
+          <w:tcPr>
+            <w:tcW w:type="dxa" w:w="5112"/>
+          </w:tcPr>
+          <w:p>
+            <w:r>
+              <w:t>Preserves the given inputs and shows the relevant intermediate steps; distinguishes a prediction from an observed execution.</w:t>
+            </w:r>
+          </w:p>
+        </w:tc>
+      </w:tr>
+      <w:tr>
+        <w:tc>
+          <w:tcPr>
+            <w:tcW w:type="dxa" w:w="5112"/>
+          </w:tcPr>
+          <w:p>
+            <w:r>
+              <w:t>Limits</w:t>
+            </w:r>
+          </w:p>
+        </w:tc>
+        <w:tc>
+          <w:tcPr>
+            <w:tcW w:type="dxa" w:w="5112"/>
+          </w:tcPr>
+          <w:p>
+            <w:r>
+              <w:t>States the assumptions, missing evidence or conditions under which the result would change.</w:t>
+            </w:r>
+          </w:p>
+        </w:tc>
+      </w:tr>
+    </w:tbl>
+    <w:p>
+      <w:pPr>
+        <w:spacing w:line="336" w:lineRule="auto" w:after="180"/>
+      </w:pPr>
+      <w:r>
+        <w:rPr>
+          <w:b w:val="0"/>
+        </w:rPr>
+        <w:t>Record each dimension as not yet, with support, or independent. Accept a valid alternative procedure with a defensible trace.</w:t>
+      </w:r>
+    </w:p>
+    <w:p>
+      <w:pPr>
+        <w:spacing w:line="336" w:lineRule="auto" w:after="180"/>
+      </w:pPr>
+      <w:r>
+        <w:rPr>
+          <w:b w:val="0"/>
+        </w:rPr>
+        <w:t xml:space="preserve">Do not penalise an honestly recorded model failure if the learner correctly explains its </w:t>
+      </w:r>
+      <w:r>
+        <w:rPr>
+          <w:b/>
+        </w:rPr>
+        <w:t>evidence</w:t>
+      </w:r>
+      <w:r>
+        <w:rPr>
+          <w:b w:val="0"/>
+        </w:rPr>
+        <w:t xml:space="preserve"> and limits.</w:t>
+      </w:r>
+    </w:p>
+    <w:p>
+      <w:pPr>
+        <w:pStyle w:val="Heading2"/>
+      </w:pPr>
+      <w:r>
+        <w:t>Give one repair action</w:t>
+      </w:r>
+    </w:p>
+    <w:p>
+      <w:pPr>
+        <w:spacing w:line="336" w:lineRule="auto" w:after="180"/>
+      </w:pPr>
+      <w:r>
+        <w:rPr>
+          <w:b w:val="0"/>
+        </w:rPr>
+        <w:t>Name the earliest unsupported step and give one action to repair it. Have the learner make that repair now and explain why. Then assess the relevant skill on a fresh, fully specified case.</w:t>
+      </w:r>
+    </w:p>
+    <w:p>
+      <w:pPr>
+        <w:spacing w:line="336" w:lineRule="auto" w:after="180"/>
+      </w:pPr>
+      <w:r>
+        <w:rPr>
+          <w:b w:val="0"/>
+        </w:rPr>
+        <w:t>Confirm it was not previously practised with feedback; solve and check the new case before assigning it. A follow-up design prompt is a starting brief, not automatically an equivalent test.</w:t>
+      </w:r>
+    </w:p>
+    <w:p>
+      <w:pPr>
+        <w:pStyle w:val="Heading2"/>
+      </w:pPr>
+      <w:r>
+        <w:t>W1 Choose from training evidence</w:t>
+      </w:r>
+    </w:p>
+    <w:p>
+      <w:pPr>
+        <w:spacing w:line="336" w:lineRule="auto" w:after="180"/>
+      </w:pPr>
+      <w:r>
+        <w:rPr>
+          <w:b w:val="0"/>
+        </w:rPr>
+        <w:t xml:space="preserve">Count clear and blocked in the worked </w:t>
+      </w:r>
+      <w:r>
+        <w:rPr>
+          <w:b/>
+        </w:rPr>
+        <w:t>training</w:t>
+      </w:r>
+      <w:r>
+        <w:rPr>
+          <w:b w:val="0"/>
+        </w:rPr>
+        <w:t xml:space="preserve"> list. State the constant </w:t>
+      </w:r>
+      <w:r>
+        <w:rPr>
+          <w:b/>
+        </w:rPr>
+        <w:t>prediction</w:t>
+      </w:r>
+      <w:r>
+        <w:rPr>
+          <w:b w:val="0"/>
+        </w:rPr>
+        <w:t xml:space="preserve"> and the declared tie rule. Explain why the validation majority does not choose this </w:t>
+      </w:r>
+      <w:r>
+        <w:rPr>
+          <w:b/>
+        </w:rPr>
+        <w:t>baseline</w:t>
+      </w:r>
+      <w:r>
+        <w:rPr>
+          <w:b w:val="0"/>
+        </w:rPr>
+        <w:t>.</w:t>
+      </w:r>
+    </w:p>
+    <w:p>
+      <w:pPr>
+        <w:spacing w:line="336" w:lineRule="auto" w:after="180"/>
+      </w:pPr>
+      <w:r>
+        <w:rPr>
+          <w:b/>
+        </w:rPr>
+        <w:t>Training</w:t>
+      </w:r>
+      <w:r>
+        <w:rPr>
+          <w:b w:val="0"/>
+        </w:rPr>
+        <w:t xml:space="preserve"> has four clear and two blocked, so the constant is clear. A tie chooses clear under the declared classroom rule.</w:t>
+      </w:r>
+    </w:p>
+    <w:p>
+      <w:pPr>
+        <w:spacing w:line="336" w:lineRule="auto" w:after="180"/>
+      </w:pPr>
+      <w:r>
+        <w:rPr>
+          <w:b w:val="0"/>
+        </w:rPr>
+        <w:t xml:space="preserve">Validation labels score the stored </w:t>
+      </w:r>
+      <w:r>
+        <w:rPr>
+          <w:b/>
+        </w:rPr>
+        <w:t>prediction</w:t>
+      </w:r>
+      <w:r>
+        <w:rPr>
+          <w:b w:val="0"/>
+        </w:rPr>
+        <w:t xml:space="preserve">; using their majority to choose it would change the </w:t>
+      </w:r>
+      <w:r>
+        <w:rPr>
+          <w:b/>
+        </w:rPr>
+        <w:t>fitting</w:t>
+      </w:r>
+      <w:r>
+        <w:rPr>
+          <w:b w:val="0"/>
+        </w:rPr>
+        <w:t xml:space="preserve"> procedure.</w:t>
+      </w:r>
+    </w:p>
+    <w:p>
+      <w:pPr>
+        <w:pStyle w:val="Heading2"/>
+      </w:pPr>
+      <w:r>
+        <w:t>W2 Calculate the validation score</w:t>
+      </w:r>
+    </w:p>
+    <w:p>
+      <w:pPr>
+        <w:spacing w:line="336" w:lineRule="auto" w:after="180"/>
+      </w:pPr>
+      <w:r>
+        <w:rPr>
+          <w:b w:val="0"/>
+        </w:rPr>
+        <w:t xml:space="preserve">List the four </w:t>
+      </w:r>
+      <w:r>
+        <w:rPr>
+          <w:b/>
+        </w:rPr>
+        <w:t>baseline</w:t>
+      </w:r>
+      <w:r>
+        <w:rPr>
+          <w:b w:val="0"/>
+        </w:rPr>
+        <w:t xml:space="preserve"> </w:t>
+      </w:r>
+      <w:r>
+        <w:rPr>
+          <w:b/>
+        </w:rPr>
+        <w:t>prediction</w:t>
+      </w:r>
+      <w:r>
+        <w:rPr>
+          <w:b w:val="0"/>
+        </w:rPr>
+        <w:t xml:space="preserve">s and mark which validation rows are correct. Give correct/total and </w:t>
+      </w:r>
+      <w:r>
+        <w:rPr>
+          <w:b/>
+        </w:rPr>
+        <w:t>accuracy</w:t>
+      </w:r>
+      <w:r>
+        <w:rPr>
+          <w:b w:val="0"/>
+        </w:rPr>
+        <w:t>. Explain why 4/6 is not the answer.</w:t>
+      </w:r>
+    </w:p>
+    <w:p>
+      <w:pPr>
+        <w:spacing w:line="336" w:lineRule="auto" w:after="180"/>
+      </w:pPr>
+      <w:r>
+        <w:rPr>
+          <w:b/>
+        </w:rPr>
+        <w:t>Prediction</w:t>
+      </w:r>
+      <w:r>
+        <w:rPr>
+          <w:b w:val="0"/>
+        </w:rPr>
+        <w:t xml:space="preserve">s are clear, clear, clear, clear. Rows 2 and 4 match, giving 2/4 or 50 percent. The fraction 4/6 describes clear labels in </w:t>
+      </w:r>
+      <w:r>
+        <w:rPr>
+          <w:b/>
+        </w:rPr>
+        <w:t>training</w:t>
+      </w:r>
+      <w:r>
+        <w:rPr>
+          <w:b w:val="0"/>
+        </w:rPr>
+        <w:t xml:space="preserve">, not correct </w:t>
+      </w:r>
+      <w:r>
+        <w:rPr>
+          <w:b/>
+        </w:rPr>
+        <w:t>prediction</w:t>
+      </w:r>
+      <w:r>
+        <w:rPr>
+          <w:b w:val="0"/>
+        </w:rPr>
+        <w:t>s on the four validation rows.</w:t>
+      </w:r>
+    </w:p>
+    <w:p>
+      <w:pPr>
+        <w:pStyle w:val="Heading2"/>
+      </w:pPr>
+      <w:r>
+        <w:t>W3 Make the comparison fair</w:t>
+      </w:r>
+    </w:p>
+    <w:p>
+      <w:pPr>
+        <w:spacing w:line="336" w:lineRule="auto" w:after="180"/>
+      </w:pPr>
+      <w:r>
+        <w:rPr>
+          <w:b w:val="0"/>
+        </w:rPr>
+        <w:t xml:space="preserve">A candidate is scored on ten easy rows and the </w:t>
+      </w:r>
+      <w:r>
+        <w:rPr>
+          <w:b/>
+        </w:rPr>
+        <w:t>baseline</w:t>
+      </w:r>
+      <w:r>
+        <w:rPr>
+          <w:b w:val="0"/>
+        </w:rPr>
+        <w:t xml:space="preserve"> on four difficult rows. Describe a fair comparison and two details you must record.</w:t>
+      </w:r>
+    </w:p>
+    <w:p>
+      <w:pPr>
+        <w:spacing w:line="336" w:lineRule="auto" w:after="180"/>
+      </w:pPr>
+      <w:r>
+        <w:rPr>
+          <w:b w:val="0"/>
+        </w:rPr>
+        <w:t xml:space="preserve">Score both methods on the same intended validation examples with matched IDs, reference labels, metric and exclusion policy. Record </w:t>
+      </w:r>
+      <w:r>
+        <w:rPr>
+          <w:b/>
+        </w:rPr>
+        <w:t>prediction</w:t>
+      </w:r>
+      <w:r>
+        <w:rPr>
+          <w:b w:val="0"/>
+        </w:rPr>
+        <w:t xml:space="preserve">s, correct/total counts and the </w:t>
+      </w:r>
+      <w:r>
+        <w:rPr>
+          <w:b/>
+        </w:rPr>
+        <w:t>training</w:t>
+      </w:r>
+      <w:r>
+        <w:rPr>
+          <w:b w:val="0"/>
+        </w:rPr>
+        <w:t xml:space="preserve">-derived </w:t>
+      </w:r>
+      <w:r>
+        <w:rPr>
+          <w:b/>
+        </w:rPr>
+        <w:t>baseline</w:t>
+      </w:r>
+      <w:r>
+        <w:rPr>
+          <w:b w:val="0"/>
+        </w:rPr>
+        <w:t xml:space="preserve"> rule.</w:t>
+      </w:r>
+    </w:p>
+    <w:p>
+      <w:pPr>
+        <w:spacing w:line="336" w:lineRule="auto" w:after="180"/>
+      </w:pPr>
+      <w:r>
+        <w:rPr>
+          <w:b w:val="0"/>
+        </w:rPr>
+        <w:t>Different example sets do not isolate a method difference.</w:t>
+      </w:r>
+    </w:p>
+    <w:p>
+      <w:pPr>
+        <w:pStyle w:val="Heading2"/>
+      </w:pPr>
+      <w:r>
+        <w:t>W5 Explain the hidden error</w:t>
+      </w:r>
+    </w:p>
+    <w:p>
+      <w:pPr>
+        <w:spacing w:line="336" w:lineRule="auto" w:after="180"/>
+      </w:pPr>
+      <w:r>
+        <w:rPr>
+          <w:b w:val="0"/>
+        </w:rPr>
+        <w:t xml:space="preserve">A </w:t>
+      </w:r>
+      <w:r>
+        <w:rPr>
+          <w:b/>
+        </w:rPr>
+        <w:t>training</w:t>
+      </w:r>
+      <w:r>
+        <w:rPr>
+          <w:b w:val="0"/>
+        </w:rPr>
+        <w:t xml:space="preserve">-derived clear </w:t>
+      </w:r>
+      <w:r>
+        <w:rPr>
+          <w:b/>
+        </w:rPr>
+        <w:t>baseline</w:t>
+      </w:r>
+      <w:r>
+        <w:rPr>
+          <w:b w:val="0"/>
+        </w:rPr>
+        <w:t xml:space="preserve"> gets nine of ten validation cases correct; the labels are nine clear and one blocked. State its </w:t>
+      </w:r>
+      <w:r>
+        <w:rPr>
+          <w:b/>
+        </w:rPr>
+        <w:t>accuracy</w:t>
+      </w:r>
+      <w:r>
+        <w:rPr>
+          <w:b w:val="0"/>
+        </w:rPr>
+        <w:t xml:space="preserve"> and missed case. If a candidate also gets nine correct, must it miss the same case?</w:t>
+      </w:r>
+    </w:p>
+    <w:p>
+      <w:pPr>
+        <w:spacing w:line="336" w:lineRule="auto" w:after="180"/>
+      </w:pPr>
+      <w:r>
+        <w:rPr>
+          <w:b w:val="0"/>
+        </w:rPr>
+        <w:t>Explain.</w:t>
+      </w:r>
+    </w:p>
+    <w:p>
+      <w:pPr>
+        <w:spacing w:line="336" w:lineRule="auto" w:after="180"/>
+      </w:pPr>
+      <w:r>
+        <w:rPr>
+          <w:b/>
+        </w:rPr>
+        <w:t>Accuracy</w:t>
+      </w:r>
+      <w:r>
+        <w:rPr>
+          <w:b w:val="0"/>
+        </w:rPr>
+        <w:t xml:space="preserve"> is 90 percent, and the </w:t>
+      </w:r>
+      <w:r>
+        <w:rPr>
+          <w:b/>
+        </w:rPr>
+        <w:t>baseline</w:t>
+      </w:r>
+      <w:r>
+        <w:rPr>
+          <w:b w:val="0"/>
+        </w:rPr>
+        <w:t xml:space="preserve"> misses the sole blocked case. A candidate could also score 90 percent by correctly identifying blocked but missing one clear case.</w:t>
+      </w:r>
+    </w:p>
+    <w:p>
+      <w:pPr>
+        <w:spacing w:line="336" w:lineRule="auto" w:after="180"/>
+      </w:pPr>
+      <w:r>
+        <w:rPr>
+          <w:b w:val="0"/>
+        </w:rPr>
+        <w:t xml:space="preserve">Equal totals do not imply identical errors; inspect </w:t>
+      </w:r>
+      <w:r>
+        <w:rPr>
+          <w:b/>
+        </w:rPr>
+        <w:t>prediction</w:t>
+      </w:r>
+      <w:r>
+        <w:rPr>
+          <w:b w:val="0"/>
+        </w:rPr>
+        <w:t>s by row and error type.</w:t>
+      </w:r>
+    </w:p>
+    <w:p>
+      <w:pPr>
+        <w:pStyle w:val="Heading2"/>
+      </w:pPr>
+      <w:r>
+        <w:t>Earlier wording, alternatives and picture transcripts · reference / check after trying</w:t>
+      </w:r>
+    </w:p>
+    <w:p>
+      <w:pPr>
+        <w:spacing w:line="336" w:lineRule="auto" w:after="180"/>
+      </w:pPr>
+      <w:r>
+        <w:rPr>
+          <w:b w:val="0"/>
+        </w:rPr>
+        <w:t>Assess and explain the answers</w:t>
       </w:r>
     </w:p>
     <w:p>
@@ -4511,22 +5279,56 @@
     </w:p>
     <w:p>
       <w:pPr>
+        <w:spacing w:line="336" w:lineRule="auto" w:after="180"/>
+      </w:pPr>
+      <w:r>
+        <w:rPr>
+          <w:b w:val="0"/>
+        </w:rPr>
+        <w:t>18/20=90%, but spotted recall is 0/2=0%. Compare with task-relevant metrics and the trained model.</w:t>
+      </w:r>
+    </w:p>
+    <w:p>
+      <w:pPr>
         <w:pStyle w:val="Heading3"/>
       </w:pPr>
       <w:r>
-        <w:t>Teacher key · Worked case answer</w:t>
+        <w:t>Additional transfer practice question</w:t>
       </w:r>
     </w:p>
     <w:p>
       <w:pPr>
         <w:spacing w:line="336" w:lineRule="auto" w:after="180"/>
-        <w:shd w:fill="F1F6FC"/>
-      </w:pPr>
-      <w:r>
-        <w:rPr>
-          <w:b w:val="0"/>
-        </w:rPr>
-        <w:t>18/20=90%, but spotted recall is 0/2=0%. Compare with task-relevant metrics and the trained model.</w:t>
+      </w:pPr>
+      <w:r>
+        <w:rPr>
+          <w:b w:val="0"/>
+        </w:rPr>
+        <w:t xml:space="preserve">A dataset has 18 grass and 2 fern examples. A </w:t>
+      </w:r>
+      <w:r>
+        <w:rPr>
+          <w:b/>
+        </w:rPr>
+        <w:t>baseline</w:t>
+      </w:r>
+      <w:r>
+        <w:rPr>
+          <w:b w:val="0"/>
+        </w:rPr>
+        <w:t xml:space="preserve"> always predicts grass. Compute </w:t>
+      </w:r>
+      <w:r>
+        <w:rPr>
+          <w:b/>
+        </w:rPr>
+        <w:t>accuracy</w:t>
+      </w:r>
+      <w:r>
+        <w:rPr>
+          <w:b w:val="0"/>
+        </w:rPr>
+        <w:t xml:space="preserve"> and name a serious limitation.</w:t>
       </w:r>
     </w:p>
     <w:p>
@@ -4534,73 +5336,12 @@
         <w:pStyle w:val="Heading3"/>
       </w:pPr>
       <w:r>
-        <w:t>Independent question</w:t>
-      </w:r>
-    </w:p>
-    <w:p>
-      <w:pPr>
-        <w:pStyle w:val="Heading3"/>
-      </w:pPr>
-      <w:r>
-        <w:t>Independent question · withhold the key</w:t>
+        <w:t>Reasoned practice answer</w:t>
       </w:r>
     </w:p>
     <w:p>
       <w:pPr>
         <w:spacing w:line="336" w:lineRule="auto" w:after="180"/>
-        <w:shd w:fill="F5F1FB"/>
-      </w:pPr>
-      <w:r>
-        <w:rPr>
-          <w:b w:val="0"/>
-        </w:rPr>
-        <w:t xml:space="preserve">A dataset has 18 grass and 2 fern examples. A </w:t>
-      </w:r>
-      <w:r>
-        <w:rPr>
-          <w:b/>
-        </w:rPr>
-        <w:t>baseline</w:t>
-      </w:r>
-      <w:r>
-        <w:rPr>
-          <w:b w:val="0"/>
-        </w:rPr>
-        <w:t xml:space="preserve"> always predicts grass. Compute </w:t>
-      </w:r>
-      <w:r>
-        <w:rPr>
-          <w:b/>
-        </w:rPr>
-        <w:t>accuracy</w:t>
-      </w:r>
-      <w:r>
-        <w:rPr>
-          <w:b w:val="0"/>
-        </w:rPr>
-        <w:t xml:space="preserve"> and name a serious limitation.</w:t>
-      </w:r>
-    </w:p>
-    <w:p>
-      <w:pPr>
-        <w:pStyle w:val="Heading3"/>
-      </w:pPr>
-      <w:r>
-        <w:t>Expected independent answer</w:t>
-      </w:r>
-    </w:p>
-    <w:p>
-      <w:pPr>
-        <w:pStyle w:val="Heading3"/>
-      </w:pPr>
-      <w:r>
-        <w:t>Teacher key · Expected independent answer</w:t>
-      </w:r>
-    </w:p>
-    <w:p>
-      <w:pPr>
-        <w:spacing w:line="336" w:lineRule="auto" w:after="180"/>
-        <w:shd w:fill="F1F6FC"/>
       </w:pPr>
       <w:r>
         <w:rPr>
@@ -4924,52 +5665,473 @@
     </w:p>
     <w:p>
       <w:pPr>
+        <w:spacing w:line="336" w:lineRule="auto" w:after="180"/>
+      </w:pPr>
+      <w:r>
+        <w:rPr>
+          <w:b/>
+        </w:rPr>
+        <w:t>Accuracy</w:t>
+      </w:r>
+      <w:r>
+        <w:rPr>
+          <w:b w:val="0"/>
+        </w:rPr>
+        <w:t xml:space="preserve">=27/30=90%; spotted recall=0/3=0%. A new model should be compared on task-relevant metrics and error consequences, not only </w:t>
+      </w:r>
+      <w:r>
+        <w:rPr>
+          <w:b/>
+        </w:rPr>
+        <w:t>accuracy</w:t>
+      </w:r>
+      <w:r>
+        <w:rPr>
+          <w:b w:val="0"/>
+        </w:rPr>
+        <w:t>.</w:t>
+      </w:r>
+    </w:p>
+    <w:p>
+      <w:pPr>
+        <w:spacing w:line="336" w:lineRule="auto" w:after="180"/>
+      </w:pPr>
+      <w:r>
+        <w:rPr>
+          <w:b w:val="0"/>
+        </w:rPr>
+        <w:t xml:space="preserve">Fit a majority </w:t>
+      </w:r>
+      <w:r>
+        <w:rPr>
+          <w:b/>
+        </w:rPr>
+        <w:t>baseline</w:t>
+      </w:r>
+      <w:r>
+        <w:rPr>
+          <w:b w:val="0"/>
+        </w:rPr>
+        <w:t xml:space="preserve"> using </w:t>
+      </w:r>
+      <w:r>
+        <w:rPr>
+          <w:b/>
+        </w:rPr>
+        <w:t>training</w:t>
+      </w:r>
+      <w:r>
+        <w:rPr>
+          <w:b w:val="0"/>
+        </w:rPr>
+        <w:t xml:space="preserve"> labels, without using final labels to choose the class.</w:t>
+      </w:r>
+    </w:p>
+    <w:p>
+      <w:pPr>
         <w:pStyle w:val="Heading3"/>
       </w:pPr>
       <w:r>
-        <w:t>Teacher key · Original transfer answer</w:t>
+        <w:t>Explanations for the additional workbook examples</w:t>
+      </w:r>
+    </w:p>
+    <w:p>
+      <w:pPr>
+        <w:pStyle w:val="Heading3"/>
+      </w:pPr>
+      <w:r>
+        <w:t>W1 Choose from training evidence</w:t>
+      </w:r>
+    </w:p>
+    <w:p>
+      <w:pPr>
+        <w:pStyle w:val="Heading3"/>
+      </w:pPr>
+      <w:r>
+        <w:t>W2 Calculate the validation score</w:t>
+      </w:r>
+    </w:p>
+    <w:p>
+      <w:pPr>
+        <w:pStyle w:val="Heading3"/>
+      </w:pPr>
+      <w:r>
+        <w:t>W3 Make the comparison fair</w:t>
+      </w:r>
+    </w:p>
+    <w:p>
+      <w:pPr>
+        <w:pStyle w:val="Heading3"/>
+      </w:pPr>
+      <w:r>
+        <w:t>W4 Fit and compare independently</w:t>
       </w:r>
     </w:p>
     <w:p>
       <w:pPr>
         <w:spacing w:line="336" w:lineRule="auto" w:after="180"/>
-        <w:shd w:fill="F1F6FC"/>
-      </w:pPr>
+      </w:pPr>
+      <w:r>
+        <w:rPr>
+          <w:b w:val="0"/>
+        </w:rPr>
+        <w:t xml:space="preserve">New </w:t>
+      </w:r>
       <w:r>
         <w:rPr>
           <w:b/>
         </w:rPr>
-        <w:t>Accuracy</w:t>
-      </w:r>
-      <w:r>
-        <w:rPr>
-          <w:b w:val="0"/>
-        </w:rPr>
-        <w:t xml:space="preserve">=27/30=90%; spotted recall=0/3=0%. A new model should be compared on task-relevant metrics and error consequences, not only </w:t>
+        <w:t>training</w:t>
+      </w:r>
+      <w:r>
+        <w:rPr>
+          <w:b w:val="0"/>
+        </w:rPr>
+        <w:t xml:space="preserve"> labels are blocked, clear, blocked, blocked, clear. New validation labels are clear, blocked, clear, blocked. Fit the same </w:t>
       </w:r>
       <w:r>
         <w:rPr>
           <w:b/>
         </w:rPr>
+        <w:t>baseline</w:t>
+      </w:r>
+      <w:r>
+        <w:rPr>
+          <w:b w:val="0"/>
+        </w:rPr>
+        <w:t xml:space="preserve"> rule and list its four </w:t>
+      </w:r>
+      <w:r>
+        <w:rPr>
+          <w:b/>
+        </w:rPr>
+        <w:t>prediction</w:t>
+      </w:r>
+      <w:r>
+        <w:rPr>
+          <w:b w:val="0"/>
+        </w:rPr>
+        <w:t>s.</w:t>
+      </w:r>
+    </w:p>
+    <w:p>
+      <w:pPr>
+        <w:spacing w:line="336" w:lineRule="auto" w:after="180"/>
+      </w:pPr>
+      <w:r>
+        <w:rPr>
+          <w:b w:val="0"/>
+        </w:rPr>
+        <w:t xml:space="preserve">A supplied candidate predicts clear, blocked, blocked, blocked. Score both on these rows and state the difference in correct examples and </w:t>
+      </w:r>
+      <w:r>
+        <w:rPr>
+          <w:b/>
+        </w:rPr>
+        <w:t>percentage point</w:t>
+      </w:r>
+      <w:r>
+        <w:rPr>
+          <w:b w:val="0"/>
+        </w:rPr>
+        <w:t>s. What claim remains unsupported?</w:t>
+      </w:r>
+    </w:p>
+    <w:p>
+      <w:pPr>
+        <w:spacing w:line="336" w:lineRule="auto" w:after="180"/>
+      </w:pPr>
+      <w:r>
+        <w:rPr>
+          <w:b/>
+        </w:rPr>
+        <w:t>Training</w:t>
+      </w:r>
+      <w:r>
+        <w:rPr>
+          <w:b w:val="0"/>
+        </w:rPr>
+        <w:t xml:space="preserve"> counts are three blocked and two clear, so predict blocked four times. The </w:t>
+      </w:r>
+      <w:r>
+        <w:rPr>
+          <w:b/>
+        </w:rPr>
+        <w:t>baseline</w:t>
+      </w:r>
+      <w:r>
+        <w:rPr>
+          <w:b w:val="0"/>
+        </w:rPr>
+        <w:t xml:space="preserve"> matches rows 2 and 4: 2/4 or 50 percent. The candidate matches rows 1,2,4: 3/4 or 75 percent.</w:t>
+      </w:r>
+    </w:p>
+    <w:p>
+      <w:pPr>
+        <w:spacing w:line="336" w:lineRule="auto" w:after="180"/>
+      </w:pPr>
+      <w:r>
+        <w:rPr>
+          <w:b w:val="0"/>
+        </w:rPr>
+        <w:t xml:space="preserve">It gains one correct example and 25 </w:t>
+      </w:r>
+      <w:r>
+        <w:rPr>
+          <w:b/>
+        </w:rPr>
+        <w:t>percentage point</w:t>
+      </w:r>
+      <w:r>
+        <w:rPr>
+          <w:b w:val="0"/>
+        </w:rPr>
+        <w:t>s. This tiny validation comparison does not prove future performance or readiness for use.</w:t>
+      </w:r>
+    </w:p>
+    <w:p>
+      <w:pPr>
+        <w:pStyle w:val="Heading3"/>
+      </w:pPr>
+      <w:r>
+        <w:t>W5 Explain the hidden error</w:t>
+      </w:r>
+    </w:p>
+    <w:p>
+      <w:pPr>
+        <w:pStyle w:val="Heading3"/>
+      </w:pPr>
+      <w:r>
+        <w:t>Assess independent transfer</w:t>
+      </w:r>
+    </w:p>
+    <w:p>
+      <w:pPr>
+        <w:pStyle w:val="Heading3"/>
+      </w:pPr>
+      <w:r>
+        <w:t>Selected case answer</w:t>
+      </w:r>
+    </w:p>
+    <w:p>
+      <w:pPr>
+        <w:pStyle w:val="Heading3"/>
+      </w:pPr>
+      <w:r>
+        <w:t>Feedback that the learner uses</w:t>
+      </w:r>
+    </w:p>
+    <w:p>
+      <w:pPr>
+        <w:pStyle w:val="Heading1"/>
+      </w:pPr>
+      <w:r>
+        <w:t>06. Connect, support and revisit the experiment</w:t>
+      </w:r>
+    </w:p>
+    <w:p>
+      <w:r>
+        <w:t>Retain failures and assess a fresh parallel case after help.</w:t>
+      </w:r>
+    </w:p>
+    <w:p>
+      <w:pPr>
+        <w:pStyle w:val="Heading2"/>
+      </w:pPr>
+      <w:r>
+        <w:t>Project evidence</w:t>
+      </w:r>
+    </w:p>
+    <w:p>
+      <w:pPr>
+        <w:spacing w:line="336" w:lineRule="auto" w:after="180"/>
+      </w:pPr>
+      <w:r>
+        <w:rPr>
+          <w:b w:val="0"/>
+        </w:rPr>
+        <w:t>Record majority and transparent-</w:t>
+      </w:r>
+      <w:r>
+        <w:rPr>
+          <w:b/>
+        </w:rPr>
+        <w:t>rule baseline</w:t>
+      </w:r>
+      <w:r>
+        <w:rPr>
+          <w:b w:val="0"/>
+        </w:rPr>
+        <w:t>s for the Plant Classifier using the frozen test plan.</w:t>
+      </w:r>
+    </w:p>
+    <w:p>
+      <w:pPr>
+        <w:spacing w:line="336" w:lineRule="auto" w:after="180"/>
+      </w:pPr>
+      <w:r>
+        <w:rPr>
+          <w:b w:val="0"/>
+        </w:rPr>
+        <w:t xml:space="preserve">Keep the decision, </w:t>
+      </w:r>
+      <w:r>
+        <w:rPr>
+          <w:b/>
+        </w:rPr>
+        <w:t>input</w:t>
+      </w:r>
+      <w:r>
+        <w:rPr>
+          <w:b w:val="0"/>
+        </w:rPr>
+        <w:t xml:space="preserve">, result, explanation and remaining limitation in the project </w:t>
+      </w:r>
+      <w:r>
+        <w:rPr>
+          <w:b/>
+        </w:rPr>
+        <w:t>evidence</w:t>
+      </w:r>
+      <w:r>
+        <w:rPr>
+          <w:b w:val="0"/>
+        </w:rPr>
+        <w:t xml:space="preserve"> record. Retrieve this record next week rather than restarting the project.</w:t>
+      </w:r>
+    </w:p>
+    <w:p>
+      <w:pPr>
+        <w:spacing w:line="336" w:lineRule="auto" w:after="180"/>
+      </w:pPr>
+      <w:r>
+        <w:rPr>
+          <w:b w:val="0"/>
+        </w:rPr>
+        <w:t xml:space="preserve">For your Responsible Plant Classifier, save the </w:t>
+      </w:r>
+      <w:r>
+        <w:rPr>
+          <w:b/>
+        </w:rPr>
+        <w:t>input</w:t>
+      </w:r>
+      <w:r>
+        <w:rPr>
+          <w:b w:val="0"/>
+        </w:rPr>
+        <w:t>, procedure, observed result and limitation of this check.</w:t>
+      </w:r>
+    </w:p>
+    <w:p>
+      <w:pPr>
+        <w:spacing w:line="336" w:lineRule="auto" w:after="180"/>
+      </w:pPr>
+      <w:r>
+        <w:rPr>
+          <w:b w:val="0"/>
+        </w:rPr>
+        <w:t>Label this worked example as practice; use a different, previously unreviewed case when checking independent understanding.</w:t>
+      </w:r>
+    </w:p>
+    <w:p>
+      <w:pPr>
+        <w:pStyle w:val="Heading2"/>
+      </w:pPr>
+      <w:r>
+        <w:t>Support and selected reassessment</w:t>
+      </w:r>
+    </w:p>
+    <w:p>
+      <w:pPr>
+        <w:spacing w:line="336" w:lineRule="auto" w:after="180"/>
+      </w:pPr>
+      <w:r>
+        <w:rPr>
+          <w:b w:val="0"/>
+        </w:rPr>
+        <w:t xml:space="preserve">Use a tiny labelled dataset, explicit units and a named positive class. Stretch: require a </w:t>
+      </w:r>
+      <w:r>
+        <w:rPr>
+          <w:b/>
+        </w:rPr>
+        <w:t>baseline</w:t>
+      </w:r>
+      <w:r>
+        <w:rPr>
+          <w:b w:val="0"/>
+        </w:rPr>
+        <w:t>, held-out evaluation and subgroup or shifted-condition analysis with denominators.</w:t>
+      </w:r>
+    </w:p>
+    <w:p>
+      <w:pPr>
+        <w:spacing w:line="336" w:lineRule="auto" w:after="180"/>
+      </w:pPr>
+      <w:r>
+        <w:rPr>
+          <w:b w:val="0"/>
+        </w:rPr>
+        <w:t xml:space="preserve">Use labelled cards and matching ticks before fractions. Supply a blank row-aligned comparison table without </w:t>
+      </w:r>
+      <w:r>
+        <w:rPr>
+          <w:b/>
+        </w:rPr>
+        <w:t>prediction</w:t>
+      </w:r>
+      <w:r>
+        <w:rPr>
+          <w:b w:val="0"/>
+        </w:rPr>
+        <w:t>s.</w:t>
+      </w:r>
+    </w:p>
+    <w:p>
+      <w:pPr>
+        <w:spacing w:line="336" w:lineRule="auto" w:after="180"/>
+      </w:pPr>
+      <w:r>
+        <w:rPr>
+          <w:b w:val="0"/>
+        </w:rPr>
+        <w:t xml:space="preserve">Extension: construct two different </w:t>
+      </w:r>
+      <w:r>
+        <w:rPr>
+          <w:b/>
+        </w:rPr>
+        <w:t>prediction</w:t>
+      </w:r>
+      <w:r>
+        <w:rPr>
+          <w:b w:val="0"/>
+        </w:rPr>
+        <w:t xml:space="preserve"> lists with identical </w:t>
+      </w:r>
+      <w:r>
+        <w:rPr>
+          <w:b/>
+        </w:rPr>
         <w:t>accuracy</w:t>
       </w:r>
       <w:r>
         <w:rPr>
           <w:b w:val="0"/>
         </w:rPr>
-        <w:t>.</w:t>
+        <w:t xml:space="preserve"> but different missed rows, and explain how to report both.</w:t>
       </w:r>
     </w:p>
     <w:p>
       <w:pPr>
         <w:spacing w:line="336" w:lineRule="auto" w:after="180"/>
-        <w:shd w:fill="F1F6FC"/>
-      </w:pPr>
-      <w:r>
-        <w:rPr>
-          <w:b w:val="0"/>
-        </w:rPr>
-        <w:t xml:space="preserve">Fit a majority </w:t>
+      </w:pPr>
+      <w:r>
+        <w:rPr>
+          <w:b w:val="0"/>
+        </w:rPr>
+        <w:t xml:space="preserve">Require W4 blocked from counts 3 versus 2, </w:t>
       </w:r>
       <w:r>
         <w:rPr>
@@ -4981,1322 +6143,71 @@
         <w:rPr>
           <w:b w:val="0"/>
         </w:rPr>
-        <w:t xml:space="preserve"> using </w:t>
+        <w:t xml:space="preserve"> 2/4, candidate 3/4, one extra correct and 25 </w:t>
       </w:r>
       <w:r>
         <w:rPr>
           <w:b/>
         </w:rPr>
+        <w:t>percentage point</w:t>
+      </w:r>
+      <w:r>
+        <w:rPr>
+          <w:b w:val="0"/>
+        </w:rPr>
+        <w:t xml:space="preserve">s. Fresh retry: </w:t>
+      </w:r>
+      <w:r>
+        <w:rPr>
+          <w:b/>
+        </w:rPr>
         <w:t>training</w:t>
       </w:r>
       <w:r>
         <w:rPr>
           <w:b w:val="0"/>
         </w:rPr>
-        <w:t xml:space="preserve"> labels, without using final labels to choose the class.</w:t>
-      </w:r>
-    </w:p>
-    <w:p>
-      <w:pPr>
-        <w:pStyle w:val="Heading3"/>
-      </w:pPr>
-      <w:r>
-        <w:t>Explanations for the additional workbook examples</w:t>
-      </w:r>
-    </w:p>
-    <w:p>
-      <w:pPr>
-        <w:pStyle w:val="Heading3"/>
-      </w:pPr>
-      <w:r>
-        <w:t>W1 Choose from training evidence</w:t>
-      </w:r>
-    </w:p>
-    <w:p>
-      <w:pPr>
-        <w:pStyle w:val="Heading3"/>
-      </w:pPr>
-      <w:r>
-        <w:t>Workbook question · W1</w:t>
+        <w:t xml:space="preserve"> clear, blocked, blocked, clear is tied, so choose clear by the declared rule.</w:t>
       </w:r>
     </w:p>
     <w:p>
       <w:pPr>
         <w:spacing w:line="336" w:lineRule="auto" w:after="180"/>
-        <w:shd w:fill="F5F1FB"/>
-      </w:pPr>
-      <w:r>
-        <w:rPr>
-          <w:b w:val="0"/>
-        </w:rPr>
-        <w:t xml:space="preserve">Count clear and blocked in the worked </w:t>
+      </w:pPr>
+      <w:r>
+        <w:rPr>
+          <w:b w:val="0"/>
+        </w:rPr>
+        <w:t xml:space="preserve">Validation blocked, clear, blocked, blocked gives </w:t>
       </w:r>
       <w:r>
         <w:rPr>
           <w:b/>
         </w:rPr>
-        <w:t>training</w:t>
-      </w:r>
-      <w:r>
-        <w:rPr>
-          <w:b w:val="0"/>
-        </w:rPr>
-        <w:t xml:space="preserve"> list. State the constant </w:t>
+        <w:t>baseline</w:t>
+      </w:r>
+      <w:r>
+        <w:rPr>
+          <w:b w:val="0"/>
+        </w:rPr>
+        <w:t xml:space="preserve"> 1/4 or 25 percent. Candidate blocked, clear, clear, blocked gives 3/4 or 75 percent: two extra correct and 50 </w:t>
       </w:r>
       <w:r>
         <w:rPr>
           <w:b/>
         </w:rPr>
-        <w:t>prediction</w:t>
-      </w:r>
-      <w:r>
-        <w:rPr>
-          <w:b w:val="0"/>
-        </w:rPr>
-        <w:t xml:space="preserve"> and the declared tie rule. Explain why the validation majority does not choose this </w:t>
-      </w:r>
-      <w:r>
-        <w:rPr>
-          <w:b/>
-        </w:rPr>
-        <w:t>baseline</w:t>
-      </w:r>
-      <w:r>
-        <w:rPr>
-          <w:b w:val="0"/>
-        </w:rPr>
-        <w:t>.</w:t>
-      </w:r>
-    </w:p>
-    <w:p>
-      <w:pPr>
-        <w:pStyle w:val="Heading3"/>
-      </w:pPr>
-      <w:r>
-        <w:t>Teacher reasoning · W1</w:t>
+        <w:t>percentage point</w:t>
+      </w:r>
+      <w:r>
+        <w:rPr>
+          <w:b w:val="0"/>
+        </w:rPr>
+        <w:t>s.</w:t>
       </w:r>
     </w:p>
     <w:p>
       <w:pPr>
         <w:spacing w:line="336" w:lineRule="auto" w:after="180"/>
-        <w:shd w:fill="F1F6FC"/>
-      </w:pPr>
-      <w:r>
-        <w:rPr>
-          <w:b/>
-        </w:rPr>
-        <w:t>Training</w:t>
-      </w:r>
-      <w:r>
-        <w:rPr>
-          <w:b w:val="0"/>
-        </w:rPr>
-        <w:t xml:space="preserve"> has four clear and two blocked, so the constant is clear. A tie chooses clear under the declared classroom rule.</w:t>
-      </w:r>
-    </w:p>
-    <w:p>
-      <w:pPr>
-        <w:spacing w:line="336" w:lineRule="auto" w:after="180"/>
-        <w:shd w:fill="F1F6FC"/>
-      </w:pPr>
-      <w:r>
-        <w:rPr>
-          <w:b w:val="0"/>
-        </w:rPr>
-        <w:t xml:space="preserve">Validation labels score the stored </w:t>
-      </w:r>
-      <w:r>
-        <w:rPr>
-          <w:b/>
-        </w:rPr>
-        <w:t>prediction</w:t>
-      </w:r>
-      <w:r>
-        <w:rPr>
-          <w:b w:val="0"/>
-        </w:rPr>
-        <w:t xml:space="preserve">; using their majority to choose it would change the </w:t>
-      </w:r>
-      <w:r>
-        <w:rPr>
-          <w:b/>
-        </w:rPr>
-        <w:t>fitting</w:t>
-      </w:r>
-      <w:r>
-        <w:rPr>
-          <w:b w:val="0"/>
-        </w:rPr>
-        <w:t xml:space="preserve"> procedure.</w:t>
-      </w:r>
-    </w:p>
-    <w:p>
-      <w:pPr>
-        <w:pStyle w:val="Heading3"/>
-      </w:pPr>
-      <w:r>
-        <w:t>W2 Calculate the validation score</w:t>
-      </w:r>
-    </w:p>
-    <w:p>
-      <w:pPr>
-        <w:pStyle w:val="Heading3"/>
-      </w:pPr>
-      <w:r>
-        <w:t>Workbook question · W2</w:t>
-      </w:r>
-    </w:p>
-    <w:p>
-      <w:pPr>
-        <w:spacing w:line="336" w:lineRule="auto" w:after="180"/>
-        <w:shd w:fill="F5F1FB"/>
-      </w:pPr>
-      <w:r>
-        <w:rPr>
-          <w:b w:val="0"/>
-        </w:rPr>
-        <w:t xml:space="preserve">List the four </w:t>
-      </w:r>
-      <w:r>
-        <w:rPr>
-          <w:b/>
-        </w:rPr>
-        <w:t>baseline</w:t>
-      </w:r>
-      <w:r>
-        <w:rPr>
-          <w:b w:val="0"/>
-        </w:rPr>
-        <w:t xml:space="preserve"> </w:t>
-      </w:r>
-      <w:r>
-        <w:rPr>
-          <w:b/>
-        </w:rPr>
-        <w:t>prediction</w:t>
-      </w:r>
-      <w:r>
-        <w:rPr>
-          <w:b w:val="0"/>
-        </w:rPr>
-        <w:t xml:space="preserve">s and mark which validation rows are correct. Give correct/total and </w:t>
-      </w:r>
-      <w:r>
-        <w:rPr>
-          <w:b/>
-        </w:rPr>
-        <w:t>accuracy</w:t>
-      </w:r>
-      <w:r>
-        <w:rPr>
-          <w:b w:val="0"/>
-        </w:rPr>
-        <w:t>. Explain why 4/6 is not the answer.</w:t>
-      </w:r>
-    </w:p>
-    <w:p>
-      <w:pPr>
-        <w:pStyle w:val="Heading3"/>
-      </w:pPr>
-      <w:r>
-        <w:t>Teacher reasoning · W2</w:t>
-      </w:r>
-    </w:p>
-    <w:p>
-      <w:pPr>
-        <w:spacing w:line="336" w:lineRule="auto" w:after="180"/>
-        <w:shd w:fill="F1F6FC"/>
-      </w:pPr>
-      <w:r>
-        <w:rPr>
-          <w:b/>
-        </w:rPr>
-        <w:t>Prediction</w:t>
-      </w:r>
-      <w:r>
-        <w:rPr>
-          <w:b w:val="0"/>
-        </w:rPr>
-        <w:t xml:space="preserve">s are clear, clear, clear, clear. Rows 2 and 4 match, giving 2/4 or 50 percent. The fraction 4/6 describes clear labels in </w:t>
-      </w:r>
-      <w:r>
-        <w:rPr>
-          <w:b/>
-        </w:rPr>
-        <w:t>training</w:t>
-      </w:r>
-      <w:r>
-        <w:rPr>
-          <w:b w:val="0"/>
-        </w:rPr>
-        <w:t xml:space="preserve">, not correct </w:t>
-      </w:r>
-      <w:r>
-        <w:rPr>
-          <w:b/>
-        </w:rPr>
-        <w:t>prediction</w:t>
-      </w:r>
-      <w:r>
-        <w:rPr>
-          <w:b w:val="0"/>
-        </w:rPr>
-        <w:t>s on the four validation rows.</w:t>
-      </w:r>
-    </w:p>
-    <w:p>
-      <w:pPr>
-        <w:pStyle w:val="Heading3"/>
-      </w:pPr>
-      <w:r>
-        <w:t>W3 Make the comparison fair</w:t>
-      </w:r>
-    </w:p>
-    <w:p>
-      <w:pPr>
-        <w:pStyle w:val="Heading3"/>
-      </w:pPr>
-      <w:r>
-        <w:t>Workbook question · W3</w:t>
-      </w:r>
-    </w:p>
-    <w:p>
-      <w:pPr>
-        <w:spacing w:line="336" w:lineRule="auto" w:after="180"/>
-        <w:shd w:fill="F5F1FB"/>
-      </w:pPr>
-      <w:r>
-        <w:rPr>
-          <w:b w:val="0"/>
-        </w:rPr>
-        <w:t xml:space="preserve">A candidate is scored on ten easy rows and the </w:t>
-      </w:r>
-      <w:r>
-        <w:rPr>
-          <w:b/>
-        </w:rPr>
-        <w:t>baseline</w:t>
-      </w:r>
-      <w:r>
-        <w:rPr>
-          <w:b w:val="0"/>
-        </w:rPr>
-        <w:t xml:space="preserve"> on four difficult rows. Describe a fair comparison and two details you must record.</w:t>
-      </w:r>
-    </w:p>
-    <w:p>
-      <w:pPr>
-        <w:pStyle w:val="Heading3"/>
-      </w:pPr>
-      <w:r>
-        <w:t>Teacher reasoning · W3</w:t>
-      </w:r>
-    </w:p>
-    <w:p>
-      <w:pPr>
-        <w:spacing w:line="336" w:lineRule="auto" w:after="180"/>
-        <w:shd w:fill="F1F6FC"/>
-      </w:pPr>
-      <w:r>
-        <w:rPr>
-          <w:b w:val="0"/>
-        </w:rPr>
-        <w:t xml:space="preserve">Score both methods on the same intended validation examples with matched IDs, reference labels, metric and exclusion policy. Record </w:t>
-      </w:r>
-      <w:r>
-        <w:rPr>
-          <w:b/>
-        </w:rPr>
-        <w:t>prediction</w:t>
-      </w:r>
-      <w:r>
-        <w:rPr>
-          <w:b w:val="0"/>
-        </w:rPr>
-        <w:t xml:space="preserve">s, correct/total counts and the </w:t>
-      </w:r>
-      <w:r>
-        <w:rPr>
-          <w:b/>
-        </w:rPr>
-        <w:t>training</w:t>
-      </w:r>
-      <w:r>
-        <w:rPr>
-          <w:b w:val="0"/>
-        </w:rPr>
-        <w:t xml:space="preserve">-derived </w:t>
-      </w:r>
-      <w:r>
-        <w:rPr>
-          <w:b/>
-        </w:rPr>
-        <w:t>baseline</w:t>
-      </w:r>
-      <w:r>
-        <w:rPr>
-          <w:b w:val="0"/>
-        </w:rPr>
-        <w:t xml:space="preserve"> rule.</w:t>
-      </w:r>
-    </w:p>
-    <w:p>
-      <w:pPr>
-        <w:spacing w:line="336" w:lineRule="auto" w:after="180"/>
-        <w:shd w:fill="F1F6FC"/>
-      </w:pPr>
-      <w:r>
-        <w:rPr>
-          <w:b w:val="0"/>
-        </w:rPr>
-        <w:t>Different example sets do not isolate a method difference.</w:t>
-      </w:r>
-    </w:p>
-    <w:p>
-      <w:pPr>
-        <w:pStyle w:val="Heading3"/>
-      </w:pPr>
-      <w:r>
-        <w:t>W4 Fit and compare independently</w:t>
-      </w:r>
-    </w:p>
-    <w:p>
-      <w:pPr>
-        <w:pStyle w:val="Heading3"/>
-      </w:pPr>
-      <w:r>
-        <w:t>Workbook question · W4</w:t>
-      </w:r>
-    </w:p>
-    <w:p>
-      <w:pPr>
-        <w:spacing w:line="336" w:lineRule="auto" w:after="180"/>
-        <w:shd w:fill="F5F1FB"/>
-      </w:pPr>
-      <w:r>
-        <w:rPr>
-          <w:b w:val="0"/>
-        </w:rPr>
-        <w:t xml:space="preserve">New </w:t>
-      </w:r>
-      <w:r>
-        <w:rPr>
-          <w:b/>
-        </w:rPr>
-        <w:t>training</w:t>
-      </w:r>
-      <w:r>
-        <w:rPr>
-          <w:b w:val="0"/>
-        </w:rPr>
-        <w:t xml:space="preserve"> labels are blocked, clear, blocked, blocked, clear. New validation labels are clear, blocked, clear, blocked. Fit the same </w:t>
-      </w:r>
-      <w:r>
-        <w:rPr>
-          <w:b/>
-        </w:rPr>
-        <w:t>baseline</w:t>
-      </w:r>
-      <w:r>
-        <w:rPr>
-          <w:b w:val="0"/>
-        </w:rPr>
-        <w:t xml:space="preserve"> rule and list its four </w:t>
-      </w:r>
-      <w:r>
-        <w:rPr>
-          <w:b/>
-        </w:rPr>
-        <w:t>prediction</w:t>
-      </w:r>
-      <w:r>
-        <w:rPr>
-          <w:b w:val="0"/>
-        </w:rPr>
-        <w:t>s.</w:t>
-      </w:r>
-    </w:p>
-    <w:p>
-      <w:pPr>
-        <w:spacing w:line="336" w:lineRule="auto" w:after="180"/>
-        <w:shd w:fill="F5F1FB"/>
-      </w:pPr>
-      <w:r>
-        <w:rPr>
-          <w:b w:val="0"/>
-        </w:rPr>
-        <w:t xml:space="preserve">A supplied candidate predicts clear, blocked, blocked, blocked. Score both on these rows and state the difference in correct examples and </w:t>
-      </w:r>
-      <w:r>
-        <w:rPr>
-          <w:b/>
-        </w:rPr>
-        <w:t>percentage point</w:t>
-      </w:r>
-      <w:r>
-        <w:rPr>
-          <w:b w:val="0"/>
-        </w:rPr>
-        <w:t>s. What claim remains unsupported?</w:t>
-      </w:r>
-    </w:p>
-    <w:p>
-      <w:pPr>
-        <w:pStyle w:val="Heading3"/>
-      </w:pPr>
-      <w:r>
-        <w:t>Teacher reasoning · W4</w:t>
-      </w:r>
-    </w:p>
-    <w:p>
-      <w:pPr>
-        <w:spacing w:line="336" w:lineRule="auto" w:after="180"/>
-        <w:shd w:fill="F1F6FC"/>
-      </w:pPr>
-      <w:r>
-        <w:rPr>
-          <w:b/>
-        </w:rPr>
-        <w:t>Training</w:t>
-      </w:r>
-      <w:r>
-        <w:rPr>
-          <w:b w:val="0"/>
-        </w:rPr>
-        <w:t xml:space="preserve"> counts are three blocked and two clear, so predict blocked four times. The </w:t>
-      </w:r>
-      <w:r>
-        <w:rPr>
-          <w:b/>
-        </w:rPr>
-        <w:t>baseline</w:t>
-      </w:r>
-      <w:r>
-        <w:rPr>
-          <w:b w:val="0"/>
-        </w:rPr>
-        <w:t xml:space="preserve"> matches rows 2 and 4: 2/4 or 50 percent. The candidate matches rows 1,2,4: 3/4 or 75 percent.</w:t>
-      </w:r>
-    </w:p>
-    <w:p>
-      <w:pPr>
-        <w:spacing w:line="336" w:lineRule="auto" w:after="180"/>
-        <w:shd w:fill="F1F6FC"/>
-      </w:pPr>
-      <w:r>
-        <w:rPr>
-          <w:b w:val="0"/>
-        </w:rPr>
-        <w:t xml:space="preserve">It gains one correct example and 25 </w:t>
-      </w:r>
-      <w:r>
-        <w:rPr>
-          <w:b/>
-        </w:rPr>
-        <w:t>percentage point</w:t>
-      </w:r>
-      <w:r>
-        <w:rPr>
-          <w:b w:val="0"/>
-        </w:rPr>
-        <w:t>s. This tiny validation comparison does not prove future performance or readiness for use.</w:t>
-      </w:r>
-    </w:p>
-    <w:p>
-      <w:pPr>
-        <w:pStyle w:val="Heading3"/>
-      </w:pPr>
-      <w:r>
-        <w:t>W5 Explain the hidden error</w:t>
-      </w:r>
-    </w:p>
-    <w:p>
-      <w:pPr>
-        <w:pStyle w:val="Heading3"/>
-      </w:pPr>
-      <w:r>
-        <w:t>Workbook question · W5</w:t>
-      </w:r>
-    </w:p>
-    <w:p>
-      <w:pPr>
-        <w:spacing w:line="336" w:lineRule="auto" w:after="180"/>
-        <w:shd w:fill="F5F1FB"/>
-      </w:pPr>
-      <w:r>
-        <w:rPr>
-          <w:b w:val="0"/>
-        </w:rPr>
-        <w:t xml:space="preserve">A </w:t>
-      </w:r>
-      <w:r>
-        <w:rPr>
-          <w:b/>
-        </w:rPr>
-        <w:t>training</w:t>
-      </w:r>
-      <w:r>
-        <w:rPr>
-          <w:b w:val="0"/>
-        </w:rPr>
-        <w:t xml:space="preserve">-derived clear </w:t>
-      </w:r>
-      <w:r>
-        <w:rPr>
-          <w:b/>
-        </w:rPr>
-        <w:t>baseline</w:t>
-      </w:r>
-      <w:r>
-        <w:rPr>
-          <w:b w:val="0"/>
-        </w:rPr>
-        <w:t xml:space="preserve"> gets nine of ten validation cases correct; the labels are nine clear and one blocked. State its </w:t>
-      </w:r>
-      <w:r>
-        <w:rPr>
-          <w:b/>
-        </w:rPr>
-        <w:t>accuracy</w:t>
-      </w:r>
-      <w:r>
-        <w:rPr>
-          <w:b w:val="0"/>
-        </w:rPr>
-        <w:t xml:space="preserve"> and missed case. If a candidate also gets nine correct, must it miss the same case?</w:t>
-      </w:r>
-    </w:p>
-    <w:p>
-      <w:pPr>
-        <w:spacing w:line="336" w:lineRule="auto" w:after="180"/>
-        <w:shd w:fill="F5F1FB"/>
-      </w:pPr>
-      <w:r>
-        <w:rPr>
-          <w:b w:val="0"/>
-        </w:rPr>
-        <w:t>Explain.</w:t>
-      </w:r>
-    </w:p>
-    <w:p>
-      <w:pPr>
-        <w:pStyle w:val="Heading3"/>
-      </w:pPr>
-      <w:r>
-        <w:t>Teacher reasoning · W5</w:t>
-      </w:r>
-    </w:p>
-    <w:p>
-      <w:pPr>
-        <w:spacing w:line="336" w:lineRule="auto" w:after="180"/>
-        <w:shd w:fill="F1F6FC"/>
-      </w:pPr>
-      <w:r>
-        <w:rPr>
-          <w:b/>
-        </w:rPr>
-        <w:t>Accuracy</w:t>
-      </w:r>
-      <w:r>
-        <w:rPr>
-          <w:b w:val="0"/>
-        </w:rPr>
-        <w:t xml:space="preserve"> is 90 percent, and the </w:t>
-      </w:r>
-      <w:r>
-        <w:rPr>
-          <w:b/>
-        </w:rPr>
-        <w:t>baseline</w:t>
-      </w:r>
-      <w:r>
-        <w:rPr>
-          <w:b w:val="0"/>
-        </w:rPr>
-        <w:t xml:space="preserve"> misses the sole blocked case. A candidate could also score 90 percent by correctly identifying blocked but missing one clear case.</w:t>
-      </w:r>
-    </w:p>
-    <w:p>
-      <w:pPr>
-        <w:spacing w:line="336" w:lineRule="auto" w:after="180"/>
-        <w:shd w:fill="F1F6FC"/>
-      </w:pPr>
-      <w:r>
-        <w:rPr>
-          <w:b w:val="0"/>
-        </w:rPr>
-        <w:t xml:space="preserve">Equal totals do not imply identical errors; inspect </w:t>
-      </w:r>
-      <w:r>
-        <w:rPr>
-          <w:b/>
-        </w:rPr>
-        <w:t>prediction</w:t>
-      </w:r>
-      <w:r>
-        <w:rPr>
-          <w:b w:val="0"/>
-        </w:rPr>
-        <w:t>s by row and error type.</w:t>
-      </w:r>
-    </w:p>
-    <w:p>
-      <w:pPr>
-        <w:pStyle w:val="Heading3"/>
-      </w:pPr>
-      <w:r>
-        <w:t>Assess independent transfer</w:t>
-      </w:r>
-    </w:p>
-    <w:p>
-      <w:pPr>
-        <w:pStyle w:val="Heading3"/>
-      </w:pPr>
-      <w:r>
-        <w:t>Independent question · withhold the key</w:t>
-      </w:r>
-    </w:p>
-    <w:p>
-      <w:pPr>
-        <w:spacing w:line="336" w:lineRule="auto" w:after="180"/>
-        <w:shd w:fill="F5F1FB"/>
-      </w:pPr>
-      <w:r>
-        <w:rPr>
-          <w:b w:val="0"/>
-        </w:rPr>
-        <w:t xml:space="preserve">Selected case: New </w:t>
-      </w:r>
-      <w:r>
-        <w:rPr>
-          <w:b/>
-        </w:rPr>
-        <w:t>training</w:t>
-      </w:r>
-      <w:r>
-        <w:rPr>
-          <w:b w:val="0"/>
-        </w:rPr>
-        <w:t xml:space="preserve"> labels are blocked, clear, blocked, blocked, clear. New validation labels are clear, blocked, clear, blocked. Fit the same </w:t>
-      </w:r>
-      <w:r>
-        <w:rPr>
-          <w:b/>
-        </w:rPr>
-        <w:t>baseline</w:t>
-      </w:r>
-      <w:r>
-        <w:rPr>
-          <w:b w:val="0"/>
-        </w:rPr>
-        <w:t xml:space="preserve"> rule and list its four </w:t>
-      </w:r>
-      <w:r>
-        <w:rPr>
-          <w:b/>
-        </w:rPr>
-        <w:t>prediction</w:t>
-      </w:r>
-      <w:r>
-        <w:rPr>
-          <w:b w:val="0"/>
-        </w:rPr>
-        <w:t>s.</w:t>
-      </w:r>
-    </w:p>
-    <w:p>
-      <w:pPr>
-        <w:spacing w:line="336" w:lineRule="auto" w:after="180"/>
-        <w:shd w:fill="F5F1FB"/>
-      </w:pPr>
-      <w:r>
-        <w:rPr>
-          <w:b w:val="0"/>
-        </w:rPr>
-        <w:t xml:space="preserve">A supplied candidate predicts clear, blocked, blocked, blocked. Score both on these rows and state the difference in correct examples and </w:t>
-      </w:r>
-      <w:r>
-        <w:rPr>
-          <w:b/>
-        </w:rPr>
-        <w:t>percentage point</w:t>
-      </w:r>
-      <w:r>
-        <w:rPr>
-          <w:b w:val="0"/>
-        </w:rPr>
-        <w:t>s. What claim remains unsupported?</w:t>
-      </w:r>
-    </w:p>
-    <w:p>
-      <w:pPr>
-        <w:pStyle w:val="Heading3"/>
-      </w:pPr>
-      <w:r>
-        <w:t>Selected case answer</w:t>
-      </w:r>
-    </w:p>
-    <w:p>
-      <w:pPr>
-        <w:pStyle w:val="Heading3"/>
-      </w:pPr>
-      <w:r>
-        <w:t>Teacher key · Selected case answer</w:t>
-      </w:r>
-    </w:p>
-    <w:p>
-      <w:pPr>
-        <w:spacing w:line="336" w:lineRule="auto" w:after="180"/>
-        <w:shd w:fill="F1F6FC"/>
-      </w:pPr>
-      <w:r>
-        <w:rPr>
-          <w:b/>
-        </w:rPr>
-        <w:t>Training</w:t>
-      </w:r>
-      <w:r>
-        <w:rPr>
-          <w:b w:val="0"/>
-        </w:rPr>
-        <w:t xml:space="preserve"> counts are three blocked and two clear, so predict blocked four times. The </w:t>
-      </w:r>
-      <w:r>
-        <w:rPr>
-          <w:b/>
-        </w:rPr>
-        <w:t>baseline</w:t>
-      </w:r>
-      <w:r>
-        <w:rPr>
-          <w:b w:val="0"/>
-        </w:rPr>
-        <w:t xml:space="preserve"> matches rows 2 and 4: 2/4 or 50 percent. The candidate matches rows 1,2,4: 3/4 or 75 percent.</w:t>
-      </w:r>
-    </w:p>
-    <w:p>
-      <w:pPr>
-        <w:spacing w:line="336" w:lineRule="auto" w:after="180"/>
-        <w:shd w:fill="F1F6FC"/>
-      </w:pPr>
-      <w:r>
-        <w:rPr>
-          <w:b w:val="0"/>
-        </w:rPr>
-        <w:t xml:space="preserve">It gains one correct example and 25 </w:t>
-      </w:r>
-      <w:r>
-        <w:rPr>
-          <w:b/>
-        </w:rPr>
-        <w:t>percentage point</w:t>
-      </w:r>
-      <w:r>
-        <w:rPr>
-          <w:b w:val="0"/>
-        </w:rPr>
-        <w:t>s. This tiny validation comparison does not prove future performance or readiness for use.</w:t>
-      </w:r>
-    </w:p>
-    <w:tbl>
-      <w:tblPr>
-        <w:tblStyle w:val="LightShading-Accent1"/>
-        <w:tblW w:type="auto" w:w="0"/>
-        <w:tblLook w:firstColumn="1" w:firstRow="1" w:lastColumn="0" w:lastRow="0" w:noHBand="0" w:noVBand="1" w:val="04A0"/>
-      </w:tblPr>
-      <w:tblGrid>
-        <w:gridCol w:w="5112"/>
-        <w:gridCol w:w="5112"/>
-      </w:tblGrid>
-      <w:tr>
-        <w:trPr>
-          <w:tblHeader/>
-        </w:trPr>
-        <w:tc>
-          <w:tcPr>
-            <w:tcW w:type="dxa" w:w="5112"/>
-          </w:tcPr>
-          <w:p>
-            <w:r>
-              <w:t>Dimension</w:t>
-            </w:r>
-          </w:p>
-        </w:tc>
-        <w:tc>
-          <w:tcPr>
-            <w:tcW w:type="dxa" w:w="5112"/>
-          </w:tcPr>
-          <w:p>
-            <w:r>
-              <w:t>Evidence required</w:t>
-            </w:r>
-          </w:p>
-        </w:tc>
-      </w:tr>
-      <w:tr>
-        <w:tc>
-          <w:tcPr>
-            <w:tcW w:type="dxa" w:w="5112"/>
-          </w:tcPr>
-          <w:p>
-            <w:r>
-              <w:t>Explanation</w:t>
-            </w:r>
-          </w:p>
-        </w:tc>
-        <w:tc>
-          <w:tcPr>
-            <w:tcW w:type="dxa" w:w="5112"/>
-          </w:tcPr>
-          <w:p>
-            <w:r>
-              <w:t>Names the applicable idea or procedure and ties it to the supplied facts.</w:t>
-            </w:r>
-          </w:p>
-        </w:tc>
-      </w:tr>
-      <w:tr>
-        <w:tc>
-          <w:tcPr>
-            <w:tcW w:type="dxa" w:w="5112"/>
-          </w:tcPr>
-          <w:p>
-            <w:r>
-              <w:t>Trace and result</w:t>
-            </w:r>
-          </w:p>
-        </w:tc>
-        <w:tc>
-          <w:tcPr>
-            <w:tcW w:type="dxa" w:w="5112"/>
-          </w:tcPr>
-          <w:p>
-            <w:r>
-              <w:t>Preserves the given inputs and shows the relevant intermediate steps; distinguishes a prediction from an observed execution.</w:t>
-            </w:r>
-          </w:p>
-        </w:tc>
-      </w:tr>
-      <w:tr>
-        <w:tc>
-          <w:tcPr>
-            <w:tcW w:type="dxa" w:w="5112"/>
-          </w:tcPr>
-          <w:p>
-            <w:r>
-              <w:t>Limits</w:t>
-            </w:r>
-          </w:p>
-        </w:tc>
-        <w:tc>
-          <w:tcPr>
-            <w:tcW w:type="dxa" w:w="5112"/>
-          </w:tcPr>
-          <w:p>
-            <w:r>
-              <w:t>States the assumptions, missing evidence or conditions under which the result would change.</w:t>
-            </w:r>
-          </w:p>
-        </w:tc>
-      </w:tr>
-    </w:tbl>
-    <w:p>
-      <w:pPr>
-        <w:pStyle w:val="Heading3"/>
-      </w:pPr>
-      <w:r>
-        <w:t>Teacher key · Selected case answer</w:t>
-      </w:r>
-    </w:p>
-    <w:p>
-      <w:pPr>
-        <w:spacing w:line="336" w:lineRule="auto" w:after="180"/>
-        <w:shd w:fill="F1F6FC"/>
-      </w:pPr>
-      <w:r>
-        <w:rPr>
-          <w:b w:val="0"/>
-        </w:rPr>
-        <w:t>Record each dimension as not yet, with support, or independent. Accept a valid alternative procedure with a defensible trace.</w:t>
-      </w:r>
-    </w:p>
-    <w:p>
-      <w:pPr>
-        <w:spacing w:line="336" w:lineRule="auto" w:after="180"/>
-        <w:shd w:fill="F1F6FC"/>
-      </w:pPr>
-      <w:r>
-        <w:rPr>
-          <w:b w:val="0"/>
-        </w:rPr>
-        <w:t xml:space="preserve">Do not penalise an honestly recorded model failure if the learner correctly explains its </w:t>
-      </w:r>
-      <w:r>
-        <w:rPr>
-          <w:b/>
-        </w:rPr>
-        <w:t>evidence</w:t>
-      </w:r>
-      <w:r>
-        <w:rPr>
-          <w:b w:val="0"/>
-        </w:rPr>
-        <w:t xml:space="preserve"> and limits.</w:t>
-      </w:r>
-    </w:p>
-    <w:p>
-      <w:pPr>
-        <w:pStyle w:val="Heading3"/>
-      </w:pPr>
-      <w:r>
-        <w:t>Feedback that the learner uses</w:t>
-      </w:r>
-    </w:p>
-    <w:p>
-      <w:pPr>
-        <w:spacing w:line="336" w:lineRule="auto" w:after="180"/>
-      </w:pPr>
-      <w:r>
-        <w:rPr>
-          <w:b w:val="0"/>
-        </w:rPr>
-        <w:t>Name the earliest unsupported step and give one action to repair it. Have the learner make that repair now and explain why. Then assess the relevant skill on a fresh, fully specified case.</w:t>
-      </w:r>
-    </w:p>
-    <w:p>
-      <w:pPr>
-        <w:spacing w:line="336" w:lineRule="auto" w:after="180"/>
-      </w:pPr>
-      <w:r>
-        <w:rPr>
-          <w:b w:val="0"/>
-        </w:rPr>
-        <w:t>Confirm it was not previously practised with feedback; solve and check the new case before assigning it. A follow-up design prompt is a starting brief, not automatically an equivalent test.</w:t>
-      </w:r>
-    </w:p>
-    <w:p>
-      <w:pPr>
-        <w:pStyle w:val="Heading1"/>
-      </w:pPr>
-      <w:r>
-        <w:t>06. Connect and extend learning</w:t>
-      </w:r>
-    </w:p>
-    <w:p>
-      <w:r>
-        <w:t>Connect Baselines First to Responsible Plant Classifier, adapt support and plan a later changed-case check.</w:t>
-      </w:r>
-    </w:p>
-    <w:p>
-      <w:pPr>
-        <w:pStyle w:val="Heading3"/>
-      </w:pPr>
-      <w:r>
-        <w:t>Responsible Plant Classifier</w:t>
-      </w:r>
-    </w:p>
-    <w:p>
-      <w:pPr>
-        <w:spacing w:line="336" w:lineRule="auto" w:after="180"/>
-      </w:pPr>
-      <w:r>
-        <w:rPr>
-          <w:b w:val="0"/>
-        </w:rPr>
-        <w:t>Record majority and transparent-</w:t>
-      </w:r>
-      <w:r>
-        <w:rPr>
-          <w:b/>
-        </w:rPr>
-        <w:t>rule baseline</w:t>
-      </w:r>
-      <w:r>
-        <w:rPr>
-          <w:b w:val="0"/>
-        </w:rPr>
-        <w:t>s for the Plant Classifier using the frozen test plan.</w:t>
-      </w:r>
-    </w:p>
-    <w:p>
-      <w:pPr>
-        <w:spacing w:line="336" w:lineRule="auto" w:after="180"/>
-      </w:pPr>
-      <w:r>
-        <w:rPr>
-          <w:b w:val="0"/>
-        </w:rPr>
-        <w:t xml:space="preserve">Keep the decision, </w:t>
-      </w:r>
-      <w:r>
-        <w:rPr>
-          <w:b/>
-        </w:rPr>
-        <w:t>input</w:t>
-      </w:r>
-      <w:r>
-        <w:rPr>
-          <w:b w:val="0"/>
-        </w:rPr>
-        <w:t xml:space="preserve">, result, explanation and remaining limitation in the project </w:t>
-      </w:r>
-      <w:r>
-        <w:rPr>
-          <w:b/>
-        </w:rPr>
-        <w:t>evidence</w:t>
-      </w:r>
-      <w:r>
-        <w:rPr>
-          <w:b w:val="0"/>
-        </w:rPr>
-        <w:t xml:space="preserve"> record. Retrieve this record next week rather than restarting the project.</w:t>
-      </w:r>
-    </w:p>
-    <w:p>
-      <w:pPr>
-        <w:pStyle w:val="Heading3"/>
-      </w:pPr>
-      <w:r>
-        <w:t>Support and stretch</w:t>
-      </w:r>
-    </w:p>
-    <w:p>
-      <w:pPr>
-        <w:spacing w:line="336" w:lineRule="auto" w:after="180"/>
-      </w:pPr>
-      <w:r>
-        <w:rPr>
-          <w:b w:val="0"/>
-        </w:rPr>
-        <w:t xml:space="preserve">Use a tiny labelled dataset, explicit units and a named positive class. Stretch: require a </w:t>
-      </w:r>
-      <w:r>
-        <w:rPr>
-          <w:b/>
-        </w:rPr>
-        <w:t>baseline</w:t>
-      </w:r>
-      <w:r>
-        <w:rPr>
-          <w:b w:val="0"/>
-        </w:rPr>
-        <w:t>, held-out evaluation and subgroup or shifted-condition analysis with denominators.</w:t>
-      </w:r>
-    </w:p>
-    <w:p>
-      <w:pPr>
-        <w:pStyle w:val="Heading3"/>
-      </w:pPr>
-      <w:r>
-        <w:t>Exit reflection</w:t>
-      </w:r>
-    </w:p>
-    <w:p>
-      <w:pPr>
-        <w:spacing w:line="336" w:lineRule="auto" w:after="180"/>
-      </w:pPr>
-      <w:r>
-        <w:rPr>
-          <w:b w:val="0"/>
-        </w:rPr>
-        <w:t xml:space="preserve">Ask for one decision the learner can now justify and one situation requiring more </w:t>
-      </w:r>
-      <w:r>
-        <w:rPr>
-          <w:b/>
-        </w:rPr>
-        <w:t>evidence</w:t>
-      </w:r>
-      <w:r>
-        <w:rPr>
-          <w:b w:val="0"/>
-        </w:rPr>
-        <w:t xml:space="preserve"> or human review. Confidence ratings are separate from correct independent performance.</w:t>
-      </w:r>
-    </w:p>
-    <w:p>
-      <w:pPr>
-        <w:pStyle w:val="Heading3"/>
-      </w:pPr>
-      <w:r>
-        <w:t>Bridge to the next week</w:t>
-      </w:r>
-    </w:p>
-    <w:p>
-      <w:pPr>
-        <w:spacing w:line="336" w:lineRule="auto" w:after="180"/>
-      </w:pPr>
-      <w:r>
-        <w:rPr>
-          <w:b w:val="0"/>
-        </w:rPr>
-        <w:t xml:space="preserve">Next: Week 11: Decision Trees. Retrieve today’s </w:t>
-      </w:r>
-      <w:r>
-        <w:rPr>
-          <w:b/>
-        </w:rPr>
-        <w:t>evidence</w:t>
-      </w:r>
-      <w:r>
-        <w:rPr>
-          <w:b w:val="0"/>
-        </w:rPr>
-        <w:t xml:space="preserve"> and identify what carries forward and what is new.</w:t>
-      </w:r>
-    </w:p>
-    <w:p>
-      <w:pPr>
-        <w:pStyle w:val="Heading3"/>
-      </w:pPr>
-      <w:r>
-        <w:t>Support and fresh reassessment</w:t>
-      </w:r>
-    </w:p>
-    <w:p>
-      <w:pPr>
-        <w:spacing w:line="336" w:lineRule="auto" w:after="180"/>
-      </w:pPr>
-      <w:r>
-        <w:rPr>
-          <w:b w:val="0"/>
-        </w:rPr>
-        <w:t xml:space="preserve">Use labelled cards and matching ticks before fractions. Supply a blank row-aligned comparison table without </w:t>
-      </w:r>
-      <w:r>
-        <w:rPr>
-          <w:b/>
-        </w:rPr>
-        <w:t>prediction</w:t>
-      </w:r>
-      <w:r>
-        <w:rPr>
-          <w:b w:val="0"/>
-        </w:rPr>
-        <w:t>s.</w:t>
-      </w:r>
-    </w:p>
-    <w:p>
-      <w:pPr>
-        <w:spacing w:line="336" w:lineRule="auto" w:after="180"/>
-      </w:pPr>
-      <w:r>
-        <w:rPr>
-          <w:b w:val="0"/>
-        </w:rPr>
-        <w:t xml:space="preserve">Extension: construct two different </w:t>
-      </w:r>
-      <w:r>
-        <w:rPr>
-          <w:b/>
-        </w:rPr>
-        <w:t>prediction</w:t>
-      </w:r>
-      <w:r>
-        <w:rPr>
-          <w:b w:val="0"/>
-        </w:rPr>
-        <w:t xml:space="preserve"> lists with identical </w:t>
-      </w:r>
-      <w:r>
-        <w:rPr>
-          <w:b/>
-        </w:rPr>
-        <w:t>accuracy</w:t>
-      </w:r>
-      <w:r>
-        <w:rPr>
-          <w:b w:val="0"/>
-        </w:rPr>
-        <w:t xml:space="preserve"> but different missed rows, and explain how to report both.</w:t>
-      </w:r>
-    </w:p>
-    <w:p>
-      <w:pPr>
-        <w:spacing w:line="336" w:lineRule="auto" w:after="180"/>
-      </w:pPr>
-      <w:r>
-        <w:rPr>
-          <w:b w:val="0"/>
-        </w:rPr>
-        <w:t xml:space="preserve">Require W4 blocked from counts 3 versus 2, </w:t>
-      </w:r>
-      <w:r>
-        <w:rPr>
-          <w:b/>
-        </w:rPr>
-        <w:t>baseline</w:t>
-      </w:r>
-      <w:r>
-        <w:rPr>
-          <w:b w:val="0"/>
-        </w:rPr>
-        <w:t xml:space="preserve"> 2/4, candidate 3/4, one extra correct and 25 </w:t>
-      </w:r>
-      <w:r>
-        <w:rPr>
-          <w:b/>
-        </w:rPr>
-        <w:t>percentage point</w:t>
-      </w:r>
-      <w:r>
-        <w:rPr>
-          <w:b w:val="0"/>
-        </w:rPr>
-        <w:t xml:space="preserve">s. Fresh retry: </w:t>
-      </w:r>
-      <w:r>
-        <w:rPr>
-          <w:b/>
-        </w:rPr>
-        <w:t>training</w:t>
-      </w:r>
-      <w:r>
-        <w:rPr>
-          <w:b w:val="0"/>
-        </w:rPr>
-        <w:t xml:space="preserve"> clear, blocked, blocked, clear is tied, so choose clear by the declared rule.</w:t>
-      </w:r>
-    </w:p>
-    <w:p>
-      <w:pPr>
-        <w:spacing w:line="336" w:lineRule="auto" w:after="180"/>
-      </w:pPr>
-      <w:r>
-        <w:rPr>
-          <w:b w:val="0"/>
-        </w:rPr>
-        <w:t xml:space="preserve">Validation blocked, clear, blocked, blocked gives </w:t>
-      </w:r>
-      <w:r>
-        <w:rPr>
-          <w:b/>
-        </w:rPr>
-        <w:t>baseline</w:t>
-      </w:r>
-      <w:r>
-        <w:rPr>
-          <w:b w:val="0"/>
-        </w:rPr>
-        <w:t xml:space="preserve"> 1/4 or 25 percent. Candidate blocked, clear, clear, blocked gives 3/4 or 75 percent: two extra correct and 50 </w:t>
-      </w:r>
-      <w:r>
-        <w:rPr>
-          <w:b/>
-        </w:rPr>
-        <w:t>percentage point</w:t>
-      </w:r>
-      <w:r>
-        <w:rPr>
-          <w:b w:val="0"/>
-        </w:rPr>
-        <w:t>s.</w:t>
-      </w:r>
-    </w:p>
-    <w:p>
-      <w:pPr>
-        <w:spacing w:line="336" w:lineRule="auto" w:after="180"/>
       </w:pPr>
       <w:r>
         <w:rPr>
@@ -6307,56 +6218,10 @@
     </w:p>
     <w:p>
       <w:pPr>
-        <w:spacing w:line="336" w:lineRule="auto" w:after="180"/>
-      </w:pPr>
-      <w:r>
-        <w:rPr>
-          <w:b w:val="0"/>
-        </w:rPr>
-        <w:t xml:space="preserve">Week 8 searches candidate rules. Carry forward a frozen </w:t>
-      </w:r>
-      <w:r>
-        <w:rPr>
-          <w:b/>
-        </w:rPr>
-        <w:t>training</w:t>
-      </w:r>
-      <w:r>
-        <w:rPr>
-          <w:b w:val="0"/>
-        </w:rPr>
-        <w:t xml:space="preserve">-derived </w:t>
-      </w:r>
-      <w:r>
-        <w:rPr>
-          <w:b/>
-        </w:rPr>
-        <w:t>baseline</w:t>
-      </w:r>
-      <w:r>
-        <w:rPr>
-          <w:b w:val="0"/>
-        </w:rPr>
-        <w:t xml:space="preserve"> and a fair comparison record.</w:t>
-      </w:r>
-    </w:p>
-    <w:p>
-      <w:pPr>
-        <w:spacing w:line="336" w:lineRule="auto" w:after="180"/>
-      </w:pPr>
-      <w:r>
-        <w:rPr>
-          <w:b w:val="0"/>
-        </w:rPr>
-        <w:t>Teacher reference: scikit-learn DummyClassifier documentation, most_frequent strategy, https://scikit-learn.org/dev/modules/generated/sklearn.dummy.DummyClassifier.html (reviewed 2026-09-27).</w:t>
-      </w:r>
-    </w:p>
-    <w:p>
-      <w:pPr>
-        <w:pStyle w:val="Heading3"/>
-      </w:pPr>
-      <w:r>
-        <w:t>Plan the delayed return</w:t>
+        <w:pStyle w:val="Heading2"/>
+      </w:pPr>
+      <w:r>
+        <w:t>Delayed return</w:t>
       </w:r>
     </w:p>
     <w:p>
@@ -6573,71 +6438,200 @@
     </w:p>
     <w:p>
       <w:pPr>
+        <w:pStyle w:val="Heading2"/>
+      </w:pPr>
+      <w:r>
+        <w:t>Bridge and reflection</w:t>
+      </w:r>
+    </w:p>
+    <w:p>
+      <w:pPr>
+        <w:spacing w:line="336" w:lineRule="auto" w:after="180"/>
+      </w:pPr>
+      <w:r>
+        <w:rPr>
+          <w:b w:val="0"/>
+        </w:rPr>
+        <w:t xml:space="preserve">Ask for one decision the learner can now justify and one situation requiring more </w:t>
+      </w:r>
+      <w:r>
+        <w:rPr>
+          <w:b/>
+        </w:rPr>
+        <w:t>evidence</w:t>
+      </w:r>
+      <w:r>
+        <w:rPr>
+          <w:b w:val="0"/>
+        </w:rPr>
+        <w:t xml:space="preserve"> or human review. Confidence ratings are separate from correct independent performance.</w:t>
+      </w:r>
+    </w:p>
+    <w:p>
+      <w:pPr>
+        <w:spacing w:line="336" w:lineRule="auto" w:after="180"/>
+      </w:pPr>
+      <w:r>
+        <w:rPr>
+          <w:b w:val="0"/>
+        </w:rPr>
+        <w:t xml:space="preserve">Next: Week 11: Decision Trees. Retrieve today’s </w:t>
+      </w:r>
+      <w:r>
+        <w:rPr>
+          <w:b/>
+        </w:rPr>
+        <w:t>evidence</w:t>
+      </w:r>
+      <w:r>
+        <w:rPr>
+          <w:b w:val="0"/>
+        </w:rPr>
+        <w:t xml:space="preserve"> and identify what carries forward and what is new.</w:t>
+      </w:r>
+    </w:p>
+    <w:p>
+      <w:pPr>
+        <w:spacing w:line="336" w:lineRule="auto" w:after="180"/>
+      </w:pPr>
+      <w:r>
+        <w:rPr>
+          <w:b w:val="0"/>
+        </w:rPr>
+        <w:t xml:space="preserve">Next is Week11: Decision Trees. Carry forward the </w:t>
+      </w:r>
+      <w:r>
+        <w:rPr>
+          <w:b/>
+        </w:rPr>
+        <w:t>training</w:t>
+      </w:r>
+      <w:r>
+        <w:rPr>
+          <w:b w:val="0"/>
+        </w:rPr>
+        <w:t xml:space="preserve">-derived </w:t>
+      </w:r>
+      <w:r>
+        <w:rPr>
+          <w:b/>
+        </w:rPr>
+        <w:t>baseline</w:t>
+      </w:r>
+      <w:r>
+        <w:rPr>
+          <w:b w:val="0"/>
+        </w:rPr>
+        <w:t>, declared tie policy and row-aligned validation comparison. Primary reference: https://scikit-learn.org/stable/modules/generated/sklearn.dummy.DummyClassifier.html . This classroom exercise declares its own clear-on-tie policy; do not assume identical tie behavior from every library.</w:t>
+      </w:r>
+    </w:p>
+    <w:p>
+      <w:pPr>
+        <w:pStyle w:val="Heading2"/>
+      </w:pPr>
+      <w:r>
+        <w:t>Earlier wording, alternatives and picture transcripts · reference / check after trying</w:t>
+      </w:r>
+    </w:p>
+    <w:p>
+      <w:pPr>
+        <w:spacing w:line="336" w:lineRule="auto" w:after="180"/>
+      </w:pPr>
+      <w:r>
+        <w:rPr>
+          <w:b w:val="0"/>
+        </w:rPr>
+        <w:t>Connect and extend learning</w:t>
+      </w:r>
+    </w:p>
+    <w:p>
+      <w:pPr>
         <w:pStyle w:val="Heading3"/>
       </w:pPr>
       <w:r>
+        <w:t>Responsible Plant Classifier</w:t>
+      </w:r>
+    </w:p>
+    <w:p>
+      <w:pPr>
+        <w:pStyle w:val="Heading3"/>
+      </w:pPr>
+      <w:r>
+        <w:t>Support and stretch</w:t>
+      </w:r>
+    </w:p>
+    <w:p>
+      <w:pPr>
+        <w:pStyle w:val="Heading3"/>
+      </w:pPr>
+      <w:r>
+        <w:t>Exit reflection</w:t>
+      </w:r>
+    </w:p>
+    <w:p>
+      <w:pPr>
+        <w:pStyle w:val="Heading3"/>
+      </w:pPr>
+      <w:r>
+        <w:t>Bridge to the next week</w:t>
+      </w:r>
+    </w:p>
+    <w:p>
+      <w:pPr>
+        <w:pStyle w:val="Heading3"/>
+      </w:pPr>
+      <w:r>
+        <w:t>Support and fresh reassessment</w:t>
+      </w:r>
+    </w:p>
+    <w:p>
+      <w:pPr>
+        <w:pStyle w:val="Heading3"/>
+      </w:pPr>
+      <w:r>
+        <w:t>Plan the delayed return</w:t>
+      </w:r>
+    </w:p>
+    <w:p>
+      <w:pPr>
+        <w:pStyle w:val="Heading3"/>
+      </w:pPr>
+      <w:r>
         <w:t>Project evidence from this case</w:t>
       </w:r>
     </w:p>
     <w:p>
       <w:pPr>
+        <w:pStyle w:val="Heading1"/>
+      </w:pPr>
+      <w:r>
+        <w:t>Reference bank and extra practice</w:t>
+      </w:r>
+    </w:p>
+    <w:p>
+      <w:pPr>
+        <w:pStyle w:val="Heading1"/>
+      </w:pPr>
+      <w:r>
+        <w:t>07. Reference · Alternative planning checklist</w:t>
+      </w:r>
+    </w:p>
+    <w:p>
+      <w:r>
+        <w:t>Use alongside the main route without repeating the whole cycle.</w:t>
+      </w:r>
+    </w:p>
+    <w:p>
+      <w:pPr>
+        <w:pStyle w:val="Heading2"/>
+      </w:pPr>
+      <w:r>
+        <w:t>Planning and assessment reference</w:t>
+      </w:r>
+    </w:p>
+    <w:p>
+      <w:pPr>
         <w:spacing w:line="336" w:lineRule="auto" w:after="180"/>
-      </w:pPr>
-      <w:r>
-        <w:rPr>
-          <w:b w:val="0"/>
-        </w:rPr>
-        <w:t xml:space="preserve">For your Responsible Plant Classifier, save the </w:t>
-      </w:r>
-      <w:r>
-        <w:rPr>
-          <w:b/>
-        </w:rPr>
-        <w:t>input</w:t>
-      </w:r>
-      <w:r>
-        <w:rPr>
-          <w:b w:val="0"/>
-        </w:rPr>
-        <w:t>, procedure, observed result and limitation of this check.</w:t>
-      </w:r>
-    </w:p>
-    <w:p>
-      <w:pPr>
-        <w:spacing w:line="336" w:lineRule="auto" w:after="180"/>
-      </w:pPr>
-      <w:r>
-        <w:rPr>
-          <w:b w:val="0"/>
-        </w:rPr>
-        <w:t>Label this worked example as practice; use a different, previously unreviewed case when checking independent understanding.</w:t>
-      </w:r>
-    </w:p>
-    <w:p>
-      <w:pPr>
-        <w:pStyle w:val="Heading1"/>
-      </w:pPr>
-      <w:r>
-        <w:t>07. Prepare, teach and assess</w:t>
-      </w:r>
-    </w:p>
-    <w:p>
-      <w:r>
-        <w:t>Use this preparation summary alongside the detailed Baselines First lesson; it is a checklist rather than a replacement for the full sequence.</w:t>
-      </w:r>
-    </w:p>
-    <w:p>
-      <w:pPr>
-        <w:pStyle w:val="Heading3"/>
-      </w:pPr>
-      <w:r>
-        <w:t>Teaching target</w:t>
-      </w:r>
-    </w:p>
-    <w:p>
-      <w:pPr>
-        <w:spacing w:line="336" w:lineRule="auto" w:after="180"/>
-        <w:shd w:fill="EDF7F3"/>
       </w:pPr>
       <w:r>
         <w:rPr>
@@ -6897,16 +6891,7 @@
     </w:p>
     <w:p>
       <w:pPr>
-        <w:pStyle w:val="Heading3"/>
-      </w:pPr>
-      <w:r>
-        <w:t>Supported practice answer</w:t>
-      </w:r>
-    </w:p>
-    <w:p>
-      <w:pPr>
         <w:spacing w:line="336" w:lineRule="auto" w:after="180"/>
-        <w:shd w:fill="F1F6FC"/>
       </w:pPr>
       <w:r>
         <w:rPr>
@@ -7011,16 +6996,7 @@
     </w:p>
     <w:p>
       <w:pPr>
-        <w:pStyle w:val="Heading3"/>
-      </w:pPr>
-      <w:r>
-        <w:t>Repair the misconception</w:t>
-      </w:r>
-    </w:p>
-    <w:p>
-      <w:pPr>
         <w:spacing w:line="336" w:lineRule="auto" w:after="180"/>
-        <w:shd w:fill="FFF5E6"/>
       </w:pPr>
       <w:r>
         <w:rPr>
@@ -7055,16 +7031,7 @@
     </w:p>
     <w:p>
       <w:pPr>
-        <w:pStyle w:val="Heading3"/>
-      </w:pPr>
-      <w:r>
-        <w:t>Support without giving away the answer</w:t>
-      </w:r>
-    </w:p>
-    <w:p>
-      <w:pPr>
         <w:spacing w:line="336" w:lineRule="auto" w:after="180"/>
-        <w:shd w:fill="F1F6F8"/>
       </w:pPr>
       <w:r>
         <w:rPr>
@@ -7087,16 +7054,7 @@
     </w:p>
     <w:p>
       <w:pPr>
-        <w:pStyle w:val="Heading3"/>
-      </w:pPr>
-      <w:r>
-        <w:t>Extend the reasoning</w:t>
-      </w:r>
-    </w:p>
-    <w:p>
-      <w:pPr>
         <w:spacing w:line="336" w:lineRule="auto" w:after="180"/>
-        <w:shd w:fill="F5F1FB"/>
       </w:pPr>
       <w:r>
         <w:rPr>
@@ -7132,7 +7090,6 @@
     <w:p>
       <w:pPr>
         <w:spacing w:line="336" w:lineRule="auto" w:after="180"/>
-        <w:shd w:fill="F5F1FB"/>
       </w:pPr>
       <w:r>
         <w:rPr>
@@ -7155,16 +7112,7 @@
     </w:p>
     <w:p>
       <w:pPr>
-        <w:pStyle w:val="Heading3"/>
-      </w:pPr>
-      <w:r>
-        <w:t>Protect the independent attempt</w:t>
-      </w:r>
-    </w:p>
-    <w:p>
-      <w:pPr>
         <w:spacing w:line="336" w:lineRule="auto" w:after="180"/>
-        <w:shd w:fill="FFF5E6"/>
       </w:pPr>
       <w:r>
         <w:rPr>
@@ -7359,16 +7307,7 @@
     </w:tbl>
     <w:p>
       <w:pPr>
-        <w:pStyle w:val="Heading3"/>
-      </w:pPr>
-      <w:r>
-        <w:t>Project checkpoint</w:t>
-      </w:r>
-    </w:p>
-    <w:p>
-      <w:pPr>
         <w:spacing w:line="336" w:lineRule="auto" w:after="180"/>
-        <w:shd w:fill="EDF7F3"/>
       </w:pPr>
       <w:r>
         <w:rPr>
@@ -7429,12 +7368,20 @@
         <w:pStyle w:val="Heading1"/>
       </w:pPr>
       <w:r>
-        <w:t>08. Use feedback, labs and repair paths</w:t>
-      </w:r>
-    </w:p>
-    <w:p>
-      <w:r>
-        <w:t>Use feedback, earlier review and portfolios purposefully. Apply the coding routine only when this lesson has an executable lab.</w:t>
+        <w:t>08. Reference · Feedback and evidence records</w:t>
+      </w:r>
+    </w:p>
+    <w:p>
+      <w:r>
+        <w:t>Keep supported rehearsal separate from independent performance.</w:t>
+      </w:r>
+    </w:p>
+    <w:p>
+      <w:pPr>
+        <w:pStyle w:val="Heading2"/>
+      </w:pPr>
+      <w:r>
+        <w:t>Record and repair</w:t>
       </w:r>
     </w:p>
     <w:p>
@@ -7479,6 +7426,48 @@
         <w:rPr>
           <w:b w:val="0"/>
         </w:rPr>
+        <w:t>Use the earlier worked-explanation links to address a specific missing building block, then return to the current question. Adapt this suggestion after observing the learner; it is not an automatic diagnosis.</w:t>
+      </w:r>
+    </w:p>
+    <w:p>
+      <w:pPr>
+        <w:spacing w:line="336" w:lineRule="auto" w:after="180"/>
+      </w:pPr>
+      <w:r>
+        <w:rPr>
+          <w:b w:val="0"/>
+        </w:rPr>
+        <w:t xml:space="preserve">Collect the completed-work portfolio as </w:t>
+      </w:r>
+      <w:r>
+        <w:rPr>
+          <w:b/>
+        </w:rPr>
+        <w:t>evidence</w:t>
+      </w:r>
+      <w:r>
+        <w:rPr>
+          <w:b w:val="0"/>
+        </w:rPr>
+        <w:t>. Record support separately from correctness, and assess explanation, trace/test and limitations. Progress ticks and quiz selections alone do not establish mastery.</w:t>
+      </w:r>
+    </w:p>
+    <w:p>
+      <w:pPr>
+        <w:pStyle w:val="Heading2"/>
+      </w:pPr>
+      <w:r>
+        <w:t>Earlier wording, alternatives and picture transcripts · reference / check after trying</w:t>
+      </w:r>
+    </w:p>
+    <w:p>
+      <w:pPr>
+        <w:spacing w:line="336" w:lineRule="auto" w:after="180"/>
+      </w:pPr>
+      <w:r>
+        <w:rPr>
+          <w:b w:val="0"/>
+        </w:rPr>
         <w:t xml:space="preserve">Ask students to predict before running code. Preserve errors and actual </w:t>
       </w:r>
       <w:r>
@@ -7496,77 +7485,20 @@
     </w:p>
     <w:p>
       <w:pPr>
-        <w:spacing w:line="336" w:lineRule="auto" w:after="180"/>
-      </w:pPr>
-      <w:r>
-        <w:rPr>
-          <w:b w:val="0"/>
-        </w:rPr>
-        <w:t>Use the earlier worked-explanation links to address a specific missing building block, then return to the current question. Adapt this suggestion after observing the learner; it is not an automatic diagnosis.</w:t>
-      </w:r>
-    </w:p>
-    <w:p>
-      <w:pPr>
-        <w:spacing w:line="336" w:lineRule="auto" w:after="180"/>
-      </w:pPr>
-      <w:r>
-        <w:rPr>
-          <w:b w:val="0"/>
-        </w:rPr>
-        <w:t xml:space="preserve">Collect the completed-work portfolio as </w:t>
-      </w:r>
-      <w:r>
-        <w:rPr>
-          <w:b/>
-        </w:rPr>
-        <w:t>evidence</w:t>
-      </w:r>
-      <w:r>
-        <w:rPr>
-          <w:b w:val="0"/>
-        </w:rPr>
-        <w:t>. Record support separately from correctness, and assess explanation, trace/test and limitations. Progress ticks and quiz selections alone do not establish mastery.</w:t>
-      </w:r>
-    </w:p>
-    <w:p>
-      <w:pPr>
         <w:pStyle w:val="Heading1"/>
       </w:pPr>
       <w:r>
-        <w:t>09. Visual concept journey</w:t>
-      </w:r>
-    </w:p>
-    <w:p>
-      <w:r>
-        <w:t>Show one Baselines First graphic at a time, request a prediction and discuss its trace before the independent assessment.</w:t>
-      </w:r>
-    </w:p>
-    <w:p>
-      <w:pPr>
-        <w:spacing w:line="336" w:lineRule="auto" w:after="180"/>
-      </w:pPr>
-      <w:r>
-        <w:rPr>
-          <w:b w:val="0"/>
-        </w:rPr>
-        <w:t xml:space="preserve">Use one picture at a time. Hide a worked result before asking for a </w:t>
-      </w:r>
-      <w:r>
-        <w:rPr>
-          <w:b/>
-        </w:rPr>
-        <w:t>prediction</w:t>
-      </w:r>
-      <w:r>
-        <w:rPr>
-          <w:b w:val="0"/>
-        </w:rPr>
-        <w:t>, then reveal it for feedback. These are supported teaching cases; retain the separate independent assessment for a fresh first attempt.</w:t>
-      </w:r>
-    </w:p>
-    <w:p>
-      <w:pPr>
-        <w:pStyle w:val="Heading3"/>
+        <w:t>09. Reference · Teach with the six pictures</w:t>
+      </w:r>
+    </w:p>
+    <w:p>
+      <w:r>
+        <w:t>Choose one picture for a specific reasoning move.</w:t>
+      </w:r>
+    </w:p>
+    <w:p>
+      <w:pPr>
+        <w:pStyle w:val="Heading2"/>
       </w:pPr>
       <w:r>
         <w:t>01. Baselines First: the case</w:t>
@@ -7577,7 +7509,7 @@
         <w:drawing>
           <wp:inline xmlns:a="http://schemas.openxmlformats.org/drawingml/2006/main" xmlns:pic="http://schemas.openxmlformats.org/drawingml/2006/picture">
             <wp:extent cx="5486400" cy="3142488"/>
-            <wp:docPr id="2" name="Picture 2" descr="Make a simple baseline earn its place before claiming a better classifier. Supplied facts: Training labels: healthy, healthy, spotted. Majority baseline predicts healthy. Validation references: healthy, spotted, healthy, spotted. All inputs and outcomes in this worked example are invented classroom data; no real model run is claimed."/>
+            <wp:docPr id="3" name="Picture 3" descr="Make a simple baseline earn its place before claiming a better classifier. Supplied facts: Training labels: healthy, healthy, spotted. Majority baseline predicts healthy. Validation references: healthy, spotted, healthy, spotted. All inputs and outcomes in this worked example are invented classroom data; no real model run is claimed."/>
             <wp:cNvGraphicFramePr>
               <a:graphicFrameLocks noChangeAspect="1"/>
             </wp:cNvGraphicFramePr>
@@ -7589,7 +7521,7 @@
                     <pic:cNvPicPr/>
                   </pic:nvPicPr>
                   <pic:blipFill>
-                    <a:blip r:embed="rId10"/>
+                    <a:blip r:embed="rId11"/>
                     <a:stretch>
                       <a:fillRect/>
                     </a:stretch>
@@ -7681,7 +7613,6 @@
     <w:p>
       <w:pPr>
         <w:spacing w:line="336" w:lineRule="auto" w:after="180"/>
-        <w:shd w:fill="F5F1FB"/>
       </w:pPr>
       <w:r>
         <w:rPr>
@@ -7692,16 +7623,7 @@
     </w:p>
     <w:p>
       <w:pPr>
-        <w:pStyle w:val="Heading3"/>
-      </w:pPr>
-      <w:r>
-        <w:t>Discuss while showing the picture</w:t>
-      </w:r>
-    </w:p>
-    <w:p>
-      <w:pPr>
         <w:spacing w:line="336" w:lineRule="auto" w:after="180"/>
-        <w:shd w:fill="F1F6F8"/>
       </w:pPr>
       <w:r>
         <w:rPr>
@@ -7712,7 +7634,7 @@
     </w:p>
     <w:p>
       <w:pPr>
-        <w:pStyle w:val="Heading3"/>
+        <w:pStyle w:val="Heading2"/>
       </w:pPr>
       <w:r>
         <w:t>02. Follow the deciding steps</w:t>
@@ -7723,7 +7645,7 @@
         <w:drawing>
           <wp:inline xmlns:a="http://schemas.openxmlformats.org/drawingml/2006/main" xmlns:pic="http://schemas.openxmlformats.org/drawingml/2006/picture">
             <wp:extent cx="5486400" cy="3337560"/>
-            <wp:docPr id="3" name="Picture 3" descr="Fit baseline: Training majority is healthy: 2 of 3 labels. → Score baseline: Always healthy matches 2/4 validation cases: 50%. → Compare candidate: Supplied candidate predictions healthy, spotted, spotted, spotted match 3/4: 75%."/>
+            <wp:docPr id="4" name="Picture 4" descr="Fit baseline: Training majority is healthy: 2 of 3 labels. → Score baseline: Always healthy matches 2/4 validation cases: 50%. → Compare candidate: Supplied candidate predictions healthy, spotted, spotted, spotted match 3/4: 75%."/>
             <wp:cNvGraphicFramePr>
               <a:graphicFrameLocks noChangeAspect="1"/>
             </wp:cNvGraphicFramePr>
@@ -7735,7 +7657,7 @@
                     <pic:cNvPicPr/>
                   </pic:nvPicPr>
                   <pic:blipFill>
-                    <a:blip r:embed="rId11"/>
+                    <a:blip r:embed="rId9"/>
                     <a:stretch>
                       <a:fillRect/>
                     </a:stretch>
@@ -7816,7 +7738,6 @@
     <w:p>
       <w:pPr>
         <w:spacing w:line="336" w:lineRule="auto" w:after="180"/>
-        <w:shd w:fill="F5F1FB"/>
       </w:pPr>
       <w:r>
         <w:rPr>
@@ -7839,16 +7760,7 @@
     </w:p>
     <w:p>
       <w:pPr>
-        <w:pStyle w:val="Heading3"/>
-      </w:pPr>
-      <w:r>
-        <w:t>Discuss while showing the picture</w:t>
-      </w:r>
-    </w:p>
-    <w:p>
-      <w:pPr>
         <w:spacing w:line="336" w:lineRule="auto" w:after="180"/>
-        <w:shd w:fill="F1F6F8"/>
       </w:pPr>
       <w:r>
         <w:rPr>
@@ -7871,7 +7783,7 @@
     </w:p>
     <w:p>
       <w:pPr>
-        <w:pStyle w:val="Heading3"/>
+        <w:pStyle w:val="Heading2"/>
       </w:pPr>
       <w:r>
         <w:t>03. Keep fitting separate from scoring</w:t>
@@ -7882,7 +7794,7 @@
         <w:drawing>
           <wp:inline xmlns:a="http://schemas.openxmlformats.org/drawingml/2006/main" xmlns:pic="http://schemas.openxmlformats.org/drawingml/2006/picture">
             <wp:extent cx="5486400" cy="2834640"/>
-            <wp:docPr id="4" name="Picture 4" descr="Keep fitting separate from scoring. Training labels only | Count clear and blocked | Store prediction clear. New validation examples | Repeat stored prediction | clear for every row. Validation labels | Compare after prediction | 2 correct out of 4"/>
+            <wp:docPr id="5" name="Picture 5" descr="Keep fitting separate from scoring. Training labels only | Count clear and blocked | Store prediction clear. New validation examples | Repeat stored prediction | clear for every row. Validation labels | Compare after prediction | 2 correct out of 4"/>
             <wp:cNvGraphicFramePr>
               <a:graphicFrameLocks noChangeAspect="1"/>
             </wp:cNvGraphicFramePr>
@@ -7998,7 +7910,6 @@
     <w:p>
       <w:pPr>
         <w:spacing w:line="336" w:lineRule="auto" w:after="180"/>
-        <w:shd w:fill="F5F1FB"/>
       </w:pPr>
       <w:r>
         <w:rPr>
@@ -8009,16 +7920,7 @@
     </w:p>
     <w:p>
       <w:pPr>
-        <w:pStyle w:val="Heading3"/>
-      </w:pPr>
-      <w:r>
-        <w:t>Discuss while showing the picture</w:t>
-      </w:r>
-    </w:p>
-    <w:p>
-      <w:pPr>
         <w:spacing w:line="336" w:lineRule="auto" w:after="180"/>
-        <w:shd w:fill="F1F6F8"/>
       </w:pPr>
       <w:r>
         <w:rPr>
@@ -8029,7 +7931,7 @@
     </w:p>
     <w:p>
       <w:pPr>
-        <w:pStyle w:val="Heading3"/>
+        <w:pStyle w:val="Heading2"/>
       </w:pPr>
       <w:r>
         <w:t>04. Change one thing. Trace what follows.</w:t>
@@ -8040,7 +7942,7 @@
         <w:drawing>
           <wp:inline xmlns:a="http://schemas.openxmlformats.org/drawingml/2006/main" xmlns:pic="http://schemas.openxmlformats.org/drawingml/2006/picture">
             <wp:extent cx="5486400" cy="3026664"/>
-            <wp:docPr id="5" name="Picture 5" descr="Original case: Supplied candidate predictions healthy, spotted, spotted, spotted match 3/4: 75%. Changed condition: Change the third candidate prediction from spotted to healthy. Expected result: Candidate becomes correct on all 4 validation cases. Reason: Only the previously wrong third decision changes; baseline stays fixed at 2/4."/>
+            <wp:docPr id="6" name="Picture 6" descr="Original case: Supplied candidate predictions healthy, spotted, spotted, spotted match 3/4: 75%. Changed condition: Change the third candidate prediction from spotted to healthy. Expected result: Candidate becomes correct on all 4 validation cases. Reason: Only the previously wrong third decision changes; baseline stays fixed at 2/4."/>
             <wp:cNvGraphicFramePr>
               <a:graphicFrameLocks noChangeAspect="1"/>
             </wp:cNvGraphicFramePr>
@@ -8132,7 +8034,6 @@
     <w:p>
       <w:pPr>
         <w:spacing w:line="336" w:lineRule="auto" w:after="180"/>
-        <w:shd w:fill="F5F1FB"/>
       </w:pPr>
       <w:r>
         <w:rPr>
@@ -8143,16 +8044,7 @@
     </w:p>
     <w:p>
       <w:pPr>
-        <w:pStyle w:val="Heading3"/>
-      </w:pPr>
-      <w:r>
-        <w:t>Discuss while showing the picture</w:t>
-      </w:r>
-    </w:p>
-    <w:p>
-      <w:pPr>
         <w:spacing w:line="336" w:lineRule="auto" w:after="180"/>
-        <w:shd w:fill="F1F6F8"/>
       </w:pPr>
       <w:r>
         <w:rPr>
@@ -8164,7 +8056,6 @@
     <w:p>
       <w:pPr>
         <w:spacing w:line="336" w:lineRule="auto" w:after="180"/>
-        <w:shd w:fill="F1F6F8"/>
       </w:pPr>
       <w:r>
         <w:rPr>
@@ -8187,7 +8078,7 @@
     </w:p>
     <w:p>
       <w:pPr>
-        <w:pStyle w:val="Heading3"/>
+        <w:pStyle w:val="Heading2"/>
       </w:pPr>
       <w:r>
         <w:t>05. Connect the explanation to its limit</w:t>
@@ -8198,7 +8089,7 @@
         <w:drawing>
           <wp:inline xmlns:a="http://schemas.openxmlformats.org/drawingml/2006/main" xmlns:pic="http://schemas.openxmlformats.org/drawingml/2006/picture">
             <wp:extent cx="5486400" cy="2834640"/>
-            <wp:docPr id="6" name="Picture 6" descr="Read the picture in order. Supplied candidate predictions healthy, spotted, spotted, spotted match 3/4: 75%. The arrows show which recorded input or intermediate result each decision uses. Explain the deciding step aloud before checking the changed case; pointing to the final answer alone does not show how it follows. Limit: These supplied predictions illustrate comparison. No actual model was trained, and four cases are limited evidence."/>
+            <wp:docPr id="7" name="Picture 7" descr="Read the picture in order. Supplied candidate predictions healthy, spotted, spotted, spotted match 3/4: 75%. The arrows show which recorded input or intermediate result each decision uses. Explain the deciding step aloud before checking the changed case; pointing to the final answer alone does not show how it follows. Limit: These supplied predictions illustrate comparison. No actual model was trained, and four cases are limited evidence."/>
             <wp:cNvGraphicFramePr>
               <a:graphicFrameLocks noChangeAspect="1"/>
             </wp:cNvGraphicFramePr>
@@ -8313,7 +8204,6 @@
     <w:p>
       <w:pPr>
         <w:spacing w:line="336" w:lineRule="auto" w:after="180"/>
-        <w:shd w:fill="F5F1FB"/>
       </w:pPr>
       <w:r>
         <w:rPr>
@@ -8324,16 +8214,7 @@
     </w:p>
     <w:p>
       <w:pPr>
-        <w:pStyle w:val="Heading3"/>
-      </w:pPr>
-      <w:r>
-        <w:t>Discuss while showing the picture</w:t>
-      </w:r>
-    </w:p>
-    <w:p>
-      <w:pPr>
         <w:spacing w:line="336" w:lineRule="auto" w:after="180"/>
-        <w:shd w:fill="F1F6F8"/>
       </w:pPr>
       <w:r>
         <w:rPr>
@@ -8345,7 +8226,6 @@
     <w:p>
       <w:pPr>
         <w:spacing w:line="336" w:lineRule="auto" w:after="180"/>
-        <w:shd w:fill="F1F6F8"/>
       </w:pPr>
       <w:r>
         <w:rPr>
@@ -8380,7 +8260,7 @@
     </w:p>
     <w:p>
       <w:pPr>
-        <w:pStyle w:val="Heading3"/>
+        <w:pStyle w:val="Heading2"/>
       </w:pPr>
       <w:r>
         <w:t>06. Make the idea visible in your project</w:t>
@@ -8391,7 +8271,7 @@
         <w:drawing>
           <wp:inline xmlns:a="http://schemas.openxmlformats.org/drawingml/2006/main" xmlns:pic="http://schemas.openxmlformats.org/drawingml/2006/picture">
             <wp:extent cx="5486400" cy="3681984"/>
-            <wp:docPr id="7" name="Picture 7" descr="For your Responsible Plant Classifier, save the input, procedure, observed result and limitation of this check. Label this worked example as practice; use a different, previously unreviewed case when checking independent understanding. Draw your input, deciding step, result and limit. Supported question: Can the candidate’s training accuracy replace this validation comparison? Point to the relevant step in the picture, then write the changed result and the rule or evidence that supports it."/>
+            <wp:docPr id="8" name="Picture 8" descr="For your Responsible Plant Classifier, save the input, procedure, observed result and limitation of this check. Label this worked example as practice; use a different, previously unreviewed case when checking independent understanding. Draw your input, deciding step, result and limit. Supported question: Can the candidate’s training accuracy replace this validation comparison? Point to the relevant step in the picture, then write the changed result and the rule or evidence that supports it."/>
             <wp:cNvGraphicFramePr>
               <a:graphicFrameLocks noChangeAspect="1"/>
             </wp:cNvGraphicFramePr>
@@ -8518,7 +8398,6 @@
     <w:p>
       <w:pPr>
         <w:spacing w:line="336" w:lineRule="auto" w:after="180"/>
-        <w:shd w:fill="F5F1FB"/>
       </w:pPr>
       <w:r>
         <w:rPr>
@@ -8541,94 +8420,162 @@
     </w:p>
     <w:p>
       <w:pPr>
+        <w:spacing w:line="336" w:lineRule="auto" w:after="180"/>
+      </w:pPr>
+      <w:r>
+        <w:rPr>
+          <w:b w:val="0"/>
+        </w:rPr>
+        <w:t xml:space="preserve">Teacher prompt: Draw your project trace and justify the deciding step using </w:t>
+      </w:r>
+      <w:r>
+        <w:rPr>
+          <w:b/>
+        </w:rPr>
+        <w:t>evidence</w:t>
+      </w:r>
+      <w:r>
+        <w:rPr>
+          <w:b w:val="0"/>
+        </w:rPr>
+        <w:t>. Ask learners to describe one label or arrow in ordinary words. Use the adjacent transcript if the image is difficult to see.</w:t>
+      </w:r>
+    </w:p>
+    <w:p>
+      <w:pPr>
+        <w:spacing w:line="336" w:lineRule="auto" w:after="180"/>
+      </w:pPr>
+      <w:r>
+        <w:rPr>
+          <w:b w:val="0"/>
+        </w:rPr>
+        <w:t xml:space="preserve">Supported practice key: No. Compare candidate and </w:t>
+      </w:r>
+      <w:r>
+        <w:rPr>
+          <w:b/>
+        </w:rPr>
+        <w:t>baseline</w:t>
+      </w:r>
+      <w:r>
+        <w:rPr>
+          <w:b w:val="0"/>
+        </w:rPr>
+        <w:t xml:space="preserve"> on the same held-out cases and references; </w:t>
+      </w:r>
+      <w:r>
+        <w:rPr>
+          <w:b/>
+        </w:rPr>
+        <w:t>training</w:t>
+      </w:r>
+      <w:r>
+        <w:rPr>
+          <w:b w:val="0"/>
+        </w:rPr>
+        <w:t xml:space="preserve"> fit answers a different question. Changed-case check: Candidate becomes correct on all 4 validation cases.</w:t>
+      </w:r>
+    </w:p>
+    <w:p>
+      <w:pPr>
+        <w:spacing w:line="336" w:lineRule="auto" w:after="180"/>
+      </w:pPr>
+      <w:r>
+        <w:rPr>
+          <w:b w:val="0"/>
+        </w:rPr>
+        <w:t xml:space="preserve">Only the previously wrong third decision changes; </w:t>
+      </w:r>
+      <w:r>
+        <w:rPr>
+          <w:b/>
+        </w:rPr>
+        <w:t>baseline</w:t>
+      </w:r>
+      <w:r>
+        <w:rPr>
+          <w:b w:val="0"/>
+        </w:rPr>
+        <w:t xml:space="preserve"> stays fixed at 2/4.</w:t>
+      </w:r>
+    </w:p>
+    <w:p>
+      <w:pPr>
+        <w:pStyle w:val="Heading2"/>
+      </w:pPr>
+      <w:r>
+        <w:t>Earlier wording, alternatives and picture transcripts · reference / check after trying</w:t>
+      </w:r>
+    </w:p>
+    <w:p>
+      <w:pPr>
+        <w:spacing w:line="336" w:lineRule="auto" w:after="180"/>
+      </w:pPr>
+      <w:r>
+        <w:rPr>
+          <w:b w:val="0"/>
+        </w:rPr>
+        <w:t xml:space="preserve">Use one picture at a time. Hide a worked result before asking for a </w:t>
+      </w:r>
+      <w:r>
+        <w:rPr>
+          <w:b/>
+        </w:rPr>
+        <w:t>prediction</w:t>
+      </w:r>
+      <w:r>
+        <w:rPr>
+          <w:b w:val="0"/>
+        </w:rPr>
+        <w:t>, then reveal it for feedback. These are supported teaching cases; retain the separate independent assessment for a fresh first attempt.</w:t>
+      </w:r>
+    </w:p>
+    <w:p>
+      <w:pPr>
         <w:pStyle w:val="Heading3"/>
       </w:pPr>
       <w:r>
-        <w:t>Discuss while showing the picture</w:t>
-      </w:r>
-    </w:p>
-    <w:p>
-      <w:pPr>
-        <w:spacing w:line="336" w:lineRule="auto" w:after="180"/>
-        <w:shd w:fill="F1F6F8"/>
-      </w:pPr>
-      <w:r>
-        <w:rPr>
-          <w:b w:val="0"/>
-        </w:rPr>
-        <w:t xml:space="preserve">Teacher prompt: Draw your project trace and justify the deciding step using </w:t>
-      </w:r>
-      <w:r>
-        <w:rPr>
-          <w:b/>
-        </w:rPr>
-        <w:t>evidence</w:t>
-      </w:r>
-      <w:r>
-        <w:rPr>
-          <w:b w:val="0"/>
-        </w:rPr>
-        <w:t>. Ask learners to describe one label or arrow in ordinary words. Use the adjacent transcript if the image is difficult to see.</w:t>
-      </w:r>
-    </w:p>
-    <w:p>
-      <w:pPr>
-        <w:spacing w:line="336" w:lineRule="auto" w:after="180"/>
-        <w:shd w:fill="F1F6F8"/>
-      </w:pPr>
-      <w:r>
-        <w:rPr>
-          <w:b w:val="0"/>
-        </w:rPr>
-        <w:t xml:space="preserve">Supported practice key: No. Compare candidate and </w:t>
-      </w:r>
-      <w:r>
-        <w:rPr>
-          <w:b/>
-        </w:rPr>
-        <w:t>baseline</w:t>
-      </w:r>
-      <w:r>
-        <w:rPr>
-          <w:b w:val="0"/>
-        </w:rPr>
-        <w:t xml:space="preserve"> on the same held-out cases and references; </w:t>
-      </w:r>
-      <w:r>
-        <w:rPr>
-          <w:b/>
-        </w:rPr>
-        <w:t>training</w:t>
-      </w:r>
-      <w:r>
-        <w:rPr>
-          <w:b w:val="0"/>
-        </w:rPr>
-        <w:t xml:space="preserve"> fit answers a different question. Changed-case check: Candidate becomes correct on all 4 validation cases.</w:t>
-      </w:r>
-    </w:p>
-    <w:p>
-      <w:pPr>
-        <w:spacing w:line="336" w:lineRule="auto" w:after="180"/>
-        <w:shd w:fill="F1F6F8"/>
-      </w:pPr>
-      <w:r>
-        <w:rPr>
-          <w:b w:val="0"/>
-        </w:rPr>
-        <w:t xml:space="preserve">Only the previously wrong third decision changes; </w:t>
-      </w:r>
-      <w:r>
-        <w:rPr>
-          <w:b/>
-        </w:rPr>
-        <w:t>baseline</w:t>
-      </w:r>
-      <w:r>
-        <w:rPr>
-          <w:b w:val="0"/>
-        </w:rPr>
-        <w:t xml:space="preserve"> stays fixed at 2/4.</w:t>
+        <w:t>01. Baselines First: the case</w:t>
+      </w:r>
+    </w:p>
+    <w:p>
+      <w:pPr>
+        <w:pStyle w:val="Heading3"/>
+      </w:pPr>
+      <w:r>
+        <w:t>02. Follow the deciding steps</w:t>
+      </w:r>
+    </w:p>
+    <w:p>
+      <w:pPr>
+        <w:pStyle w:val="Heading3"/>
+      </w:pPr>
+      <w:r>
+        <w:t>03. Keep fitting separate from scoring</w:t>
+      </w:r>
+    </w:p>
+    <w:p>
+      <w:pPr>
+        <w:pStyle w:val="Heading3"/>
+      </w:pPr>
+      <w:r>
+        <w:t>04. Change one thing. Trace what follows.</w:t>
+      </w:r>
+    </w:p>
+    <w:p>
+      <w:pPr>
+        <w:pStyle w:val="Heading3"/>
+      </w:pPr>
+      <w:r>
+        <w:t>05. Connect the explanation to its limit</w:t>
+      </w:r>
+    </w:p>
+    <w:p>
+      <w:pPr>
+        <w:pStyle w:val="Heading3"/>
+      </w:pPr>
+      <w:r>
+        <w:t>06. Make the idea visible in your project</w:t>
       </w:r>
     </w:p>
     <w:sectPr>
